--- a/Paper/Roebuck_Exchange_DOM_Chemistry_Final.docx
+++ b/Paper/Roebuck_Exchange_DOM_Chemistry_Final.docx
@@ -1,6 +1,6 @@
 
 <file path=word/document.xml><?xml version="1.0" encoding="utf-8"?>
-<w:document xmlns:wpc="http://schemas.microsoft.com/office/word/2010/wordprocessingCanvas" xmlns:cx="http://schemas.microsoft.com/office/drawing/2014/chartex" xmlns:cx1="http://schemas.microsoft.com/office/drawing/2015/9/8/chartex" xmlns:cx2="http://schemas.microsoft.com/office/drawing/2015/10/21/chartex" xmlns:cx3="http://schemas.microsoft.com/office/drawing/2016/5/9/chartex" xmlns:cx4="http://schemas.microsoft.com/office/drawing/2016/5/10/chartex" xmlns:cx5="http://schemas.microsoft.com/office/drawing/2016/5/11/chartex" xmlns:cx6="http://schemas.microsoft.com/office/drawing/2016/5/12/chartex" xmlns:cx7="http://schemas.microsoft.com/office/drawing/2016/5/13/chartex" xmlns:cx8="http://schemas.microsoft.com/office/drawing/2016/5/14/chartex" xmlns:mc="http://schemas.openxmlformats.org/markup-compatibility/2006" xmlns:aink="http://schemas.microsoft.com/office/drawing/2016/ink" xmlns:am3d="http://schemas.microsoft.com/office/drawing/2017/model3d" xmlns:o="urn:schemas-microsoft-com:office:office" xmlns:oel="http://schemas.microsoft.com/office/2019/extlst" xmlns:r="http://schemas.openxmlformats.org/officeDocument/2006/relationships" xmlns:m="http://schemas.openxmlformats.org/officeDocument/2006/math" xmlns:v="urn:schemas-microsoft-com:vml" xmlns:wp14="http://schemas.microsoft.com/office/word/2010/wordprocessingDrawing" xmlns:wp="http://schemas.openxmlformats.org/drawingml/2006/wordprocessingDrawing" xmlns:w10="urn:schemas-microsoft-com:office:word" xmlns:w="http://schemas.openxmlformats.org/wordprocessingml/2006/main" xmlns:w14="http://schemas.microsoft.com/office/word/2010/wordml" xmlns:w15="http://schemas.microsoft.com/office/word/2012/wordml" xmlns:w16cex="http://schemas.microsoft.com/office/word/2018/wordml/cex" xmlns:w16cid="http://schemas.microsoft.com/office/word/2016/wordml/cid" xmlns:w16="http://schemas.microsoft.com/office/word/2018/wordml" xmlns:w16du="http://schemas.microsoft.com/office/word/2023/wordml/word16du" xmlns:w16sdtdh="http://schemas.microsoft.com/office/word/2020/wordml/sdtdatahash" xmlns:w16se="http://schemas.microsoft.com/office/word/2015/wordml/symex" xmlns:wpg="http://schemas.microsoft.com/office/word/2010/wordprocessingGroup" xmlns:wpi="http://schemas.microsoft.com/office/word/2010/wordprocessingInk" xmlns:wne="http://schemas.microsoft.com/office/word/2006/wordml" xmlns:wps="http://schemas.microsoft.com/office/word/2010/wordprocessingShape" mc:Ignorable="w14 w15 w16se w16cid w16 w16cex w16sdtdh w16du wp14">
+<w:document xmlns:wpc="http://schemas.microsoft.com/office/word/2010/wordprocessingCanvas" xmlns:cx="http://schemas.microsoft.com/office/drawing/2014/chartex" xmlns:cx1="http://schemas.microsoft.com/office/drawing/2015/9/8/chartex" xmlns:cx2="http://schemas.microsoft.com/office/drawing/2015/10/21/chartex" xmlns:cx3="http://schemas.microsoft.com/office/drawing/2016/5/9/chartex" xmlns:cx4="http://schemas.microsoft.com/office/drawing/2016/5/10/chartex" xmlns:cx5="http://schemas.microsoft.com/office/drawing/2016/5/11/chartex" xmlns:cx6="http://schemas.microsoft.com/office/drawing/2016/5/12/chartex" xmlns:cx7="http://schemas.microsoft.com/office/drawing/2016/5/13/chartex" xmlns:cx8="http://schemas.microsoft.com/office/drawing/2016/5/14/chartex" xmlns:mc="http://schemas.openxmlformats.org/markup-compatibility/2006" xmlns:aink="http://schemas.microsoft.com/office/drawing/2016/ink" xmlns:am3d="http://schemas.microsoft.com/office/drawing/2017/model3d" xmlns:o="urn:schemas-microsoft-com:office:office" xmlns:oel="http://schemas.microsoft.com/office/2019/extlst" xmlns:r="http://schemas.openxmlformats.org/officeDocument/2006/relationships" xmlns:m="http://schemas.openxmlformats.org/officeDocument/2006/math" xmlns:v="urn:schemas-microsoft-com:vml" xmlns:wp14="http://schemas.microsoft.com/office/word/2010/wordprocessingDrawing" xmlns:wp="http://schemas.openxmlformats.org/drawingml/2006/wordprocessingDrawing" xmlns:w10="urn:schemas-microsoft-com:office:word" xmlns:w="http://schemas.openxmlformats.org/wordprocessingml/2006/main" xmlns:w14="http://schemas.microsoft.com/office/word/2010/wordml" xmlns:w15="http://schemas.microsoft.com/office/word/2012/wordml" xmlns:w16cex="http://schemas.microsoft.com/office/word/2018/wordml/cex" xmlns:w16cid="http://schemas.microsoft.com/office/word/2016/wordml/cid" xmlns:w16="http://schemas.microsoft.com/office/word/2018/wordml" xmlns:w16du="http://schemas.microsoft.com/office/word/2023/wordml/word16du" xmlns:w16sdtdh="http://schemas.microsoft.com/office/word/2020/wordml/sdtdatahash" xmlns:w16sdtfl="http://schemas.microsoft.com/office/word/2024/wordml/sdtformatlock" xmlns:w16se="http://schemas.microsoft.com/office/word/2015/wordml/symex" xmlns:wpg="http://schemas.microsoft.com/office/word/2010/wordprocessingGroup" xmlns:wpi="http://schemas.microsoft.com/office/word/2010/wordprocessingInk" xmlns:wne="http://schemas.microsoft.com/office/word/2006/wordml" xmlns:wps="http://schemas.microsoft.com/office/word/2010/wordprocessingShape" mc:Ignorable="w14 w15 w16se w16cid w16 w16cex w16sdtdh w16sdtfl w16du wp14">
   <w:body>
     <w:p>
       <w:pPr>
@@ -859,6 +859,7 @@
           <w:sz w:val="22"/>
           <w:szCs w:val="22"/>
         </w:rPr>
+        <w:lastRenderedPageBreak/>
         <w:t>Abstract</w:t>
       </w:r>
     </w:p>
@@ -1064,25 +1065,7 @@
           <w:sz w:val="22"/>
           <w:szCs w:val="22"/>
         </w:rPr>
-        <w:t>rivers and nearshore estuarine/</w:t>
-      </w:r>
-      <w:proofErr w:type="spellStart"/>
-      <w:r>
-        <w:rPr>
-          <w:rFonts w:ascii="Arial" w:eastAsia="Arial" w:hAnsi="Arial" w:cs="Arial"/>
-          <w:sz w:val="22"/>
-          <w:szCs w:val="22"/>
-        </w:rPr>
-        <w:t>lacestuarine</w:t>
-      </w:r>
-      <w:proofErr w:type="spellEnd"/>
-      <w:r>
-        <w:rPr>
-          <w:rFonts w:ascii="Arial" w:eastAsia="Arial" w:hAnsi="Arial" w:cs="Arial"/>
-          <w:sz w:val="22"/>
-          <w:szCs w:val="22"/>
-        </w:rPr>
-        <w:t xml:space="preserve"> environments. The objectives of this work are t</w:t>
+        <w:t>rivers and nearshore estuarine/lacestuarine environments. The objectives of this work are t</w:t>
       </w:r>
       <w:r>
         <w:rPr>
@@ -1122,25 +1105,7 @@
           <w:sz w:val="22"/>
           <w:szCs w:val="22"/>
         </w:rPr>
-        <w:t>notably lower in nearshore estuarine/</w:t>
-      </w:r>
-      <w:proofErr w:type="spellStart"/>
-      <w:r>
-        <w:rPr>
-          <w:rFonts w:ascii="Arial" w:eastAsia="Arial" w:hAnsi="Arial" w:cs="Arial"/>
-          <w:sz w:val="22"/>
-          <w:szCs w:val="22"/>
-        </w:rPr>
-        <w:t>lacestuarine</w:t>
-      </w:r>
-      <w:proofErr w:type="spellEnd"/>
-      <w:r>
-        <w:rPr>
-          <w:rFonts w:ascii="Arial" w:eastAsia="Arial" w:hAnsi="Arial" w:cs="Arial"/>
-          <w:sz w:val="22"/>
-          <w:szCs w:val="22"/>
-        </w:rPr>
-        <w:t xml:space="preserve"> environments compared to the terrestrial endmembers. At the molecular scale, DOM</w:t>
+        <w:t>notably lower in nearshore estuarine/lacestuarine environments compared to the terrestrial endmembers. At the molecular scale, DOM</w:t>
       </w:r>
       <w:r>
         <w:rPr>
@@ -1244,6 +1209,7 @@
           <w:sz w:val="22"/>
           <w:szCs w:val="22"/>
         </w:rPr>
+        <w:lastRenderedPageBreak/>
         <w:t>1. Introduction</w:t>
       </w:r>
     </w:p>
@@ -1268,24 +1234,14 @@
       <w:r>
         <w:t xml:space="preserve"> </w:t>
       </w:r>
-      <w:r>
-        <w:fldChar w:fldCharType="begin" w:fldLock="1"/>
-      </w:r>
-      <w:r>
-        <w:instrText>ADDIN paperpile_citation &lt;clusterId&gt;Z787G845C235A928&lt;/clusterId&gt;&lt;metadata&gt;&lt;citation&gt;&lt;id&gt;c0159306-3995-48da-9a44-80ba7f82d566&lt;/id&gt;&lt;/citation&gt;&lt;/metadata&gt;&lt;data&gt;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&lt;/data&gt; \* MERGEFORMAT</w:instrText>
-      </w:r>
-      <w:r>
-        <w:fldChar w:fldCharType="separate"/>
-      </w:r>
-      <w:r>
-        <w:rPr>
-          <w:noProof/>
-        </w:rPr>
-        <w:t>(Lønborg et al., 2024)</w:t>
-      </w:r>
-      <w:r>
-        <w:fldChar w:fldCharType="end"/>
-      </w:r>
+      <w:hyperlink r:id="rId5">
+        <w:r>
+          <w:rPr>
+            <w:noProof/>
+          </w:rPr>
+          <w:t>(Lønborg et al., 2024)</w:t>
+        </w:r>
+      </w:hyperlink>
       <w:r>
         <w:rPr>
           <w:rFonts w:ascii="Arial" w:eastAsia="Arial" w:hAnsi="Arial" w:cs="Arial"/>
@@ -1319,47 +1275,17 @@
         </w:rPr>
         <w:t xml:space="preserve"> </w:t>
       </w:r>
-      <w:r>
-        <w:rPr>
-          <w:rFonts w:ascii="Arial" w:eastAsia="Arial" w:hAnsi="Arial" w:cs="Arial"/>
-          <w:sz w:val="22"/>
-          <w:szCs w:val="22"/>
-        </w:rPr>
-        <w:fldChar w:fldCharType="begin" w:fldLock="1"/>
-      </w:r>
-      <w:r>
-        <w:rPr>
-          <w:rFonts w:ascii="Arial" w:eastAsia="Arial" w:hAnsi="Arial" w:cs="Arial"/>
-          <w:sz w:val="22"/>
-          <w:szCs w:val="22"/>
-        </w:rPr>
-        <w:instrText>ADDIN paperpile_citation &lt;clusterId&gt;W713J163Z453D174&lt;/clusterId&gt;&lt;metadata&gt;&lt;citation&gt;&lt;id&gt;c2c09bb5-cf81-4c71-ab0d-0b6db4d2eeff&lt;/id&gt;&lt;/citation&gt;&lt;/metadata&gt;&lt;data&gt;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&lt;/data&gt; \* MERGEFORMAT</w:instrText>
-      </w:r>
-      <w:r>
-        <w:rPr>
-          <w:rFonts w:ascii="Arial" w:eastAsia="Arial" w:hAnsi="Arial" w:cs="Arial"/>
-          <w:sz w:val="22"/>
-          <w:szCs w:val="22"/>
-        </w:rPr>
-        <w:fldChar w:fldCharType="separate"/>
-      </w:r>
-      <w:r>
-        <w:rPr>
-          <w:rFonts w:ascii="Arial" w:eastAsia="Arial" w:hAnsi="Arial" w:cs="Arial"/>
-          <w:noProof/>
-          <w:sz w:val="22"/>
-          <w:szCs w:val="22"/>
-        </w:rPr>
-        <w:t>(Ward et al., 2023)</w:t>
-      </w:r>
-      <w:r>
-        <w:rPr>
-          <w:rFonts w:ascii="Arial" w:eastAsia="Arial" w:hAnsi="Arial" w:cs="Arial"/>
-          <w:sz w:val="22"/>
-          <w:szCs w:val="22"/>
-        </w:rPr>
-        <w:fldChar w:fldCharType="end"/>
-      </w:r>
+      <w:hyperlink r:id="rId6">
+        <w:r>
+          <w:rPr>
+            <w:rFonts w:ascii="Arial" w:eastAsia="Arial" w:hAnsi="Arial" w:cs="Arial"/>
+            <w:noProof/>
+            <w:sz w:val="22"/>
+            <w:szCs w:val="22"/>
+          </w:rPr>
+          <w:t>(Ward et al., 2023)</w:t>
+        </w:r>
+      </w:hyperlink>
       <w:r>
         <w:rPr>
           <w:rFonts w:ascii="Arial" w:eastAsia="Arial" w:hAnsi="Arial" w:cs="Arial"/>
@@ -1368,47 +1294,17 @@
         </w:rPr>
         <w:t xml:space="preserve">. While the chemical composition of DOM partially determines its reactivity and environmental fate, processes occurring in coastal waters can influence the fate and transport of DOM in the aquatic environment. For example, highly aromatic compounds can interact with metals and are important for pollutant transport </w:t>
       </w:r>
-      <w:r>
-        <w:rPr>
-          <w:rFonts w:ascii="Arial" w:eastAsia="Arial" w:hAnsi="Arial" w:cs="Arial"/>
-          <w:sz w:val="22"/>
-          <w:szCs w:val="22"/>
-        </w:rPr>
-        <w:fldChar w:fldCharType="begin" w:fldLock="1"/>
-      </w:r>
-      <w:r>
-        <w:rPr>
-          <w:rFonts w:ascii="Arial" w:eastAsia="Arial" w:hAnsi="Arial" w:cs="Arial"/>
-          <w:sz w:val="22"/>
-          <w:szCs w:val="22"/>
-        </w:rPr>
-        <w:instrText>ADDIN paperpile_citation &lt;clusterId&gt;U962I328X619B433&lt;/clusterId&gt;&lt;metadata&gt;&lt;citation&gt;&lt;id&gt;cbcf3f12-ed19-4d6e-baad-4cdbb4f96713&lt;/id&gt;&lt;/citation&gt;&lt;citation&gt;&lt;id&gt;1a5af71d-642a-420d-818f-be6c448d1ab2&lt;/id&gt;&lt;/citation&gt;&lt;/metadata&gt;&lt;data&gt;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&lt;/data&gt; \* MERGEFORMAT</w:instrText>
-      </w:r>
-      <w:r>
-        <w:rPr>
-          <w:rFonts w:ascii="Arial" w:eastAsia="Arial" w:hAnsi="Arial" w:cs="Arial"/>
-          <w:sz w:val="22"/>
-          <w:szCs w:val="22"/>
-        </w:rPr>
-        <w:fldChar w:fldCharType="separate"/>
-      </w:r>
-      <w:r>
-        <w:rPr>
-          <w:rFonts w:ascii="Arial" w:eastAsia="Arial" w:hAnsi="Arial" w:cs="Arial"/>
-          <w:noProof/>
-          <w:sz w:val="22"/>
-          <w:szCs w:val="22"/>
-        </w:rPr>
-        <w:t>(Yamashita and Jaffé, 2008; McIntyre and Guéguen, 2013)</w:t>
-      </w:r>
-      <w:r>
-        <w:rPr>
-          <w:rFonts w:ascii="Arial" w:eastAsia="Arial" w:hAnsi="Arial" w:cs="Arial"/>
-          <w:sz w:val="22"/>
-          <w:szCs w:val="22"/>
-        </w:rPr>
-        <w:fldChar w:fldCharType="end"/>
-      </w:r>
+      <w:hyperlink r:id="rId7">
+        <w:r>
+          <w:rPr>
+            <w:rFonts w:ascii="Arial" w:eastAsia="Arial" w:hAnsi="Arial" w:cs="Arial"/>
+            <w:noProof/>
+            <w:sz w:val="22"/>
+            <w:szCs w:val="22"/>
+          </w:rPr>
+          <w:t>(Yamashita and Jaffé, 2008; McIntyre and Guéguen, 2013)</w:t>
+        </w:r>
+      </w:hyperlink>
       <w:r>
         <w:rPr>
           <w:rFonts w:ascii="Arial" w:eastAsia="Arial" w:hAnsi="Arial" w:cs="Arial"/>
@@ -1417,47 +1313,17 @@
         </w:rPr>
         <w:t xml:space="preserve">. Similarly, high amounts of chromophoric DOM (CDOM), to which many aromatic DOM components contribute, absorb UV radiation and alter water column autotrophic activity </w:t>
       </w:r>
-      <w:r>
-        <w:rPr>
-          <w:rFonts w:ascii="Arial" w:eastAsia="Arial" w:hAnsi="Arial" w:cs="Arial"/>
-          <w:sz w:val="22"/>
-          <w:szCs w:val="22"/>
-        </w:rPr>
-        <w:fldChar w:fldCharType="begin" w:fldLock="1"/>
-      </w:r>
-      <w:r>
-        <w:rPr>
-          <w:rFonts w:ascii="Arial" w:eastAsia="Arial" w:hAnsi="Arial" w:cs="Arial"/>
-          <w:sz w:val="22"/>
-          <w:szCs w:val="22"/>
-        </w:rPr>
-        <w:instrText>ADDIN paperpile_citation &lt;clusterId&gt;J884X242T532Q325&lt;/clusterId&gt;&lt;metadata&gt;&lt;citation&gt;&lt;id&gt;fcc6ea89-de12-4b7a-9f17-c9d338126089&lt;/id&gt;&lt;/citation&gt;&lt;citation&gt;&lt;id&gt;7228b4c1-4edd-4d01-bc3c-5afc9f048880&lt;/id&gt;&lt;/citation&gt;&lt;citation&gt;&lt;id&gt;43d40a71-1b42-447e-8350-bf551d78e1b9&lt;/id&gt;&lt;/citation&gt;&lt;/metadata&gt;&lt;data&gt;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&lt;/data&gt; \* MERGEFORMAT</w:instrText>
-      </w:r>
-      <w:r>
-        <w:rPr>
-          <w:rFonts w:ascii="Arial" w:eastAsia="Arial" w:hAnsi="Arial" w:cs="Arial"/>
-          <w:sz w:val="22"/>
-          <w:szCs w:val="22"/>
-        </w:rPr>
-        <w:fldChar w:fldCharType="separate"/>
-      </w:r>
-      <w:r>
-        <w:rPr>
-          <w:rFonts w:ascii="Arial" w:eastAsia="Arial" w:hAnsi="Arial" w:cs="Arial"/>
-          <w:noProof/>
-          <w:sz w:val="22"/>
-          <w:szCs w:val="22"/>
-        </w:rPr>
-        <w:t>(Lin Zhang et al., 2007; Cory et al., 2015; Creed et al., 2018)</w:t>
-      </w:r>
-      <w:r>
-        <w:rPr>
-          <w:rFonts w:ascii="Arial" w:eastAsia="Arial" w:hAnsi="Arial" w:cs="Arial"/>
-          <w:sz w:val="22"/>
-          <w:szCs w:val="22"/>
-        </w:rPr>
-        <w:fldChar w:fldCharType="end"/>
-      </w:r>
+      <w:hyperlink r:id="rId8">
+        <w:r>
+          <w:rPr>
+            <w:rFonts w:ascii="Arial" w:eastAsia="Arial" w:hAnsi="Arial" w:cs="Arial"/>
+            <w:noProof/>
+            <w:sz w:val="22"/>
+            <w:szCs w:val="22"/>
+          </w:rPr>
+          <w:t>(Lin Zhang et al., 2007; Cory et al., 2015; Creed et al., 2018)</w:t>
+        </w:r>
+      </w:hyperlink>
       <w:r>
         <w:rPr>
           <w:rFonts w:ascii="Arial" w:eastAsia="Arial" w:hAnsi="Arial" w:cs="Arial"/>
@@ -1474,47 +1340,17 @@
         </w:rPr>
         <w:t xml:space="preserve"> </w:t>
       </w:r>
-      <w:r>
-        <w:rPr>
-          <w:rFonts w:ascii="Arial" w:eastAsia="Arial" w:hAnsi="Arial" w:cs="Arial"/>
-          <w:sz w:val="22"/>
-          <w:szCs w:val="22"/>
-        </w:rPr>
-        <w:fldChar w:fldCharType="begin" w:fldLock="1"/>
-      </w:r>
-      <w:r>
-        <w:rPr>
-          <w:rFonts w:ascii="Arial" w:eastAsia="Arial" w:hAnsi="Arial" w:cs="Arial"/>
-          <w:sz w:val="22"/>
-          <w:szCs w:val="22"/>
-        </w:rPr>
-        <w:instrText>ADDIN paperpile_citation &lt;clusterId&gt;P456D734Z184W817&lt;/clusterId&gt;&lt;metadata&gt;&lt;citation&gt;&lt;id&gt;4d936079-fb3f-478f-959e-418c2350292e&lt;/id&gt;&lt;/citation&gt;&lt;/metadata&gt;&lt;data&gt;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&lt;/data&gt; \* MERGEFORMAT</w:instrText>
-      </w:r>
-      <w:r>
-        <w:rPr>
-          <w:rFonts w:ascii="Arial" w:eastAsia="Arial" w:hAnsi="Arial" w:cs="Arial"/>
-          <w:sz w:val="22"/>
-          <w:szCs w:val="22"/>
-        </w:rPr>
-        <w:fldChar w:fldCharType="separate"/>
-      </w:r>
-      <w:r>
-        <w:rPr>
-          <w:rFonts w:ascii="Arial" w:eastAsia="Arial" w:hAnsi="Arial" w:cs="Arial"/>
-          <w:noProof/>
-          <w:sz w:val="22"/>
-          <w:szCs w:val="22"/>
-        </w:rPr>
-        <w:t>(Eiler et al., 2003)</w:t>
-      </w:r>
-      <w:r>
-        <w:rPr>
-          <w:rFonts w:ascii="Arial" w:eastAsia="Arial" w:hAnsi="Arial" w:cs="Arial"/>
-          <w:sz w:val="22"/>
-          <w:szCs w:val="22"/>
-        </w:rPr>
-        <w:fldChar w:fldCharType="end"/>
-      </w:r>
+      <w:hyperlink r:id="rId9">
+        <w:r>
+          <w:rPr>
+            <w:rFonts w:ascii="Arial" w:eastAsia="Arial" w:hAnsi="Arial" w:cs="Arial"/>
+            <w:noProof/>
+            <w:sz w:val="22"/>
+            <w:szCs w:val="22"/>
+          </w:rPr>
+          <w:t>(Eiler et al., 2003)</w:t>
+        </w:r>
+      </w:hyperlink>
       <w:r>
         <w:rPr>
           <w:rFonts w:ascii="Arial" w:eastAsia="Arial" w:hAnsi="Arial" w:cs="Arial"/>
@@ -1523,47 +1359,17 @@
         </w:rPr>
         <w:t xml:space="preserve">. Weak organic acids within the DOM pool are also important components of aquatic carbon cycles and can be quantitatively significant components of alkalinity in coastal systems </w:t>
       </w:r>
-      <w:r>
-        <w:rPr>
-          <w:rFonts w:ascii="Arial" w:eastAsia="Arial" w:hAnsi="Arial" w:cs="Arial"/>
-          <w:sz w:val="22"/>
-          <w:szCs w:val="22"/>
-        </w:rPr>
-        <w:fldChar w:fldCharType="begin" w:fldLock="1"/>
-      </w:r>
-      <w:r>
-        <w:rPr>
-          <w:rFonts w:ascii="Arial" w:eastAsia="Arial" w:hAnsi="Arial" w:cs="Arial"/>
-          <w:sz w:val="22"/>
-          <w:szCs w:val="22"/>
-        </w:rPr>
-        <w:instrText>ADDIN paperpile_citation &lt;clusterId&gt;G157N414J894G518&lt;/clusterId&gt;&lt;metadata&gt;&lt;citation&gt;&lt;id&gt;0143127d-5c07-4ab9-afc9-071fb22c84ba&lt;/id&gt;&lt;/citation&gt;&lt;/metadata&gt;&lt;data&gt;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&lt;/data&gt; \* MERGEFORMAT</w:instrText>
-      </w:r>
-      <w:r>
-        <w:rPr>
-          <w:rFonts w:ascii="Arial" w:eastAsia="Arial" w:hAnsi="Arial" w:cs="Arial"/>
-          <w:sz w:val="22"/>
-          <w:szCs w:val="22"/>
-        </w:rPr>
-        <w:fldChar w:fldCharType="separate"/>
-      </w:r>
-      <w:r>
-        <w:rPr>
-          <w:rFonts w:ascii="Arial" w:eastAsia="Arial" w:hAnsi="Arial" w:cs="Arial"/>
-          <w:noProof/>
-          <w:sz w:val="22"/>
-          <w:szCs w:val="22"/>
-        </w:rPr>
-        <w:t>(Kerr et al., 2021)</w:t>
-      </w:r>
-      <w:r>
-        <w:rPr>
-          <w:rFonts w:ascii="Arial" w:eastAsia="Arial" w:hAnsi="Arial" w:cs="Arial"/>
-          <w:sz w:val="22"/>
-          <w:szCs w:val="22"/>
-        </w:rPr>
-        <w:fldChar w:fldCharType="end"/>
-      </w:r>
+      <w:hyperlink r:id="rId10">
+        <w:r>
+          <w:rPr>
+            <w:rFonts w:ascii="Arial" w:eastAsia="Arial" w:hAnsi="Arial" w:cs="Arial"/>
+            <w:noProof/>
+            <w:sz w:val="22"/>
+            <w:szCs w:val="22"/>
+          </w:rPr>
+          <w:t>(Kerr et al., 2021)</w:t>
+        </w:r>
+      </w:hyperlink>
       <w:r>
         <w:rPr>
           <w:rFonts w:ascii="Arial" w:eastAsia="Arial" w:hAnsi="Arial" w:cs="Arial"/>
@@ -1602,114 +1408,36 @@
         </w:rPr>
         <w:t xml:space="preserve">In coastal regions, terrestrial-aquatic interfaces (TAIs) are considered “hotspots” for the biogeochemical cycling of DOM, including both export and microbial and photochemical transformation </w:t>
       </w:r>
-      <w:r>
-        <w:rPr>
-          <w:rFonts w:ascii="Arial" w:eastAsia="Arial" w:hAnsi="Arial" w:cs="Arial"/>
-          <w:sz w:val="22"/>
-          <w:szCs w:val="22"/>
-        </w:rPr>
-        <w:fldChar w:fldCharType="begin" w:fldLock="1"/>
-      </w:r>
-      <w:r>
-        <w:rPr>
-          <w:rFonts w:ascii="Arial" w:eastAsia="Arial" w:hAnsi="Arial" w:cs="Arial"/>
-          <w:sz w:val="22"/>
-          <w:szCs w:val="22"/>
-        </w:rPr>
-        <w:instrText>ADDIN paperpile_citation &lt;clusterId&gt;Z284N541C832Z545&lt;/clusterId&gt;&lt;metadata&gt;&lt;citation&gt;&lt;id&gt;b6d02539-64b3-4b49-869d-5b2064ad5185&lt;/id&gt;&lt;/citation&gt;&lt;citation&gt;&lt;id&gt;c2c09bb5-cf81-4c71-ab0d-0b6db4d2eeff&lt;/id&gt;&lt;/citation&gt;&lt;citation&gt;&lt;id&gt;9a327909-7567-4cfd-b78c-a210c6258711&lt;/id&gt;&lt;/citation&gt;&lt;/metadata&gt;&lt;data&gt;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&lt;/data&gt; \* MERGEFORMAT</w:instrText>
-      </w:r>
-      <w:r>
-        <w:rPr>
-          <w:rFonts w:ascii="Arial" w:eastAsia="Arial" w:hAnsi="Arial" w:cs="Arial"/>
-          <w:sz w:val="22"/>
-          <w:szCs w:val="22"/>
-        </w:rPr>
-        <w:fldChar w:fldCharType="separate"/>
-      </w:r>
-      <w:r>
-        <w:rPr>
-          <w:rFonts w:ascii="Arial" w:eastAsia="Arial" w:hAnsi="Arial" w:cs="Arial"/>
-          <w:noProof/>
-          <w:sz w:val="22"/>
-          <w:szCs w:val="22"/>
-        </w:rPr>
-        <w:t>(Bauer et al., 2013; Grunert et al., 2021; Ward et al., 2023)</w:t>
-      </w:r>
-      <w:r>
-        <w:rPr>
-          <w:rFonts w:ascii="Arial" w:eastAsia="Arial" w:hAnsi="Arial" w:cs="Arial"/>
-          <w:sz w:val="22"/>
-          <w:szCs w:val="22"/>
-        </w:rPr>
-        <w:fldChar w:fldCharType="end"/>
-      </w:r>
-      <w:r>
-        <w:rPr>
-          <w:rFonts w:ascii="Arial" w:eastAsia="Arial" w:hAnsi="Arial" w:cs="Arial"/>
-          <w:sz w:val="22"/>
-          <w:szCs w:val="22"/>
-        </w:rPr>
-        <w:t xml:space="preserve">. These TAIs are characterized by their sharp </w:t>
-      </w:r>
-      <w:proofErr w:type="spellStart"/>
-      <w:r>
-        <w:rPr>
-          <w:rFonts w:ascii="Arial" w:eastAsia="Arial" w:hAnsi="Arial" w:cs="Arial"/>
-          <w:sz w:val="22"/>
-          <w:szCs w:val="22"/>
-        </w:rPr>
-        <w:t>spatio</w:t>
-      </w:r>
-      <w:proofErr w:type="spellEnd"/>
-      <w:r>
-        <w:rPr>
-          <w:rFonts w:ascii="Arial" w:eastAsia="Arial" w:hAnsi="Arial" w:cs="Arial"/>
-          <w:sz w:val="22"/>
-          <w:szCs w:val="22"/>
-        </w:rPr>
-        <w:t xml:space="preserve">-temporal dynamics that modulate the source and transport of DOM to and through coastal areas </w:t>
-      </w:r>
-      <w:r>
-        <w:rPr>
-          <w:rFonts w:ascii="Arial" w:eastAsia="Arial" w:hAnsi="Arial" w:cs="Arial"/>
-          <w:sz w:val="22"/>
-          <w:szCs w:val="22"/>
-        </w:rPr>
-        <w:fldChar w:fldCharType="begin" w:fldLock="1"/>
-      </w:r>
-      <w:r>
-        <w:rPr>
-          <w:rFonts w:ascii="Arial" w:eastAsia="Arial" w:hAnsi="Arial" w:cs="Arial"/>
-          <w:sz w:val="22"/>
-          <w:szCs w:val="22"/>
-        </w:rPr>
-        <w:instrText>ADDIN paperpile_citation &lt;clusterId&gt;P186D264S854W548&lt;/clusterId&gt;&lt;metadata&gt;&lt;citation&gt;&lt;id&gt;25f929e4-c3e3-4216-9f3e-d7ed3c9b925c&lt;/id&gt;&lt;/citation&gt;&lt;/metadata&gt;&lt;data&gt;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&lt;/data&gt; \* MERGEFORMAT</w:instrText>
-      </w:r>
-      <w:r>
-        <w:rPr>
-          <w:rFonts w:ascii="Arial" w:eastAsia="Arial" w:hAnsi="Arial" w:cs="Arial"/>
-          <w:sz w:val="22"/>
-          <w:szCs w:val="22"/>
-        </w:rPr>
-        <w:fldChar w:fldCharType="separate"/>
-      </w:r>
-      <w:r>
-        <w:rPr>
-          <w:rFonts w:ascii="Arial" w:eastAsia="Arial" w:hAnsi="Arial" w:cs="Arial"/>
-          <w:noProof/>
-          <w:sz w:val="22"/>
-          <w:szCs w:val="22"/>
-        </w:rPr>
-        <w:t>(Bailey et al., 2017)</w:t>
-      </w:r>
-      <w:r>
-        <w:rPr>
-          <w:rFonts w:ascii="Arial" w:eastAsia="Arial" w:hAnsi="Arial" w:cs="Arial"/>
-          <w:sz w:val="22"/>
-          <w:szCs w:val="22"/>
-        </w:rPr>
-        <w:fldChar w:fldCharType="end"/>
-      </w:r>
+      <w:hyperlink r:id="rId11">
+        <w:r>
+          <w:rPr>
+            <w:rFonts w:ascii="Arial" w:eastAsia="Arial" w:hAnsi="Arial" w:cs="Arial"/>
+            <w:noProof/>
+            <w:sz w:val="22"/>
+            <w:szCs w:val="22"/>
+          </w:rPr>
+          <w:t>(Bauer et al., 2013; Grunert et al., 2021; Ward et al., 2023)</w:t>
+        </w:r>
+      </w:hyperlink>
+      <w:r>
+        <w:rPr>
+          <w:rFonts w:ascii="Arial" w:eastAsia="Arial" w:hAnsi="Arial" w:cs="Arial"/>
+          <w:sz w:val="22"/>
+          <w:szCs w:val="22"/>
+        </w:rPr>
+        <w:t xml:space="preserve">. These TAIs are characterized by their sharp spatio-temporal dynamics that modulate the source and transport of DOM to and through coastal areas </w:t>
+      </w:r>
+      <w:hyperlink r:id="rId12">
+        <w:r>
+          <w:rPr>
+            <w:rFonts w:ascii="Arial" w:eastAsia="Arial" w:hAnsi="Arial" w:cs="Arial"/>
+            <w:noProof/>
+            <w:sz w:val="22"/>
+            <w:szCs w:val="22"/>
+          </w:rPr>
+          <w:t>(Bailey et al., 2017)</w:t>
+        </w:r>
+      </w:hyperlink>
       <w:r>
         <w:rPr>
           <w:rFonts w:ascii="Arial" w:eastAsia="Arial" w:hAnsi="Arial" w:cs="Arial"/>
@@ -1726,47 +1454,17 @@
         </w:rPr>
         <w:t xml:space="preserve"> </w:t>
       </w:r>
-      <w:r>
-        <w:rPr>
-          <w:rFonts w:ascii="Arial" w:eastAsia="Arial" w:hAnsi="Arial" w:cs="Arial"/>
-          <w:sz w:val="22"/>
-          <w:szCs w:val="22"/>
-        </w:rPr>
-        <w:fldChar w:fldCharType="begin" w:fldLock="1"/>
-      </w:r>
-      <w:r>
-        <w:rPr>
-          <w:rFonts w:ascii="Arial" w:eastAsia="Arial" w:hAnsi="Arial" w:cs="Arial"/>
-          <w:sz w:val="22"/>
-          <w:szCs w:val="22"/>
-        </w:rPr>
-        <w:instrText>ADDIN paperpile_citation &lt;clusterId&gt;A887O847K538H959&lt;/clusterId&gt;&lt;metadata&gt;&lt;citation&gt;&lt;id&gt;0bd62e22-f9f9-4795-8949-3aedd58c799b&lt;/id&gt;&lt;/citation&gt;&lt;/metadata&gt;&lt;data&gt;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&lt;/data&gt; \* MERGEFORMAT</w:instrText>
-      </w:r>
-      <w:r>
-        <w:rPr>
-          <w:rFonts w:ascii="Arial" w:eastAsia="Arial" w:hAnsi="Arial" w:cs="Arial"/>
-          <w:sz w:val="22"/>
-          <w:szCs w:val="22"/>
-        </w:rPr>
-        <w:fldChar w:fldCharType="separate"/>
-      </w:r>
-      <w:r>
-        <w:rPr>
-          <w:rFonts w:ascii="Arial" w:eastAsia="Arial" w:hAnsi="Arial" w:cs="Arial"/>
-          <w:noProof/>
-          <w:sz w:val="22"/>
-          <w:szCs w:val="22"/>
-        </w:rPr>
-        <w:t>(Wang et al., 2021)</w:t>
-      </w:r>
-      <w:r>
-        <w:rPr>
-          <w:rFonts w:ascii="Arial" w:eastAsia="Arial" w:hAnsi="Arial" w:cs="Arial"/>
-          <w:sz w:val="22"/>
-          <w:szCs w:val="22"/>
-        </w:rPr>
-        <w:fldChar w:fldCharType="end"/>
-      </w:r>
+      <w:hyperlink r:id="rId13">
+        <w:r>
+          <w:rPr>
+            <w:rFonts w:ascii="Arial" w:eastAsia="Arial" w:hAnsi="Arial" w:cs="Arial"/>
+            <w:noProof/>
+            <w:sz w:val="22"/>
+            <w:szCs w:val="22"/>
+          </w:rPr>
+          <w:t>(Wang et al., 2021)</w:t>
+        </w:r>
+      </w:hyperlink>
       <w:r>
         <w:rPr>
           <w:rFonts w:ascii="Arial" w:eastAsia="Arial" w:hAnsi="Arial" w:cs="Arial"/>
@@ -1783,47 +1481,17 @@
         </w:rPr>
         <w:t xml:space="preserve"> </w:t>
       </w:r>
-      <w:r>
-        <w:rPr>
-          <w:rFonts w:ascii="Arial" w:eastAsia="Arial" w:hAnsi="Arial" w:cs="Arial"/>
-          <w:sz w:val="22"/>
-          <w:szCs w:val="22"/>
-        </w:rPr>
-        <w:fldChar w:fldCharType="begin" w:fldLock="1"/>
-      </w:r>
-      <w:r>
-        <w:rPr>
-          <w:rFonts w:ascii="Arial" w:eastAsia="Arial" w:hAnsi="Arial" w:cs="Arial"/>
-          <w:sz w:val="22"/>
-          <w:szCs w:val="22"/>
-        </w:rPr>
-        <w:instrText>ADDIN paperpile_citation &lt;clusterId&gt;W945J193F673D197&lt;/clusterId&gt;&lt;metadata&gt;&lt;citation&gt;&lt;id&gt;b53031c7-4fb7-4667-900b-10792ec8ea35&lt;/id&gt;&lt;/citation&gt;&lt;citation&gt;&lt;id&gt;16f4d191-a0e1-417e-b8c6-79bb82f867a6&lt;/id&gt;&lt;/citation&gt;&lt;citation&gt;&lt;id&gt;e9db3b92-1d34-4661-aea4-971c90d086f7&lt;/id&gt;&lt;/citation&gt;&lt;/metadata&gt;&lt;data&gt;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&lt;/data&gt; \* MERGEFORMAT</w:instrText>
-      </w:r>
-      <w:r>
-        <w:rPr>
-          <w:rFonts w:ascii="Arial" w:eastAsia="Arial" w:hAnsi="Arial" w:cs="Arial"/>
-          <w:sz w:val="22"/>
-          <w:szCs w:val="22"/>
-        </w:rPr>
-        <w:fldChar w:fldCharType="separate"/>
-      </w:r>
-      <w:r>
-        <w:rPr>
-          <w:rFonts w:ascii="Arial" w:eastAsia="Arial" w:hAnsi="Arial" w:cs="Arial"/>
-          <w:noProof/>
-          <w:sz w:val="22"/>
-          <w:szCs w:val="22"/>
-        </w:rPr>
-        <w:t>(Bouillon et al., 2007; Regier and Jaffé, 2016; Santos et al., 2021)</w:t>
-      </w:r>
-      <w:r>
-        <w:rPr>
-          <w:rFonts w:ascii="Arial" w:eastAsia="Arial" w:hAnsi="Arial" w:cs="Arial"/>
-          <w:sz w:val="22"/>
-          <w:szCs w:val="22"/>
-        </w:rPr>
-        <w:fldChar w:fldCharType="end"/>
-      </w:r>
+      <w:hyperlink r:id="rId14">
+        <w:r>
+          <w:rPr>
+            <w:rFonts w:ascii="Arial" w:eastAsia="Arial" w:hAnsi="Arial" w:cs="Arial"/>
+            <w:noProof/>
+            <w:sz w:val="22"/>
+            <w:szCs w:val="22"/>
+          </w:rPr>
+          <w:t>(Bouillon et al., 2007; Regier and Jaffé, 2016; Santos et al., 2021)</w:t>
+        </w:r>
+      </w:hyperlink>
       <w:r>
         <w:rPr>
           <w:rFonts w:ascii="Arial" w:eastAsia="Arial" w:hAnsi="Arial" w:cs="Arial"/>
@@ -1840,47 +1508,17 @@
         </w:rPr>
         <w:t xml:space="preserve"> </w:t>
       </w:r>
-      <w:r>
-        <w:rPr>
-          <w:rFonts w:ascii="Arial" w:eastAsia="Arial" w:hAnsi="Arial" w:cs="Arial"/>
-          <w:sz w:val="22"/>
-          <w:szCs w:val="22"/>
-        </w:rPr>
-        <w:fldChar w:fldCharType="begin" w:fldLock="1"/>
-      </w:r>
-      <w:r>
-        <w:rPr>
-          <w:rFonts w:ascii="Arial" w:eastAsia="Arial" w:hAnsi="Arial" w:cs="Arial"/>
-          <w:sz w:val="22"/>
-          <w:szCs w:val="22"/>
-        </w:rPr>
-        <w:instrText>ADDIN paperpile_citation &lt;clusterId&gt;L838Y918U398S999&lt;/clusterId&gt;&lt;metadata&gt;&lt;citation&gt;&lt;id&gt;6130c85a-3bf4-4fae-9df2-c7395207ae4e&lt;/id&gt;&lt;/citation&gt;&lt;citation&gt;&lt;id&gt;a8759eab-2b1e-4918-90c8-a70ff51ac5d4&lt;/id&gt;&lt;/citation&gt;&lt;citation&gt;&lt;id&gt;58253f42-2c25-437a-8b23-155ceff1104d&lt;/id&gt;&lt;/citation&gt;&lt;/metadata&gt;&lt;data&gt;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&lt;/data&gt; \* MERGEFORMAT</w:instrText>
-      </w:r>
-      <w:r>
-        <w:rPr>
-          <w:rFonts w:ascii="Arial" w:eastAsia="Arial" w:hAnsi="Arial" w:cs="Arial"/>
-          <w:sz w:val="22"/>
-          <w:szCs w:val="22"/>
-        </w:rPr>
-        <w:fldChar w:fldCharType="separate"/>
-      </w:r>
-      <w:r>
-        <w:rPr>
-          <w:rFonts w:ascii="Arial" w:eastAsia="Arial" w:hAnsi="Arial" w:cs="Arial"/>
-          <w:noProof/>
-          <w:sz w:val="22"/>
-          <w:szCs w:val="22"/>
-        </w:rPr>
-        <w:t>(Cawley et al., 2014; Medeiros et al., 2015; Canuel and Hardison, 2016)</w:t>
-      </w:r>
-      <w:r>
-        <w:rPr>
-          <w:rFonts w:ascii="Arial" w:eastAsia="Arial" w:hAnsi="Arial" w:cs="Arial"/>
-          <w:sz w:val="22"/>
-          <w:szCs w:val="22"/>
-        </w:rPr>
-        <w:fldChar w:fldCharType="end"/>
-      </w:r>
+      <w:hyperlink r:id="rId15">
+        <w:r>
+          <w:rPr>
+            <w:rFonts w:ascii="Arial" w:eastAsia="Arial" w:hAnsi="Arial" w:cs="Arial"/>
+            <w:noProof/>
+            <w:sz w:val="22"/>
+            <w:szCs w:val="22"/>
+          </w:rPr>
+          <w:t>(Cawley et al., 2014; Medeiros et al., 2015; Canuel and Hardison, 2016)</w:t>
+        </w:r>
+      </w:hyperlink>
       <w:r>
         <w:rPr>
           <w:rFonts w:ascii="Arial" w:eastAsia="Arial" w:hAnsi="Arial" w:cs="Arial"/>
@@ -1889,47 +1527,17 @@
         </w:rPr>
         <w:t xml:space="preserve">. Generally, these studies report a depletion of highly aromatic terrestrial signatures with increasing distance from the coast in favor of more heteroatom rich DOM </w:t>
       </w:r>
-      <w:r>
-        <w:rPr>
-          <w:rFonts w:ascii="Arial" w:eastAsia="Arial" w:hAnsi="Arial" w:cs="Arial"/>
-          <w:sz w:val="22"/>
-          <w:szCs w:val="22"/>
-        </w:rPr>
-        <w:fldChar w:fldCharType="begin" w:fldLock="1"/>
-      </w:r>
-      <w:r>
-        <w:rPr>
-          <w:rFonts w:ascii="Arial" w:eastAsia="Arial" w:hAnsi="Arial" w:cs="Arial"/>
-          <w:sz w:val="22"/>
-          <w:szCs w:val="22"/>
-        </w:rPr>
-        <w:instrText>ADDIN paperpile_citation &lt;clusterId&gt;G753U711J281G814&lt;/clusterId&gt;&lt;metadata&gt;&lt;citation&gt;&lt;id&gt;42803f32-3305-49b5-af58-7d971aa8daec&lt;/id&gt;&lt;/citation&gt;&lt;citation&gt;&lt;id&gt;d999dc65-2572-405e-b3c4-9b9764e13f1f&lt;/id&gt;&lt;/citation&gt;&lt;citation&gt;&lt;id&gt;92d43832-c215-439d-9c3f-f0c2a5d43da9&lt;/id&gt;&lt;/citation&gt;&lt;/metadata&gt;&lt;data&gt;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&lt;/data&gt; \* MERGEFORMAT</w:instrText>
-      </w:r>
-      <w:r>
-        <w:rPr>
-          <w:rFonts w:ascii="Arial" w:eastAsia="Arial" w:hAnsi="Arial" w:cs="Arial"/>
-          <w:sz w:val="22"/>
-          <w:szCs w:val="22"/>
-        </w:rPr>
-        <w:fldChar w:fldCharType="separate"/>
-      </w:r>
-      <w:r>
-        <w:rPr>
-          <w:rFonts w:ascii="Arial" w:eastAsia="Arial" w:hAnsi="Arial" w:cs="Arial"/>
-          <w:noProof/>
-          <w:sz w:val="22"/>
-          <w:szCs w:val="22"/>
-        </w:rPr>
-        <w:t>(Minor et al., 2012; Osterholz et al., 2016; Del Vecchio et al., 2017)</w:t>
-      </w:r>
-      <w:r>
-        <w:rPr>
-          <w:rFonts w:ascii="Arial" w:eastAsia="Arial" w:hAnsi="Arial" w:cs="Arial"/>
-          <w:sz w:val="22"/>
-          <w:szCs w:val="22"/>
-        </w:rPr>
-        <w:fldChar w:fldCharType="end"/>
-      </w:r>
+      <w:hyperlink r:id="rId16">
+        <w:r>
+          <w:rPr>
+            <w:rFonts w:ascii="Arial" w:eastAsia="Arial" w:hAnsi="Arial" w:cs="Arial"/>
+            <w:noProof/>
+            <w:sz w:val="22"/>
+            <w:szCs w:val="22"/>
+          </w:rPr>
+          <w:t>(Minor et al., 2012; Osterholz et al., 2016; Del Vecchio et al., 2017)</w:t>
+        </w:r>
+      </w:hyperlink>
       <w:r>
         <w:rPr>
           <w:rFonts w:ascii="Arial" w:eastAsia="Arial" w:hAnsi="Arial" w:cs="Arial"/>
@@ -1946,47 +1554,17 @@
         </w:rPr>
         <w:t xml:space="preserve"> </w:t>
       </w:r>
-      <w:r>
-        <w:rPr>
-          <w:rFonts w:ascii="Arial" w:eastAsia="Arial" w:hAnsi="Arial" w:cs="Arial"/>
-          <w:sz w:val="22"/>
-          <w:szCs w:val="22"/>
-        </w:rPr>
-        <w:fldChar w:fldCharType="begin" w:fldLock="1"/>
-      </w:r>
-      <w:r>
-        <w:rPr>
-          <w:rFonts w:ascii="Arial" w:eastAsia="Arial" w:hAnsi="Arial" w:cs="Arial"/>
-          <w:sz w:val="22"/>
-          <w:szCs w:val="22"/>
-        </w:rPr>
-        <w:instrText>ADDIN paperpile_citation &lt;clusterId&gt;Z787M844C235G948&lt;/clusterId&gt;&lt;metadata&gt;&lt;citation&gt;&lt;id&gt;bfd50361-30fe-402a-a5e8-c3623170b2a8&lt;/id&gt;&lt;/citation&gt;&lt;/metadata&gt;&lt;data&gt;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&lt;/data&gt; \* MERGEFORMAT</w:instrText>
-      </w:r>
-      <w:r>
-        <w:rPr>
-          <w:rFonts w:ascii="Arial" w:eastAsia="Arial" w:hAnsi="Arial" w:cs="Arial"/>
-          <w:sz w:val="22"/>
-          <w:szCs w:val="22"/>
-        </w:rPr>
-        <w:fldChar w:fldCharType="separate"/>
-      </w:r>
-      <w:r>
-        <w:rPr>
-          <w:rFonts w:ascii="Arial" w:eastAsia="Arial" w:hAnsi="Arial" w:cs="Arial"/>
-          <w:noProof/>
-          <w:sz w:val="22"/>
-          <w:szCs w:val="22"/>
-        </w:rPr>
-        <w:t>(Ward et al., 2017)</w:t>
-      </w:r>
-      <w:r>
-        <w:rPr>
-          <w:rFonts w:ascii="Arial" w:eastAsia="Arial" w:hAnsi="Arial" w:cs="Arial"/>
-          <w:sz w:val="22"/>
-          <w:szCs w:val="22"/>
-        </w:rPr>
-        <w:fldChar w:fldCharType="end"/>
-      </w:r>
+      <w:hyperlink r:id="rId17">
+        <w:r>
+          <w:rPr>
+            <w:rFonts w:ascii="Arial" w:eastAsia="Arial" w:hAnsi="Arial" w:cs="Arial"/>
+            <w:noProof/>
+            <w:sz w:val="22"/>
+            <w:szCs w:val="22"/>
+          </w:rPr>
+          <w:t>(Ward et al., 2017)</w:t>
+        </w:r>
+      </w:hyperlink>
       <w:r>
         <w:rPr>
           <w:rFonts w:ascii="Arial" w:eastAsia="Arial" w:hAnsi="Arial" w:cs="Arial"/>
@@ -2042,47 +1620,17 @@
         </w:rPr>
         <w:t xml:space="preserve"> and are 30% more productive than adjacent nontidal ecosystems </w:t>
       </w:r>
-      <w:r>
-        <w:rPr>
-          <w:rFonts w:ascii="Arial" w:eastAsia="Arial" w:hAnsi="Arial" w:cs="Arial"/>
-          <w:sz w:val="22"/>
-          <w:szCs w:val="22"/>
-        </w:rPr>
-        <w:fldChar w:fldCharType="begin" w:fldLock="1"/>
-      </w:r>
-      <w:r>
-        <w:rPr>
-          <w:rFonts w:ascii="Arial" w:eastAsia="Arial" w:hAnsi="Arial" w:cs="Arial"/>
-          <w:sz w:val="22"/>
-          <w:szCs w:val="22"/>
-        </w:rPr>
-        <w:instrText>ADDIN paperpile_citation &lt;clusterId&gt;H489V547K827P522&lt;/clusterId&gt;&lt;metadata&gt;&lt;citation&gt;&lt;id&gt;7edceee8-d750-4e38-84e3-3a62312ecd85&lt;/id&gt;&lt;/citation&gt;&lt;/metadata&gt;&lt;data&gt;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&lt;/data&gt; \* MERGEFORMAT</w:instrText>
-      </w:r>
-      <w:r>
-        <w:rPr>
-          <w:rFonts w:ascii="Arial" w:eastAsia="Arial" w:hAnsi="Arial" w:cs="Arial"/>
-          <w:sz w:val="22"/>
-          <w:szCs w:val="22"/>
-        </w:rPr>
-        <w:fldChar w:fldCharType="separate"/>
-      </w:r>
-      <w:r>
-        <w:rPr>
-          <w:rFonts w:ascii="Arial" w:eastAsia="Arial" w:hAnsi="Arial" w:cs="Arial"/>
-          <w:noProof/>
-          <w:sz w:val="22"/>
-          <w:szCs w:val="22"/>
-        </w:rPr>
-        <w:t>(Tagestad et al., 2021)</w:t>
-      </w:r>
-      <w:r>
-        <w:rPr>
-          <w:rFonts w:ascii="Arial" w:eastAsia="Arial" w:hAnsi="Arial" w:cs="Arial"/>
-          <w:sz w:val="22"/>
-          <w:szCs w:val="22"/>
-        </w:rPr>
-        <w:fldChar w:fldCharType="end"/>
-      </w:r>
+      <w:hyperlink r:id="rId18">
+        <w:r>
+          <w:rPr>
+            <w:rFonts w:ascii="Arial" w:eastAsia="Arial" w:hAnsi="Arial" w:cs="Arial"/>
+            <w:noProof/>
+            <w:sz w:val="22"/>
+            <w:szCs w:val="22"/>
+          </w:rPr>
+          <w:t>(Tagestad et al., 2021)</w:t>
+        </w:r>
+      </w:hyperlink>
       <w:r>
         <w:rPr>
           <w:rFonts w:ascii="Arial" w:eastAsia="Arial" w:hAnsi="Arial" w:cs="Arial"/>
@@ -2107,47 +1655,17 @@
         </w:rPr>
         <w:t xml:space="preserve"> them a conduit for transport of carbon, nutrients, and DOM within the coastal zone </w:t>
       </w:r>
-      <w:r>
-        <w:rPr>
-          <w:rFonts w:ascii="Arial" w:eastAsia="Arial" w:hAnsi="Arial" w:cs="Arial"/>
-          <w:sz w:val="22"/>
-          <w:szCs w:val="22"/>
-        </w:rPr>
-        <w:fldChar w:fldCharType="begin" w:fldLock="1"/>
-      </w:r>
-      <w:r>
-        <w:rPr>
-          <w:rFonts w:ascii="Arial" w:eastAsia="Arial" w:hAnsi="Arial" w:cs="Arial"/>
-          <w:sz w:val="22"/>
-          <w:szCs w:val="22"/>
-        </w:rPr>
-        <w:instrText>ADDIN paperpile_citation &lt;clusterId&gt;T262H328D619A323&lt;/clusterId&gt;&lt;metadata&gt;&lt;citation&gt;&lt;id&gt;e65b28e3-8134-447e-b366-1f8ff784ad15&lt;/id&gt;&lt;/citation&gt;&lt;/metadata&gt;&lt;data&gt;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&lt;/data&gt; \* MERGEFORMAT</w:instrText>
-      </w:r>
-      <w:r>
-        <w:rPr>
-          <w:rFonts w:ascii="Arial" w:eastAsia="Arial" w:hAnsi="Arial" w:cs="Arial"/>
-          <w:sz w:val="22"/>
-          <w:szCs w:val="22"/>
-        </w:rPr>
-        <w:fldChar w:fldCharType="separate"/>
-      </w:r>
-      <w:r>
-        <w:rPr>
-          <w:rFonts w:ascii="Arial" w:eastAsia="Arial" w:hAnsi="Arial" w:cs="Arial"/>
-          <w:noProof/>
-          <w:sz w:val="22"/>
-          <w:szCs w:val="22"/>
-        </w:rPr>
-        <w:t>(Megonigal and Neubauer, 2009)</w:t>
-      </w:r>
-      <w:r>
-        <w:rPr>
-          <w:rFonts w:ascii="Arial" w:eastAsia="Arial" w:hAnsi="Arial" w:cs="Arial"/>
-          <w:sz w:val="22"/>
-          <w:szCs w:val="22"/>
-        </w:rPr>
-        <w:fldChar w:fldCharType="end"/>
-      </w:r>
+      <w:hyperlink r:id="rId19">
+        <w:r>
+          <w:rPr>
+            <w:rFonts w:ascii="Arial" w:eastAsia="Arial" w:hAnsi="Arial" w:cs="Arial"/>
+            <w:noProof/>
+            <w:sz w:val="22"/>
+            <w:szCs w:val="22"/>
+          </w:rPr>
+          <w:t>(Megonigal and Neubauer, 2009)</w:t>
+        </w:r>
+      </w:hyperlink>
       <w:r>
         <w:rPr>
           <w:rFonts w:ascii="Arial" w:eastAsia="Arial" w:hAnsi="Arial" w:cs="Arial"/>
@@ -2156,47 +1674,17 @@
         </w:rPr>
         <w:t xml:space="preserve">. As such, these systems contribute significantly to nearshore and inner shelf dissolved organic carbon (DOC) </w:t>
       </w:r>
-      <w:r>
-        <w:rPr>
-          <w:rFonts w:ascii="Arial" w:eastAsia="Arial" w:hAnsi="Arial" w:cs="Arial"/>
-          <w:sz w:val="22"/>
-          <w:szCs w:val="22"/>
-        </w:rPr>
-        <w:fldChar w:fldCharType="begin" w:fldLock="1"/>
-      </w:r>
-      <w:r>
-        <w:rPr>
-          <w:rFonts w:ascii="Arial" w:eastAsia="Arial" w:hAnsi="Arial" w:cs="Arial"/>
-          <w:sz w:val="22"/>
-          <w:szCs w:val="22"/>
-        </w:rPr>
-        <w:instrText>ADDIN paperpile_citation &lt;clusterId&gt;Z751N811J291H812&lt;/clusterId&gt;&lt;metadata&gt;&lt;citation&gt;&lt;id&gt;b9d5eb05-e174-4de7-8487-379c53f2b8ab&lt;/id&gt;&lt;/citation&gt;&lt;/metadata&gt;&lt;data&gt;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&lt;/data&gt; \* MERGEFORMAT</w:instrText>
-      </w:r>
-      <w:r>
-        <w:rPr>
-          <w:rFonts w:ascii="Arial" w:eastAsia="Arial" w:hAnsi="Arial" w:cs="Arial"/>
-          <w:sz w:val="22"/>
-          <w:szCs w:val="22"/>
-        </w:rPr>
-        <w:fldChar w:fldCharType="separate"/>
-      </w:r>
-      <w:r>
-        <w:rPr>
-          <w:rFonts w:ascii="Arial" w:eastAsia="Arial" w:hAnsi="Arial" w:cs="Arial"/>
-          <w:noProof/>
-          <w:sz w:val="22"/>
-          <w:szCs w:val="22"/>
-        </w:rPr>
-        <w:t>(Moran et al., 1991)</w:t>
-      </w:r>
-      <w:r>
-        <w:rPr>
-          <w:rFonts w:ascii="Arial" w:eastAsia="Arial" w:hAnsi="Arial" w:cs="Arial"/>
-          <w:sz w:val="22"/>
-          <w:szCs w:val="22"/>
-        </w:rPr>
-        <w:fldChar w:fldCharType="end"/>
-      </w:r>
+      <w:hyperlink r:id="rId20">
+        <w:r>
+          <w:rPr>
+            <w:rFonts w:ascii="Arial" w:eastAsia="Arial" w:hAnsi="Arial" w:cs="Arial"/>
+            <w:noProof/>
+            <w:sz w:val="22"/>
+            <w:szCs w:val="22"/>
+          </w:rPr>
+          <w:t>(Moran et al., 1991)</w:t>
+        </w:r>
+      </w:hyperlink>
       <w:r>
         <w:rPr>
           <w:rFonts w:ascii="Arial" w:eastAsia="Arial" w:hAnsi="Arial" w:cs="Arial"/>
@@ -2205,47 +1693,17 @@
         </w:rPr>
         <w:t xml:space="preserve">, and the quality of materials play a crucial role in regulating key microbial processes, such as nitrogen fixation </w:t>
       </w:r>
-      <w:r>
-        <w:rPr>
-          <w:rFonts w:ascii="Arial" w:eastAsia="Arial" w:hAnsi="Arial" w:cs="Arial"/>
-          <w:sz w:val="22"/>
-          <w:szCs w:val="22"/>
-        </w:rPr>
-        <w:fldChar w:fldCharType="begin" w:fldLock="1"/>
-      </w:r>
-      <w:r>
-        <w:rPr>
-          <w:rFonts w:ascii="Arial" w:eastAsia="Arial" w:hAnsi="Arial" w:cs="Arial"/>
-          <w:sz w:val="22"/>
-          <w:szCs w:val="22"/>
-        </w:rPr>
-        <w:instrText>ADDIN paperpile_citation &lt;clusterId&gt;I221P278L668J352&lt;/clusterId&gt;&lt;metadata&gt;&lt;citation&gt;&lt;id&gt;d110d487-221c-4eeb-ae92-204f2b4da75c&lt;/id&gt;&lt;/citation&gt;&lt;citation&gt;&lt;id&gt;ead78f6c-99d0-44c7-b8e8-b876ee686eed&lt;/id&gt;&lt;/citation&gt;&lt;/metadata&gt;&lt;data&gt;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&lt;/data&gt; \* MERGEFORMAT</w:instrText>
-      </w:r>
-      <w:r>
-        <w:rPr>
-          <w:rFonts w:ascii="Arial" w:eastAsia="Arial" w:hAnsi="Arial" w:cs="Arial"/>
-          <w:sz w:val="22"/>
-          <w:szCs w:val="22"/>
-        </w:rPr>
-        <w:fldChar w:fldCharType="separate"/>
-      </w:r>
-      <w:r>
-        <w:rPr>
-          <w:rFonts w:ascii="Arial" w:eastAsia="Arial" w:hAnsi="Arial" w:cs="Arial"/>
-          <w:noProof/>
-          <w:sz w:val="22"/>
-          <w:szCs w:val="22"/>
-        </w:rPr>
-        <w:t>(Benavides et al., 2018; Eberhard et al., 2023)</w:t>
-      </w:r>
-      <w:r>
-        <w:rPr>
-          <w:rFonts w:ascii="Arial" w:eastAsia="Arial" w:hAnsi="Arial" w:cs="Arial"/>
-          <w:sz w:val="22"/>
-          <w:szCs w:val="22"/>
-        </w:rPr>
-        <w:fldChar w:fldCharType="end"/>
-      </w:r>
+      <w:hyperlink r:id="rId21">
+        <w:r>
+          <w:rPr>
+            <w:rFonts w:ascii="Arial" w:eastAsia="Arial" w:hAnsi="Arial" w:cs="Arial"/>
+            <w:noProof/>
+            <w:sz w:val="22"/>
+            <w:szCs w:val="22"/>
+          </w:rPr>
+          <w:t>(Benavides et al., 2018; Eberhard et al., 2023)</w:t>
+        </w:r>
+      </w:hyperlink>
       <w:r>
         <w:rPr>
           <w:rFonts w:ascii="Arial" w:eastAsia="Arial" w:hAnsi="Arial" w:cs="Arial"/>
@@ -2254,47 +1712,17 @@
         </w:rPr>
         <w:t xml:space="preserve"> and denitrification </w:t>
       </w:r>
-      <w:r>
-        <w:rPr>
-          <w:rFonts w:ascii="Arial" w:eastAsia="Arial" w:hAnsi="Arial" w:cs="Arial"/>
-          <w:sz w:val="22"/>
-          <w:szCs w:val="22"/>
-        </w:rPr>
-        <w:fldChar w:fldCharType="begin" w:fldLock="1"/>
-      </w:r>
-      <w:r>
-        <w:rPr>
-          <w:rFonts w:ascii="Arial" w:eastAsia="Arial" w:hAnsi="Arial" w:cs="Arial"/>
-          <w:sz w:val="22"/>
-          <w:szCs w:val="22"/>
-        </w:rPr>
-        <w:instrText>ADDIN paperpile_citation &lt;clusterId&gt;E146S496H786L417&lt;/clusterId&gt;&lt;metadata&gt;&lt;citation&gt;&lt;id&gt;91101bcb-1c2a-483e-854d-f89e73d8ac10&lt;/id&gt;&lt;/citation&gt;&lt;citation&gt;&lt;id&gt;37edf1b2-1c64-4b8b-8936-d2b39f5571d8&lt;/id&gt;&lt;/citation&gt;&lt;/metadata&gt;&lt;data&gt;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&lt;/data&gt; \* MERGEFORMAT</w:instrText>
-      </w:r>
-      <w:r>
-        <w:rPr>
-          <w:rFonts w:ascii="Arial" w:eastAsia="Arial" w:hAnsi="Arial" w:cs="Arial"/>
-          <w:sz w:val="22"/>
-          <w:szCs w:val="22"/>
-        </w:rPr>
-        <w:fldChar w:fldCharType="separate"/>
-      </w:r>
-      <w:r>
-        <w:rPr>
-          <w:rFonts w:ascii="Arial" w:eastAsia="Arial" w:hAnsi="Arial" w:cs="Arial"/>
-          <w:noProof/>
-          <w:sz w:val="22"/>
-          <w:szCs w:val="22"/>
-        </w:rPr>
-        <w:t>(Bartoli et al., 2020; Gao et al., 2022)</w:t>
-      </w:r>
-      <w:r>
-        <w:rPr>
-          <w:rFonts w:ascii="Arial" w:eastAsia="Arial" w:hAnsi="Arial" w:cs="Arial"/>
-          <w:sz w:val="22"/>
-          <w:szCs w:val="22"/>
-        </w:rPr>
-        <w:fldChar w:fldCharType="end"/>
-      </w:r>
+      <w:hyperlink r:id="rId22">
+        <w:r>
+          <w:rPr>
+            <w:rFonts w:ascii="Arial" w:eastAsia="Arial" w:hAnsi="Arial" w:cs="Arial"/>
+            <w:noProof/>
+            <w:sz w:val="22"/>
+            <w:szCs w:val="22"/>
+          </w:rPr>
+          <w:t>(Bartoli et al., 2020; Gao et al., 2022)</w:t>
+        </w:r>
+      </w:hyperlink>
       <w:r>
         <w:rPr>
           <w:rFonts w:ascii="Arial" w:eastAsia="Arial" w:hAnsi="Arial" w:cs="Arial"/>
@@ -2303,47 +1731,17 @@
         </w:rPr>
         <w:t xml:space="preserve">. Despite the importance of these systems, the coalescence of DOM sources and transformations in downstream coastal reaches remains poorly represented in Earth system models </w:t>
       </w:r>
-      <w:r>
-        <w:rPr>
-          <w:rFonts w:ascii="Arial" w:eastAsia="Arial" w:hAnsi="Arial" w:cs="Arial"/>
-          <w:sz w:val="22"/>
-          <w:szCs w:val="22"/>
-        </w:rPr>
-        <w:fldChar w:fldCharType="begin" w:fldLock="1"/>
-      </w:r>
-      <w:r>
-        <w:rPr>
-          <w:rFonts w:ascii="Arial" w:eastAsia="Arial" w:hAnsi="Arial" w:cs="Arial"/>
-          <w:sz w:val="22"/>
-          <w:szCs w:val="22"/>
-        </w:rPr>
-        <w:instrText>ADDIN paperpile_citation &lt;clusterId&gt;S861G228V698Z322&lt;/clusterId&gt;&lt;metadata&gt;&lt;citation&gt;&lt;id&gt;a9369d92-218d-4efc-8048-3b2be586a37d&lt;/id&gt;&lt;/citation&gt;&lt;citation&gt;&lt;id&gt;ef047836-cee4-4b02-afc1-f45675f2beeb&lt;/id&gt;&lt;/citation&gt;&lt;/metadata&gt;&lt;data&gt;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&lt;/data&gt; \* MERGEFORMAT</w:instrText>
-      </w:r>
-      <w:r>
-        <w:rPr>
-          <w:rFonts w:ascii="Arial" w:eastAsia="Arial" w:hAnsi="Arial" w:cs="Arial"/>
-          <w:sz w:val="22"/>
-          <w:szCs w:val="22"/>
-        </w:rPr>
-        <w:fldChar w:fldCharType="separate"/>
-      </w:r>
-      <w:r>
-        <w:rPr>
-          <w:rFonts w:ascii="Arial" w:eastAsia="Arial" w:hAnsi="Arial" w:cs="Arial"/>
-          <w:noProof/>
-          <w:sz w:val="22"/>
-          <w:szCs w:val="22"/>
-        </w:rPr>
-        <w:t>(Ward et al., 2020; Zhang et al., 2022)</w:t>
-      </w:r>
-      <w:r>
-        <w:rPr>
-          <w:rFonts w:ascii="Arial" w:eastAsia="Arial" w:hAnsi="Arial" w:cs="Arial"/>
-          <w:sz w:val="22"/>
-          <w:szCs w:val="22"/>
-        </w:rPr>
-        <w:fldChar w:fldCharType="end"/>
-      </w:r>
+      <w:hyperlink r:id="rId23">
+        <w:r>
+          <w:rPr>
+            <w:rFonts w:ascii="Arial" w:eastAsia="Arial" w:hAnsi="Arial" w:cs="Arial"/>
+            <w:noProof/>
+            <w:sz w:val="22"/>
+            <w:szCs w:val="22"/>
+          </w:rPr>
+          <w:t>(Ward et al., 2020; Zhang et al., 2022)</w:t>
+        </w:r>
+      </w:hyperlink>
       <w:r>
         <w:rPr>
           <w:rFonts w:ascii="Arial" w:eastAsia="Arial" w:hAnsi="Arial" w:cs="Arial"/>
@@ -2360,47 +1758,17 @@
         </w:rPr>
         <w:t xml:space="preserve"> </w:t>
       </w:r>
-      <w:r>
-        <w:rPr>
-          <w:rFonts w:ascii="Arial" w:eastAsia="Arial" w:hAnsi="Arial" w:cs="Arial"/>
-          <w:sz w:val="22"/>
-          <w:szCs w:val="22"/>
-        </w:rPr>
-        <w:fldChar w:fldCharType="begin" w:fldLock="1"/>
-      </w:r>
-      <w:r>
-        <w:rPr>
-          <w:rFonts w:ascii="Arial" w:eastAsia="Arial" w:hAnsi="Arial" w:cs="Arial"/>
-          <w:sz w:val="22"/>
-          <w:szCs w:val="22"/>
-        </w:rPr>
-        <w:instrText>ADDIN paperpile_citation &lt;clusterId&gt;X449L797H187E871&lt;/clusterId&gt;&lt;metadata&gt;&lt;citation&gt;&lt;id&gt;b53031c7-4fb7-4667-900b-10792ec8ea35&lt;/id&gt;&lt;/citation&gt;&lt;/metadata&gt;&lt;data&gt;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&lt;/data&gt; \* MERGEFORMAT</w:instrText>
-      </w:r>
-      <w:r>
-        <w:rPr>
-          <w:rFonts w:ascii="Arial" w:eastAsia="Arial" w:hAnsi="Arial" w:cs="Arial"/>
-          <w:sz w:val="22"/>
-          <w:szCs w:val="22"/>
-        </w:rPr>
-        <w:fldChar w:fldCharType="separate"/>
-      </w:r>
-      <w:r>
-        <w:rPr>
-          <w:rFonts w:ascii="Arial" w:eastAsia="Arial" w:hAnsi="Arial" w:cs="Arial"/>
-          <w:noProof/>
-          <w:sz w:val="22"/>
-          <w:szCs w:val="22"/>
-        </w:rPr>
-        <w:t>(Santos et al., 2021)</w:t>
-      </w:r>
-      <w:r>
-        <w:rPr>
-          <w:rFonts w:ascii="Arial" w:eastAsia="Arial" w:hAnsi="Arial" w:cs="Arial"/>
-          <w:sz w:val="22"/>
-          <w:szCs w:val="22"/>
-        </w:rPr>
-        <w:fldChar w:fldCharType="end"/>
-      </w:r>
+      <w:hyperlink r:id="rId24">
+        <w:r>
+          <w:rPr>
+            <w:rFonts w:ascii="Arial" w:eastAsia="Arial" w:hAnsi="Arial" w:cs="Arial"/>
+            <w:noProof/>
+            <w:sz w:val="22"/>
+            <w:szCs w:val="22"/>
+          </w:rPr>
+          <w:t>(Santos et al., 2021)</w:t>
+        </w:r>
+      </w:hyperlink>
       <w:r>
         <w:rPr>
           <w:rFonts w:ascii="Arial" w:eastAsia="Arial" w:hAnsi="Arial" w:cs="Arial"/>
@@ -2445,43 +1813,8 @@
           <w:sz w:val="22"/>
           <w:szCs w:val="22"/>
         </w:rPr>
-        <w:t>In this study, we present a spatially variable comparison of DOM composition in the lower reaches (small tributaries, tidal streams, and near-shore estuarine/</w:t>
-      </w:r>
-      <w:proofErr w:type="spellStart"/>
-      <w:r>
-        <w:rPr>
-          <w:rFonts w:ascii="Arial" w:eastAsia="Arial" w:hAnsi="Arial" w:cs="Arial"/>
-          <w:sz w:val="22"/>
-          <w:szCs w:val="22"/>
-        </w:rPr>
-        <w:t>lacestuarine</w:t>
-      </w:r>
-      <w:proofErr w:type="spellEnd"/>
-      <w:r>
-        <w:rPr>
-          <w:rFonts w:ascii="Arial" w:eastAsia="Arial" w:hAnsi="Arial" w:cs="Arial"/>
-          <w:sz w:val="22"/>
-          <w:szCs w:val="22"/>
-        </w:rPr>
-        <w:t xml:space="preserve">) of mid-Atlantic (Chesapeake Bay and Delaware Bay) saltwater estuaries and Great Lakes freshwater estuaries (also termed </w:t>
-      </w:r>
-      <w:proofErr w:type="spellStart"/>
-      <w:r>
-        <w:rPr>
-          <w:rFonts w:ascii="Arial" w:eastAsia="Arial" w:hAnsi="Arial" w:cs="Arial"/>
-          <w:sz w:val="22"/>
-          <w:szCs w:val="22"/>
-        </w:rPr>
-        <w:t>lacestuaries</w:t>
-      </w:r>
-      <w:proofErr w:type="spellEnd"/>
-      <w:r>
-        <w:rPr>
-          <w:rFonts w:ascii="Arial" w:eastAsia="Arial" w:hAnsi="Arial" w:cs="Arial"/>
-          <w:sz w:val="22"/>
-          <w:szCs w:val="22"/>
-        </w:rPr>
-        <w:t>). Our goal was to describe broad spatial drivers and identify transferable trends across each coastal TAI. In this context, we asked the following questions:</w:t>
+        <w:lastRenderedPageBreak/>
+        <w:t>In this study, we present a spatially variable comparison of DOM composition in the lower reaches (small tributaries, tidal streams, and near-shore estuarine/lacestuarine) of mid-Atlantic (Chesapeake Bay and Delaware Bay) saltwater estuaries and Great Lakes freshwater estuaries (also termed lacestuaries). Our goal was to describe broad spatial drivers and identify transferable trends across each coastal TAI. In this context, we asked the following questions:</w:t>
       </w:r>
     </w:p>
     <w:p>
@@ -2593,7 +1926,6 @@
         </w:rPr>
         <w:t>-</w:t>
       </w:r>
-      <w:proofErr w:type="gramStart"/>
       <w:r>
         <w:rPr>
           <w:rFonts w:ascii="Arial" w:eastAsia="Arial" w:hAnsi="Arial" w:cs="Arial"/>
@@ -2616,70 +1948,7 @@
           <w:sz w:val="22"/>
           <w:szCs w:val="22"/>
         </w:rPr>
-        <w:t>resolution</w:t>
-      </w:r>
-      <w:proofErr w:type="gramEnd"/>
-      <w:r>
-        <w:rPr>
-          <w:rFonts w:ascii="Arial" w:eastAsia="Arial" w:hAnsi="Arial" w:cs="Arial"/>
-          <w:sz w:val="22"/>
-          <w:szCs w:val="22"/>
-        </w:rPr>
-        <w:t xml:space="preserve"> Fourier transform ion cyclotron resonance mass spectrometry (FTICR-MS) was also used to gain a molecular-level understanding of surface water DOM composition. We further measured various water quality indicators including salinity and </w:t>
-      </w:r>
-      <w:proofErr w:type="spellStart"/>
-      <w:r>
-        <w:rPr>
-          <w:rFonts w:ascii="Arial" w:eastAsia="Arial" w:hAnsi="Arial" w:cs="Arial"/>
-          <w:sz w:val="22"/>
-          <w:szCs w:val="22"/>
-        </w:rPr>
-        <w:t>pH.</w:t>
-      </w:r>
-      <w:proofErr w:type="spellEnd"/>
-      <w:r>
-        <w:rPr>
-          <w:rFonts w:ascii="Arial" w:eastAsia="Arial" w:hAnsi="Arial" w:cs="Arial"/>
-          <w:sz w:val="22"/>
-          <w:szCs w:val="22"/>
-        </w:rPr>
-        <w:t xml:space="preserve"> We hypothesized that tidal/seiche-driven streams and rivers would provide a more aromatic DOM signature that is depleted in favor of more heteroatom (nitrogen, sulfur) rich DOM in nearshore estuarine/</w:t>
-      </w:r>
-      <w:proofErr w:type="spellStart"/>
-      <w:r>
-        <w:rPr>
-          <w:rFonts w:ascii="Arial" w:eastAsia="Arial" w:hAnsi="Arial" w:cs="Arial"/>
-          <w:sz w:val="22"/>
-          <w:szCs w:val="22"/>
-        </w:rPr>
-        <w:t>lacusturine</w:t>
-      </w:r>
-      <w:proofErr w:type="spellEnd"/>
-      <w:r>
-        <w:rPr>
-          <w:rFonts w:ascii="Arial" w:eastAsia="Arial" w:hAnsi="Arial" w:cs="Arial"/>
-          <w:sz w:val="22"/>
-          <w:szCs w:val="22"/>
-        </w:rPr>
-        <w:t xml:space="preserve"> areas. As such, transformations of DOM were expected to shift in a general way across the coastal TAIs, although the extent of such differences was hypothesized to be regionally dependent given variable wetland/marsh sources of DOM between freshwater and saltwater coastal systems. Similarly, water chemistry patterns vary regionally along coastal regions (e.g., changing salinity/conductivity in saltwater estuaries vs freshwater </w:t>
-      </w:r>
-      <w:proofErr w:type="spellStart"/>
-      <w:r>
-        <w:rPr>
-          <w:rFonts w:ascii="Arial" w:eastAsia="Arial" w:hAnsi="Arial" w:cs="Arial"/>
-          <w:sz w:val="22"/>
-          <w:szCs w:val="22"/>
-        </w:rPr>
-        <w:t>lacestuaries</w:t>
-      </w:r>
-      <w:proofErr w:type="spellEnd"/>
-      <w:r>
-        <w:rPr>
-          <w:rFonts w:ascii="Arial" w:eastAsia="Arial" w:hAnsi="Arial" w:cs="Arial"/>
-          <w:sz w:val="22"/>
-          <w:szCs w:val="22"/>
-        </w:rPr>
-        <w:t xml:space="preserve">) and may challenge an ability to directly tie with DOM composition at regionally broad spatial scales. </w:t>
+        <w:t xml:space="preserve">resolution Fourier transform ion cyclotron resonance mass spectrometry (FTICR-MS) was also used to gain a molecular-level understanding of surface water DOM composition. We further measured various water quality indicators including salinity and pH. We hypothesized that tidal/seiche-driven streams and rivers would provide a more aromatic DOM signature that is depleted in favor of more heteroatom (nitrogen, sulfur) rich DOM in nearshore estuarine/lacusturine areas. As such, transformations of DOM were expected to shift in a general way across the coastal TAIs, although the extent of such differences was hypothesized to be regionally dependent given variable wetland/marsh sources of DOM between freshwater and saltwater coastal systems. Similarly, water chemistry patterns vary regionally along coastal regions (e.g., changing salinity/conductivity in saltwater estuaries vs freshwater lacestuaries) and may challenge an ability to directly tie with DOM composition at regionally broad spatial scales. </w:t>
       </w:r>
     </w:p>
     <w:p>
@@ -2751,7 +2020,7 @@
                     <pic:cNvPicPr preferRelativeResize="0"/>
                   </pic:nvPicPr>
                   <pic:blipFill>
-                    <a:blip r:embed="rId6"/>
+                    <a:blip r:embed="rId25"/>
                     <a:stretch>
                       <a:fillRect/>
                     </a:stretch>
@@ -2778,43 +2047,7 @@
           <w:sz w:val="22"/>
           <w:szCs w:val="22"/>
         </w:rPr>
-        <w:t xml:space="preserve">The data used for this study were collected as part of the </w:t>
-      </w:r>
-      <w:proofErr w:type="spellStart"/>
-      <w:r>
-        <w:rPr>
-          <w:rFonts w:ascii="Arial" w:eastAsia="Arial" w:hAnsi="Arial" w:cs="Arial"/>
-          <w:sz w:val="22"/>
-          <w:szCs w:val="22"/>
-        </w:rPr>
-        <w:t>EXploration</w:t>
-      </w:r>
-      <w:proofErr w:type="spellEnd"/>
-      <w:r>
-        <w:rPr>
-          <w:rFonts w:ascii="Arial" w:eastAsia="Arial" w:hAnsi="Arial" w:cs="Arial"/>
-          <w:sz w:val="22"/>
-          <w:szCs w:val="22"/>
-        </w:rPr>
-        <w:t xml:space="preserve"> of Coastal </w:t>
-      </w:r>
-      <w:proofErr w:type="spellStart"/>
-      <w:r>
-        <w:rPr>
-          <w:rFonts w:ascii="Arial" w:eastAsia="Arial" w:hAnsi="Arial" w:cs="Arial"/>
-          <w:sz w:val="22"/>
-          <w:szCs w:val="22"/>
-        </w:rPr>
-        <w:t>Hydrobiogeochemistry</w:t>
-      </w:r>
-      <w:proofErr w:type="spellEnd"/>
-      <w:r>
-        <w:rPr>
-          <w:rFonts w:ascii="Arial" w:eastAsia="Arial" w:hAnsi="Arial" w:cs="Arial"/>
-          <w:sz w:val="22"/>
-          <w:szCs w:val="22"/>
-        </w:rPr>
-        <w:t xml:space="preserve"> Across a Network of Gradients and Experiments (EXCHANGE) program. Data are freely available at the Environmental System Science Data Infrastructure for a Virtual Ecosystem (ESS-DIVE) data repository</w:t>
+        <w:t>The data used for this study were collected as part of the EXploration of Coastal Hydrobiogeochemistry Across a Network of Gradients and Experiments (EXCHANGE) program. Data are freely available at the Environmental System Science Data Infrastructure for a Virtual Ecosystem (ESS-DIVE) data repository</w:t>
       </w:r>
       <w:r>
         <w:rPr>
@@ -2824,47 +2057,17 @@
         </w:rPr>
         <w:t xml:space="preserve"> </w:t>
       </w:r>
-      <w:r>
-        <w:rPr>
-          <w:rFonts w:ascii="Arial" w:eastAsia="Arial" w:hAnsi="Arial" w:cs="Arial"/>
-          <w:sz w:val="22"/>
-          <w:szCs w:val="22"/>
-        </w:rPr>
-        <w:fldChar w:fldCharType="begin" w:fldLock="1"/>
-      </w:r>
-      <w:r>
-        <w:rPr>
-          <w:rFonts w:ascii="Arial" w:eastAsia="Arial" w:hAnsi="Arial" w:cs="Arial"/>
-          <w:sz w:val="22"/>
-          <w:szCs w:val="22"/>
-        </w:rPr>
-        <w:instrText>ADDIN paperpile_citation &lt;clusterId&gt;L335Z622V972S696&lt;/clusterId&gt;&lt;metadata&gt;&lt;citation&gt;&lt;id&gt;aa1bd26c-1c17-45ed-a22d-7affda2ce42d&lt;/id&gt;&lt;/citation&gt;&lt;/metadata&gt;&lt;data&gt;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&lt;/data&gt; \* MERGEFORMAT</w:instrText>
-      </w:r>
-      <w:r>
-        <w:rPr>
-          <w:rFonts w:ascii="Arial" w:eastAsia="Arial" w:hAnsi="Arial" w:cs="Arial"/>
-          <w:sz w:val="22"/>
-          <w:szCs w:val="22"/>
-        </w:rPr>
-        <w:fldChar w:fldCharType="separate"/>
-      </w:r>
-      <w:r>
-        <w:rPr>
-          <w:rFonts w:ascii="Arial" w:eastAsia="Arial" w:hAnsi="Arial" w:cs="Arial"/>
-          <w:noProof/>
-          <w:sz w:val="22"/>
-          <w:szCs w:val="22"/>
-        </w:rPr>
-        <w:t>(Pennington et al., 2023)</w:t>
-      </w:r>
-      <w:r>
-        <w:rPr>
-          <w:rFonts w:ascii="Arial" w:eastAsia="Arial" w:hAnsi="Arial" w:cs="Arial"/>
-          <w:sz w:val="22"/>
-          <w:szCs w:val="22"/>
-        </w:rPr>
-        <w:fldChar w:fldCharType="end"/>
-      </w:r>
+      <w:hyperlink r:id="rId26">
+        <w:r>
+          <w:rPr>
+            <w:rFonts w:ascii="Arial" w:eastAsia="Arial" w:hAnsi="Arial" w:cs="Arial"/>
+            <w:noProof/>
+            <w:sz w:val="22"/>
+            <w:szCs w:val="22"/>
+          </w:rPr>
+          <w:t>(Pennington et al., 2023)</w:t>
+        </w:r>
+      </w:hyperlink>
       <w:r>
         <w:rPr>
           <w:rFonts w:ascii="Arial" w:eastAsia="Arial" w:hAnsi="Arial" w:cs="Arial"/>
@@ -2881,47 +2084,17 @@
         </w:rPr>
         <w:t xml:space="preserve"> </w:t>
       </w:r>
-      <w:r>
-        <w:rPr>
-          <w:rFonts w:ascii="Arial" w:eastAsia="Arial" w:hAnsi="Arial" w:cs="Arial"/>
-          <w:sz w:val="22"/>
-          <w:szCs w:val="22"/>
-        </w:rPr>
-        <w:fldChar w:fldCharType="begin" w:fldLock="1"/>
-      </w:r>
-      <w:r>
-        <w:rPr>
-          <w:rFonts w:ascii="Arial" w:eastAsia="Arial" w:hAnsi="Arial" w:cs="Arial"/>
-          <w:sz w:val="22"/>
-          <w:szCs w:val="22"/>
-        </w:rPr>
-        <w:instrText>ADDIN paperpile_citation &lt;clusterId&gt;Z824G272C562Z385&lt;/clusterId&gt;&lt;metadata&gt;&lt;citation&gt;&lt;id&gt;809e8efa-a65d-411c-bf41-8f26b27aa6ba&lt;/id&gt;&lt;/citation&gt;&lt;/metadata&gt;&lt;data&gt;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&lt;/data&gt; \* MERGEFORMAT</w:instrText>
-      </w:r>
-      <w:r>
-        <w:rPr>
-          <w:rFonts w:ascii="Arial" w:eastAsia="Arial" w:hAnsi="Arial" w:cs="Arial"/>
-          <w:sz w:val="22"/>
-          <w:szCs w:val="22"/>
-        </w:rPr>
-        <w:fldChar w:fldCharType="separate"/>
-      </w:r>
-      <w:r>
-        <w:rPr>
-          <w:rFonts w:ascii="Arial" w:eastAsia="Arial" w:hAnsi="Arial" w:cs="Arial"/>
-          <w:noProof/>
-          <w:sz w:val="22"/>
-          <w:szCs w:val="22"/>
-        </w:rPr>
-        <w:t>(Myers-Pigg et al., 2023)</w:t>
-      </w:r>
-      <w:r>
-        <w:rPr>
-          <w:rFonts w:ascii="Arial" w:eastAsia="Arial" w:hAnsi="Arial" w:cs="Arial"/>
-          <w:sz w:val="22"/>
-          <w:szCs w:val="22"/>
-        </w:rPr>
-        <w:fldChar w:fldCharType="end"/>
-      </w:r>
+      <w:hyperlink r:id="rId27">
+        <w:r>
+          <w:rPr>
+            <w:rFonts w:ascii="Arial" w:eastAsia="Arial" w:hAnsi="Arial" w:cs="Arial"/>
+            <w:noProof/>
+            <w:sz w:val="22"/>
+            <w:szCs w:val="22"/>
+          </w:rPr>
+          <w:t>(Myers-Pigg et al., 2023)</w:t>
+        </w:r>
+      </w:hyperlink>
       <w:r>
         <w:rPr>
           <w:rFonts w:ascii="Arial" w:eastAsia="Arial" w:hAnsi="Arial" w:cs="Arial"/>
@@ -3183,7 +2356,16 @@
           <w:sz w:val="22"/>
           <w:szCs w:val="22"/>
         </w:rPr>
-        <w:t xml:space="preserve">Samples were collected by the EXCHANGE consortium during the Fall of 2021 (August to October) from 47 surface waters within the coastal Great Lakes and mid-Atlantic (Chesapeake Bay and Delaware Bay regions) (Figure 1). Consortium members were provided kits and instructions to ensure standardized sample collection. Field metadata, including site locations and water source type, were collected. Water sources ranged from wetland-adjacent small coastal streams and rivers to near-shore estuarine and lacustrine samples in the mid-Atlantic and Great Lakes regions. </w:t>
+        <w:t xml:space="preserve">Samples were collected by the EXCHANGE consortium during the Fall of 2021 (August to October) from 47 surface waters within the coastal Great Lakes and mid-Atlantic (Chesapeake Bay and Delaware Bay regions) (Figure 1). Consortium members were provided kits and </w:t>
+      </w:r>
+      <w:r>
+        <w:rPr>
+          <w:rFonts w:ascii="Arial" w:eastAsia="Arial" w:hAnsi="Arial" w:cs="Arial"/>
+          <w:sz w:val="22"/>
+          <w:szCs w:val="22"/>
+        </w:rPr>
+        <w:lastRenderedPageBreak/>
+        <w:t xml:space="preserve">instructions to ensure standardized sample collection. Field metadata, including site locations and water source type, were collected. Water sources ranged from wetland-adjacent small coastal streams and rivers to near-shore estuarine and lacustrine samples in the mid-Atlantic and Great Lakes regions. </w:t>
       </w:r>
     </w:p>
     <w:p>
@@ -3213,43 +2395,7 @@
           <w:sz w:val="22"/>
           <w:szCs w:val="22"/>
         </w:rPr>
-        <w:t xml:space="preserve">Water samples were collected and field-filtered through 0.2 µm </w:t>
-      </w:r>
-      <w:proofErr w:type="spellStart"/>
-      <w:r>
-        <w:rPr>
-          <w:rFonts w:ascii="Arial" w:eastAsia="Arial" w:hAnsi="Arial" w:cs="Arial"/>
-          <w:sz w:val="22"/>
-          <w:szCs w:val="22"/>
-        </w:rPr>
-        <w:t>Sterivex</w:t>
-      </w:r>
-      <w:proofErr w:type="spellEnd"/>
-      <w:r>
-        <w:rPr>
-          <w:rFonts w:ascii="Arial" w:eastAsia="Arial" w:hAnsi="Arial" w:cs="Arial"/>
-          <w:sz w:val="22"/>
-          <w:szCs w:val="22"/>
-        </w:rPr>
-        <w:t xml:space="preserve"> syringe filters and dispersed into amber glass vials for dissolved organic carbon (DOC), total dissolved nitrogen (TDN), and chromophoric dissolved organic matter (CDOM) analyses. An additional 125 mL of unfiltered surface water was collected in an amber high-density polyethylene (HDPE) bottle with no headspace for pH, oxidation-reduction potential (ORP), conductivity, and alkalinity measurements. Finally, 1L of filtered water was collected in an amber HDPE bottle to be further subject to solid phase extraction (SPE) and ultra-high resolution molecular analyses. Samples were shipped immediately to the Pacific Northwest National Laboratory-Sequim, where pH, ORP, and alkalinity measurements were recorded within 48-hour of sample collection. Samples for DOC, TDN, and CDOM were stored at 4 °C and analyzed within 2 weeks of collection. Samples subject to SPE were also stored at 4 °C and processed within 1 week of collection as described by Dittmar 2008. Briefly, samples were acidified to pH 2 with hydrochloric acid 24-hours before extraction and then passed through 6mL/1g Bond-</w:t>
-      </w:r>
-      <w:proofErr w:type="spellStart"/>
-      <w:r>
-        <w:rPr>
-          <w:rFonts w:ascii="Arial" w:eastAsia="Arial" w:hAnsi="Arial" w:cs="Arial"/>
-          <w:sz w:val="22"/>
-          <w:szCs w:val="22"/>
-        </w:rPr>
-        <w:t>Elut</w:t>
-      </w:r>
-      <w:proofErr w:type="spellEnd"/>
-      <w:r>
-        <w:rPr>
-          <w:rFonts w:ascii="Arial" w:eastAsia="Arial" w:hAnsi="Arial" w:cs="Arial"/>
-          <w:sz w:val="22"/>
-          <w:szCs w:val="22"/>
-        </w:rPr>
-        <w:t xml:space="preserve"> PPL cartridges (Agilent) that were first conditioned with methanol followed by pH 2 Milli-Q water. After sample loadings, cartridges were rinsed again with pH 2 Milli-Q water, and samples were eluted with methanol. Methanol extracts were stored at -80 °C until further analysis. </w:t>
+        <w:t xml:space="preserve">Water samples were collected and field-filtered through 0.2 µm Sterivex syringe filters and dispersed into amber glass vials for dissolved organic carbon (DOC), total dissolved nitrogen (TDN), and chromophoric dissolved organic matter (CDOM) analyses. An additional 125 mL of unfiltered surface water was collected in an amber high-density polyethylene (HDPE) bottle with no headspace for pH, oxidation-reduction potential (ORP), conductivity, and alkalinity measurements. Finally, 1L of filtered water was collected in an amber HDPE bottle to be further subject to solid phase extraction (SPE) and ultra-high resolution molecular analyses. Samples were shipped immediately to the Pacific Northwest National Laboratory-Sequim, where pH, ORP, and alkalinity measurements were recorded within 48-hour of sample collection. Samples for DOC, TDN, and CDOM were stored at 4 °C and analyzed within 2 weeks of collection. Samples subject to SPE were also stored at 4 °C and processed within 1 week of collection as described by Dittmar 2008. Briefly, samples were acidified to pH 2 with hydrochloric acid 24-hours before extraction and then passed through 6mL/1g Bond-Elut PPL cartridges (Agilent) that were first conditioned with methanol followed by pH 2 Milli-Q water. After sample loadings, cartridges were rinsed again with pH 2 Milli-Q water, and samples were eluted with methanol. Methanol extracts were stored at -80 °C until further analysis. </w:t>
       </w:r>
     </w:p>
     <w:p>
@@ -3280,27 +2426,7 @@
           <w:sz w:val="22"/>
           <w:szCs w:val="22"/>
         </w:rPr>
-        <w:t xml:space="preserve">2.2 </w:t>
-      </w:r>
-      <w:proofErr w:type="spellStart"/>
-      <w:r>
-        <w:rPr>
-          <w:rFonts w:ascii="Arial" w:eastAsia="Arial" w:hAnsi="Arial" w:cs="Arial"/>
-          <w:i/>
-          <w:sz w:val="22"/>
-          <w:szCs w:val="22"/>
-        </w:rPr>
-        <w:t>Physicochemistry</w:t>
-      </w:r>
-      <w:proofErr w:type="spellEnd"/>
-      <w:r>
-        <w:rPr>
-          <w:rFonts w:ascii="Arial" w:eastAsia="Arial" w:hAnsi="Arial" w:cs="Arial"/>
-          <w:i/>
-          <w:sz w:val="22"/>
-          <w:szCs w:val="22"/>
-        </w:rPr>
-        <w:t>, dissolved organic carbon, and optical analyses</w:t>
+        <w:t>2.2 Physicochemistry, dissolved organic carbon, and optical analyses</w:t>
       </w:r>
     </w:p>
     <w:p>
@@ -3335,49 +2461,28 @@
           <w:sz w:val="22"/>
           <w:szCs w:val="22"/>
         </w:rPr>
-        <w:t xml:space="preserve">. The pH was calibrated to a 3-point standard curve (pH 4, 7, 10), and conductivity was calibrated with a 50,000 µS/cm solution. Alkalinity was determined via titration with 0.2N HCl to an endpoint at pH 4 following protocols set forth by the United States Geological Survey </w:t>
-      </w:r>
-      <w:r>
-        <w:rPr>
-          <w:rFonts w:ascii="Arial" w:eastAsia="Arial" w:hAnsi="Arial" w:cs="Arial"/>
-          <w:sz w:val="22"/>
-          <w:szCs w:val="22"/>
-        </w:rPr>
-        <w:fldChar w:fldCharType="begin" w:fldLock="1"/>
-      </w:r>
-      <w:r>
-        <w:rPr>
-          <w:rFonts w:ascii="Arial" w:eastAsia="Arial" w:hAnsi="Arial" w:cs="Arial"/>
-          <w:sz w:val="22"/>
-          <w:szCs w:val="22"/>
-        </w:rPr>
-        <w:instrText>ADDIN paperpile_citation &lt;clusterId&gt;Z284N541C832Z555&lt;/clusterId&gt;&lt;metadata&gt;&lt;citation&gt;&lt;id&gt;3047edd9-4bac-4575-b6a5-1a53ca9ff59d&lt;/id&gt;&lt;/citation&gt;&lt;/metadata&gt;&lt;data&gt;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&lt;/data&gt; \* MERGEFORMAT</w:instrText>
-      </w:r>
-      <w:r>
-        <w:rPr>
-          <w:rFonts w:ascii="Arial" w:eastAsia="Arial" w:hAnsi="Arial" w:cs="Arial"/>
-          <w:sz w:val="22"/>
-          <w:szCs w:val="22"/>
-        </w:rPr>
-        <w:fldChar w:fldCharType="separate"/>
-      </w:r>
-      <w:r>
-        <w:rPr>
-          <w:rFonts w:ascii="Arial" w:eastAsia="Arial" w:hAnsi="Arial" w:cs="Arial"/>
-          <w:noProof/>
-          <w:sz w:val="22"/>
-          <w:szCs w:val="22"/>
-        </w:rPr>
-        <w:t>(Rounds and Wilde, 2012)</w:t>
-      </w:r>
-      <w:r>
-        <w:rPr>
-          <w:rFonts w:ascii="Arial" w:eastAsia="Arial" w:hAnsi="Arial" w:cs="Arial"/>
-          <w:sz w:val="22"/>
-          <w:szCs w:val="22"/>
-        </w:rPr>
-        <w:fldChar w:fldCharType="end"/>
-      </w:r>
+        <w:t xml:space="preserve">. The pH was calibrated to a 3-point standard curve (pH 4, 7, 10), and conductivity was calibrated with a 50,000 µS/cm solution. Alkalinity was determined via </w:t>
+      </w:r>
+      <w:r>
+        <w:rPr>
+          <w:rFonts w:ascii="Arial" w:eastAsia="Arial" w:hAnsi="Arial" w:cs="Arial"/>
+          <w:sz w:val="22"/>
+          <w:szCs w:val="22"/>
+        </w:rPr>
+        <w:lastRenderedPageBreak/>
+        <w:t xml:space="preserve">titration with 0.2N HCl to an endpoint at pH 4 following protocols set forth by the United States Geological Survey </w:t>
+      </w:r>
+      <w:hyperlink r:id="rId28">
+        <w:r>
+          <w:rPr>
+            <w:rFonts w:ascii="Arial" w:eastAsia="Arial" w:hAnsi="Arial" w:cs="Arial"/>
+            <w:noProof/>
+            <w:sz w:val="22"/>
+            <w:szCs w:val="22"/>
+          </w:rPr>
+          <w:t>(Rounds and Wilde, 2012)</w:t>
+        </w:r>
+      </w:hyperlink>
       <w:r>
         <w:rPr>
           <w:rFonts w:ascii="Arial" w:eastAsia="Arial" w:hAnsi="Arial" w:cs="Arial"/>
@@ -3463,72 +2568,24 @@
         </w:rPr>
         <w:t xml:space="preserve">) was calculated as the DOC normalized decadic absorbance at 254 nm and used as a relative indicator of CDOM aromaticity </w:t>
       </w:r>
-      <w:r>
-        <w:rPr>
-          <w:rFonts w:ascii="Arial" w:eastAsia="Arial" w:hAnsi="Arial" w:cs="Arial"/>
-          <w:sz w:val="22"/>
-          <w:szCs w:val="22"/>
-        </w:rPr>
-        <w:fldChar w:fldCharType="begin" w:fldLock="1"/>
-      </w:r>
-      <w:r>
-        <w:rPr>
-          <w:rFonts w:ascii="Arial" w:eastAsia="Arial" w:hAnsi="Arial" w:cs="Arial"/>
-          <w:sz w:val="22"/>
-          <w:szCs w:val="22"/>
-        </w:rPr>
-        <w:instrText>ADDIN paperpile_citation &lt;clusterId&gt;C632Q628F319J993&lt;/clusterId&gt;&lt;metadata&gt;&lt;citation&gt;&lt;id&gt;9b787e50-b207-4315-9176-a455f099450f&lt;/id&gt;&lt;/citation&gt;&lt;/metadata&gt;&lt;data&gt;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&lt;/data&gt; \* MERGEFORMAT</w:instrText>
-      </w:r>
-      <w:r>
-        <w:rPr>
-          <w:rFonts w:ascii="Arial" w:eastAsia="Arial" w:hAnsi="Arial" w:cs="Arial"/>
-          <w:sz w:val="22"/>
-          <w:szCs w:val="22"/>
-        </w:rPr>
-        <w:fldChar w:fldCharType="separate"/>
-      </w:r>
-      <w:r>
-        <w:rPr>
-          <w:rFonts w:ascii="Arial" w:eastAsia="Arial" w:hAnsi="Arial" w:cs="Arial"/>
-          <w:noProof/>
-          <w:sz w:val="22"/>
-          <w:szCs w:val="22"/>
-        </w:rPr>
-        <w:t>(Weishaar et al., 2003)</w:t>
-      </w:r>
-      <w:r>
-        <w:rPr>
-          <w:rFonts w:ascii="Arial" w:eastAsia="Arial" w:hAnsi="Arial" w:cs="Arial"/>
-          <w:sz w:val="22"/>
-          <w:szCs w:val="22"/>
-        </w:rPr>
-        <w:fldChar w:fldCharType="end"/>
-      </w:r>
-      <w:r>
-        <w:rPr>
-          <w:rFonts w:ascii="Arial" w:eastAsia="Arial" w:hAnsi="Arial" w:cs="Arial"/>
-          <w:sz w:val="22"/>
-          <w:szCs w:val="22"/>
-        </w:rPr>
-        <w:t xml:space="preserve">. Fluorescence measurements were recorded as 3D excitation-emission matrices (EEM) with scans recorded in 3 nm intervals. All EEMs were blank corrected, </w:t>
-      </w:r>
-      <w:proofErr w:type="gramStart"/>
-      <w:r>
-        <w:rPr>
-          <w:rFonts w:ascii="Arial" w:eastAsia="Arial" w:hAnsi="Arial" w:cs="Arial"/>
-          <w:sz w:val="22"/>
-          <w:szCs w:val="22"/>
-        </w:rPr>
-        <w:t>inner-filter</w:t>
-      </w:r>
-      <w:proofErr w:type="gramEnd"/>
-      <w:r>
-        <w:rPr>
-          <w:rFonts w:ascii="Arial" w:eastAsia="Arial" w:hAnsi="Arial" w:cs="Arial"/>
-          <w:sz w:val="22"/>
-          <w:szCs w:val="22"/>
-        </w:rPr>
-        <w:t xml:space="preserve"> corrected (Ohno 2002), and normalized to Raman scatter units (RSU) using daily water Raman scans recorded at an excitation of 350 nm. EEMs were further deconvoluted via parallel factor analysis (PARAFAC) into statistically discreet fluorescence components using the drEEM toolbox v6</w:t>
+      <w:hyperlink r:id="rId29">
+        <w:r>
+          <w:rPr>
+            <w:rFonts w:ascii="Arial" w:eastAsia="Arial" w:hAnsi="Arial" w:cs="Arial"/>
+            <w:noProof/>
+            <w:sz w:val="22"/>
+            <w:szCs w:val="22"/>
+          </w:rPr>
+          <w:t>(Weishaar et al., 2003)</w:t>
+        </w:r>
+      </w:hyperlink>
+      <w:r>
+        <w:rPr>
+          <w:rFonts w:ascii="Arial" w:eastAsia="Arial" w:hAnsi="Arial" w:cs="Arial"/>
+          <w:sz w:val="22"/>
+          <w:szCs w:val="22"/>
+        </w:rPr>
+        <w:t>. Fluorescence measurements were recorded as 3D excitation-emission matrices (EEM) with scans recorded in 3 nm intervals. All EEMs were blank corrected, inner-filter corrected (Ohno 2002), and normalized to Raman scatter units (RSU) using daily water Raman scans recorded at an excitation of 350 nm. EEMs were further deconvoluted via parallel factor analysis (PARAFAC) into statistically discreet fluorescence components using the drEEM toolbox v6</w:t>
       </w:r>
       <w:r>
         <w:rPr>
@@ -3538,47 +2595,17 @@
         </w:rPr>
         <w:t xml:space="preserve"> </w:t>
       </w:r>
-      <w:r>
-        <w:rPr>
-          <w:rFonts w:ascii="Arial" w:eastAsia="Arial" w:hAnsi="Arial" w:cs="Arial"/>
-          <w:sz w:val="22"/>
-          <w:szCs w:val="22"/>
-        </w:rPr>
-        <w:fldChar w:fldCharType="begin" w:fldLock="1"/>
-      </w:r>
-      <w:r>
-        <w:rPr>
-          <w:rFonts w:ascii="Arial" w:eastAsia="Arial" w:hAnsi="Arial" w:cs="Arial"/>
-          <w:sz w:val="22"/>
-          <w:szCs w:val="22"/>
-        </w:rPr>
-        <w:instrText>ADDIN paperpile_citation &lt;clusterId&gt;X776L736H426E847&lt;/clusterId&gt;&lt;metadata&gt;&lt;citation&gt;&lt;id&gt;9f63461d-9e89-48b8-845c-84f111f3a555&lt;/id&gt;&lt;/citation&gt;&lt;/metadata&gt;&lt;data&gt;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&lt;/data&gt; \* MERGEFORMAT</w:instrText>
-      </w:r>
-      <w:r>
-        <w:rPr>
-          <w:rFonts w:ascii="Arial" w:eastAsia="Arial" w:hAnsi="Arial" w:cs="Arial"/>
-          <w:sz w:val="22"/>
-          <w:szCs w:val="22"/>
-        </w:rPr>
-        <w:fldChar w:fldCharType="separate"/>
-      </w:r>
-      <w:r>
-        <w:rPr>
-          <w:rFonts w:ascii="Arial" w:eastAsia="Arial" w:hAnsi="Arial" w:cs="Arial"/>
-          <w:noProof/>
-          <w:sz w:val="22"/>
-          <w:szCs w:val="22"/>
-        </w:rPr>
-        <w:t>(Murphy et al., 2013)</w:t>
-      </w:r>
-      <w:r>
-        <w:rPr>
-          <w:rFonts w:ascii="Arial" w:eastAsia="Arial" w:hAnsi="Arial" w:cs="Arial"/>
-          <w:sz w:val="22"/>
-          <w:szCs w:val="22"/>
-        </w:rPr>
-        <w:fldChar w:fldCharType="end"/>
-      </w:r>
+      <w:hyperlink r:id="rId30">
+        <w:r>
+          <w:rPr>
+            <w:rFonts w:ascii="Arial" w:eastAsia="Arial" w:hAnsi="Arial" w:cs="Arial"/>
+            <w:noProof/>
+            <w:sz w:val="22"/>
+            <w:szCs w:val="22"/>
+          </w:rPr>
+          <w:t>(Murphy et al., 2013)</w:t>
+        </w:r>
+      </w:hyperlink>
       <w:r>
         <w:rPr>
           <w:rFonts w:ascii="Arial" w:eastAsia="Arial" w:hAnsi="Arial" w:cs="Arial"/>
@@ -3595,47 +2622,17 @@
         </w:rPr>
         <w:t xml:space="preserve"> </w:t>
       </w:r>
-      <w:r>
-        <w:rPr>
-          <w:rFonts w:ascii="Arial" w:eastAsia="Arial" w:hAnsi="Arial" w:cs="Arial"/>
-          <w:sz w:val="22"/>
-          <w:szCs w:val="22"/>
-        </w:rPr>
-        <w:fldChar w:fldCharType="begin" w:fldLock="1"/>
-      </w:r>
-      <w:r>
-        <w:rPr>
-          <w:rFonts w:ascii="Arial" w:eastAsia="Arial" w:hAnsi="Arial" w:cs="Arial"/>
-          <w:sz w:val="22"/>
-          <w:szCs w:val="22"/>
-        </w:rPr>
-        <w:instrText>ADDIN paperpile_citation &lt;clusterId&gt;B257O215K895I328&lt;/clusterId&gt;&lt;metadata&gt;&lt;citation&gt;&lt;id&gt;d207776f-db5e-472b-9338-db589dff4766&lt;/id&gt;&lt;/citation&gt;&lt;/metadata&gt;&lt;data&gt;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&lt;/data&gt; \* MERGEFORMAT</w:instrText>
-      </w:r>
-      <w:r>
-        <w:rPr>
-          <w:rFonts w:ascii="Arial" w:eastAsia="Arial" w:hAnsi="Arial" w:cs="Arial"/>
-          <w:sz w:val="22"/>
-          <w:szCs w:val="22"/>
-        </w:rPr>
-        <w:fldChar w:fldCharType="separate"/>
-      </w:r>
-      <w:r>
-        <w:rPr>
-          <w:rFonts w:ascii="Arial" w:eastAsia="Arial" w:hAnsi="Arial" w:cs="Arial"/>
-          <w:noProof/>
-          <w:sz w:val="22"/>
-          <w:szCs w:val="22"/>
-        </w:rPr>
-        <w:t>(Wünsch et al., 2019)</w:t>
-      </w:r>
-      <w:r>
-        <w:rPr>
-          <w:rFonts w:ascii="Arial" w:eastAsia="Arial" w:hAnsi="Arial" w:cs="Arial"/>
-          <w:sz w:val="22"/>
-          <w:szCs w:val="22"/>
-        </w:rPr>
-        <w:fldChar w:fldCharType="end"/>
-      </w:r>
+      <w:hyperlink r:id="rId31">
+        <w:r>
+          <w:rPr>
+            <w:rFonts w:ascii="Arial" w:eastAsia="Arial" w:hAnsi="Arial" w:cs="Arial"/>
+            <w:noProof/>
+            <w:sz w:val="22"/>
+            <w:szCs w:val="22"/>
+          </w:rPr>
+          <w:t>(Wünsch et al., 2019)</w:t>
+        </w:r>
+      </w:hyperlink>
       <w:r>
         <w:rPr>
           <w:rFonts w:ascii="Arial" w:eastAsia="Arial" w:hAnsi="Arial" w:cs="Arial"/>
@@ -3809,6 +2806,7 @@
                 <w:sz w:val="22"/>
                 <w:szCs w:val="22"/>
               </w:rPr>
+              <w:lastRenderedPageBreak/>
               <w:t>Component</w:t>
             </w:r>
           </w:p>
@@ -4564,61 +3562,7 @@
           <w:sz w:val="22"/>
           <w:szCs w:val="22"/>
         </w:rPr>
-        <w:t xml:space="preserve">High-resolution mass spectrometry measurements were performed on SPE aliquots normalized to a DOC concentration of 50 </w:t>
-      </w:r>
-      <w:proofErr w:type="spellStart"/>
-      <w:r>
-        <w:rPr>
-          <w:rFonts w:ascii="Arial" w:eastAsia="Arial" w:hAnsi="Arial" w:cs="Arial"/>
-          <w:sz w:val="22"/>
-          <w:szCs w:val="22"/>
-        </w:rPr>
-        <w:t>mgC</w:t>
-      </w:r>
-      <w:proofErr w:type="spellEnd"/>
-      <w:r>
-        <w:rPr>
-          <w:rFonts w:ascii="Arial" w:eastAsia="Arial" w:hAnsi="Arial" w:cs="Arial"/>
-          <w:sz w:val="22"/>
-          <w:szCs w:val="22"/>
-        </w:rPr>
-        <w:t xml:space="preserve">/L, assuming an average DOC recovery of 60% across the dataset. Samples were continuously injected at a flow of 4 µl/min into a 12 Tesla (12T) Bruker </w:t>
-      </w:r>
-      <w:proofErr w:type="spellStart"/>
-      <w:r>
-        <w:rPr>
-          <w:rFonts w:ascii="Arial" w:eastAsia="Arial" w:hAnsi="Arial" w:cs="Arial"/>
-          <w:sz w:val="22"/>
-          <w:szCs w:val="22"/>
-        </w:rPr>
-        <w:t>SolariX</w:t>
-      </w:r>
-      <w:proofErr w:type="spellEnd"/>
-      <w:r>
-        <w:rPr>
-          <w:rFonts w:ascii="Arial" w:eastAsia="Arial" w:hAnsi="Arial" w:cs="Arial"/>
-          <w:sz w:val="22"/>
-          <w:szCs w:val="22"/>
-        </w:rPr>
-        <w:t xml:space="preserve"> Fourier transform ion cyclotron mass spectrometer (FTICR-MS) (Bruker, </w:t>
-      </w:r>
-      <w:proofErr w:type="spellStart"/>
-      <w:r>
-        <w:rPr>
-          <w:rFonts w:ascii="Arial" w:eastAsia="Arial" w:hAnsi="Arial" w:cs="Arial"/>
-          <w:sz w:val="22"/>
-          <w:szCs w:val="22"/>
-        </w:rPr>
-        <w:t>SolariX</w:t>
-      </w:r>
-      <w:proofErr w:type="spellEnd"/>
-      <w:r>
-        <w:rPr>
-          <w:rFonts w:ascii="Arial" w:eastAsia="Arial" w:hAnsi="Arial" w:cs="Arial"/>
-          <w:sz w:val="22"/>
-          <w:szCs w:val="22"/>
-        </w:rPr>
-        <w:t>, Billerica, MA) located at the Environmental Molecular Sciences Laboratory in Richland, WA. The FTICR-MS was equipped with a standard electrospray ionization (ESI) source where data were collected in negative mode at 220 K resolution at 418.185 m/z and a needle voltage set to +4kV. Scans were collected within a mass range from 150 m/z to 1000 m/z at 8M. Three-hundred scans were collected and co-added with internal calibration using an OM homologous series separated by 14 Da. Mass measurement accuracy was typically within 1 ppm. Raw spectra were converted to a list of m/z peaks using the Bruker Data Analysis software (version 5) with a S/N threshold set to seven and the absolute intensity threshold set to 100. Molecular formulae were assigned to peaks using Formularity</w:t>
+        <w:t>High-resolution mass spectrometry measurements were performed on SPE aliquots normalized to a DOC concentration of 50 mgC/L, assuming an average DOC recovery of 60% across the dataset. Samples were continuously injected at a flow of 4 µl/min into a 12 Tesla (12T) Bruker SolariX Fourier transform ion cyclotron mass spectrometer (FTICR-MS) (Bruker, SolariX, Billerica, MA) located at the Environmental Molecular Sciences Laboratory in Richland, WA. The FTICR-MS was equipped with a standard electrospray ionization (ESI) source where data were collected in negative mode at 220 K resolution at 418.185 m/z and a needle voltage set to +4kV. Scans were collected within a mass range from 150 m/z to 1000 m/z at 8M. Three-hundred scans were collected and co-added with internal calibration using an OM homologous series separated by 14 Da. Mass measurement accuracy was typically within 1 ppm. Raw spectra were converted to a list of m/z peaks using the Bruker Data Analysis software (version 5) with a S/N threshold set to seven and the absolute intensity threshold set to 100. Molecular formulae were assigned to peaks using Formularity</w:t>
       </w:r>
       <w:r>
         <w:rPr>
@@ -4628,47 +3572,17 @@
         </w:rPr>
         <w:t xml:space="preserve"> </w:t>
       </w:r>
-      <w:r>
-        <w:rPr>
-          <w:rFonts w:ascii="Arial" w:eastAsia="Arial" w:hAnsi="Arial" w:cs="Arial"/>
-          <w:sz w:val="22"/>
-          <w:szCs w:val="22"/>
-        </w:rPr>
-        <w:fldChar w:fldCharType="begin" w:fldLock="1"/>
-      </w:r>
-      <w:r>
-        <w:rPr>
-          <w:rFonts w:ascii="Arial" w:eastAsia="Arial" w:hAnsi="Arial" w:cs="Arial"/>
-          <w:sz w:val="22"/>
-          <w:szCs w:val="22"/>
-        </w:rPr>
-        <w:instrText>ADDIN paperpile_citation &lt;clusterId&gt;B594P574L965I656&lt;/clusterId&gt;&lt;metadata&gt;&lt;citation&gt;&lt;id&gt;a74d48bf-f931-4501-a89b-79fe9fdc4b15&lt;/id&gt;&lt;/citation&gt;&lt;/metadata&gt;&lt;data&gt;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&lt;/data&gt; \* MERGEFORMAT</w:instrText>
-      </w:r>
-      <w:r>
-        <w:rPr>
-          <w:rFonts w:ascii="Arial" w:eastAsia="Arial" w:hAnsi="Arial" w:cs="Arial"/>
-          <w:sz w:val="22"/>
-          <w:szCs w:val="22"/>
-        </w:rPr>
-        <w:fldChar w:fldCharType="separate"/>
-      </w:r>
-      <w:r>
-        <w:rPr>
-          <w:rFonts w:ascii="Arial" w:eastAsia="Arial" w:hAnsi="Arial" w:cs="Arial"/>
-          <w:noProof/>
-          <w:sz w:val="22"/>
-          <w:szCs w:val="22"/>
-        </w:rPr>
-        <w:t>(Tolić et al., 2017)</w:t>
-      </w:r>
-      <w:r>
-        <w:rPr>
-          <w:rFonts w:ascii="Arial" w:eastAsia="Arial" w:hAnsi="Arial" w:cs="Arial"/>
-          <w:sz w:val="22"/>
-          <w:szCs w:val="22"/>
-        </w:rPr>
-        <w:fldChar w:fldCharType="end"/>
-      </w:r>
+      <w:hyperlink r:id="rId32">
+        <w:r>
+          <w:rPr>
+            <w:rFonts w:ascii="Arial" w:eastAsia="Arial" w:hAnsi="Arial" w:cs="Arial"/>
+            <w:noProof/>
+            <w:sz w:val="22"/>
+            <w:szCs w:val="22"/>
+          </w:rPr>
+          <w:t>(Tolić et al., 2017)</w:t>
+        </w:r>
+      </w:hyperlink>
       <w:r>
         <w:rPr>
           <w:rFonts w:ascii="Arial" w:eastAsia="Arial" w:hAnsi="Arial" w:cs="Arial"/>
@@ -4677,47 +3591,17 @@
         </w:rPr>
         <w:t xml:space="preserve">, where S/N &gt; 7 and mass measurement &lt; 0.5 ppm thresholds were applied. The Compound Identification Algorithm was set to consider C, H, O, N, S, and P while excluding other elements </w:t>
       </w:r>
-      <w:r>
-        <w:rPr>
-          <w:rFonts w:ascii="Arial" w:eastAsia="Arial" w:hAnsi="Arial" w:cs="Arial"/>
-          <w:sz w:val="22"/>
-          <w:szCs w:val="22"/>
-        </w:rPr>
-        <w:fldChar w:fldCharType="begin" w:fldLock="1"/>
-      </w:r>
-      <w:r>
-        <w:rPr>
-          <w:rFonts w:ascii="Arial" w:eastAsia="Arial" w:hAnsi="Arial" w:cs="Arial"/>
-          <w:sz w:val="22"/>
-          <w:szCs w:val="22"/>
-        </w:rPr>
-        <w:instrText>ADDIN paperpile_citation &lt;clusterId&gt;G753U711J291G814&lt;/clusterId&gt;&lt;metadata&gt;&lt;citation&gt;&lt;id&gt;3bf000ed-79fc-4bf7-94f3-4d88f4f7c5dd&lt;/id&gt;&lt;/citation&gt;&lt;/metadata&gt;&lt;data&gt;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&lt;/data&gt; \* MERGEFORMAT</w:instrText>
-      </w:r>
-      <w:r>
-        <w:rPr>
-          <w:rFonts w:ascii="Arial" w:eastAsia="Arial" w:hAnsi="Arial" w:cs="Arial"/>
-          <w:sz w:val="22"/>
-          <w:szCs w:val="22"/>
-        </w:rPr>
-        <w:fldChar w:fldCharType="separate"/>
-      </w:r>
-      <w:r>
-        <w:rPr>
-          <w:rFonts w:ascii="Arial" w:eastAsia="Arial" w:hAnsi="Arial" w:cs="Arial"/>
-          <w:noProof/>
-          <w:sz w:val="22"/>
-          <w:szCs w:val="22"/>
-        </w:rPr>
-        <w:t>(Kujawinski and Behn, 2006)</w:t>
-      </w:r>
-      <w:r>
-        <w:rPr>
-          <w:rFonts w:ascii="Arial" w:eastAsia="Arial" w:hAnsi="Arial" w:cs="Arial"/>
-          <w:sz w:val="22"/>
-          <w:szCs w:val="22"/>
-        </w:rPr>
-        <w:fldChar w:fldCharType="end"/>
-      </w:r>
+      <w:hyperlink r:id="rId33">
+        <w:r>
+          <w:rPr>
+            <w:rFonts w:ascii="Arial" w:eastAsia="Arial" w:hAnsi="Arial" w:cs="Arial"/>
+            <w:noProof/>
+            <w:sz w:val="22"/>
+            <w:szCs w:val="22"/>
+          </w:rPr>
+          <w:t>(Kujawinski and Behn, 2006)</w:t>
+        </w:r>
+      </w:hyperlink>
       <w:r>
         <w:rPr>
           <w:rFonts w:ascii="Arial" w:eastAsia="Arial" w:hAnsi="Arial" w:cs="Arial"/>
@@ -4726,7 +3610,6 @@
         </w:rPr>
         <w:t xml:space="preserve">. Additional constraints required at least 1 O and a maximum of 3 N, 2S, and 1 P to be applied. Further processing was performed with the </w:t>
       </w:r>
-      <w:proofErr w:type="spellStart"/>
       <w:r>
         <w:rPr>
           <w:rFonts w:ascii="Arial" w:eastAsia="Arial" w:hAnsi="Arial" w:cs="Arial"/>
@@ -4736,7 +3619,6 @@
         </w:rPr>
         <w:t>fticrrr</w:t>
       </w:r>
-      <w:proofErr w:type="spellEnd"/>
       <w:r>
         <w:rPr>
           <w:rFonts w:ascii="Arial" w:eastAsia="Arial" w:hAnsi="Arial" w:cs="Arial"/>
@@ -4745,47 +3627,17 @@
         </w:rPr>
         <w:t xml:space="preserve"> R package </w:t>
       </w:r>
-      <w:r>
-        <w:rPr>
-          <w:rFonts w:ascii="Arial" w:eastAsia="Arial" w:hAnsi="Arial" w:cs="Arial"/>
-          <w:sz w:val="22"/>
-          <w:szCs w:val="22"/>
-        </w:rPr>
-        <w:fldChar w:fldCharType="begin" w:fldLock="1"/>
-      </w:r>
-      <w:r>
-        <w:rPr>
-          <w:rFonts w:ascii="Arial" w:eastAsia="Arial" w:hAnsi="Arial" w:cs="Arial"/>
-          <w:sz w:val="22"/>
-          <w:szCs w:val="22"/>
-        </w:rPr>
-        <w:instrText>ADDIN paperpile_citation &lt;clusterId&gt;B898P955E346I959&lt;/clusterId&gt;&lt;metadata&gt;&lt;citation&gt;&lt;id&gt;c8cdb1cc-6ad2-4c38-99f3-611ece8b925f&lt;/id&gt;&lt;/citation&gt;&lt;/metadata&gt;&lt;data&gt;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&lt;/data&gt; \* MERGEFORMAT</w:instrText>
-      </w:r>
-      <w:r>
-        <w:rPr>
-          <w:rFonts w:ascii="Arial" w:eastAsia="Arial" w:hAnsi="Arial" w:cs="Arial"/>
-          <w:sz w:val="22"/>
-          <w:szCs w:val="22"/>
-        </w:rPr>
-        <w:fldChar w:fldCharType="separate"/>
-      </w:r>
-      <w:r>
-        <w:rPr>
-          <w:rFonts w:ascii="Arial" w:eastAsia="Arial" w:hAnsi="Arial" w:cs="Arial"/>
-          <w:noProof/>
-          <w:sz w:val="22"/>
-          <w:szCs w:val="22"/>
-        </w:rPr>
-        <w:t>(Patel, 2020)</w:t>
-      </w:r>
-      <w:r>
-        <w:rPr>
-          <w:rFonts w:ascii="Arial" w:eastAsia="Arial" w:hAnsi="Arial" w:cs="Arial"/>
-          <w:sz w:val="22"/>
-          <w:szCs w:val="22"/>
-        </w:rPr>
-        <w:fldChar w:fldCharType="end"/>
-      </w:r>
+      <w:hyperlink r:id="rId34">
+        <w:r>
+          <w:rPr>
+            <w:rFonts w:ascii="Arial" w:eastAsia="Arial" w:hAnsi="Arial" w:cs="Arial"/>
+            <w:noProof/>
+            <w:sz w:val="22"/>
+            <w:szCs w:val="22"/>
+          </w:rPr>
+          <w:t>(Patel, 2020)</w:t>
+        </w:r>
+      </w:hyperlink>
       <w:r>
         <w:rPr>
           <w:rFonts w:ascii="Arial" w:eastAsia="Arial" w:hAnsi="Arial" w:cs="Arial"/>
@@ -4809,7 +3661,16 @@
           <w:sz w:val="22"/>
           <w:szCs w:val="22"/>
         </w:rPr>
-        <w:t>C peaks and peaks outside of the confidence range (200 m/z - 900 m/z). Furthermore, this package calculated common molecular indices, including the number of double bond equivalents (DBE), modified aromaticity index (AI</w:t>
+        <w:t xml:space="preserve">C peaks and peaks outside of the confidence range (200 m/z - 900 m/z). Furthermore, this package calculated common molecular indices, including the number of double bond equivalents (DBE), modified aromaticity index </w:t>
+      </w:r>
+      <w:r>
+        <w:rPr>
+          <w:rFonts w:ascii="Arial" w:eastAsia="Arial" w:hAnsi="Arial" w:cs="Arial"/>
+          <w:sz w:val="22"/>
+          <w:szCs w:val="22"/>
+        </w:rPr>
+        <w:lastRenderedPageBreak/>
+        <w:t>(AI</w:t>
       </w:r>
       <w:r>
         <w:rPr>
@@ -4828,47 +3689,17 @@
         </w:rPr>
         <w:t xml:space="preserve">) </w:t>
       </w:r>
-      <w:r>
-        <w:rPr>
-          <w:rFonts w:ascii="Arial" w:eastAsia="Arial" w:hAnsi="Arial" w:cs="Arial"/>
-          <w:sz w:val="22"/>
-          <w:szCs w:val="22"/>
-        </w:rPr>
-        <w:fldChar w:fldCharType="begin" w:fldLock="1"/>
-      </w:r>
-      <w:r>
-        <w:rPr>
-          <w:rFonts w:ascii="Arial" w:eastAsia="Arial" w:hAnsi="Arial" w:cs="Arial"/>
-          <w:sz w:val="22"/>
-          <w:szCs w:val="22"/>
-        </w:rPr>
-        <w:instrText>ADDIN paperpile_citation &lt;clusterId&gt;Z156M214B584G287&lt;/clusterId&gt;&lt;metadata&gt;&lt;citation&gt;&lt;id&gt;105b282e-6d32-43b9-b6e1-015552149cc0&lt;/id&gt;&lt;/citation&gt;&lt;citation&gt;&lt;id&gt;77bc5e34-e776-4a8f-8679-8164c0f62fbd&lt;/id&gt;&lt;/citation&gt;&lt;/metadata&gt;&lt;data&gt;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&lt;/data&gt; \* MERGEFORMAT</w:instrText>
-      </w:r>
-      <w:r>
-        <w:rPr>
-          <w:rFonts w:ascii="Arial" w:eastAsia="Arial" w:hAnsi="Arial" w:cs="Arial"/>
-          <w:sz w:val="22"/>
-          <w:szCs w:val="22"/>
-        </w:rPr>
-        <w:fldChar w:fldCharType="separate"/>
-      </w:r>
-      <w:r>
-        <w:rPr>
-          <w:rFonts w:ascii="Arial" w:eastAsia="Arial" w:hAnsi="Arial" w:cs="Arial"/>
-          <w:noProof/>
-          <w:sz w:val="22"/>
-          <w:szCs w:val="22"/>
-        </w:rPr>
-        <w:t>(Koch and Dittmar, 2006, 2016)</w:t>
-      </w:r>
-      <w:r>
-        <w:rPr>
-          <w:rFonts w:ascii="Arial" w:eastAsia="Arial" w:hAnsi="Arial" w:cs="Arial"/>
-          <w:sz w:val="22"/>
-          <w:szCs w:val="22"/>
-        </w:rPr>
-        <w:fldChar w:fldCharType="end"/>
-      </w:r>
+      <w:hyperlink r:id="rId35">
+        <w:r>
+          <w:rPr>
+            <w:rFonts w:ascii="Arial" w:eastAsia="Arial" w:hAnsi="Arial" w:cs="Arial"/>
+            <w:noProof/>
+            <w:sz w:val="22"/>
+            <w:szCs w:val="22"/>
+          </w:rPr>
+          <w:t>(Koch and Dittmar, 2006, 2016)</w:t>
+        </w:r>
+      </w:hyperlink>
       <w:r>
         <w:rPr>
           <w:rFonts w:ascii="Arial" w:eastAsia="Arial" w:hAnsi="Arial" w:cs="Arial"/>
@@ -4945,90 +3776,24 @@
         </w:rPr>
         <w:t xml:space="preserve">The provided metadata </w:t>
       </w:r>
-      <w:r>
-        <w:rPr>
-          <w:rFonts w:ascii="Arial" w:eastAsia="Arial" w:hAnsi="Arial" w:cs="Arial"/>
-          <w:sz w:val="22"/>
-          <w:szCs w:val="22"/>
-        </w:rPr>
-        <w:fldChar w:fldCharType="begin" w:fldLock="1"/>
-      </w:r>
-      <w:r>
-        <w:rPr>
-          <w:rFonts w:ascii="Arial" w:eastAsia="Arial" w:hAnsi="Arial" w:cs="Arial"/>
-          <w:sz w:val="22"/>
-          <w:szCs w:val="22"/>
-        </w:rPr>
-        <w:instrText>ADDIN paperpile_citation &lt;clusterId&gt;F616T763P154M877&lt;/clusterId&gt;&lt;metadata&gt;&lt;citation&gt;&lt;id&gt;aa1bd26c-1c17-45ed-a22d-7affda2ce42d&lt;/id&gt;&lt;/citation&gt;&lt;/metadata&gt;&lt;data&gt;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&lt;/data&gt; \* MERGEFORMAT</w:instrText>
-      </w:r>
-      <w:r>
-        <w:rPr>
-          <w:rFonts w:ascii="Arial" w:eastAsia="Arial" w:hAnsi="Arial" w:cs="Arial"/>
-          <w:sz w:val="22"/>
-          <w:szCs w:val="22"/>
-        </w:rPr>
-        <w:fldChar w:fldCharType="separate"/>
-      </w:r>
-      <w:r>
-        <w:rPr>
-          <w:rFonts w:ascii="Arial" w:eastAsia="Arial" w:hAnsi="Arial" w:cs="Arial"/>
-          <w:noProof/>
-          <w:sz w:val="22"/>
-          <w:szCs w:val="22"/>
-        </w:rPr>
-        <w:t>(Pennington et al., 2023)</w:t>
-      </w:r>
-      <w:r>
-        <w:rPr>
-          <w:rFonts w:ascii="Arial" w:eastAsia="Arial" w:hAnsi="Arial" w:cs="Arial"/>
-          <w:sz w:val="22"/>
-          <w:szCs w:val="22"/>
-        </w:rPr>
-        <w:fldChar w:fldCharType="end"/>
-      </w:r>
-      <w:r>
-        <w:rPr>
-          <w:rFonts w:ascii="Arial" w:eastAsia="Arial" w:hAnsi="Arial" w:cs="Arial"/>
-          <w:sz w:val="22"/>
-          <w:szCs w:val="22"/>
-        </w:rPr>
-        <w:t xml:space="preserve"> categorizes samples based on their surface water type, which included tidal or seiche-driven streams, tidal rivers, estuary, </w:t>
-      </w:r>
-      <w:proofErr w:type="spellStart"/>
-      <w:r>
-        <w:rPr>
-          <w:rFonts w:ascii="Arial" w:eastAsia="Arial" w:hAnsi="Arial" w:cs="Arial"/>
-          <w:sz w:val="22"/>
-          <w:szCs w:val="22"/>
-        </w:rPr>
-        <w:t>lacestuary</w:t>
-      </w:r>
-      <w:proofErr w:type="spellEnd"/>
-      <w:r>
-        <w:rPr>
-          <w:rFonts w:ascii="Arial" w:eastAsia="Arial" w:hAnsi="Arial" w:cs="Arial"/>
-          <w:sz w:val="22"/>
-          <w:szCs w:val="22"/>
-        </w:rPr>
-        <w:t xml:space="preserve"> (lake estuaries), lake, and open water. These categories were self-reported by the EXCHANGE consortium. We first constrained these identifications into two surface water types: riverine and estuarine. Riverine included tidal or seiche-driven streams and rivers (n=29). Estuarine included all other water types (n=25). It is important to note that these two categories are defined broadly to represent terrestrial vs coastal endmembers based on their geographic location and were not exclusively defined based on common geochemical proxies (e.g., salinity). Here, the coastal endmembers are representative of both freshwater (Great Lakes) and saline (mid-Atlantic) sources. Unless otherwise specified, the term ‘estuarine’ is used in this manuscript as representative of both salt-water estuaries and freshwater </w:t>
-      </w:r>
-      <w:proofErr w:type="spellStart"/>
-      <w:r>
-        <w:rPr>
-          <w:rFonts w:ascii="Arial" w:eastAsia="Arial" w:hAnsi="Arial" w:cs="Arial"/>
-          <w:sz w:val="22"/>
-          <w:szCs w:val="22"/>
-        </w:rPr>
-        <w:t>lacestuaries</w:t>
-      </w:r>
-      <w:proofErr w:type="spellEnd"/>
-      <w:r>
-        <w:rPr>
-          <w:rFonts w:ascii="Arial" w:eastAsia="Arial" w:hAnsi="Arial" w:cs="Arial"/>
-          <w:sz w:val="22"/>
-          <w:szCs w:val="22"/>
-        </w:rPr>
-        <w:t xml:space="preserve">. </w:t>
+      <w:hyperlink r:id="rId36">
+        <w:r>
+          <w:rPr>
+            <w:rFonts w:ascii="Arial" w:eastAsia="Arial" w:hAnsi="Arial" w:cs="Arial"/>
+            <w:noProof/>
+            <w:sz w:val="22"/>
+            <w:szCs w:val="22"/>
+          </w:rPr>
+          <w:t>(Pennington et al., 2023)</w:t>
+        </w:r>
+      </w:hyperlink>
+      <w:r>
+        <w:rPr>
+          <w:rFonts w:ascii="Arial" w:eastAsia="Arial" w:hAnsi="Arial" w:cs="Arial"/>
+          <w:sz w:val="22"/>
+          <w:szCs w:val="22"/>
+        </w:rPr>
+        <w:t xml:space="preserve"> categorizes samples based on their surface water type, which included tidal or seiche-driven streams, tidal rivers, estuary, lacestuary (lake estuaries), lake, and open water. These categories were self-reported by the EXCHANGE consortium. We first constrained these identifications into two surface water types: riverine and estuarine. Riverine included tidal or seiche-driven streams and rivers (n=29). Estuarine included all other water types (n=25). It is important to note that these two categories are defined broadly to represent terrestrial vs coastal endmembers based on their geographic location and were not exclusively defined based on common geochemical proxies (e.g., salinity). Here, the coastal endmembers are representative of both freshwater (Great Lakes) and saline (mid-Atlantic) sources. Unless otherwise specified, the term ‘estuarine’ is used in this manuscript as representative of both salt-water estuaries and freshwater lacestuaries. </w:t>
       </w:r>
     </w:p>
     <w:p>
@@ -5060,47 +3825,17 @@
         </w:rPr>
         <w:t xml:space="preserve">All statistical analyses were performed using the R statistical platform version 4.0.5 </w:t>
       </w:r>
-      <w:r>
-        <w:rPr>
-          <w:rFonts w:ascii="Arial" w:eastAsia="Arial" w:hAnsi="Arial" w:cs="Arial"/>
-          <w:sz w:val="22"/>
-          <w:szCs w:val="22"/>
-        </w:rPr>
-        <w:fldChar w:fldCharType="begin" w:fldLock="1"/>
-      </w:r>
-      <w:r>
-        <w:rPr>
-          <w:rFonts w:ascii="Arial" w:eastAsia="Arial" w:hAnsi="Arial" w:cs="Arial"/>
-          <w:sz w:val="22"/>
-          <w:szCs w:val="22"/>
-        </w:rPr>
-        <w:instrText>ADDIN paperpile_citation &lt;clusterId&gt;Y649M799I181F812&lt;/clusterId&gt;&lt;metadata&gt;&lt;citation&gt;&lt;id&gt;67fc05c3-c36e-492c-9d42-0e307bbebbab&lt;/id&gt;&lt;/citation&gt;&lt;/metadata&gt;&lt;data&gt;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&lt;/data&gt; \* MERGEFORMAT</w:instrText>
-      </w:r>
-      <w:r>
-        <w:rPr>
-          <w:rFonts w:ascii="Arial" w:eastAsia="Arial" w:hAnsi="Arial" w:cs="Arial"/>
-          <w:sz w:val="22"/>
-          <w:szCs w:val="22"/>
-        </w:rPr>
-        <w:fldChar w:fldCharType="separate"/>
-      </w:r>
-      <w:r>
-        <w:rPr>
-          <w:rFonts w:ascii="Arial" w:eastAsia="Arial" w:hAnsi="Arial" w:cs="Arial"/>
-          <w:noProof/>
-          <w:sz w:val="22"/>
-          <w:szCs w:val="22"/>
-        </w:rPr>
-        <w:t>(R Core Team, 2023)</w:t>
-      </w:r>
-      <w:r>
-        <w:rPr>
-          <w:rFonts w:ascii="Arial" w:eastAsia="Arial" w:hAnsi="Arial" w:cs="Arial"/>
-          <w:sz w:val="22"/>
-          <w:szCs w:val="22"/>
-        </w:rPr>
-        <w:fldChar w:fldCharType="end"/>
-      </w:r>
+      <w:hyperlink r:id="rId37">
+        <w:r>
+          <w:rPr>
+            <w:rFonts w:ascii="Arial" w:eastAsia="Arial" w:hAnsi="Arial" w:cs="Arial"/>
+            <w:noProof/>
+            <w:sz w:val="22"/>
+            <w:szCs w:val="22"/>
+          </w:rPr>
+          <w:t>(R Core Team, 2023)</w:t>
+        </w:r>
+      </w:hyperlink>
       <w:r>
         <w:t>.</w:t>
       </w:r>
@@ -5144,25 +3879,16 @@
           <w:sz w:val="22"/>
           <w:szCs w:val="22"/>
         </w:rPr>
-        <w:t>performed via Tukey’s honest significant difference test (</w:t>
-      </w:r>
-      <w:proofErr w:type="spellStart"/>
-      <w:r>
-        <w:rPr>
-          <w:rFonts w:ascii="Arial" w:eastAsia="Arial" w:hAnsi="Arial" w:cs="Arial"/>
-          <w:sz w:val="22"/>
-          <w:szCs w:val="22"/>
-        </w:rPr>
-        <w:t>TukeyHSD</w:t>
-      </w:r>
-      <w:proofErr w:type="spellEnd"/>
-      <w:r>
-        <w:rPr>
-          <w:rFonts w:ascii="Arial" w:eastAsia="Arial" w:hAnsi="Arial" w:cs="Arial"/>
-          <w:sz w:val="22"/>
-          <w:szCs w:val="22"/>
-        </w:rPr>
-        <w:t>). The normality of residuals was tested with Shapiro-Wilks tests.</w:t>
+        <w:t xml:space="preserve">performed via Tukey’s </w:t>
+      </w:r>
+      <w:r>
+        <w:rPr>
+          <w:rFonts w:ascii="Arial" w:eastAsia="Arial" w:hAnsi="Arial" w:cs="Arial"/>
+          <w:sz w:val="22"/>
+          <w:szCs w:val="22"/>
+        </w:rPr>
+        <w:lastRenderedPageBreak/>
+        <w:t>honest significant difference test (TukeyHSD). The normality of residuals was tested with Shapiro-Wilks tests.</w:t>
       </w:r>
     </w:p>
     <w:p>
@@ -5212,7 +3938,7 @@
                     <pic:cNvPicPr preferRelativeResize="0"/>
                   </pic:nvPicPr>
                   <pic:blipFill>
-                    <a:blip r:embed="rId7"/>
+                    <a:blip r:embed="rId38"/>
                     <a:srcRect/>
                     <a:stretch>
                       <a:fillRect/>
@@ -5301,74 +4027,25 @@
         </w:rPr>
         <w:t xml:space="preserve"> </w:t>
       </w:r>
-      <w:r>
-        <w:rPr>
-          <w:rFonts w:ascii="Arial" w:eastAsia="Arial" w:hAnsi="Arial" w:cs="Arial"/>
-          <w:sz w:val="22"/>
-          <w:szCs w:val="22"/>
-        </w:rPr>
-        <w:fldChar w:fldCharType="begin" w:fldLock="1"/>
-      </w:r>
-      <w:r>
-        <w:rPr>
-          <w:rFonts w:ascii="Arial" w:eastAsia="Arial" w:hAnsi="Arial" w:cs="Arial"/>
-          <w:sz w:val="22"/>
-          <w:szCs w:val="22"/>
-        </w:rPr>
-        <w:instrText>ADDIN paperpile_citation &lt;clusterId&gt;Y787F844B225Y828&lt;/clusterId&gt;&lt;metadata&gt;&lt;citation&gt;&lt;id&gt;87196f51-fb1d-4df4-9b2e-4ba9eaaad5db&lt;/id&gt;&lt;/citation&gt;&lt;/metadata&gt;&lt;data&gt;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&lt;/data&gt; \* MERGEFORMAT</w:instrText>
-      </w:r>
-      <w:r>
-        <w:rPr>
-          <w:rFonts w:ascii="Arial" w:eastAsia="Arial" w:hAnsi="Arial" w:cs="Arial"/>
-          <w:sz w:val="22"/>
-          <w:szCs w:val="22"/>
-        </w:rPr>
-        <w:fldChar w:fldCharType="separate"/>
-      </w:r>
-      <w:r>
-        <w:rPr>
-          <w:rFonts w:ascii="Arial" w:eastAsia="Arial" w:hAnsi="Arial" w:cs="Arial"/>
-          <w:noProof/>
-          <w:sz w:val="22"/>
-          <w:szCs w:val="22"/>
-        </w:rPr>
-        <w:t>(Oksanen et al., 2022)</w:t>
-      </w:r>
-      <w:r>
-        <w:rPr>
-          <w:rFonts w:ascii="Arial" w:eastAsia="Arial" w:hAnsi="Arial" w:cs="Arial"/>
-          <w:sz w:val="22"/>
-          <w:szCs w:val="22"/>
-        </w:rPr>
-        <w:fldChar w:fldCharType="end"/>
-      </w:r>
-      <w:r>
-        <w:rPr>
-          <w:rFonts w:ascii="Arial" w:eastAsia="Arial" w:hAnsi="Arial" w:cs="Arial"/>
-          <w:sz w:val="22"/>
-          <w:szCs w:val="22"/>
-        </w:rPr>
-        <w:t xml:space="preserve"> was applied to a Bray-Curtis dissimilarity matrix on Hellinger transformed peak intensities. While </w:t>
-      </w:r>
-      <w:proofErr w:type="gramStart"/>
-      <w:r>
-        <w:rPr>
-          <w:rFonts w:ascii="Arial" w:eastAsia="Arial" w:hAnsi="Arial" w:cs="Arial"/>
-          <w:sz w:val="22"/>
-          <w:szCs w:val="22"/>
-        </w:rPr>
-        <w:t>similar to</w:t>
-      </w:r>
-      <w:proofErr w:type="gramEnd"/>
-      <w:r>
-        <w:rPr>
-          <w:rFonts w:ascii="Arial" w:eastAsia="Arial" w:hAnsi="Arial" w:cs="Arial"/>
-          <w:sz w:val="22"/>
-          <w:szCs w:val="22"/>
-        </w:rPr>
-        <w:t xml:space="preserve"> PCA, NMDS does not assume linearity and is best suited for non-normal data, including FTICR-MS. Molecular indices were fitted (using the </w:t>
-      </w:r>
-      <w:proofErr w:type="spellStart"/>
+      <w:hyperlink r:id="rId39">
+        <w:r>
+          <w:rPr>
+            <w:rFonts w:ascii="Arial" w:eastAsia="Arial" w:hAnsi="Arial" w:cs="Arial"/>
+            <w:noProof/>
+            <w:sz w:val="22"/>
+            <w:szCs w:val="22"/>
+          </w:rPr>
+          <w:t>(Oksanen et al., 2022)</w:t>
+        </w:r>
+      </w:hyperlink>
+      <w:r>
+        <w:rPr>
+          <w:rFonts w:ascii="Arial" w:eastAsia="Arial" w:hAnsi="Arial" w:cs="Arial"/>
+          <w:sz w:val="22"/>
+          <w:szCs w:val="22"/>
+        </w:rPr>
+        <w:t xml:space="preserve"> was applied to a Bray-Curtis dissimilarity matrix on Hellinger transformed peak intensities. While similar to PCA, NMDS does not assume linearity and is best suited for non-normal data, including FTICR-MS. Molecular indices were fitted (using the </w:t>
+      </w:r>
       <w:r>
         <w:rPr>
           <w:rFonts w:ascii="Arial" w:eastAsia="Arial" w:hAnsi="Arial" w:cs="Arial"/>
@@ -5378,7 +4055,6 @@
         </w:rPr>
         <w:t>envirofit</w:t>
       </w:r>
-      <w:proofErr w:type="spellEnd"/>
       <w:r>
         <w:rPr>
           <w:rFonts w:ascii="Arial" w:eastAsia="Arial" w:hAnsi="Arial" w:cs="Arial"/>
@@ -5394,74 +4070,20 @@
           <w:sz w:val="22"/>
           <w:szCs w:val="22"/>
         </w:rPr>
-        <w:t>‘</w:t>
-      </w:r>
-      <w:proofErr w:type="spellStart"/>
-      <w:r>
-        <w:rPr>
-          <w:rFonts w:ascii="Arial" w:eastAsia="Arial" w:hAnsi="Arial" w:cs="Arial"/>
-          <w:i/>
-          <w:sz w:val="22"/>
-          <w:szCs w:val="22"/>
-        </w:rPr>
-        <w:t>pairwiseAdonis</w:t>
-      </w:r>
-      <w:proofErr w:type="spellEnd"/>
-      <w:r>
-        <w:rPr>
-          <w:rFonts w:ascii="Arial" w:eastAsia="Arial" w:hAnsi="Arial" w:cs="Arial"/>
-          <w:i/>
-          <w:sz w:val="22"/>
-          <w:szCs w:val="22"/>
-        </w:rPr>
-        <w:t xml:space="preserve">’ </w:t>
-      </w:r>
-      <w:r>
-        <w:rPr>
-          <w:rFonts w:ascii="Arial" w:eastAsia="Arial" w:hAnsi="Arial" w:cs="Arial"/>
-          <w:iCs/>
-          <w:sz w:val="22"/>
-          <w:szCs w:val="22"/>
-        </w:rPr>
-        <w:fldChar w:fldCharType="begin" w:fldLock="1"/>
-      </w:r>
-      <w:r>
-        <w:rPr>
-          <w:rFonts w:ascii="Arial" w:eastAsia="Arial" w:hAnsi="Arial" w:cs="Arial"/>
-          <w:iCs/>
-          <w:sz w:val="22"/>
-          <w:szCs w:val="22"/>
-        </w:rPr>
-        <w:instrText>ADDIN paperpile_citation &lt;clusterId&gt;N479B739Q129U741&lt;/clusterId&gt;&lt;metadata&gt;&lt;citation&gt;&lt;id&gt;07dca230-32e7-4dba-a3da-fdbed663df40&lt;/id&gt;&lt;/citation&gt;&lt;/metadata&gt;&lt;data&gt;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&lt;/data&gt; \* MERGEFORMAT</w:instrText>
-      </w:r>
-      <w:r>
-        <w:rPr>
-          <w:rFonts w:ascii="Arial" w:eastAsia="Arial" w:hAnsi="Arial" w:cs="Arial"/>
-          <w:iCs/>
-          <w:sz w:val="22"/>
-          <w:szCs w:val="22"/>
-        </w:rPr>
-        <w:fldChar w:fldCharType="separate"/>
-      </w:r>
-      <w:r>
-        <w:rPr>
-          <w:rFonts w:ascii="Arial" w:eastAsia="Arial" w:hAnsi="Arial" w:cs="Arial"/>
-          <w:iCs/>
-          <w:noProof/>
-          <w:sz w:val="22"/>
-          <w:szCs w:val="22"/>
-        </w:rPr>
-        <w:t>(Martinez, 2017)</w:t>
-      </w:r>
-      <w:r>
-        <w:rPr>
-          <w:rFonts w:ascii="Arial" w:eastAsia="Arial" w:hAnsi="Arial" w:cs="Arial"/>
-          <w:iCs/>
-          <w:sz w:val="22"/>
-          <w:szCs w:val="22"/>
-        </w:rPr>
-        <w:fldChar w:fldCharType="end"/>
-      </w:r>
+        <w:t xml:space="preserve">‘pairwiseAdonis’ </w:t>
+      </w:r>
+      <w:hyperlink r:id="rId40">
+        <w:r>
+          <w:rPr>
+            <w:rFonts w:ascii="Arial" w:eastAsia="Arial" w:hAnsi="Arial" w:cs="Arial"/>
+            <w:iCs/>
+            <w:noProof/>
+            <w:sz w:val="22"/>
+            <w:szCs w:val="22"/>
+          </w:rPr>
+          <w:t>(Martinez, 2017)</w:t>
+        </w:r>
+      </w:hyperlink>
       <w:r>
         <w:rPr>
           <w:rFonts w:ascii="Arial" w:eastAsia="Arial" w:hAnsi="Arial" w:cs="Arial"/>
@@ -5646,6 +4268,7 @@
           <w:sz w:val="22"/>
           <w:szCs w:val="22"/>
         </w:rPr>
+        <w:lastRenderedPageBreak/>
         <w:t>3. Results</w:t>
       </w:r>
       <w:r>
@@ -5674,7 +4297,7 @@
                     <pic:cNvPicPr preferRelativeResize="0"/>
                   </pic:nvPicPr>
                   <pic:blipFill>
-                    <a:blip r:embed="rId8"/>
+                    <a:blip r:embed="rId41"/>
                     <a:srcRect/>
                     <a:stretch>
                       <a:fillRect/>
@@ -5734,25 +4357,7 @@
           <w:sz w:val="22"/>
           <w:szCs w:val="22"/>
         </w:rPr>
-        <w:t>During the August 2021 sampling period, DOC concentrations were significantly higher in the Great Lakes riverine samples (11 ± 5 mg/L) vs. Great Lakes estuarine (6 ± 2 mg/L) and the Mid-Atlantic region (averaging 6 ± 2 mg/L across the water types).  These differences were supported by a two-way ANOVA that revealed a significant interaction between region and water type (</w:t>
-      </w:r>
-      <w:proofErr w:type="spellStart"/>
-      <w:r>
-        <w:rPr>
-          <w:rFonts w:ascii="Arial" w:eastAsia="Arial" w:hAnsi="Arial" w:cs="Arial"/>
-          <w:sz w:val="22"/>
-          <w:szCs w:val="22"/>
-        </w:rPr>
-        <w:t>df</w:t>
-      </w:r>
-      <w:proofErr w:type="spellEnd"/>
-      <w:r>
-        <w:rPr>
-          <w:rFonts w:ascii="Arial" w:eastAsia="Arial" w:hAnsi="Arial" w:cs="Arial"/>
-          <w:sz w:val="22"/>
-          <w:szCs w:val="22"/>
-        </w:rPr>
-        <w:t xml:space="preserve"> = 1, F = 5.85, p = 0.02). </w:t>
+        <w:t xml:space="preserve">During the August 2021 sampling period, DOC concentrations were significantly higher in the Great Lakes riverine samples (11 ± 5 mg/L) vs. Great Lakes estuarine (6 ± 2 mg/L) and the Mid-Atlantic region (averaging 6 ± 2 mg/L across the water types).  These differences were supported by a two-way ANOVA that revealed a significant interaction between region and water type (df = 1, F = 5.85, p = 0.02). </w:t>
       </w:r>
     </w:p>
     <w:p>
@@ -5966,43 +4571,7 @@
           <w:sz w:val="22"/>
           <w:szCs w:val="22"/>
         </w:rPr>
-        <w:t xml:space="preserve"> was significantly different among surface water types (</w:t>
-      </w:r>
-      <w:proofErr w:type="spellStart"/>
-      <w:r>
-        <w:rPr>
-          <w:rFonts w:ascii="Arial" w:eastAsia="Arial" w:hAnsi="Arial" w:cs="Arial"/>
-          <w:sz w:val="22"/>
-          <w:szCs w:val="22"/>
-        </w:rPr>
-        <w:t>df</w:t>
-      </w:r>
-      <w:proofErr w:type="spellEnd"/>
-      <w:r>
-        <w:rPr>
-          <w:rFonts w:ascii="Arial" w:eastAsia="Arial" w:hAnsi="Arial" w:cs="Arial"/>
-          <w:sz w:val="22"/>
-          <w:szCs w:val="22"/>
-        </w:rPr>
-        <w:t xml:space="preserve"> = 1, F = 17.39, p = 0.0001) and had no regional influence (</w:t>
-      </w:r>
-      <w:proofErr w:type="spellStart"/>
-      <w:r>
-        <w:rPr>
-          <w:rFonts w:ascii="Arial" w:eastAsia="Arial" w:hAnsi="Arial" w:cs="Arial"/>
-          <w:sz w:val="22"/>
-          <w:szCs w:val="22"/>
-        </w:rPr>
-        <w:t>df</w:t>
-      </w:r>
-      <w:proofErr w:type="spellEnd"/>
-      <w:r>
-        <w:rPr>
-          <w:rFonts w:ascii="Arial" w:eastAsia="Arial" w:hAnsi="Arial" w:cs="Arial"/>
-          <w:sz w:val="22"/>
-          <w:szCs w:val="22"/>
-        </w:rPr>
-        <w:t xml:space="preserve"> = 1, F = 1.42, p = 0.2). SUVA</w:t>
+        <w:t xml:space="preserve"> was significantly different among surface water types (df = 1, F = 17.39, p = 0.0001) and had no regional influence (df = 1, F = 1.42, p = 0.2). SUVA</w:t>
       </w:r>
       <w:r>
         <w:rPr>
@@ -6083,7 +4652,16 @@
           <w:sz w:val="22"/>
           <w:szCs w:val="22"/>
         </w:rPr>
-        <w:t xml:space="preserve"> on the other hand, exhibited strong inverse relationships with pH in both mid-Atlantic (Figure 3a, r = -0.70, p &lt; 0.001) and Great Lakes (Figure 3b, r = -0.81, p &lt; 0.001), which translated to a very strong correlation combined across both regions (r = –0.67, p &lt; 0.001). Similar to SUVA</w:t>
+        <w:t xml:space="preserve"> on the other hand, exhibited strong inverse relationships with pH in both mid-</w:t>
+      </w:r>
+      <w:r>
+        <w:rPr>
+          <w:rFonts w:ascii="Arial" w:eastAsia="Arial" w:hAnsi="Arial" w:cs="Arial"/>
+          <w:sz w:val="22"/>
+          <w:szCs w:val="22"/>
+        </w:rPr>
+        <w:lastRenderedPageBreak/>
+        <w:t>Atlantic (Figure 3a, r = -0.70, p &lt; 0.001) and Great Lakes (Figure 3b, r = -0.81, p &lt; 0.001), which translated to a very strong correlation combined across both regions (r = –0.67, p &lt; 0.001). Similar to SUVA</w:t>
       </w:r>
       <w:r>
         <w:rPr>
@@ -6100,25 +4678,7 @@
           <w:sz w:val="22"/>
           <w:szCs w:val="22"/>
         </w:rPr>
-        <w:t>, pH strongly contrasted across water types, and was notably higher in estuarine (7.5 ± 0.3) compared to riverine water samples (</w:t>
-      </w:r>
-      <w:proofErr w:type="gramStart"/>
-      <w:r>
-        <w:rPr>
-          <w:rFonts w:ascii="Arial" w:eastAsia="Arial" w:hAnsi="Arial" w:cs="Arial"/>
-          <w:sz w:val="22"/>
-          <w:szCs w:val="22"/>
-        </w:rPr>
-        <w:t>6.9  ±</w:t>
-      </w:r>
-      <w:proofErr w:type="gramEnd"/>
-      <w:r>
-        <w:rPr>
-          <w:rFonts w:ascii="Arial" w:eastAsia="Arial" w:hAnsi="Arial" w:cs="Arial"/>
-          <w:sz w:val="22"/>
-          <w:szCs w:val="22"/>
-        </w:rPr>
-        <w:t xml:space="preserve">  0.3) (Figure S1). </w:t>
+        <w:t xml:space="preserve">, pH strongly contrasted across water types, and was notably higher in estuarine (7.5 ± 0.3) compared to riverine water samples (6.9  ±  0.3) (Figure S1). </w:t>
       </w:r>
     </w:p>
     <w:p>
@@ -6191,7 +4751,7 @@
                     <pic:cNvPicPr preferRelativeResize="0"/>
                   </pic:nvPicPr>
                   <pic:blipFill>
-                    <a:blip r:embed="rId9"/>
+                    <a:blip r:embed="rId42"/>
                     <a:srcRect/>
                     <a:stretch>
                       <a:fillRect/>
@@ -6347,61 +4907,16 @@
           <w:sz w:val="22"/>
           <w:szCs w:val="22"/>
         </w:rPr>
-        <w:t>Dissolved organic matter fluorescence signatures were represented by 5 five discrete PARAFAC components described in Table 1 and revealed signatures that were most reflective of water type (riverine and estuarine waters) rather than any differences across the two regions. We observed spatial differences wholistically with a principal component analysis, which displayed a clustering of estuarine samples more positively along PC1 (52% of the total explained variation) that was driven primarily by a loss of terrestrial humic like components in favor of shifts to more microbial humic-like components (C2) and protein-like components (C4) (Figure 4, Figure S2). Riverine samples displayed much higher variability within PCA space (Figure 4). A MANOVA further confirmed surface water type as an indicator of DOM fluorescence signatures (</w:t>
-      </w:r>
-      <w:proofErr w:type="spellStart"/>
-      <w:r>
-        <w:rPr>
-          <w:rFonts w:ascii="Arial" w:eastAsia="Arial" w:hAnsi="Arial" w:cs="Arial"/>
-          <w:sz w:val="22"/>
-          <w:szCs w:val="22"/>
-        </w:rPr>
-        <w:t>df</w:t>
-      </w:r>
-      <w:proofErr w:type="spellEnd"/>
-      <w:r>
-        <w:rPr>
-          <w:rFonts w:ascii="Arial" w:eastAsia="Arial" w:hAnsi="Arial" w:cs="Arial"/>
-          <w:sz w:val="22"/>
-          <w:szCs w:val="22"/>
-        </w:rPr>
-        <w:t xml:space="preserve"> = 1, F = 5.01, p = 0.002) over the region (</w:t>
-      </w:r>
-      <w:proofErr w:type="spellStart"/>
-      <w:r>
-        <w:rPr>
-          <w:rFonts w:ascii="Arial" w:eastAsia="Arial" w:hAnsi="Arial" w:cs="Arial"/>
-          <w:sz w:val="22"/>
-          <w:szCs w:val="22"/>
-        </w:rPr>
-        <w:t>df</w:t>
-      </w:r>
-      <w:proofErr w:type="spellEnd"/>
-      <w:r>
-        <w:rPr>
-          <w:rFonts w:ascii="Arial" w:eastAsia="Arial" w:hAnsi="Arial" w:cs="Arial"/>
-          <w:sz w:val="22"/>
-          <w:szCs w:val="22"/>
-        </w:rPr>
-        <w:t xml:space="preserve"> = 1, F = </w:t>
-      </w:r>
-      <w:proofErr w:type="gramStart"/>
-      <w:r>
-        <w:rPr>
-          <w:rFonts w:ascii="Arial" w:eastAsia="Arial" w:hAnsi="Arial" w:cs="Arial"/>
-          <w:sz w:val="22"/>
-          <w:szCs w:val="22"/>
-        </w:rPr>
-        <w:t>1.28 ,</w:t>
-      </w:r>
-      <w:proofErr w:type="gramEnd"/>
-      <w:r>
-        <w:rPr>
-          <w:rFonts w:ascii="Arial" w:eastAsia="Arial" w:hAnsi="Arial" w:cs="Arial"/>
-          <w:sz w:val="22"/>
-          <w:szCs w:val="22"/>
-        </w:rPr>
-        <w:t xml:space="preserve"> p &gt; 0.3), indicating minimal regional constraints on DOM fluorescence signatures traversing these estuarine and freshwater coastal domains during the sampling period. </w:t>
+        <w:t xml:space="preserve">Dissolved organic matter fluorescence signatures were represented by 5 five discrete PARAFAC components described in Table 1 and revealed signatures that were most reflective of water type (riverine and estuarine waters) rather than any differences across the two regions. We observed spatial differences wholistically with a principal component analysis, which displayed a clustering of estuarine samples more positively along PC1 (52% of the total explained variation) that was driven primarily by a loss of terrestrial humic like components in favor of shifts to more microbial humic-like components (C2) and protein-like components (C4) (Figure 4, Figure S2). Riverine samples displayed much higher variability within PCA space (Figure 4). A MANOVA further confirmed surface water type as an indicator of DOM fluorescence signatures (df = 1, F = 5.01, p = 0.002) over the region (df = 1, F = 1.28 , p &gt; 0.3), indicating minimal regional constraints </w:t>
+      </w:r>
+      <w:r>
+        <w:rPr>
+          <w:rFonts w:ascii="Arial" w:eastAsia="Arial" w:hAnsi="Arial" w:cs="Arial"/>
+          <w:sz w:val="22"/>
+          <w:szCs w:val="22"/>
+        </w:rPr>
+        <w:lastRenderedPageBreak/>
+        <w:t xml:space="preserve">on DOM fluorescence signatures traversing these estuarine and freshwater coastal domains during the sampling period. </w:t>
       </w:r>
     </w:p>
     <w:p>
@@ -6539,23 +5054,13 @@
           </mc:Fallback>
         </mc:AlternateContent>
       </w:r>
-      <w:proofErr w:type="gramStart"/>
-      <w:r>
-        <w:rPr>
-          <w:rFonts w:ascii="Arial" w:eastAsia="Arial" w:hAnsi="Arial" w:cs="Arial"/>
-          <w:sz w:val="22"/>
-          <w:szCs w:val="22"/>
-        </w:rPr>
-        <w:t>Similar to</w:t>
-      </w:r>
-      <w:proofErr w:type="gramEnd"/>
-      <w:r>
-        <w:rPr>
-          <w:rFonts w:ascii="Arial" w:eastAsia="Arial" w:hAnsi="Arial" w:cs="Arial"/>
-          <w:sz w:val="22"/>
-          <w:szCs w:val="22"/>
-        </w:rPr>
-        <w:t xml:space="preserve"> SUVA</w:t>
+      <w:r>
+        <w:rPr>
+          <w:rFonts w:ascii="Arial" w:eastAsia="Arial" w:hAnsi="Arial" w:cs="Arial"/>
+          <w:sz w:val="22"/>
+          <w:szCs w:val="22"/>
+        </w:rPr>
+        <w:t>Similar to SUVA</w:t>
       </w:r>
       <w:r>
         <w:rPr>
@@ -7456,25 +5961,16 @@
           <w:sz w:val="22"/>
           <w:szCs w:val="22"/>
         </w:rPr>
-        <w:t xml:space="preserve">At the molecular level, as inferred by FTICR-MS, regional trends and differences across water types were less evident than those observed for the fluorescent DOM (Figure 5, Table 2). For instance, 76% of the 16,362 identified molecular formulae were shared among the two regions, and 78% were shared among riverine and estuarine water types (Table 2). It’s notable that in each case, the shared molecular formula accounted for on average &gt;99% of the measured sample signal intensity across the dataset, indicating that unique formula identified to either region or system type represented a fraction of the DOM pool that was either low in concentration and/or a poorly ionizable fraction with limited sensitivity for FTICR-MS analysis. A comparison of van </w:t>
-      </w:r>
-      <w:proofErr w:type="spellStart"/>
-      <w:r>
-        <w:rPr>
-          <w:rFonts w:ascii="Arial" w:eastAsia="Arial" w:hAnsi="Arial" w:cs="Arial"/>
-          <w:sz w:val="22"/>
-          <w:szCs w:val="22"/>
-        </w:rPr>
-        <w:t>Krevelen</w:t>
-      </w:r>
-      <w:proofErr w:type="spellEnd"/>
-      <w:r>
-        <w:rPr>
-          <w:rFonts w:ascii="Arial" w:eastAsia="Arial" w:hAnsi="Arial" w:cs="Arial"/>
-          <w:sz w:val="22"/>
-          <w:szCs w:val="22"/>
-        </w:rPr>
-        <w:t xml:space="preserve"> diagrams (H/C vs O/C) also did not reveal any apparent clustering of unique peaks that could be directly attributed to either region or water source type (Figure S3A-B).  Similar trends were observed when directly comparing riverine vs estuarine samples independently among the mid-Atlantic (Table 2, Figure S3C) and Great Lakes (Table 2, Figure S3D) regions. </w:t>
+        <w:t xml:space="preserve">At the molecular level, as inferred by FTICR-MS, regional trends and differences across water types were less evident than those observed for the fluorescent DOM (Figure 5, Table 2). For instance, 76% of the 16,362 identified molecular formulae were shared among the two regions, and 78% were shared among riverine and estuarine water types (Table 2). It’s notable that in each case, the shared molecular formula accounted for on average &gt;99% of the measured sample signal intensity across the dataset, indicating that unique formula identified to either region or system type represented a fraction of the DOM pool that was either low in concentration and/or a poorly ionizable fraction with limited sensitivity for FTICR-MS analysis. A comparison of van Krevelen diagrams (H/C vs O/C) also did not reveal any apparent clustering of unique peaks that </w:t>
+      </w:r>
+      <w:r>
+        <w:rPr>
+          <w:rFonts w:ascii="Arial" w:eastAsia="Arial" w:hAnsi="Arial" w:cs="Arial"/>
+          <w:sz w:val="22"/>
+          <w:szCs w:val="22"/>
+        </w:rPr>
+        <w:lastRenderedPageBreak/>
+        <w:t xml:space="preserve">could be directly attributed to either region or water source type (Figure S3A-B).  Similar trends were observed when directly comparing riverine vs estuarine samples independently among the mid-Atlantic (Table 2, Figure S3C) and Great Lakes (Table 2, Figure S3D) regions. </w:t>
       </w:r>
     </w:p>
     <w:p>
@@ -7513,7 +6009,7 @@
                     <pic:cNvPicPr preferRelativeResize="0"/>
                   </pic:nvPicPr>
                   <pic:blipFill>
-                    <a:blip r:embed="rId10"/>
+                    <a:blip r:embed="rId43"/>
                     <a:srcRect/>
                     <a:stretch>
                       <a:fillRect/>
@@ -7669,61 +6165,16 @@
           <w:sz w:val="22"/>
           <w:szCs w:val="22"/>
         </w:rPr>
-        <w:t>), double bond equivalents (DBE), and nominal oxidation state of carbon (NOSC) each displayed no significant trend across region or surface water type (all p &gt; 0.05, Figure S4). These bulk scale trends can again be observed more holistically through a multivariate NMDS where broad spatial similarity across the region and surface water was observed (Figure 5). Permutation multivariate analysis of variance (</w:t>
-      </w:r>
-      <w:proofErr w:type="spellStart"/>
-      <w:r>
-        <w:rPr>
-          <w:rFonts w:ascii="Arial" w:eastAsia="Arial" w:hAnsi="Arial" w:cs="Arial"/>
-          <w:sz w:val="22"/>
-          <w:szCs w:val="22"/>
-        </w:rPr>
-        <w:t>PerMANOVA</w:t>
-      </w:r>
-      <w:proofErr w:type="spellEnd"/>
-      <w:r>
-        <w:rPr>
-          <w:rFonts w:ascii="Arial" w:eastAsia="Arial" w:hAnsi="Arial" w:cs="Arial"/>
-          <w:sz w:val="22"/>
-          <w:szCs w:val="22"/>
-        </w:rPr>
-        <w:t xml:space="preserve">) analysis further confirmed no significant distinction in bulk scale molecular trends across region or water type (region: </w:t>
-      </w:r>
-      <w:proofErr w:type="spellStart"/>
-      <w:r>
-        <w:rPr>
-          <w:rFonts w:ascii="Arial" w:eastAsia="Arial" w:hAnsi="Arial" w:cs="Arial"/>
-          <w:sz w:val="22"/>
-          <w:szCs w:val="22"/>
-        </w:rPr>
-        <w:t>df</w:t>
-      </w:r>
-      <w:proofErr w:type="spellEnd"/>
-      <w:r>
-        <w:rPr>
-          <w:rFonts w:ascii="Arial" w:eastAsia="Arial" w:hAnsi="Arial" w:cs="Arial"/>
-          <w:sz w:val="22"/>
-          <w:szCs w:val="22"/>
-        </w:rPr>
-        <w:t xml:space="preserve"> = 1, F = 1.9657, p = 0.09; water type: </w:t>
-      </w:r>
-      <w:proofErr w:type="spellStart"/>
-      <w:r>
-        <w:rPr>
-          <w:rFonts w:ascii="Arial" w:eastAsia="Arial" w:hAnsi="Arial" w:cs="Arial"/>
-          <w:sz w:val="22"/>
-          <w:szCs w:val="22"/>
-        </w:rPr>
-        <w:t>df</w:t>
-      </w:r>
-      <w:proofErr w:type="spellEnd"/>
-      <w:r>
-        <w:rPr>
-          <w:rFonts w:ascii="Arial" w:eastAsia="Arial" w:hAnsi="Arial" w:cs="Arial"/>
-          <w:sz w:val="22"/>
-          <w:szCs w:val="22"/>
-        </w:rPr>
-        <w:t xml:space="preserve"> = 1, F = 1.1463, p = 0.298). </w:t>
+        <w:t xml:space="preserve">), double bond equivalents (DBE), and nominal oxidation state of carbon (NOSC) each displayed no significant trend across region or surface water type (all p &gt; 0.05, Figure S4). These bulk scale trends can again be observed more holistically through a multivariate NMDS where broad spatial similarity across the region and surface water was observed (Figure 5). Permutation multivariate analysis of variance (PerMANOVA) analysis further confirmed no significant distinction in bulk scale </w:t>
+      </w:r>
+      <w:r>
+        <w:rPr>
+          <w:rFonts w:ascii="Arial" w:eastAsia="Arial" w:hAnsi="Arial" w:cs="Arial"/>
+          <w:sz w:val="22"/>
+          <w:szCs w:val="22"/>
+        </w:rPr>
+        <w:lastRenderedPageBreak/>
+        <w:t xml:space="preserve">molecular trends across region or water type (region: df = 1, F = 1.9657, p = 0.09; water type: df = 1, F = 1.1463, p = 0.298). </w:t>
       </w:r>
     </w:p>
     <w:p>
@@ -7753,108 +6204,8 @@
           <w:sz w:val="22"/>
           <w:szCs w:val="22"/>
         </w:rPr>
-        <w:t>Outside of the bulk scale trends, we looked independently at the elemental composition of FTICR-MS signals. Non-heteroatom compounds (CHO) represented around 35% of the identified molecular formula (Figure 5b), and two-way ANOVA did not confirm any linkage with region (</w:t>
-      </w:r>
-      <w:proofErr w:type="spellStart"/>
-      <w:r>
-        <w:rPr>
-          <w:rFonts w:ascii="Arial" w:eastAsia="Arial" w:hAnsi="Arial" w:cs="Arial"/>
-          <w:sz w:val="22"/>
-          <w:szCs w:val="22"/>
-        </w:rPr>
-        <w:t>df</w:t>
-      </w:r>
-      <w:proofErr w:type="spellEnd"/>
-      <w:r>
-        <w:rPr>
-          <w:rFonts w:ascii="Arial" w:eastAsia="Arial" w:hAnsi="Arial" w:cs="Arial"/>
-          <w:sz w:val="22"/>
-          <w:szCs w:val="22"/>
-        </w:rPr>
-        <w:t xml:space="preserve"> = 1, F = 0.6706, p = 0.4) or water type (</w:t>
-      </w:r>
-      <w:proofErr w:type="spellStart"/>
-      <w:r>
-        <w:rPr>
-          <w:rFonts w:ascii="Arial" w:eastAsia="Arial" w:hAnsi="Arial" w:cs="Arial"/>
-          <w:sz w:val="22"/>
-          <w:szCs w:val="22"/>
-        </w:rPr>
-        <w:t>df</w:t>
-      </w:r>
-      <w:proofErr w:type="spellEnd"/>
-      <w:r>
-        <w:rPr>
-          <w:rFonts w:ascii="Arial" w:eastAsia="Arial" w:hAnsi="Arial" w:cs="Arial"/>
-          <w:sz w:val="22"/>
-          <w:szCs w:val="22"/>
-        </w:rPr>
-        <w:t xml:space="preserve"> = 1, F = 0.0158, p = 0.9031). In contrast, two-way ANOVA revealed the proportion of nitrogen-containing compounds (CHON) were more strongly associated with water source type (</w:t>
-      </w:r>
-      <w:proofErr w:type="spellStart"/>
-      <w:r>
-        <w:rPr>
-          <w:rFonts w:ascii="Arial" w:eastAsia="Arial" w:hAnsi="Arial" w:cs="Arial"/>
-          <w:sz w:val="22"/>
-          <w:szCs w:val="22"/>
-        </w:rPr>
-        <w:t>df</w:t>
-      </w:r>
-      <w:proofErr w:type="spellEnd"/>
-      <w:r>
-        <w:rPr>
-          <w:rFonts w:ascii="Arial" w:eastAsia="Arial" w:hAnsi="Arial" w:cs="Arial"/>
-          <w:sz w:val="22"/>
-          <w:szCs w:val="22"/>
-        </w:rPr>
-        <w:t xml:space="preserve"> = 1, F = 8.5327, p = 0.007) over region (</w:t>
-      </w:r>
-      <w:proofErr w:type="spellStart"/>
-      <w:r>
-        <w:rPr>
-          <w:rFonts w:ascii="Arial" w:eastAsia="Arial" w:hAnsi="Arial" w:cs="Arial"/>
-          <w:sz w:val="22"/>
-          <w:szCs w:val="22"/>
-        </w:rPr>
-        <w:t>df</w:t>
-      </w:r>
-      <w:proofErr w:type="spellEnd"/>
-      <w:r>
-        <w:rPr>
-          <w:rFonts w:ascii="Arial" w:eastAsia="Arial" w:hAnsi="Arial" w:cs="Arial"/>
-          <w:sz w:val="22"/>
-          <w:szCs w:val="22"/>
-        </w:rPr>
-        <w:t xml:space="preserve"> = 1, F = 5.8408, p = 0.02). In estuarine samples, CHON represented 33 ± 3% of the identified formula compared to riverine samples (30 ± 2%). Similarly, two-way ANOVA revealed a significant interaction between region and water type (</w:t>
-      </w:r>
-      <w:proofErr w:type="spellStart"/>
-      <w:r>
-        <w:rPr>
-          <w:rFonts w:ascii="Arial" w:eastAsia="Arial" w:hAnsi="Arial" w:cs="Arial"/>
-          <w:sz w:val="22"/>
-          <w:szCs w:val="22"/>
-        </w:rPr>
-        <w:t>df</w:t>
-      </w:r>
-      <w:proofErr w:type="spellEnd"/>
-      <w:r>
-        <w:rPr>
-          <w:rFonts w:ascii="Arial" w:eastAsia="Arial" w:hAnsi="Arial" w:cs="Arial"/>
-          <w:sz w:val="22"/>
-          <w:szCs w:val="22"/>
-        </w:rPr>
-        <w:t xml:space="preserve"> = 1, F = 6.6265, p = 0.01) in explaining the proportion </w:t>
-      </w:r>
-      <w:proofErr w:type="gramStart"/>
-      <w:r>
-        <w:rPr>
-          <w:rFonts w:ascii="Arial" w:eastAsia="Arial" w:hAnsi="Arial" w:cs="Arial"/>
-          <w:sz w:val="22"/>
-          <w:szCs w:val="22"/>
-        </w:rPr>
-        <w:t>of  S</w:t>
-      </w:r>
-      <w:proofErr w:type="gramEnd"/>
+        <w:t>Outside of the bulk scale trends, we looked independently at the elemental composition of FTICR-MS signals. Non-heteroatom compounds (CHO) represented around 35% of the identified molecular formula (Figure 5b), and two-way ANOVA did not confirm any linkage with region (df = 1, F = 0.6706, p = 0.4) or water type (df = 1, F = 0.0158, p = 0.9031). In contrast, two-way ANOVA revealed the proportion of nitrogen-containing compounds (CHON) were more strongly associated with water source type (df = 1, F = 8.5327, p = 0.007) over region (df = 1, F = 5.8408, p = 0.02). In estuarine samples, CHON represented 33 ± 3% of the identified formula compared to riverine samples (30 ± 2%). Similarly, two-way ANOVA revealed a significant interaction between region and water type (df = 1, F = 6.6265, p = 0.01) in explaining the proportion of  S</w:t>
+      </w:r>
       <w:r>
         <w:rPr>
           <w:rFonts w:ascii="Arial" w:eastAsia="Arial" w:hAnsi="Arial" w:cs="Arial"/>
@@ -7943,47 +6294,17 @@
         </w:rPr>
         <w:t xml:space="preserve">Chromophoric dissolved organic matter (CDOM) across the two coastal domains was strongly mediated by surface water type and less by regional setting. Riverine inputs into coastal regions are generally enriched with aromatic and humic-like DOM signatures </w:t>
       </w:r>
-      <w:r>
-        <w:rPr>
-          <w:rFonts w:ascii="Arial" w:eastAsia="Arial" w:hAnsi="Arial" w:cs="Arial"/>
-          <w:sz w:val="22"/>
-          <w:szCs w:val="22"/>
-        </w:rPr>
-        <w:fldChar w:fldCharType="begin" w:fldLock="1"/>
-      </w:r>
-      <w:r>
-        <w:rPr>
-          <w:rFonts w:ascii="Arial" w:eastAsia="Arial" w:hAnsi="Arial" w:cs="Arial"/>
-          <w:sz w:val="22"/>
-          <w:szCs w:val="22"/>
-        </w:rPr>
-        <w:instrText>ADDIN paperpile_citation &lt;clusterId&gt;Q117D464A855X558&lt;/clusterId&gt;&lt;metadata&gt;&lt;citation&gt;&lt;id&gt;4e8ff0c9-612b-4fda-8b0e-6228bd6858ba&lt;/id&gt;&lt;/citation&gt;&lt;/metadata&gt;&lt;data&gt;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&lt;/data&gt; \* MERGEFORMAT</w:instrText>
-      </w:r>
-      <w:r>
-        <w:rPr>
-          <w:rFonts w:ascii="Arial" w:eastAsia="Arial" w:hAnsi="Arial" w:cs="Arial"/>
-          <w:sz w:val="22"/>
-          <w:szCs w:val="22"/>
-        </w:rPr>
-        <w:fldChar w:fldCharType="separate"/>
-      </w:r>
-      <w:r>
-        <w:rPr>
-          <w:rFonts w:ascii="Arial" w:eastAsia="Arial" w:hAnsi="Arial" w:cs="Arial"/>
-          <w:noProof/>
-          <w:sz w:val="22"/>
-          <w:szCs w:val="22"/>
-        </w:rPr>
-        <w:t>(Massicotte et al., 2017)</w:t>
-      </w:r>
-      <w:r>
-        <w:rPr>
-          <w:rFonts w:ascii="Arial" w:eastAsia="Arial" w:hAnsi="Arial" w:cs="Arial"/>
-          <w:sz w:val="22"/>
-          <w:szCs w:val="22"/>
-        </w:rPr>
-        <w:fldChar w:fldCharType="end"/>
-      </w:r>
+      <w:hyperlink r:id="rId44">
+        <w:r>
+          <w:rPr>
+            <w:rFonts w:ascii="Arial" w:eastAsia="Arial" w:hAnsi="Arial" w:cs="Arial"/>
+            <w:noProof/>
+            <w:sz w:val="22"/>
+            <w:szCs w:val="22"/>
+          </w:rPr>
+          <w:t>(Massicotte et al., 2017)</w:t>
+        </w:r>
+      </w:hyperlink>
       <w:r>
         <w:rPr>
           <w:rFonts w:ascii="Arial" w:eastAsia="Arial" w:hAnsi="Arial" w:cs="Arial"/>
@@ -8034,188 +6355,71 @@
         </w:rPr>
         <w:t xml:space="preserve"> </w:t>
       </w:r>
-      <w:r>
-        <w:rPr>
-          <w:rFonts w:ascii="Arial" w:eastAsia="Arial" w:hAnsi="Arial" w:cs="Arial"/>
-          <w:sz w:val="22"/>
-          <w:szCs w:val="22"/>
-        </w:rPr>
-        <w:fldChar w:fldCharType="begin" w:fldLock="1"/>
-      </w:r>
-      <w:r>
-        <w:rPr>
-          <w:rFonts w:ascii="Arial" w:eastAsia="Arial" w:hAnsi="Arial" w:cs="Arial"/>
-          <w:sz w:val="22"/>
-          <w:szCs w:val="22"/>
-        </w:rPr>
-        <w:instrText>ADDIN paperpile_citation &lt;clusterId&gt;R456E734A294Y828&lt;/clusterId&gt;&lt;metadata&gt;&lt;citation&gt;&lt;id&gt;78e1bc4b-2cf1-4ad6-bf8f-27f80c39a96c&lt;/id&gt;&lt;/citation&gt;&lt;/metadata&gt;&lt;data&gt;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&lt;/data&gt; \* MERGEFORMAT</w:instrText>
-      </w:r>
-      <w:r>
-        <w:rPr>
-          <w:rFonts w:ascii="Arial" w:eastAsia="Arial" w:hAnsi="Arial" w:cs="Arial"/>
-          <w:sz w:val="22"/>
-          <w:szCs w:val="22"/>
-        </w:rPr>
-        <w:fldChar w:fldCharType="separate"/>
-      </w:r>
-      <w:r>
-        <w:rPr>
-          <w:rFonts w:ascii="Arial" w:eastAsia="Arial" w:hAnsi="Arial" w:cs="Arial"/>
-          <w:noProof/>
-          <w:sz w:val="22"/>
-          <w:szCs w:val="22"/>
-        </w:rPr>
-        <w:t>(Minor and Stephens, 2008)</w:t>
-      </w:r>
-      <w:r>
-        <w:rPr>
-          <w:rFonts w:ascii="Arial" w:eastAsia="Arial" w:hAnsi="Arial" w:cs="Arial"/>
-          <w:sz w:val="22"/>
-          <w:szCs w:val="22"/>
-        </w:rPr>
-        <w:fldChar w:fldCharType="end"/>
-      </w:r>
-      <w:r>
-        <w:rPr>
-          <w:rFonts w:ascii="Arial" w:eastAsia="Arial" w:hAnsi="Arial" w:cs="Arial"/>
-          <w:sz w:val="22"/>
-          <w:szCs w:val="22"/>
-        </w:rPr>
-        <w:t xml:space="preserve">. The source of this aromatic-rich material in the riverine sites likely varies; however, localized sources are known contributors of DOM for many coastal TAIs. For instance, in the mid-Atlantic, tidal marshes are abundant along the fringes of the Delaware and Chesapeake Bays and supply highly aromatic, photochemically active DOM to the estuaries, particularly during late summer months </w:t>
-      </w:r>
-      <w:r>
-        <w:rPr>
-          <w:rFonts w:ascii="Arial" w:eastAsia="Arial" w:hAnsi="Arial" w:cs="Arial"/>
-          <w:sz w:val="22"/>
-          <w:szCs w:val="22"/>
-        </w:rPr>
-        <w:fldChar w:fldCharType="begin" w:fldLock="1"/>
-      </w:r>
-      <w:r>
-        <w:rPr>
-          <w:rFonts w:ascii="Arial" w:eastAsia="Arial" w:hAnsi="Arial" w:cs="Arial"/>
-          <w:sz w:val="22"/>
-          <w:szCs w:val="22"/>
-        </w:rPr>
-        <w:instrText>ADDIN paperpile_citation &lt;clusterId&gt;R591Y858U238R952&lt;/clusterId&gt;&lt;metadata&gt;&lt;citation&gt;&lt;id&gt;36d2478e-21dd-40bb-a5e3-6b5fb4c78cce&lt;/id&gt;&lt;/citation&gt;&lt;citation&gt;&lt;id&gt;b9643bfb-cc7c-4c60-91ff-b089cf6fceb1&lt;/id&gt;&lt;/citation&gt;&lt;citation&gt;&lt;id&gt;56e1c266-24ec-4519-91f8-fdc4f4ec8a2a&lt;/id&gt;&lt;/citation&gt;&lt;/metadata&gt;&lt;data&gt;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&lt;/data&gt; \* MERGEFORMAT</w:instrText>
-      </w:r>
-      <w:r>
-        <w:rPr>
-          <w:rFonts w:ascii="Arial" w:eastAsia="Arial" w:hAnsi="Arial" w:cs="Arial"/>
-          <w:sz w:val="22"/>
-          <w:szCs w:val="22"/>
-        </w:rPr>
-        <w:fldChar w:fldCharType="separate"/>
-      </w:r>
-      <w:r>
-        <w:rPr>
-          <w:rFonts w:ascii="Arial" w:eastAsia="Arial" w:hAnsi="Arial" w:cs="Arial"/>
-          <w:noProof/>
-          <w:sz w:val="22"/>
-          <w:szCs w:val="22"/>
-        </w:rPr>
-        <w:t>(Tzortziou et al., 2008, 2011; Powers et al., 2018)</w:t>
-      </w:r>
-      <w:r>
-        <w:rPr>
-          <w:rFonts w:ascii="Arial" w:eastAsia="Arial" w:hAnsi="Arial" w:cs="Arial"/>
-          <w:sz w:val="22"/>
-          <w:szCs w:val="22"/>
-        </w:rPr>
-        <w:fldChar w:fldCharType="end"/>
-      </w:r>
-      <w:r>
-        <w:rPr>
-          <w:rFonts w:ascii="Arial" w:eastAsia="Arial" w:hAnsi="Arial" w:cs="Arial"/>
-          <w:sz w:val="22"/>
-          <w:szCs w:val="22"/>
-        </w:rPr>
-        <w:t xml:space="preserve">. Similarly, in the Great Lakes, </w:t>
-      </w:r>
-      <w:proofErr w:type="spellStart"/>
-      <w:r>
-        <w:rPr>
-          <w:rFonts w:ascii="Arial" w:eastAsia="Arial" w:hAnsi="Arial" w:cs="Arial"/>
-          <w:sz w:val="22"/>
-          <w:szCs w:val="22"/>
-        </w:rPr>
-        <w:t>outwelling</w:t>
-      </w:r>
-      <w:proofErr w:type="spellEnd"/>
-      <w:r>
-        <w:rPr>
-          <w:rFonts w:ascii="Arial" w:eastAsia="Arial" w:hAnsi="Arial" w:cs="Arial"/>
-          <w:sz w:val="22"/>
-          <w:szCs w:val="22"/>
-        </w:rPr>
-        <w:t xml:space="preserve"> from lake water intrusion into coastal wetlands is a prominent source of organic matter to the large lake systems </w:t>
-      </w:r>
-      <w:r>
-        <w:rPr>
-          <w:rFonts w:ascii="Arial" w:eastAsia="Arial" w:hAnsi="Arial" w:cs="Arial"/>
-          <w:sz w:val="22"/>
-          <w:szCs w:val="22"/>
-        </w:rPr>
-        <w:fldChar w:fldCharType="begin" w:fldLock="1"/>
-      </w:r>
-      <w:r>
-        <w:rPr>
-          <w:rFonts w:ascii="Arial" w:eastAsia="Arial" w:hAnsi="Arial" w:cs="Arial"/>
-          <w:sz w:val="22"/>
-          <w:szCs w:val="22"/>
-        </w:rPr>
-        <w:instrText>ADDIN paperpile_citation &lt;clusterId&gt;M648A996P476M199&lt;/clusterId&gt;&lt;metadata&gt;&lt;citation&gt;&lt;id&gt;8803f199-0611-4785-97fa-fd2d993cdcb9&lt;/id&gt;&lt;/citation&gt;&lt;/metadata&gt;&lt;data&gt;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&lt;/data&gt; \* MERGEFORMAT</w:instrText>
-      </w:r>
-      <w:r>
-        <w:rPr>
-          <w:rFonts w:ascii="Arial" w:eastAsia="Arial" w:hAnsi="Arial" w:cs="Arial"/>
-          <w:sz w:val="22"/>
-          <w:szCs w:val="22"/>
-        </w:rPr>
-        <w:fldChar w:fldCharType="separate"/>
-      </w:r>
-      <w:r>
-        <w:rPr>
-          <w:rFonts w:ascii="Arial" w:eastAsia="Arial" w:hAnsi="Arial" w:cs="Arial"/>
-          <w:noProof/>
-          <w:sz w:val="22"/>
-          <w:szCs w:val="22"/>
-        </w:rPr>
-        <w:t>(Bouchard, 2007)</w:t>
-      </w:r>
-      <w:r>
-        <w:rPr>
-          <w:rFonts w:ascii="Arial" w:eastAsia="Arial" w:hAnsi="Arial" w:cs="Arial"/>
-          <w:sz w:val="22"/>
-          <w:szCs w:val="22"/>
-        </w:rPr>
-        <w:fldChar w:fldCharType="end"/>
-      </w:r>
-      <w:r>
-        <w:rPr>
-          <w:rFonts w:ascii="Arial" w:eastAsia="Arial" w:hAnsi="Arial" w:cs="Arial"/>
-          <w:sz w:val="22"/>
-          <w:szCs w:val="22"/>
-        </w:rPr>
-        <w:t xml:space="preserve">. Given that our sampling design targets small, </w:t>
-      </w:r>
-      <w:proofErr w:type="gramStart"/>
-      <w:r>
-        <w:rPr>
-          <w:rFonts w:ascii="Arial" w:eastAsia="Arial" w:hAnsi="Arial" w:cs="Arial"/>
-          <w:sz w:val="22"/>
-          <w:szCs w:val="22"/>
-        </w:rPr>
-        <w:t>tidally-influenced</w:t>
-      </w:r>
-      <w:proofErr w:type="gramEnd"/>
-      <w:r>
-        <w:rPr>
-          <w:rFonts w:ascii="Arial" w:eastAsia="Arial" w:hAnsi="Arial" w:cs="Arial"/>
-          <w:sz w:val="22"/>
-          <w:szCs w:val="22"/>
-        </w:rPr>
-        <w:t xml:space="preserve">, or seiche-influenced streams in coastal wetlands (rather than larger main stem rivers), we propose that these coastal wetlands are the primary source of the highly aromatic material consistently observed in our riverine samples, though we recognize that watershed sources of DOM may also be significant and warrants additional investigation. </w:t>
+      <w:hyperlink r:id="rId45">
+        <w:r>
+          <w:rPr>
+            <w:rFonts w:ascii="Arial" w:eastAsia="Arial" w:hAnsi="Arial" w:cs="Arial"/>
+            <w:noProof/>
+            <w:sz w:val="22"/>
+            <w:szCs w:val="22"/>
+          </w:rPr>
+          <w:t>(Minor and Stephens, 2008)</w:t>
+        </w:r>
+      </w:hyperlink>
+      <w:r>
+        <w:rPr>
+          <w:rFonts w:ascii="Arial" w:eastAsia="Arial" w:hAnsi="Arial" w:cs="Arial"/>
+          <w:sz w:val="22"/>
+          <w:szCs w:val="22"/>
+        </w:rPr>
+        <w:t xml:space="preserve">. The source of this aromatic-rich material in the riverine sites likely </w:t>
+      </w:r>
+      <w:r>
+        <w:rPr>
+          <w:rFonts w:ascii="Arial" w:eastAsia="Arial" w:hAnsi="Arial" w:cs="Arial"/>
+          <w:sz w:val="22"/>
+          <w:szCs w:val="22"/>
+        </w:rPr>
+        <w:lastRenderedPageBreak/>
+        <w:t xml:space="preserve">varies; however, localized sources are known contributors of DOM for many coastal TAIs. For instance, in the mid-Atlantic, tidal marshes are abundant along the fringes of the Delaware and Chesapeake Bays and supply highly aromatic, photochemically active DOM to the estuaries, particularly during late summer months </w:t>
+      </w:r>
+      <w:hyperlink r:id="rId46">
+        <w:r>
+          <w:rPr>
+            <w:rFonts w:ascii="Arial" w:eastAsia="Arial" w:hAnsi="Arial" w:cs="Arial"/>
+            <w:noProof/>
+            <w:sz w:val="22"/>
+            <w:szCs w:val="22"/>
+          </w:rPr>
+          <w:t>(Tzortziou et al., 2008, 2011; Powers et al., 2018)</w:t>
+        </w:r>
+      </w:hyperlink>
+      <w:r>
+        <w:rPr>
+          <w:rFonts w:ascii="Arial" w:eastAsia="Arial" w:hAnsi="Arial" w:cs="Arial"/>
+          <w:sz w:val="22"/>
+          <w:szCs w:val="22"/>
+        </w:rPr>
+        <w:t xml:space="preserve">. Similarly, in the Great Lakes, outwelling from lake water intrusion into coastal wetlands is a prominent source of organic matter to the large lake systems </w:t>
+      </w:r>
+      <w:hyperlink r:id="rId47">
+        <w:r>
+          <w:rPr>
+            <w:rFonts w:ascii="Arial" w:eastAsia="Arial" w:hAnsi="Arial" w:cs="Arial"/>
+            <w:noProof/>
+            <w:sz w:val="22"/>
+            <w:szCs w:val="22"/>
+          </w:rPr>
+          <w:t>(Bouchard, 2007)</w:t>
+        </w:r>
+      </w:hyperlink>
+      <w:r>
+        <w:rPr>
+          <w:rFonts w:ascii="Arial" w:eastAsia="Arial" w:hAnsi="Arial" w:cs="Arial"/>
+          <w:sz w:val="22"/>
+          <w:szCs w:val="22"/>
+        </w:rPr>
+        <w:t xml:space="preserve">. Given that our sampling design targets small, tidally-influenced, or seiche-influenced streams in coastal wetlands (rather than larger main stem rivers), we propose that these coastal wetlands are the primary source of the highly aromatic material consistently observed in our riverine samples, though we recognize that watershed sources of DOM may also be significant and warrants additional investigation. </w:t>
       </w:r>
     </w:p>
     <w:p>
@@ -8264,47 +6468,17 @@
         </w:rPr>
         <w:t xml:space="preserve">(Figure 2b) and shift to more protein and microbial humic-like fluorescence (Figure 4) in the estuarine waters is consistent with previous studies in coastal regions that sample longitudinally along river-to-estuary transects </w:t>
       </w:r>
-      <w:r>
-        <w:rPr>
-          <w:rFonts w:ascii="Arial" w:eastAsia="Arial" w:hAnsi="Arial" w:cs="Arial"/>
-          <w:sz w:val="22"/>
-          <w:szCs w:val="22"/>
-        </w:rPr>
-        <w:fldChar w:fldCharType="begin" w:fldLock="1"/>
-      </w:r>
-      <w:r>
-        <w:rPr>
-          <w:rFonts w:ascii="Arial" w:eastAsia="Arial" w:hAnsi="Arial" w:cs="Arial"/>
-          <w:sz w:val="22"/>
-          <w:szCs w:val="22"/>
-        </w:rPr>
-        <w:instrText>ADDIN paperpile_citation &lt;clusterId&gt;C898Q958M648J169&lt;/clusterId&gt;&lt;metadata&gt;&lt;citation&gt;&lt;id&gt;58253f42-2c25-437a-8b23-155ceff1104d&lt;/id&gt;&lt;/citation&gt;&lt;citation&gt;&lt;id&gt;f4197ae7-f1b7-44f0-a4d2-ea198ef5f5e0&lt;/id&gt;&lt;/citation&gt;&lt;/metadata&gt;&lt;data&gt;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&lt;/data&gt; \* MERGEFORMAT</w:instrText>
-      </w:r>
-      <w:r>
-        <w:rPr>
-          <w:rFonts w:ascii="Arial" w:eastAsia="Arial" w:hAnsi="Arial" w:cs="Arial"/>
-          <w:sz w:val="22"/>
-          <w:szCs w:val="22"/>
-        </w:rPr>
-        <w:fldChar w:fldCharType="separate"/>
-      </w:r>
-      <w:r>
-        <w:rPr>
-          <w:rFonts w:ascii="Arial" w:eastAsia="Arial" w:hAnsi="Arial" w:cs="Arial"/>
-          <w:noProof/>
-          <w:sz w:val="22"/>
-          <w:szCs w:val="22"/>
-        </w:rPr>
-        <w:t>(Stephens and Minor, 2010; Cawley et al., 2014)</w:t>
-      </w:r>
-      <w:r>
-        <w:rPr>
-          <w:rFonts w:ascii="Arial" w:eastAsia="Arial" w:hAnsi="Arial" w:cs="Arial"/>
-          <w:sz w:val="22"/>
-          <w:szCs w:val="22"/>
-        </w:rPr>
-        <w:fldChar w:fldCharType="end"/>
-      </w:r>
+      <w:hyperlink r:id="rId48">
+        <w:r>
+          <w:rPr>
+            <w:rFonts w:ascii="Arial" w:eastAsia="Arial" w:hAnsi="Arial" w:cs="Arial"/>
+            <w:noProof/>
+            <w:sz w:val="22"/>
+            <w:szCs w:val="22"/>
+          </w:rPr>
+          <w:t>(Stephens and Minor, 2010; Cawley et al., 2014)</w:t>
+        </w:r>
+      </w:hyperlink>
       <w:r>
         <w:rPr>
           <w:rFonts w:ascii="Arial" w:eastAsia="Arial" w:hAnsi="Arial" w:cs="Arial"/>
@@ -8313,47 +6487,17 @@
         </w:rPr>
         <w:t xml:space="preserve">. In the Chesapeake Bay, CDOM exported from tidal marshes is highly prone to both microbial degradation and photochemical bleaching, both of which can decrease absorption coefficients and alter the presence of humic-like fluorescence </w:t>
       </w:r>
-      <w:r>
-        <w:rPr>
-          <w:rFonts w:ascii="Arial" w:eastAsia="Arial" w:hAnsi="Arial" w:cs="Arial"/>
-          <w:sz w:val="22"/>
-          <w:szCs w:val="22"/>
-        </w:rPr>
-        <w:fldChar w:fldCharType="begin" w:fldLock="1"/>
-      </w:r>
-      <w:r>
-        <w:rPr>
-          <w:rFonts w:ascii="Arial" w:eastAsia="Arial" w:hAnsi="Arial" w:cs="Arial"/>
-          <w:sz w:val="22"/>
-          <w:szCs w:val="22"/>
-        </w:rPr>
-        <w:instrText>ADDIN paperpile_citation &lt;clusterId&gt;U835I982E673B196&lt;/clusterId&gt;&lt;metadata&gt;&lt;citation&gt;&lt;id&gt;f4197ae7-f1b7-44f0-a4d2-ea198ef5f5e0&lt;/id&gt;&lt;/citation&gt;&lt;citation&gt;&lt;id&gt;dfd2fa37-eeb3-44b1-b861-1019af770f3d&lt;/id&gt;&lt;/citation&gt;&lt;/metadata&gt;&lt;data&gt;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&lt;/data&gt; \* MERGEFORMAT</w:instrText>
-      </w:r>
-      <w:r>
-        <w:rPr>
-          <w:rFonts w:ascii="Arial" w:eastAsia="Arial" w:hAnsi="Arial" w:cs="Arial"/>
-          <w:sz w:val="22"/>
-          <w:szCs w:val="22"/>
-        </w:rPr>
-        <w:fldChar w:fldCharType="separate"/>
-      </w:r>
-      <w:r>
-        <w:rPr>
-          <w:rFonts w:ascii="Arial" w:eastAsia="Arial" w:hAnsi="Arial" w:cs="Arial"/>
-          <w:noProof/>
-          <w:sz w:val="22"/>
-          <w:szCs w:val="22"/>
-        </w:rPr>
-        <w:t>(Stephens and Minor, 2010; Logozzo et al., 2021)</w:t>
-      </w:r>
-      <w:r>
-        <w:rPr>
-          <w:rFonts w:ascii="Arial" w:eastAsia="Arial" w:hAnsi="Arial" w:cs="Arial"/>
-          <w:sz w:val="22"/>
-          <w:szCs w:val="22"/>
-        </w:rPr>
-        <w:fldChar w:fldCharType="end"/>
-      </w:r>
+      <w:hyperlink r:id="rId49">
+        <w:r>
+          <w:rPr>
+            <w:rFonts w:ascii="Arial" w:eastAsia="Arial" w:hAnsi="Arial" w:cs="Arial"/>
+            <w:noProof/>
+            <w:sz w:val="22"/>
+            <w:szCs w:val="22"/>
+          </w:rPr>
+          <w:t>(Stephens and Minor, 2010; Logozzo et al., 2021)</w:t>
+        </w:r>
+      </w:hyperlink>
       <w:r>
         <w:rPr>
           <w:rFonts w:ascii="Arial" w:eastAsia="Arial" w:hAnsi="Arial" w:cs="Arial"/>
@@ -8362,47 +6506,17 @@
         </w:rPr>
         <w:t xml:space="preserve">. Additionally, flocculation of DOM with increased mixing of fresh and saline waters can decrease DOM absorption coefficients and has been hypothesized to contribute to non-conservative behavior within the mid-Atlantic estuaries </w:t>
       </w:r>
-      <w:r>
-        <w:rPr>
-          <w:rFonts w:ascii="Arial" w:eastAsia="Arial" w:hAnsi="Arial" w:cs="Arial"/>
-          <w:sz w:val="22"/>
-          <w:szCs w:val="22"/>
-        </w:rPr>
-        <w:fldChar w:fldCharType="begin" w:fldLock="1"/>
-      </w:r>
-      <w:r>
-        <w:rPr>
-          <w:rFonts w:ascii="Arial" w:eastAsia="Arial" w:hAnsi="Arial" w:cs="Arial"/>
-          <w:sz w:val="22"/>
-          <w:szCs w:val="22"/>
-        </w:rPr>
-        <w:instrText>ADDIN paperpile_citation &lt;clusterId&gt;Z484N564J854G545&lt;/clusterId&gt;&lt;metadata&gt;&lt;citation&gt;&lt;id&gt;2e968555-de0a-4be9-a0d4-2ddba2286897&lt;/id&gt;&lt;/citation&gt;&lt;/metadata&gt;&lt;data&gt;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&lt;/data&gt; \* MERGEFORMAT</w:instrText>
-      </w:r>
-      <w:r>
-        <w:rPr>
-          <w:rFonts w:ascii="Arial" w:eastAsia="Arial" w:hAnsi="Arial" w:cs="Arial"/>
-          <w:sz w:val="22"/>
-          <w:szCs w:val="22"/>
-        </w:rPr>
-        <w:fldChar w:fldCharType="separate"/>
-      </w:r>
-      <w:r>
-        <w:rPr>
-          <w:rFonts w:ascii="Arial" w:eastAsia="Arial" w:hAnsi="Arial" w:cs="Arial"/>
-          <w:noProof/>
-          <w:sz w:val="22"/>
-          <w:szCs w:val="22"/>
-        </w:rPr>
-        <w:t>(Rochelle-Newall and Fisher, 2002)</w:t>
-      </w:r>
-      <w:r>
-        <w:rPr>
-          <w:rFonts w:ascii="Arial" w:eastAsia="Arial" w:hAnsi="Arial" w:cs="Arial"/>
-          <w:sz w:val="22"/>
-          <w:szCs w:val="22"/>
-        </w:rPr>
-        <w:fldChar w:fldCharType="end"/>
-      </w:r>
+      <w:hyperlink r:id="rId50">
+        <w:r>
+          <w:rPr>
+            <w:rFonts w:ascii="Arial" w:eastAsia="Arial" w:hAnsi="Arial" w:cs="Arial"/>
+            <w:noProof/>
+            <w:sz w:val="22"/>
+            <w:szCs w:val="22"/>
+          </w:rPr>
+          <w:t>(Rochelle-Newall and Fisher, 2002)</w:t>
+        </w:r>
+      </w:hyperlink>
       <w:r>
         <w:rPr>
           <w:rFonts w:ascii="Arial" w:eastAsia="Arial" w:hAnsi="Arial" w:cs="Arial"/>
@@ -8436,47 +6550,17 @@
         </w:rPr>
         <w:t xml:space="preserve"> </w:t>
       </w:r>
-      <w:r>
-        <w:rPr>
-          <w:rFonts w:ascii="Arial" w:eastAsia="Arial" w:hAnsi="Arial" w:cs="Arial"/>
-          <w:sz w:val="22"/>
-          <w:szCs w:val="22"/>
-        </w:rPr>
-        <w:fldChar w:fldCharType="begin" w:fldLock="1"/>
-      </w:r>
-      <w:r>
-        <w:rPr>
-          <w:rFonts w:ascii="Arial" w:eastAsia="Arial" w:hAnsi="Arial" w:cs="Arial"/>
-          <w:sz w:val="22"/>
-          <w:szCs w:val="22"/>
-        </w:rPr>
-        <w:instrText>ADDIN paperpile_citation &lt;clusterId&gt;N976B133Q424N247&lt;/clusterId&gt;&lt;metadata&gt;&lt;citation&gt;&lt;id&gt;f4197ae7-f1b7-44f0-a4d2-ea198ef5f5e0&lt;/id&gt;&lt;/citation&gt;&lt;/metadata&gt;&lt;data&gt;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&lt;/data&gt; \* MERGEFORMAT</w:instrText>
-      </w:r>
-      <w:r>
-        <w:rPr>
-          <w:rFonts w:ascii="Arial" w:eastAsia="Arial" w:hAnsi="Arial" w:cs="Arial"/>
-          <w:sz w:val="22"/>
-          <w:szCs w:val="22"/>
-        </w:rPr>
-        <w:fldChar w:fldCharType="separate"/>
-      </w:r>
-      <w:r>
-        <w:rPr>
-          <w:rFonts w:ascii="Arial" w:eastAsia="Arial" w:hAnsi="Arial" w:cs="Arial"/>
-          <w:noProof/>
-          <w:sz w:val="22"/>
-          <w:szCs w:val="22"/>
-        </w:rPr>
-        <w:t>(Stephens and Minor, 2010)</w:t>
-      </w:r>
-      <w:r>
-        <w:rPr>
-          <w:rFonts w:ascii="Arial" w:eastAsia="Arial" w:hAnsi="Arial" w:cs="Arial"/>
-          <w:sz w:val="22"/>
-          <w:szCs w:val="22"/>
-        </w:rPr>
-        <w:fldChar w:fldCharType="end"/>
-      </w:r>
+      <w:hyperlink r:id="rId51">
+        <w:r>
+          <w:rPr>
+            <w:rFonts w:ascii="Arial" w:eastAsia="Arial" w:hAnsi="Arial" w:cs="Arial"/>
+            <w:noProof/>
+            <w:sz w:val="22"/>
+            <w:szCs w:val="22"/>
+          </w:rPr>
+          <w:t>(Stephens and Minor, 2010)</w:t>
+        </w:r>
+      </w:hyperlink>
       <w:r>
         <w:rPr>
           <w:rFonts w:ascii="Arial" w:eastAsia="Arial" w:hAnsi="Arial" w:cs="Arial"/>
@@ -8513,6 +6597,7 @@
           <w:sz w:val="22"/>
           <w:szCs w:val="22"/>
         </w:rPr>
+        <w:lastRenderedPageBreak/>
         <w:t>For this study, trends in the optical character were comparable across regions, noting similar less aromatic DOM signatures for estuarine sites in the Great Lakes region. This observation indicates commonalities in the biogeochemical processing of DOM, where photochemistry and microbially mediated processes are likely the primary drivers of DOM transformations across coastal regions</w:t>
       </w:r>
       <w:r>
@@ -8523,47 +6608,17 @@
         </w:rPr>
         <w:t xml:space="preserve"> </w:t>
       </w:r>
-      <w:r>
-        <w:rPr>
-          <w:rFonts w:ascii="Arial" w:eastAsia="Arial" w:hAnsi="Arial" w:cs="Arial"/>
-          <w:sz w:val="22"/>
-          <w:szCs w:val="22"/>
-        </w:rPr>
-        <w:fldChar w:fldCharType="begin" w:fldLock="1"/>
-      </w:r>
-      <w:r>
-        <w:rPr>
-          <w:rFonts w:ascii="Arial" w:eastAsia="Arial" w:hAnsi="Arial" w:cs="Arial"/>
-          <w:sz w:val="22"/>
-          <w:szCs w:val="22"/>
-        </w:rPr>
-        <w:instrText>ADDIN paperpile_citation &lt;clusterId&gt;J221X278M668Q383&lt;/clusterId&gt;&lt;metadata&gt;&lt;citation&gt;&lt;id&gt;f4197ae7-f1b7-44f0-a4d2-ea198ef5f5e0&lt;/id&gt;&lt;/citation&gt;&lt;citation&gt;&lt;id&gt;9a327909-7567-4cfd-b78c-a210c6258711&lt;/id&gt;&lt;/citation&gt;&lt;/metadata&gt;&lt;data&gt;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&lt;/data&gt; \* MERGEFORMAT</w:instrText>
-      </w:r>
-      <w:r>
-        <w:rPr>
-          <w:rFonts w:ascii="Arial" w:eastAsia="Arial" w:hAnsi="Arial" w:cs="Arial"/>
-          <w:sz w:val="22"/>
-          <w:szCs w:val="22"/>
-        </w:rPr>
-        <w:fldChar w:fldCharType="separate"/>
-      </w:r>
-      <w:r>
-        <w:rPr>
-          <w:rFonts w:ascii="Arial" w:eastAsia="Arial" w:hAnsi="Arial" w:cs="Arial"/>
-          <w:noProof/>
-          <w:sz w:val="22"/>
-          <w:szCs w:val="22"/>
-        </w:rPr>
-        <w:t>(Stephens and Minor, 2010; Grunert et al., 2021)</w:t>
-      </w:r>
-      <w:r>
-        <w:rPr>
-          <w:rFonts w:ascii="Arial" w:eastAsia="Arial" w:hAnsi="Arial" w:cs="Arial"/>
-          <w:sz w:val="22"/>
-          <w:szCs w:val="22"/>
-        </w:rPr>
-        <w:fldChar w:fldCharType="end"/>
-      </w:r>
+      <w:hyperlink r:id="rId52">
+        <w:r>
+          <w:rPr>
+            <w:rFonts w:ascii="Arial" w:eastAsia="Arial" w:hAnsi="Arial" w:cs="Arial"/>
+            <w:noProof/>
+            <w:sz w:val="22"/>
+            <w:szCs w:val="22"/>
+          </w:rPr>
+          <w:t>(Stephens and Minor, 2010; Grunert et al., 2021)</w:t>
+        </w:r>
+      </w:hyperlink>
       <w:r>
         <w:rPr>
           <w:rFonts w:ascii="Arial" w:eastAsia="Arial" w:hAnsi="Arial" w:cs="Arial"/>
@@ -8572,47 +6627,17 @@
         </w:rPr>
         <w:t xml:space="preserve">. Photochemistry, for example, is an important sink for DOM in Great Lakes </w:t>
       </w:r>
-      <w:r>
-        <w:rPr>
-          <w:rFonts w:ascii="Arial" w:eastAsia="Arial" w:hAnsi="Arial" w:cs="Arial"/>
-          <w:sz w:val="22"/>
-          <w:szCs w:val="22"/>
-        </w:rPr>
-        <w:fldChar w:fldCharType="begin" w:fldLock="1"/>
-      </w:r>
-      <w:r>
-        <w:rPr>
-          <w:rFonts w:ascii="Arial" w:eastAsia="Arial" w:hAnsi="Arial" w:cs="Arial"/>
-          <w:sz w:val="22"/>
-          <w:szCs w:val="22"/>
-        </w:rPr>
-        <w:instrText>ADDIN paperpile_citation &lt;clusterId&gt;E368S426H716L419&lt;/clusterId&gt;&lt;metadata&gt;&lt;citation&gt;&lt;id&gt;786dc4a2-6225-4dcc-9de5-8b81972d3750&lt;/id&gt;&lt;/citation&gt;&lt;/metadata&gt;&lt;data&gt;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&lt;/data&gt; \* MERGEFORMAT</w:instrText>
-      </w:r>
-      <w:r>
-        <w:rPr>
-          <w:rFonts w:ascii="Arial" w:eastAsia="Arial" w:hAnsi="Arial" w:cs="Arial"/>
-          <w:sz w:val="22"/>
-          <w:szCs w:val="22"/>
-        </w:rPr>
-        <w:fldChar w:fldCharType="separate"/>
-      </w:r>
-      <w:r>
-        <w:rPr>
-          <w:rFonts w:ascii="Arial" w:eastAsia="Arial" w:hAnsi="Arial" w:cs="Arial"/>
-          <w:noProof/>
-          <w:sz w:val="22"/>
-          <w:szCs w:val="22"/>
-        </w:rPr>
-        <w:t>(Hiriart-Baer et al., 2008)</w:t>
-      </w:r>
-      <w:r>
-        <w:rPr>
-          <w:rFonts w:ascii="Arial" w:eastAsia="Arial" w:hAnsi="Arial" w:cs="Arial"/>
-          <w:sz w:val="22"/>
-          <w:szCs w:val="22"/>
-        </w:rPr>
-        <w:fldChar w:fldCharType="end"/>
-      </w:r>
+      <w:hyperlink r:id="rId53">
+        <w:r>
+          <w:rPr>
+            <w:rFonts w:ascii="Arial" w:eastAsia="Arial" w:hAnsi="Arial" w:cs="Arial"/>
+            <w:noProof/>
+            <w:sz w:val="22"/>
+            <w:szCs w:val="22"/>
+          </w:rPr>
+          <w:t>(Hiriart-Baer et al., 2008)</w:t>
+        </w:r>
+      </w:hyperlink>
       <w:r>
         <w:rPr>
           <w:rFonts w:ascii="Arial" w:eastAsia="Arial" w:hAnsi="Arial" w:cs="Arial"/>
@@ -8629,47 +6654,17 @@
         </w:rPr>
         <w:t xml:space="preserve"> </w:t>
       </w:r>
-      <w:r>
-        <w:rPr>
-          <w:rFonts w:ascii="Arial" w:eastAsia="Arial" w:hAnsi="Arial" w:cs="Arial"/>
-          <w:sz w:val="22"/>
-          <w:szCs w:val="22"/>
-        </w:rPr>
-        <w:fldChar w:fldCharType="begin" w:fldLock="1"/>
-      </w:r>
-      <w:r>
-        <w:rPr>
-          <w:rFonts w:ascii="Arial" w:eastAsia="Arial" w:hAnsi="Arial" w:cs="Arial"/>
-          <w:sz w:val="22"/>
-          <w:szCs w:val="22"/>
-        </w:rPr>
-        <w:instrText>ADDIN paperpile_citation &lt;clusterId&gt;B594P552L942I656&lt;/clusterId&gt;&lt;metadata&gt;&lt;citation&gt;&lt;id&gt;f8360cc7-d693-4693-81c4-cad5b0b988f6&lt;/id&gt;&lt;/citation&gt;&lt;citation&gt;&lt;id&gt;01501bdf-f592-409e-9ea4-9ca6ce3fd1e5&lt;/id&gt;&lt;/citation&gt;&lt;citation&gt;&lt;id&gt;a3d8e2c7-204b-4d49-8110-a01893fb48df&lt;/id&gt;&lt;/citation&gt;&lt;/metadata&gt;&lt;data&gt;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&lt;/data&gt; \* MERGEFORMAT</w:instrText>
-      </w:r>
-      <w:r>
-        <w:rPr>
-          <w:rFonts w:ascii="Arial" w:eastAsia="Arial" w:hAnsi="Arial" w:cs="Arial"/>
-          <w:sz w:val="22"/>
-          <w:szCs w:val="22"/>
-        </w:rPr>
-        <w:fldChar w:fldCharType="separate"/>
-      </w:r>
-      <w:r>
-        <w:rPr>
-          <w:rFonts w:ascii="Arial" w:eastAsia="Arial" w:hAnsi="Arial" w:cs="Arial"/>
-          <w:noProof/>
-          <w:sz w:val="22"/>
-          <w:szCs w:val="22"/>
-        </w:rPr>
-        <w:t>(Bellinger et al., 2016; Yurista et al., 2016; Zhou et al., 2016)</w:t>
-      </w:r>
-      <w:r>
-        <w:rPr>
-          <w:rFonts w:ascii="Arial" w:eastAsia="Arial" w:hAnsi="Arial" w:cs="Arial"/>
-          <w:sz w:val="22"/>
-          <w:szCs w:val="22"/>
-        </w:rPr>
-        <w:fldChar w:fldCharType="end"/>
-      </w:r>
+      <w:hyperlink r:id="rId54">
+        <w:r>
+          <w:rPr>
+            <w:rFonts w:ascii="Arial" w:eastAsia="Arial" w:hAnsi="Arial" w:cs="Arial"/>
+            <w:noProof/>
+            <w:sz w:val="22"/>
+            <w:szCs w:val="22"/>
+          </w:rPr>
+          <w:t>(Bellinger et al., 2016; Yurista et al., 2016; Zhou et al., 2016)</w:t>
+        </w:r>
+      </w:hyperlink>
       <w:r>
         <w:rPr>
           <w:rFonts w:ascii="Arial" w:eastAsia="Arial" w:hAnsi="Arial" w:cs="Arial"/>
@@ -8678,47 +6673,17 @@
         </w:rPr>
         <w:t xml:space="preserve">. However, differences in potential biogeochemical processing remain notable across the regions, most notably the lack of major ionic shift changes in freshwater estuaries that likely limit DOM losses through flocculation compared to saltwater estuaries. As such, this process may play only a secondary role in driving shifts in DOM chemistry when extrapolated more broadly across scales </w:t>
       </w:r>
-      <w:r>
-        <w:rPr>
-          <w:rFonts w:ascii="Arial" w:eastAsia="Arial" w:hAnsi="Arial" w:cs="Arial"/>
-          <w:sz w:val="22"/>
-          <w:szCs w:val="22"/>
-        </w:rPr>
-        <w:fldChar w:fldCharType="begin" w:fldLock="1"/>
-      </w:r>
-      <w:r>
-        <w:rPr>
-          <w:rFonts w:ascii="Arial" w:eastAsia="Arial" w:hAnsi="Arial" w:cs="Arial"/>
-          <w:sz w:val="22"/>
-          <w:szCs w:val="22"/>
-        </w:rPr>
-        <w:instrText>ADDIN paperpile_citation &lt;clusterId&gt;L295Z355V645S356&lt;/clusterId&gt;&lt;metadata&gt;&lt;citation&gt;&lt;id&gt;f4197ae7-f1b7-44f0-a4d2-ea198ef5f5e0&lt;/id&gt;&lt;/citation&gt;&lt;/metadata&gt;&lt;data&gt;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&lt;/data&gt; \* MERGEFORMAT</w:instrText>
-      </w:r>
-      <w:r>
-        <w:rPr>
-          <w:rFonts w:ascii="Arial" w:eastAsia="Arial" w:hAnsi="Arial" w:cs="Arial"/>
-          <w:sz w:val="22"/>
-          <w:szCs w:val="22"/>
-        </w:rPr>
-        <w:fldChar w:fldCharType="separate"/>
-      </w:r>
-      <w:r>
-        <w:rPr>
-          <w:rFonts w:ascii="Arial" w:eastAsia="Arial" w:hAnsi="Arial" w:cs="Arial"/>
-          <w:noProof/>
-          <w:sz w:val="22"/>
-          <w:szCs w:val="22"/>
-        </w:rPr>
-        <w:t>(Stephens and Minor, 2010)</w:t>
-      </w:r>
-      <w:r>
-        <w:rPr>
-          <w:rFonts w:ascii="Arial" w:eastAsia="Arial" w:hAnsi="Arial" w:cs="Arial"/>
-          <w:sz w:val="22"/>
-          <w:szCs w:val="22"/>
-        </w:rPr>
-        <w:fldChar w:fldCharType="end"/>
-      </w:r>
+      <w:hyperlink r:id="rId55">
+        <w:r>
+          <w:rPr>
+            <w:rFonts w:ascii="Arial" w:eastAsia="Arial" w:hAnsi="Arial" w:cs="Arial"/>
+            <w:noProof/>
+            <w:sz w:val="22"/>
+            <w:szCs w:val="22"/>
+          </w:rPr>
+          <w:t>(Stephens and Minor, 2010)</w:t>
+        </w:r>
+      </w:hyperlink>
       <w:r>
         <w:rPr>
           <w:rFonts w:ascii="Arial" w:eastAsia="Arial" w:hAnsi="Arial" w:cs="Arial"/>
@@ -8786,47 +6751,17 @@
         </w:rPr>
         <w:t xml:space="preserve"> </w:t>
       </w:r>
-      <w:r>
-        <w:rPr>
-          <w:rFonts w:ascii="Arial" w:eastAsia="Arial" w:hAnsi="Arial" w:cs="Arial"/>
-          <w:sz w:val="22"/>
-          <w:szCs w:val="22"/>
-        </w:rPr>
-        <w:fldChar w:fldCharType="begin" w:fldLock="1"/>
-      </w:r>
-      <w:r>
-        <w:rPr>
-          <w:rFonts w:ascii="Arial" w:eastAsia="Arial" w:hAnsi="Arial" w:cs="Arial"/>
-          <w:sz w:val="22"/>
-          <w:szCs w:val="22"/>
-        </w:rPr>
-        <w:instrText>ADDIN paperpile_citation &lt;clusterId&gt;C898J956F446D139&lt;/clusterId&gt;&lt;metadata&gt;&lt;citation&gt;&lt;id&gt;c6ef935f-ecdd-4c07-a60e-b474fd50e720&lt;/id&gt;&lt;/citation&gt;&lt;citation&gt;&lt;id&gt;6fe11bea-4a1e-4530-9c3e-c294c3536fba&lt;/id&gt;&lt;/citation&gt;&lt;citation&gt;&lt;id&gt;88a42a81-0770-433e-a98e-4adc6dd157c5&lt;/id&gt;&lt;/citation&gt;&lt;citation&gt;&lt;id&gt;a6ce8e3b-11ab-4923-9cd8-c948685c66c7&lt;/id&gt;&lt;/citation&gt;&lt;/metadata&gt;&lt;data&gt;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&lt;/data&gt; \* MERGEFORMAT</w:instrText>
-      </w:r>
-      <w:r>
-        <w:rPr>
-          <w:rFonts w:ascii="Arial" w:eastAsia="Arial" w:hAnsi="Arial" w:cs="Arial"/>
-          <w:sz w:val="22"/>
-          <w:szCs w:val="22"/>
-        </w:rPr>
-        <w:fldChar w:fldCharType="separate"/>
-      </w:r>
-      <w:r>
-        <w:rPr>
-          <w:rFonts w:ascii="Arial" w:eastAsia="Arial" w:hAnsi="Arial" w:cs="Arial"/>
-          <w:noProof/>
-          <w:sz w:val="22"/>
-          <w:szCs w:val="22"/>
-        </w:rPr>
-        <w:t>(Li et al., 2017; Stücheli et al., 2018; Bahureksa et al., 2021; Nelson et al., 2022)</w:t>
-      </w:r>
-      <w:r>
-        <w:rPr>
-          <w:rFonts w:ascii="Arial" w:eastAsia="Arial" w:hAnsi="Arial" w:cs="Arial"/>
-          <w:sz w:val="22"/>
-          <w:szCs w:val="22"/>
-        </w:rPr>
-        <w:fldChar w:fldCharType="end"/>
-      </w:r>
+      <w:hyperlink r:id="rId56">
+        <w:r>
+          <w:rPr>
+            <w:rFonts w:ascii="Arial" w:eastAsia="Arial" w:hAnsi="Arial" w:cs="Arial"/>
+            <w:noProof/>
+            <w:sz w:val="22"/>
+            <w:szCs w:val="22"/>
+          </w:rPr>
+          <w:t>(Li et al., 2017; Stücheli et al., 2018; Bahureksa et al., 2021; Nelson et al., 2022)</w:t>
+        </w:r>
+      </w:hyperlink>
       <w:r>
         <w:rPr>
           <w:rFonts w:ascii="Arial" w:eastAsia="Arial" w:hAnsi="Arial" w:cs="Arial"/>
@@ -8843,54 +6778,33 @@
         </w:rPr>
         <w:t xml:space="preserve"> </w:t>
       </w:r>
-      <w:r>
-        <w:rPr>
-          <w:rFonts w:ascii="Arial" w:eastAsia="Arial" w:hAnsi="Arial" w:cs="Arial"/>
-          <w:sz w:val="22"/>
-          <w:szCs w:val="22"/>
-        </w:rPr>
-        <w:fldChar w:fldCharType="begin" w:fldLock="1"/>
-      </w:r>
-      <w:r>
-        <w:rPr>
-          <w:rFonts w:ascii="Arial" w:eastAsia="Arial" w:hAnsi="Arial" w:cs="Arial"/>
-          <w:sz w:val="22"/>
-          <w:szCs w:val="22"/>
-        </w:rPr>
-        <w:instrText>ADDIN paperpile_citation &lt;clusterId&gt;W713K163Z453D174&lt;/clusterId&gt;&lt;metadata&gt;&lt;citation&gt;&lt;id&gt;2cb3ce5a-c186-4538-be31-986907f264cd&lt;/id&gt;&lt;/citation&gt;&lt;citation&gt;&lt;id&gt;36d2478e-21dd-40bb-a5e3-6b5fb4c78cce&lt;/id&gt;&lt;/citation&gt;&lt;citation&gt;&lt;id&gt;d999dc65-2572-405e-b3c4-9b9764e13f1f&lt;/id&gt;&lt;/citation&gt;&lt;/metadata&gt;&lt;data&gt;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&lt;/data&gt; \* MERGEFORMAT</w:instrText>
-      </w:r>
-      <w:r>
-        <w:rPr>
-          <w:rFonts w:ascii="Arial" w:eastAsia="Arial" w:hAnsi="Arial" w:cs="Arial"/>
-          <w:sz w:val="22"/>
-          <w:szCs w:val="22"/>
-        </w:rPr>
-        <w:fldChar w:fldCharType="separate"/>
-      </w:r>
-      <w:r>
-        <w:rPr>
-          <w:rFonts w:ascii="Arial" w:eastAsia="Arial" w:hAnsi="Arial" w:cs="Arial"/>
-          <w:noProof/>
-          <w:sz w:val="22"/>
-          <w:szCs w:val="22"/>
-        </w:rPr>
-        <w:t>(Sleighter and Hatcher, 2008; Osterholz et al., 2016; Powers et al., 2018)</w:t>
-      </w:r>
-      <w:r>
-        <w:rPr>
-          <w:rFonts w:ascii="Arial" w:eastAsia="Arial" w:hAnsi="Arial" w:cs="Arial"/>
-          <w:sz w:val="22"/>
-          <w:szCs w:val="22"/>
-        </w:rPr>
-        <w:fldChar w:fldCharType="end"/>
-      </w:r>
-      <w:r>
-        <w:rPr>
-          <w:rFonts w:ascii="Arial" w:eastAsia="Arial" w:hAnsi="Arial" w:cs="Arial"/>
-          <w:sz w:val="22"/>
-          <w:szCs w:val="22"/>
-        </w:rPr>
-        <w:t>. This increase in H/C ratios may partly be driven by a reduction in highly aromatic and condensed compounds. Such compounds can be preferentially degraded through photochemical processes</w:t>
+      <w:hyperlink r:id="rId57">
+        <w:r>
+          <w:rPr>
+            <w:rFonts w:ascii="Arial" w:eastAsia="Arial" w:hAnsi="Arial" w:cs="Arial"/>
+            <w:noProof/>
+            <w:sz w:val="22"/>
+            <w:szCs w:val="22"/>
+          </w:rPr>
+          <w:t>(Sleighter and Hatcher, 2008; Osterholz et al., 2016; Powers et al., 2018)</w:t>
+        </w:r>
+      </w:hyperlink>
+      <w:r>
+        <w:rPr>
+          <w:rFonts w:ascii="Arial" w:eastAsia="Arial" w:hAnsi="Arial" w:cs="Arial"/>
+          <w:sz w:val="22"/>
+          <w:szCs w:val="22"/>
+        </w:rPr>
+        <w:t xml:space="preserve">. This increase in H/C ratios may partly be driven by a reduction in highly aromatic and condensed compounds. Such </w:t>
+      </w:r>
+      <w:r>
+        <w:rPr>
+          <w:rFonts w:ascii="Arial" w:eastAsia="Arial" w:hAnsi="Arial" w:cs="Arial"/>
+          <w:sz w:val="22"/>
+          <w:szCs w:val="22"/>
+        </w:rPr>
+        <w:lastRenderedPageBreak/>
+        <w:t>compounds can be preferentially degraded through photochemical processes</w:t>
       </w:r>
       <w:r>
         <w:rPr>
@@ -8900,47 +6814,17 @@
         </w:rPr>
         <w:t xml:space="preserve"> </w:t>
       </w:r>
-      <w:r>
-        <w:rPr>
-          <w:rFonts w:ascii="Arial" w:eastAsia="Arial" w:hAnsi="Arial" w:cs="Arial"/>
-          <w:sz w:val="22"/>
-          <w:szCs w:val="22"/>
-        </w:rPr>
-        <w:fldChar w:fldCharType="begin" w:fldLock="1"/>
-      </w:r>
-      <w:r>
-        <w:rPr>
-          <w:rFonts w:ascii="Arial" w:eastAsia="Arial" w:hAnsi="Arial" w:cs="Arial"/>
-          <w:sz w:val="22"/>
-          <w:szCs w:val="22"/>
-        </w:rPr>
-        <w:instrText>ADDIN paperpile_citation &lt;clusterId&gt;K537X885N375R988&lt;/clusterId&gt;&lt;metadata&gt;&lt;citation&gt;&lt;id&gt;09011327-c68c-4f82-a077-81a59a13cc6e&lt;/id&gt;&lt;/citation&gt;&lt;/metadata&gt;&lt;data&gt;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&lt;/data&gt; \* MERGEFORMAT</w:instrText>
-      </w:r>
-      <w:r>
-        <w:rPr>
-          <w:rFonts w:ascii="Arial" w:eastAsia="Arial" w:hAnsi="Arial" w:cs="Arial"/>
-          <w:sz w:val="22"/>
-          <w:szCs w:val="22"/>
-        </w:rPr>
-        <w:fldChar w:fldCharType="separate"/>
-      </w:r>
-      <w:r>
-        <w:rPr>
-          <w:rFonts w:ascii="Arial" w:eastAsia="Arial" w:hAnsi="Arial" w:cs="Arial"/>
-          <w:noProof/>
-          <w:sz w:val="22"/>
-          <w:szCs w:val="22"/>
-        </w:rPr>
-        <w:t>(Stubbins et al., 2010)</w:t>
-      </w:r>
-      <w:r>
-        <w:rPr>
-          <w:rFonts w:ascii="Arial" w:eastAsia="Arial" w:hAnsi="Arial" w:cs="Arial"/>
-          <w:sz w:val="22"/>
-          <w:szCs w:val="22"/>
-        </w:rPr>
-        <w:fldChar w:fldCharType="end"/>
-      </w:r>
+      <w:hyperlink r:id="rId58">
+        <w:r>
+          <w:rPr>
+            <w:rFonts w:ascii="Arial" w:eastAsia="Arial" w:hAnsi="Arial" w:cs="Arial"/>
+            <w:noProof/>
+            <w:sz w:val="22"/>
+            <w:szCs w:val="22"/>
+          </w:rPr>
+          <w:t>(Stubbins et al., 2010)</w:t>
+        </w:r>
+      </w:hyperlink>
       <w:r>
         <w:rPr>
           <w:rFonts w:ascii="Arial" w:eastAsia="Arial" w:hAnsi="Arial" w:cs="Arial"/>
@@ -8966,47 +6850,17 @@
         </w:rPr>
         <w:t xml:space="preserve"> biological activity and represent a more labile DOM pool </w:t>
       </w:r>
-      <w:r>
-        <w:rPr>
-          <w:rFonts w:ascii="Arial" w:eastAsia="Arial" w:hAnsi="Arial" w:cs="Arial"/>
-          <w:sz w:val="22"/>
-          <w:szCs w:val="22"/>
-        </w:rPr>
-        <w:fldChar w:fldCharType="begin" w:fldLock="1"/>
-      </w:r>
-      <w:r>
-        <w:rPr>
-          <w:rFonts w:ascii="Arial" w:eastAsia="Arial" w:hAnsi="Arial" w:cs="Arial"/>
-          <w:sz w:val="22"/>
-          <w:szCs w:val="22"/>
-        </w:rPr>
-        <w:instrText>ADDIN paperpile_citation &lt;clusterId&gt;J884X242T532Q326&lt;/clusterId&gt;&lt;metadata&gt;&lt;citation&gt;&lt;id&gt;23e33fbd-0c2b-41ea-8ac1-1fa013027bf8&lt;/id&gt;&lt;/citation&gt;&lt;citation&gt;&lt;id&gt;2b09ab48-ca5e-4e60-b60f-3905dcf5e638&lt;/id&gt;&lt;/citation&gt;&lt;/metadata&gt;&lt;data&gt;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&lt;/data&gt; \* MERGEFORMAT</w:instrText>
-      </w:r>
-      <w:r>
-        <w:rPr>
-          <w:rFonts w:ascii="Arial" w:eastAsia="Arial" w:hAnsi="Arial" w:cs="Arial"/>
-          <w:sz w:val="22"/>
-          <w:szCs w:val="22"/>
-        </w:rPr>
-        <w:fldChar w:fldCharType="separate"/>
-      </w:r>
-      <w:r>
-        <w:rPr>
-          <w:rFonts w:ascii="Arial" w:eastAsia="Arial" w:hAnsi="Arial" w:cs="Arial"/>
-          <w:noProof/>
-          <w:sz w:val="22"/>
-          <w:szCs w:val="22"/>
-        </w:rPr>
-        <w:t>(Benner, 2003; Landa et al., 2014)</w:t>
-      </w:r>
-      <w:r>
-        <w:rPr>
-          <w:rFonts w:ascii="Arial" w:eastAsia="Arial" w:hAnsi="Arial" w:cs="Arial"/>
-          <w:sz w:val="22"/>
-          <w:szCs w:val="22"/>
-        </w:rPr>
-        <w:fldChar w:fldCharType="end"/>
-      </w:r>
+      <w:hyperlink r:id="rId59">
+        <w:r>
+          <w:rPr>
+            <w:rFonts w:ascii="Arial" w:eastAsia="Arial" w:hAnsi="Arial" w:cs="Arial"/>
+            <w:noProof/>
+            <w:sz w:val="22"/>
+            <w:szCs w:val="22"/>
+          </w:rPr>
+          <w:t>(Benner, 2003; Landa et al., 2014)</w:t>
+        </w:r>
+      </w:hyperlink>
       <w:r>
         <w:rPr>
           <w:rFonts w:ascii="Arial" w:eastAsia="Arial" w:hAnsi="Arial" w:cs="Arial"/>
@@ -9045,47 +6899,17 @@
         </w:rPr>
         <w:t xml:space="preserve">In the Great Lakes region, limited observable trends in the bulk DOM composition were consistent with the mid-Atlantic regions. Such lack of observations was surprising as a sizable portion of DOM identified in Great Lakes open water columns are of terrigenous origin where microbial respiration is a primary sink for DOC </w:t>
       </w:r>
-      <w:r>
-        <w:rPr>
-          <w:rFonts w:ascii="Arial" w:eastAsia="Arial" w:hAnsi="Arial" w:cs="Arial"/>
-          <w:sz w:val="22"/>
-          <w:szCs w:val="22"/>
-        </w:rPr>
-        <w:fldChar w:fldCharType="begin" w:fldLock="1"/>
-      </w:r>
-      <w:r>
-        <w:rPr>
-          <w:rFonts w:ascii="Arial" w:eastAsia="Arial" w:hAnsi="Arial" w:cs="Arial"/>
-          <w:sz w:val="22"/>
-          <w:szCs w:val="22"/>
-        </w:rPr>
-        <w:instrText>ADDIN paperpile_citation &lt;clusterId&gt;O345B623X183V717&lt;/clusterId&gt;&lt;metadata&gt;&lt;citation&gt;&lt;id&gt;c603963a-1890-4499-af2b-f7e7443dd9dd&lt;/id&gt;&lt;/citation&gt;&lt;citation&gt;&lt;id&gt;b34f2b96-afc3-46a0-b8a9-ae01b4dd8fc7&lt;/id&gt;&lt;/citation&gt;&lt;/metadata&gt;&lt;data&gt;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&lt;/data&gt; \* MERGEFORMAT</w:instrText>
-      </w:r>
-      <w:r>
-        <w:rPr>
-          <w:rFonts w:ascii="Arial" w:eastAsia="Arial" w:hAnsi="Arial" w:cs="Arial"/>
-          <w:sz w:val="22"/>
-          <w:szCs w:val="22"/>
-        </w:rPr>
-        <w:fldChar w:fldCharType="separate"/>
-      </w:r>
-      <w:r>
-        <w:rPr>
-          <w:rFonts w:ascii="Arial" w:eastAsia="Arial" w:hAnsi="Arial" w:cs="Arial"/>
-          <w:noProof/>
-          <w:sz w:val="22"/>
-          <w:szCs w:val="22"/>
-        </w:rPr>
-        <w:t>(Urban et al., 2004; Cotner et al., 2004)</w:t>
-      </w:r>
-      <w:r>
-        <w:rPr>
-          <w:rFonts w:ascii="Arial" w:eastAsia="Arial" w:hAnsi="Arial" w:cs="Arial"/>
-          <w:sz w:val="22"/>
-          <w:szCs w:val="22"/>
-        </w:rPr>
-        <w:fldChar w:fldCharType="end"/>
-      </w:r>
+      <w:hyperlink r:id="rId60">
+        <w:r>
+          <w:rPr>
+            <w:rFonts w:ascii="Arial" w:eastAsia="Arial" w:hAnsi="Arial" w:cs="Arial"/>
+            <w:noProof/>
+            <w:sz w:val="22"/>
+            <w:szCs w:val="22"/>
+          </w:rPr>
+          <w:t>(Urban et al., 2004; Cotner et al., 2004)</w:t>
+        </w:r>
+      </w:hyperlink>
       <w:r>
         <w:rPr>
           <w:rFonts w:ascii="Arial" w:eastAsia="Arial" w:hAnsi="Arial" w:cs="Arial"/>
@@ -9094,47 +6918,17 @@
         </w:rPr>
         <w:t xml:space="preserve">. Such signatures are sourced directly from wetlands within the local watershed where microbial reworking of the DOM within the water column can remove labile high H/C compounds. This can leave behind a proportionally higher condensed aromatic signature that is considered a more refractory subset of the DOM pool in large lake systems </w:t>
       </w:r>
-      <w:r>
-        <w:rPr>
-          <w:rFonts w:ascii="Arial" w:eastAsia="Arial" w:hAnsi="Arial" w:cs="Arial"/>
-          <w:sz w:val="22"/>
-          <w:szCs w:val="22"/>
-        </w:rPr>
-        <w:fldChar w:fldCharType="begin" w:fldLock="1"/>
-      </w:r>
-      <w:r>
-        <w:rPr>
-          <w:rFonts w:ascii="Arial" w:eastAsia="Arial" w:hAnsi="Arial" w:cs="Arial"/>
-          <w:sz w:val="22"/>
-          <w:szCs w:val="22"/>
-        </w:rPr>
-        <w:instrText>ADDIN paperpile_citation &lt;clusterId&gt;G157N414J895H518&lt;/clusterId&gt;&lt;metadata&gt;&lt;citation&gt;&lt;id&gt;92d43832-c215-439d-9c3f-f0c2a5d43da9&lt;/id&gt;&lt;/citation&gt;&lt;/metadata&gt;&lt;data&gt;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&lt;/data&gt; \* MERGEFORMAT</w:instrText>
-      </w:r>
-      <w:r>
-        <w:rPr>
-          <w:rFonts w:ascii="Arial" w:eastAsia="Arial" w:hAnsi="Arial" w:cs="Arial"/>
-          <w:sz w:val="22"/>
-          <w:szCs w:val="22"/>
-        </w:rPr>
-        <w:fldChar w:fldCharType="separate"/>
-      </w:r>
-      <w:r>
-        <w:rPr>
-          <w:rFonts w:ascii="Arial" w:eastAsia="Arial" w:hAnsi="Arial" w:cs="Arial"/>
-          <w:noProof/>
-          <w:sz w:val="22"/>
-          <w:szCs w:val="22"/>
-        </w:rPr>
-        <w:t>(Minor et al., 2012)</w:t>
-      </w:r>
-      <w:r>
-        <w:rPr>
-          <w:rFonts w:ascii="Arial" w:eastAsia="Arial" w:hAnsi="Arial" w:cs="Arial"/>
-          <w:sz w:val="22"/>
-          <w:szCs w:val="22"/>
-        </w:rPr>
-        <w:fldChar w:fldCharType="end"/>
-      </w:r>
+      <w:hyperlink r:id="rId61">
+        <w:r>
+          <w:rPr>
+            <w:rFonts w:ascii="Arial" w:eastAsia="Arial" w:hAnsi="Arial" w:cs="Arial"/>
+            <w:noProof/>
+            <w:sz w:val="22"/>
+            <w:szCs w:val="22"/>
+          </w:rPr>
+          <w:t>(Minor et al., 2012)</w:t>
+        </w:r>
+      </w:hyperlink>
       <w:r>
         <w:rPr>
           <w:rFonts w:ascii="Arial" w:eastAsia="Arial" w:hAnsi="Arial" w:cs="Arial"/>
@@ -9195,47 +6989,17 @@
         </w:rPr>
         <w:t xml:space="preserve">While we observed limited regional trends when comparing bulk DOM molecular dynamics, a closer look at heteroatom-containing compounds revealed some systematic trends across regions and water type. The increase in N-containing formula (CHON) in estuarine waters (Figure 5b) is consistent with previous studies in both the mid-Atlantic and Great Lakes </w:t>
       </w:r>
-      <w:r>
-        <w:rPr>
-          <w:rFonts w:ascii="Arial" w:eastAsia="Arial" w:hAnsi="Arial" w:cs="Arial"/>
-          <w:sz w:val="22"/>
-          <w:szCs w:val="22"/>
-        </w:rPr>
-        <w:fldChar w:fldCharType="begin" w:fldLock="1"/>
-      </w:r>
-      <w:r>
-        <w:rPr>
-          <w:rFonts w:ascii="Arial" w:eastAsia="Arial" w:hAnsi="Arial" w:cs="Arial"/>
-          <w:sz w:val="22"/>
-          <w:szCs w:val="22"/>
-        </w:rPr>
-        <w:instrText>ADDIN paperpile_citation &lt;clusterId&gt;U962I328X619U433&lt;/clusterId&gt;&lt;metadata&gt;&lt;citation&gt;&lt;id&gt;d999dc65-2572-405e-b3c4-9b9764e13f1f&lt;/id&gt;&lt;/citation&gt;&lt;citation&gt;&lt;id&gt;92d43832-c215-439d-9c3f-f0c2a5d43da9&lt;/id&gt;&lt;/citation&gt;&lt;/metadata&gt;&lt;data&gt;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&lt;/data&gt; \* MERGEFORMAT</w:instrText>
-      </w:r>
-      <w:r>
-        <w:rPr>
-          <w:rFonts w:ascii="Arial" w:eastAsia="Arial" w:hAnsi="Arial" w:cs="Arial"/>
-          <w:sz w:val="22"/>
-          <w:szCs w:val="22"/>
-        </w:rPr>
-        <w:fldChar w:fldCharType="separate"/>
-      </w:r>
-      <w:r>
-        <w:rPr>
-          <w:rFonts w:ascii="Arial" w:eastAsia="Arial" w:hAnsi="Arial" w:cs="Arial"/>
-          <w:noProof/>
-          <w:sz w:val="22"/>
-          <w:szCs w:val="22"/>
-        </w:rPr>
-        <w:t>(Minor et al., 2012; Osterholz et al., 2016)</w:t>
-      </w:r>
-      <w:r>
-        <w:rPr>
-          <w:rFonts w:ascii="Arial" w:eastAsia="Arial" w:hAnsi="Arial" w:cs="Arial"/>
-          <w:sz w:val="22"/>
-          <w:szCs w:val="22"/>
-        </w:rPr>
-        <w:fldChar w:fldCharType="end"/>
-      </w:r>
+      <w:hyperlink r:id="rId62">
+        <w:r>
+          <w:rPr>
+            <w:rFonts w:ascii="Arial" w:eastAsia="Arial" w:hAnsi="Arial" w:cs="Arial"/>
+            <w:noProof/>
+            <w:sz w:val="22"/>
+            <w:szCs w:val="22"/>
+          </w:rPr>
+          <w:t>(Minor et al., 2012; Osterholz et al., 2016)</w:t>
+        </w:r>
+      </w:hyperlink>
       <w:r>
         <w:rPr>
           <w:rFonts w:ascii="Arial" w:eastAsia="Arial" w:hAnsi="Arial" w:cs="Arial"/>
@@ -9252,47 +7016,17 @@
         </w:rPr>
         <w:t xml:space="preserve"> </w:t>
       </w:r>
-      <w:r>
-        <w:rPr>
-          <w:rFonts w:ascii="Arial" w:eastAsia="Arial" w:hAnsi="Arial" w:cs="Arial"/>
-          <w:sz w:val="22"/>
-          <w:szCs w:val="22"/>
-        </w:rPr>
-        <w:fldChar w:fldCharType="begin" w:fldLock="1"/>
-      </w:r>
-      <w:r>
-        <w:rPr>
-          <w:rFonts w:ascii="Arial" w:eastAsia="Arial" w:hAnsi="Arial" w:cs="Arial"/>
-          <w:sz w:val="22"/>
-          <w:szCs w:val="22"/>
-        </w:rPr>
-        <w:instrText>ADDIN paperpile_citation &lt;clusterId&gt;Q187E274T855X558&lt;/clusterId&gt;&lt;metadata&gt;&lt;citation&gt;&lt;id&gt;beb82aa8-923f-40c8-9fb2-aa9715c076ed&lt;/id&gt;&lt;/citation&gt;&lt;/metadata&gt;&lt;data&gt;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&lt;/data&gt; \* MERGEFORMAT</w:instrText>
-      </w:r>
-      <w:r>
-        <w:rPr>
-          <w:rFonts w:ascii="Arial" w:eastAsia="Arial" w:hAnsi="Arial" w:cs="Arial"/>
-          <w:sz w:val="22"/>
-          <w:szCs w:val="22"/>
-        </w:rPr>
-        <w:fldChar w:fldCharType="separate"/>
-      </w:r>
-      <w:r>
-        <w:rPr>
-          <w:rFonts w:ascii="Arial" w:eastAsia="Arial" w:hAnsi="Arial" w:cs="Arial"/>
-          <w:noProof/>
-          <w:sz w:val="22"/>
-          <w:szCs w:val="22"/>
-        </w:rPr>
-        <w:t>(Pan et al., 2021)</w:t>
-      </w:r>
-      <w:r>
-        <w:rPr>
-          <w:rFonts w:ascii="Arial" w:eastAsia="Arial" w:hAnsi="Arial" w:cs="Arial"/>
-          <w:sz w:val="22"/>
-          <w:szCs w:val="22"/>
-        </w:rPr>
-        <w:fldChar w:fldCharType="end"/>
-      </w:r>
+      <w:hyperlink r:id="rId63">
+        <w:r>
+          <w:rPr>
+            <w:rFonts w:ascii="Arial" w:eastAsia="Arial" w:hAnsi="Arial" w:cs="Arial"/>
+            <w:noProof/>
+            <w:sz w:val="22"/>
+            <w:szCs w:val="22"/>
+          </w:rPr>
+          <w:t>(Pan et al., 2021)</w:t>
+        </w:r>
+      </w:hyperlink>
       <w:r>
         <w:rPr>
           <w:rFonts w:ascii="Arial" w:eastAsia="Arial" w:hAnsi="Arial" w:cs="Arial"/>
@@ -9301,114 +7035,36 @@
         </w:rPr>
         <w:t xml:space="preserve">. Precipitation is a key driver of riverine N export through direct runoff in agricultural areas, and untreated wastewater contributes significantly to ammonium and free amino acid inputs to the bays </w:t>
       </w:r>
-      <w:r>
-        <w:rPr>
-          <w:rFonts w:ascii="Arial" w:eastAsia="Arial" w:hAnsi="Arial" w:cs="Arial"/>
-          <w:sz w:val="22"/>
-          <w:szCs w:val="22"/>
-        </w:rPr>
-        <w:fldChar w:fldCharType="begin" w:fldLock="1"/>
-      </w:r>
-      <w:r>
-        <w:rPr>
-          <w:rFonts w:ascii="Arial" w:eastAsia="Arial" w:hAnsi="Arial" w:cs="Arial"/>
-          <w:sz w:val="22"/>
-          <w:szCs w:val="22"/>
-        </w:rPr>
-        <w:instrText>ADDIN paperpile_citation &lt;clusterId&gt;D998R958N649K161&lt;/clusterId&gt;&lt;metadata&gt;&lt;citation&gt;&lt;id&gt;beb82aa8-923f-40c8-9fb2-aa9715c076ed&lt;/id&gt;&lt;/citation&gt;&lt;citation&gt;&lt;id&gt;cf80952e-6c11-4955-bcef-116900885376&lt;/id&gt;&lt;/citation&gt;&lt;/metadata&gt;&lt;data&gt;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&lt;/data&gt; \* MERGEFORMAT</w:instrText>
-      </w:r>
-      <w:r>
-        <w:rPr>
-          <w:rFonts w:ascii="Arial" w:eastAsia="Arial" w:hAnsi="Arial" w:cs="Arial"/>
-          <w:sz w:val="22"/>
-          <w:szCs w:val="22"/>
-        </w:rPr>
-        <w:fldChar w:fldCharType="separate"/>
-      </w:r>
-      <w:r>
-        <w:rPr>
-          <w:rFonts w:ascii="Arial" w:eastAsia="Arial" w:hAnsi="Arial" w:cs="Arial"/>
-          <w:noProof/>
-          <w:sz w:val="22"/>
-          <w:szCs w:val="22"/>
-        </w:rPr>
-        <w:t>(Moore et al., 2011; Pan et al., 2021)</w:t>
-      </w:r>
-      <w:r>
-        <w:rPr>
-          <w:rFonts w:ascii="Arial" w:eastAsia="Arial" w:hAnsi="Arial" w:cs="Arial"/>
-          <w:sz w:val="22"/>
-          <w:szCs w:val="22"/>
-        </w:rPr>
-        <w:fldChar w:fldCharType="end"/>
-      </w:r>
-      <w:r>
-        <w:rPr>
-          <w:rFonts w:ascii="Arial" w:eastAsia="Arial" w:hAnsi="Arial" w:cs="Arial"/>
-          <w:sz w:val="22"/>
-          <w:szCs w:val="22"/>
-        </w:rPr>
-        <w:t xml:space="preserve">. Such N- species represent around 85% of the N uptake by phytoplankton in the mid-Atlantic estuaries </w:t>
-      </w:r>
-      <w:proofErr w:type="gramStart"/>
-      <w:r>
-        <w:rPr>
-          <w:rFonts w:ascii="Arial" w:eastAsia="Arial" w:hAnsi="Arial" w:cs="Arial"/>
-          <w:sz w:val="22"/>
-          <w:szCs w:val="22"/>
-        </w:rPr>
-        <w:t>and also</w:t>
-      </w:r>
-      <w:proofErr w:type="gramEnd"/>
-      <w:r>
-        <w:rPr>
-          <w:rFonts w:ascii="Arial" w:eastAsia="Arial" w:hAnsi="Arial" w:cs="Arial"/>
-          <w:sz w:val="22"/>
-          <w:szCs w:val="22"/>
-        </w:rPr>
-        <w:t xml:space="preserve"> provide a consistent fuel source for heterotrophic communities. In the Great Lakes, small streams can also be outsized in nutrient contributions to the estuaries and fuel shifts in near-shore primary productivity </w:t>
-      </w:r>
-      <w:r>
-        <w:rPr>
-          <w:rFonts w:ascii="Arial" w:eastAsia="Arial" w:hAnsi="Arial" w:cs="Arial"/>
-          <w:sz w:val="22"/>
-          <w:szCs w:val="22"/>
-        </w:rPr>
-        <w:fldChar w:fldCharType="begin" w:fldLock="1"/>
-      </w:r>
-      <w:r>
-        <w:rPr>
-          <w:rFonts w:ascii="Arial" w:eastAsia="Arial" w:hAnsi="Arial" w:cs="Arial"/>
-          <w:sz w:val="22"/>
-          <w:szCs w:val="22"/>
-        </w:rPr>
-        <w:instrText>ADDIN paperpile_citation &lt;clusterId&gt;U398H355W746U469&lt;/clusterId&gt;&lt;metadata&gt;&lt;citation&gt;&lt;id&gt;397e35d2-9869-4295-b994-12c3f5d59b45&lt;/id&gt;&lt;/citation&gt;&lt;/metadata&gt;&lt;data&gt;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&lt;/data&gt; \* MERGEFORMAT</w:instrText>
-      </w:r>
-      <w:r>
-        <w:rPr>
-          <w:rFonts w:ascii="Arial" w:eastAsia="Arial" w:hAnsi="Arial" w:cs="Arial"/>
-          <w:sz w:val="22"/>
-          <w:szCs w:val="22"/>
-        </w:rPr>
-        <w:fldChar w:fldCharType="separate"/>
-      </w:r>
-      <w:r>
-        <w:rPr>
-          <w:rFonts w:ascii="Arial" w:eastAsia="Arial" w:hAnsi="Arial" w:cs="Arial"/>
-          <w:noProof/>
-          <w:sz w:val="22"/>
-          <w:szCs w:val="22"/>
-        </w:rPr>
-        <w:t>(Mooney et al., 2020)</w:t>
-      </w:r>
-      <w:r>
-        <w:rPr>
-          <w:rFonts w:ascii="Arial" w:eastAsia="Arial" w:hAnsi="Arial" w:cs="Arial"/>
-          <w:sz w:val="22"/>
-          <w:szCs w:val="22"/>
-        </w:rPr>
-        <w:fldChar w:fldCharType="end"/>
-      </w:r>
+      <w:hyperlink r:id="rId64">
+        <w:r>
+          <w:rPr>
+            <w:rFonts w:ascii="Arial" w:eastAsia="Arial" w:hAnsi="Arial" w:cs="Arial"/>
+            <w:noProof/>
+            <w:sz w:val="22"/>
+            <w:szCs w:val="22"/>
+          </w:rPr>
+          <w:t>(Moore et al., 2011; Pan et al., 2021)</w:t>
+        </w:r>
+      </w:hyperlink>
+      <w:r>
+        <w:rPr>
+          <w:rFonts w:ascii="Arial" w:eastAsia="Arial" w:hAnsi="Arial" w:cs="Arial"/>
+          <w:sz w:val="22"/>
+          <w:szCs w:val="22"/>
+        </w:rPr>
+        <w:t xml:space="preserve">. Such N- species represent around 85% of the N uptake by phytoplankton in the mid-Atlantic estuaries and also provide a consistent fuel source for heterotrophic communities. In the Great Lakes, small streams can also be outsized in nutrient contributions to the estuaries and fuel shifts in near-shore primary productivity </w:t>
+      </w:r>
+      <w:hyperlink r:id="rId65">
+        <w:r>
+          <w:rPr>
+            <w:rFonts w:ascii="Arial" w:eastAsia="Arial" w:hAnsi="Arial" w:cs="Arial"/>
+            <w:noProof/>
+            <w:sz w:val="22"/>
+            <w:szCs w:val="22"/>
+          </w:rPr>
+          <w:t>(Mooney et al., 2020)</w:t>
+        </w:r>
+      </w:hyperlink>
       <w:r>
         <w:rPr>
           <w:rFonts w:ascii="Arial" w:eastAsia="Arial" w:hAnsi="Arial" w:cs="Arial"/>
@@ -9417,47 +7073,17 @@
         </w:rPr>
         <w:t xml:space="preserve">. Given such, we suspect the increased proportion of CHON formulae detected in the estuarine waters of the mid-Atlantic and Great Lakes coupled with the slight decreasing trend in TDN can likely be attributed to increased primary production and excretion of dissolved organic nitrogen or repackaging of terrestrial DOM into microbially derived DOM </w:t>
       </w:r>
-      <w:r>
-        <w:rPr>
-          <w:rFonts w:ascii="Arial" w:eastAsia="Arial" w:hAnsi="Arial" w:cs="Arial"/>
-          <w:sz w:val="22"/>
-          <w:szCs w:val="22"/>
-        </w:rPr>
-        <w:fldChar w:fldCharType="begin" w:fldLock="1"/>
-      </w:r>
-      <w:r>
-        <w:rPr>
-          <w:rFonts w:ascii="Arial" w:eastAsia="Arial" w:hAnsi="Arial" w:cs="Arial"/>
-          <w:sz w:val="22"/>
-          <w:szCs w:val="22"/>
-        </w:rPr>
-        <w:instrText>ADDIN paperpile_citation &lt;clusterId&gt;R454F512U992Y625&lt;/clusterId&gt;&lt;metadata&gt;&lt;citation&gt;&lt;id&gt;00aadaab-6c96-4a5f-8b06-2ef583476b4a&lt;/id&gt;&lt;/citation&gt;&lt;citation&gt;&lt;id&gt;b0191fec-36ce-4c5a-9345-3e4ad77aa8a4&lt;/id&gt;&lt;/citation&gt;&lt;citation&gt;&lt;id&gt;4dcab2f3-dfc1-4421-bc7f-c5988cac31e7&lt;/id&gt;&lt;/citation&gt;&lt;citation&gt;&lt;id&gt;e53c16a6-befb-4edf-9104-8903879b8f83&lt;/id&gt;&lt;/citation&gt;&lt;/metadata&gt;&lt;data&gt;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&lt;/data&gt; \* MERGEFORMAT</w:instrText>
-      </w:r>
-      <w:r>
-        <w:rPr>
-          <w:rFonts w:ascii="Arial" w:eastAsia="Arial" w:hAnsi="Arial" w:cs="Arial"/>
-          <w:sz w:val="22"/>
-          <w:szCs w:val="22"/>
-        </w:rPr>
-        <w:fldChar w:fldCharType="separate"/>
-      </w:r>
-      <w:r>
-        <w:rPr>
-          <w:rFonts w:ascii="Arial" w:eastAsia="Arial" w:hAnsi="Arial" w:cs="Arial"/>
-          <w:noProof/>
-          <w:sz w:val="22"/>
-          <w:szCs w:val="22"/>
-        </w:rPr>
-        <w:t>(Bronk et al., 1994; Pujo-Pay et al., 1997; Filippino et al., 2011; Asmala et al., 2014)</w:t>
-      </w:r>
-      <w:r>
-        <w:rPr>
-          <w:rFonts w:ascii="Arial" w:eastAsia="Arial" w:hAnsi="Arial" w:cs="Arial"/>
-          <w:sz w:val="22"/>
-          <w:szCs w:val="22"/>
-        </w:rPr>
-        <w:fldChar w:fldCharType="end"/>
-      </w:r>
+      <w:hyperlink r:id="rId66">
+        <w:r>
+          <w:rPr>
+            <w:rFonts w:ascii="Arial" w:eastAsia="Arial" w:hAnsi="Arial" w:cs="Arial"/>
+            <w:noProof/>
+            <w:sz w:val="22"/>
+            <w:szCs w:val="22"/>
+          </w:rPr>
+          <w:t>(Bronk et al., 1994; Pujo-Pay et al., 1997; Filippino et al., 2011; Asmala et al., 2014)</w:t>
+        </w:r>
+      </w:hyperlink>
       <w:r>
         <w:rPr>
           <w:rFonts w:ascii="Arial" w:eastAsia="Arial" w:hAnsi="Arial" w:cs="Arial"/>
@@ -9494,43 +7120,7 @@
           <w:sz w:val="22"/>
           <w:szCs w:val="22"/>
         </w:rPr>
-        <w:t xml:space="preserve">We look further at shifts in the sulfur-containing DOM (CHOS), noting that the diversity of CHOS compounds was significantly lower in the estuarine sites of the Great Lakes compared to the riverine sites despite no clear broader trend in region or water type (interaction term: </w:t>
-      </w:r>
-      <w:proofErr w:type="spellStart"/>
-      <w:r>
-        <w:rPr>
-          <w:rFonts w:ascii="Arial" w:eastAsia="Arial" w:hAnsi="Arial" w:cs="Arial"/>
-          <w:sz w:val="22"/>
-          <w:szCs w:val="22"/>
-        </w:rPr>
-        <w:t>df</w:t>
-      </w:r>
-      <w:proofErr w:type="spellEnd"/>
-      <w:r>
-        <w:rPr>
-          <w:rFonts w:ascii="Arial" w:eastAsia="Arial" w:hAnsi="Arial" w:cs="Arial"/>
-          <w:sz w:val="22"/>
-          <w:szCs w:val="22"/>
-        </w:rPr>
-        <w:t xml:space="preserve"> = 1, F = 6.62, p &lt; 0.05; </w:t>
-      </w:r>
-      <w:proofErr w:type="spellStart"/>
-      <w:r>
-        <w:rPr>
-          <w:rFonts w:ascii="Arial" w:eastAsia="Arial" w:hAnsi="Arial" w:cs="Arial"/>
-          <w:sz w:val="22"/>
-          <w:szCs w:val="22"/>
-        </w:rPr>
-        <w:t>TukeyHSD</w:t>
-      </w:r>
-      <w:proofErr w:type="spellEnd"/>
-      <w:r>
-        <w:rPr>
-          <w:rFonts w:ascii="Arial" w:eastAsia="Arial" w:hAnsi="Arial" w:cs="Arial"/>
-          <w:sz w:val="22"/>
-          <w:szCs w:val="22"/>
-        </w:rPr>
-        <w:t xml:space="preserve">, p &lt; 0.05) (Figure 5c). The lower CHOS contrasts with Minor et al., 2012 which indicated an increased CHOS formula in Lake Superior with respect to its tributaries. This difference may be partly due to the proximity of our sampling, which occurred nearshore, where biogeochemical cycling from increased freshwater inputs may still be prominent rather than in open lake water. Furthermore, this may highlight the challenge with a regionally spatially distributed sampling design without paired river and estuarine endmembers, where within-region variability may account for some of the variability observed. </w:t>
+        <w:t xml:space="preserve">We look further at shifts in the sulfur-containing DOM (CHOS), noting that the diversity of CHOS compounds was significantly lower in the estuarine sites of the Great Lakes compared to the riverine sites despite no clear broader trend in region or water type (interaction term: df = 1, F = 6.62, p &lt; 0.05; TukeyHSD, p &lt; 0.05) (Figure 5c). The lower CHOS contrasts with Minor et al., 2012 which indicated an increased CHOS formula in Lake Superior with respect to its tributaries. This difference may be partly due to the proximity of our sampling, which occurred nearshore, where biogeochemical cycling from increased freshwater inputs may still be prominent rather than in open lake water. Furthermore, this may highlight the challenge with a regionally spatially distributed sampling design without paired river and estuarine endmembers, where within-region variability may account for some of the variability observed. </w:t>
       </w:r>
     </w:p>
     <w:p>
@@ -9560,49 +7150,20 @@
           <w:sz w:val="22"/>
           <w:szCs w:val="22"/>
         </w:rPr>
+        <w:lastRenderedPageBreak/>
         <w:t xml:space="preserve">Additionally, no differences in CHOS by water type in the mid-Atlantic region were surprising, as dissolved organic sulfur represents an important component of biogeochemical cycles in saltwater estuaries. Tidal marshes are hotspots for biogeochemical cycling in the mid-Atlantic, with high rates of sulfate reduction and uptake of inorganic sulfur into the DOM pool under anaerobic conditions </w:t>
       </w:r>
-      <w:r>
-        <w:rPr>
-          <w:rFonts w:ascii="Arial" w:eastAsia="Arial" w:hAnsi="Arial" w:cs="Arial"/>
-          <w:sz w:val="22"/>
-          <w:szCs w:val="22"/>
-        </w:rPr>
-        <w:fldChar w:fldCharType="begin" w:fldLock="1"/>
-      </w:r>
-      <w:r>
-        <w:rPr>
-          <w:rFonts w:ascii="Arial" w:eastAsia="Arial" w:hAnsi="Arial" w:cs="Arial"/>
-          <w:sz w:val="22"/>
-          <w:szCs w:val="22"/>
-        </w:rPr>
-        <w:instrText>ADDIN paperpile_citation &lt;clusterId&gt;S824G872V362A965&lt;/clusterId&gt;&lt;metadata&gt;&lt;citation&gt;&lt;id&gt;cbac9de5-af58-4952-90ce-9ebdab35e1ca&lt;/id&gt;&lt;/citation&gt;&lt;citation&gt;&lt;id&gt;0d63b955-6d80-4e19-adf4-eb0acd5e23b8&lt;/id&gt;&lt;/citation&gt;&lt;citation&gt;&lt;id&gt;8bbb3340-8a6e-414d-9989-3a50cd23c821&lt;/id&gt;&lt;/citation&gt;&lt;/metadata&gt;&lt;data&gt;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&lt;/data&gt; \* MERGEFORMAT</w:instrText>
-      </w:r>
-      <w:r>
-        <w:rPr>
-          <w:rFonts w:ascii="Arial" w:eastAsia="Arial" w:hAnsi="Arial" w:cs="Arial"/>
-          <w:sz w:val="22"/>
-          <w:szCs w:val="22"/>
-        </w:rPr>
-        <w:fldChar w:fldCharType="separate"/>
-      </w:r>
-      <w:r>
-        <w:rPr>
-          <w:rFonts w:ascii="Arial" w:eastAsia="Arial" w:hAnsi="Arial" w:cs="Arial"/>
-          <w:noProof/>
-          <w:sz w:val="22"/>
-          <w:szCs w:val="22"/>
-        </w:rPr>
-        <w:t>(Howarth and Teal, 1979; Francois, 1987; Ferdelman et al., 1991)</w:t>
-      </w:r>
-      <w:r>
-        <w:rPr>
-          <w:rFonts w:ascii="Arial" w:eastAsia="Arial" w:hAnsi="Arial" w:cs="Arial"/>
-          <w:sz w:val="22"/>
-          <w:szCs w:val="22"/>
-        </w:rPr>
-        <w:fldChar w:fldCharType="end"/>
-      </w:r>
+      <w:hyperlink r:id="rId67">
+        <w:r>
+          <w:rPr>
+            <w:rFonts w:ascii="Arial" w:eastAsia="Arial" w:hAnsi="Arial" w:cs="Arial"/>
+            <w:noProof/>
+            <w:sz w:val="22"/>
+            <w:szCs w:val="22"/>
+          </w:rPr>
+          <w:t>(Howarth and Teal, 1979; Francois, 1987; Ferdelman et al., 1991)</w:t>
+        </w:r>
+      </w:hyperlink>
       <w:r>
         <w:rPr>
           <w:rFonts w:ascii="Arial" w:eastAsia="Arial" w:hAnsi="Arial" w:cs="Arial"/>
@@ -9611,47 +7172,17 @@
         </w:rPr>
         <w:t xml:space="preserve">. In the late summer, these marshes provide the estuaries with a seasonal source of sulfur-rich DOM </w:t>
       </w:r>
-      <w:r>
-        <w:rPr>
-          <w:rFonts w:ascii="Arial" w:eastAsia="Arial" w:hAnsi="Arial" w:cs="Arial"/>
-          <w:sz w:val="22"/>
-          <w:szCs w:val="22"/>
-        </w:rPr>
-        <w:fldChar w:fldCharType="begin" w:fldLock="1"/>
-      </w:r>
-      <w:r>
-        <w:rPr>
-          <w:rFonts w:ascii="Arial" w:eastAsia="Arial" w:hAnsi="Arial" w:cs="Arial"/>
-          <w:sz w:val="22"/>
-          <w:szCs w:val="22"/>
-        </w:rPr>
-        <w:instrText>ADDIN paperpile_citation &lt;clusterId&gt;Y483M441I831F545&lt;/clusterId&gt;&lt;metadata&gt;&lt;citation&gt;&lt;id&gt;36d2478e-21dd-40bb-a5e3-6b5fb4c78cce&lt;/id&gt;&lt;/citation&gt;&lt;/metadata&gt;&lt;data&gt;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&lt;/data&gt; \* MERGEFORMAT</w:instrText>
-      </w:r>
-      <w:r>
-        <w:rPr>
-          <w:rFonts w:ascii="Arial" w:eastAsia="Arial" w:hAnsi="Arial" w:cs="Arial"/>
-          <w:sz w:val="22"/>
-          <w:szCs w:val="22"/>
-        </w:rPr>
-        <w:fldChar w:fldCharType="separate"/>
-      </w:r>
-      <w:r>
-        <w:rPr>
-          <w:rFonts w:ascii="Arial" w:eastAsia="Arial" w:hAnsi="Arial" w:cs="Arial"/>
-          <w:noProof/>
-          <w:sz w:val="22"/>
-          <w:szCs w:val="22"/>
-        </w:rPr>
-        <w:t>(Powers et al., 2018)</w:t>
-      </w:r>
-      <w:r>
-        <w:rPr>
-          <w:rFonts w:ascii="Arial" w:eastAsia="Arial" w:hAnsi="Arial" w:cs="Arial"/>
-          <w:sz w:val="22"/>
-          <w:szCs w:val="22"/>
-        </w:rPr>
-        <w:fldChar w:fldCharType="end"/>
-      </w:r>
+      <w:hyperlink r:id="rId68">
+        <w:r>
+          <w:rPr>
+            <w:rFonts w:ascii="Arial" w:eastAsia="Arial" w:hAnsi="Arial" w:cs="Arial"/>
+            <w:noProof/>
+            <w:sz w:val="22"/>
+            <w:szCs w:val="22"/>
+          </w:rPr>
+          <w:t>(Powers et al., 2018)</w:t>
+        </w:r>
+      </w:hyperlink>
       <w:r>
         <w:rPr>
           <w:rFonts w:ascii="Arial" w:eastAsia="Arial" w:hAnsi="Arial" w:cs="Arial"/>
@@ -9719,47 +7250,17 @@
         </w:rPr>
         <w:t xml:space="preserve"> </w:t>
       </w:r>
-      <w:r>
-        <w:rPr>
-          <w:rFonts w:ascii="Arial" w:eastAsia="Arial" w:hAnsi="Arial" w:cs="Arial"/>
-          <w:sz w:val="22"/>
-          <w:szCs w:val="22"/>
-        </w:rPr>
-        <w:fldChar w:fldCharType="begin" w:fldLock="1"/>
-      </w:r>
-      <w:r>
-        <w:rPr>
-          <w:rFonts w:ascii="Arial" w:eastAsia="Arial" w:hAnsi="Arial" w:cs="Arial"/>
-          <w:sz w:val="22"/>
-          <w:szCs w:val="22"/>
-        </w:rPr>
-        <w:instrText>ADDIN paperpile_citation &lt;clusterId&gt;Y776E734A224Y828&lt;/clusterId&gt;&lt;metadata&gt;&lt;citation&gt;&lt;id&gt;f4197ae7-f1b7-44f0-a4d2-ea198ef5f5e0&lt;/id&gt;&lt;/citation&gt;&lt;citation&gt;&lt;id&gt;2e968555-de0a-4be9-a0d4-2ddba2286897&lt;/id&gt;&lt;/citation&gt;&lt;citation&gt;&lt;id&gt;64c4d74c-df46-4dfa-9731-3db19137a9b4&lt;/id&gt;&lt;/citation&gt;&lt;/metadata&gt;&lt;data&gt;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&lt;/data&gt; \* MERGEFORMAT</w:instrText>
-      </w:r>
-      <w:r>
-        <w:rPr>
-          <w:rFonts w:ascii="Arial" w:eastAsia="Arial" w:hAnsi="Arial" w:cs="Arial"/>
-          <w:sz w:val="22"/>
-          <w:szCs w:val="22"/>
-        </w:rPr>
-        <w:fldChar w:fldCharType="separate"/>
-      </w:r>
-      <w:r>
-        <w:rPr>
-          <w:rFonts w:ascii="Arial" w:eastAsia="Arial" w:hAnsi="Arial" w:cs="Arial"/>
-          <w:noProof/>
-          <w:sz w:val="22"/>
-          <w:szCs w:val="22"/>
-        </w:rPr>
-        <w:t>(Rochelle-Newall and Fisher, 2002; Stedmon and Markager, 2003; Stephens and Minor, 2010)</w:t>
-      </w:r>
-      <w:r>
-        <w:rPr>
-          <w:rFonts w:ascii="Arial" w:eastAsia="Arial" w:hAnsi="Arial" w:cs="Arial"/>
-          <w:sz w:val="22"/>
-          <w:szCs w:val="22"/>
-        </w:rPr>
-        <w:fldChar w:fldCharType="end"/>
-      </w:r>
+      <w:hyperlink r:id="rId69">
+        <w:r>
+          <w:rPr>
+            <w:rFonts w:ascii="Arial" w:eastAsia="Arial" w:hAnsi="Arial" w:cs="Arial"/>
+            <w:noProof/>
+            <w:sz w:val="22"/>
+            <w:szCs w:val="22"/>
+          </w:rPr>
+          <w:t>(Rochelle-Newall and Fisher, 2002; Stedmon and Markager, 2003; Stephens and Minor, 2010)</w:t>
+        </w:r>
+      </w:hyperlink>
       <w:r>
         <w:rPr>
           <w:rFonts w:ascii="Arial" w:eastAsia="Arial" w:hAnsi="Arial" w:cs="Arial"/>
@@ -9768,163 +7269,64 @@
         </w:rPr>
         <w:t xml:space="preserve">; however, such trends contrast between saltwater and freshwater systems. Whereas higher salinity in saltwater estuaries often represents decreased freshwater inputs, in the Great Lakes, higher conductivity (e.g., salinity) can an indicator for increasing freshwater inputs and terrigenous DOM to the lake systems, although differences in range between the rivers and lakes are often small </w:t>
       </w:r>
-      <w:r>
-        <w:rPr>
-          <w:rFonts w:ascii="Arial" w:eastAsia="Arial" w:hAnsi="Arial" w:cs="Arial"/>
-          <w:sz w:val="22"/>
-          <w:szCs w:val="22"/>
-        </w:rPr>
-        <w:fldChar w:fldCharType="begin" w:fldLock="1"/>
-      </w:r>
-      <w:r>
-        <w:rPr>
-          <w:rFonts w:ascii="Arial" w:eastAsia="Arial" w:hAnsi="Arial" w:cs="Arial"/>
-          <w:sz w:val="22"/>
-          <w:szCs w:val="22"/>
-        </w:rPr>
-        <w:instrText>ADDIN paperpile_citation &lt;clusterId&gt;G157U416J897N518&lt;/clusterId&gt;&lt;metadata&gt;&lt;citation&gt;&lt;id&gt;b51b5adc-b3c9-4468-8017-43c0aa7e6855&lt;/id&gt;&lt;/citation&gt;&lt;citation&gt;&lt;id&gt;dc5da4fb-88ce-4cde-82fd-22db733eee79&lt;/id&gt;&lt;/citation&gt;&lt;/metadata&gt;&lt;data&gt;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&lt;/data&gt; \* MERGEFORMAT</w:instrText>
-      </w:r>
-      <w:r>
-        <w:rPr>
-          <w:rFonts w:ascii="Arial" w:eastAsia="Arial" w:hAnsi="Arial" w:cs="Arial"/>
-          <w:sz w:val="22"/>
-          <w:szCs w:val="22"/>
-        </w:rPr>
-        <w:fldChar w:fldCharType="separate"/>
-      </w:r>
-      <w:r>
-        <w:rPr>
-          <w:rFonts w:ascii="Arial" w:eastAsia="Arial" w:hAnsi="Arial" w:cs="Arial"/>
-          <w:noProof/>
-          <w:sz w:val="22"/>
-          <w:szCs w:val="22"/>
-        </w:rPr>
-        <w:t>(Chapra et al., 2012; Johnston and Brown, 2013)</w:t>
-      </w:r>
-      <w:r>
-        <w:rPr>
-          <w:rFonts w:ascii="Arial" w:eastAsia="Arial" w:hAnsi="Arial" w:cs="Arial"/>
-          <w:sz w:val="22"/>
-          <w:szCs w:val="22"/>
-        </w:rPr>
-        <w:fldChar w:fldCharType="end"/>
-      </w:r>
-      <w:r>
-        <w:rPr>
-          <w:rFonts w:ascii="Arial" w:eastAsia="Arial" w:hAnsi="Arial" w:cs="Arial"/>
-          <w:sz w:val="22"/>
-          <w:szCs w:val="22"/>
-        </w:rPr>
-        <w:t xml:space="preserve">. However, in this study, it is notable that salinity was poorly related to DOC and fluorescent DOM composition in both regions (Figure 3). This result was somewhat surprising as fluorescent DOM has been reported to behave more conservatively than DOC, driven by the biological production of non-fluorescent DOM at higher salinities </w:t>
-      </w:r>
-      <w:r>
-        <w:rPr>
-          <w:rFonts w:ascii="Arial" w:eastAsia="Arial" w:hAnsi="Arial" w:cs="Arial"/>
-          <w:sz w:val="22"/>
-          <w:szCs w:val="22"/>
-        </w:rPr>
-        <w:fldChar w:fldCharType="begin" w:fldLock="1"/>
-      </w:r>
-      <w:r>
-        <w:rPr>
-          <w:rFonts w:ascii="Arial" w:eastAsia="Arial" w:hAnsi="Arial" w:cs="Arial"/>
-          <w:sz w:val="22"/>
-          <w:szCs w:val="22"/>
-        </w:rPr>
-        <w:instrText>ADDIN paperpile_citation &lt;clusterId&gt;M648A996P476T199&lt;/clusterId&gt;&lt;metadata&gt;&lt;citation&gt;&lt;id&gt;21e9a664-d591-451b-b45a-fd93b4ac6beb&lt;/id&gt;&lt;/citation&gt;&lt;/metadata&gt;&lt;data&gt;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&lt;/data&gt; \* MERGEFORMAT</w:instrText>
-      </w:r>
-      <w:r>
-        <w:rPr>
-          <w:rFonts w:ascii="Arial" w:eastAsia="Arial" w:hAnsi="Arial" w:cs="Arial"/>
-          <w:sz w:val="22"/>
-          <w:szCs w:val="22"/>
-        </w:rPr>
-        <w:fldChar w:fldCharType="separate"/>
-      </w:r>
-      <w:r>
-        <w:rPr>
-          <w:rFonts w:ascii="Arial" w:eastAsia="Arial" w:hAnsi="Arial" w:cs="Arial"/>
-          <w:noProof/>
-          <w:sz w:val="22"/>
-          <w:szCs w:val="22"/>
-        </w:rPr>
-        <w:t>(Chen et al., 2002)</w:t>
-      </w:r>
-      <w:r>
-        <w:rPr>
-          <w:rFonts w:ascii="Arial" w:eastAsia="Arial" w:hAnsi="Arial" w:cs="Arial"/>
-          <w:sz w:val="22"/>
-          <w:szCs w:val="22"/>
-        </w:rPr>
-        <w:fldChar w:fldCharType="end"/>
-      </w:r>
-      <w:r>
-        <w:rPr>
-          <w:rFonts w:ascii="Arial" w:eastAsia="Arial" w:hAnsi="Arial" w:cs="Arial"/>
-          <w:sz w:val="22"/>
-          <w:szCs w:val="22"/>
-        </w:rPr>
-        <w:t xml:space="preserve">. At the molecular level, correlations with salinity were also relatively weak in the mid-Atlantic (Figure 3a), but slightly positive relationships with N and S were consistent with </w:t>
-      </w:r>
-      <w:proofErr w:type="spellStart"/>
-      <w:r>
-        <w:rPr>
-          <w:rFonts w:ascii="Arial" w:eastAsia="Arial" w:hAnsi="Arial" w:cs="Arial"/>
-          <w:sz w:val="22"/>
-          <w:szCs w:val="22"/>
-        </w:rPr>
-        <w:t>with</w:t>
-      </w:r>
-      <w:proofErr w:type="spellEnd"/>
-      <w:r>
-        <w:rPr>
-          <w:rFonts w:ascii="Arial" w:eastAsia="Arial" w:hAnsi="Arial" w:cs="Arial"/>
-          <w:sz w:val="22"/>
-          <w:szCs w:val="22"/>
-        </w:rPr>
-        <w:t xml:space="preserve"> the notion of increased heteroatom signatures from primary production and transformations of DOM at higher salinities </w:t>
-      </w:r>
-      <w:r>
-        <w:rPr>
-          <w:rFonts w:ascii="Arial" w:eastAsia="Arial" w:hAnsi="Arial" w:cs="Arial"/>
-          <w:sz w:val="22"/>
-          <w:szCs w:val="22"/>
-        </w:rPr>
-        <w:fldChar w:fldCharType="begin" w:fldLock="1"/>
-      </w:r>
-      <w:r>
-        <w:rPr>
-          <w:rFonts w:ascii="Arial" w:eastAsia="Arial" w:hAnsi="Arial" w:cs="Arial"/>
-          <w:sz w:val="22"/>
-          <w:szCs w:val="22"/>
-        </w:rPr>
-        <w:instrText>ADDIN paperpile_citation &lt;clusterId&gt;U338H685D976B669&lt;/clusterId&gt;&lt;metadata&gt;&lt;citation&gt;&lt;id&gt;5ac3d07d-4181-43c7-b687-4bd5d0c4d8c0&lt;/id&gt;&lt;/citation&gt;&lt;/metadata&gt;&lt;data&gt;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&lt;/data&gt; \* MERGEFORMAT</w:instrText>
-      </w:r>
-      <w:r>
-        <w:rPr>
-          <w:rFonts w:ascii="Arial" w:eastAsia="Arial" w:hAnsi="Arial" w:cs="Arial"/>
-          <w:sz w:val="22"/>
-          <w:szCs w:val="22"/>
-        </w:rPr>
-        <w:fldChar w:fldCharType="separate"/>
-      </w:r>
-      <w:r>
-        <w:rPr>
-          <w:rFonts w:ascii="Arial" w:eastAsia="Arial" w:hAnsi="Arial" w:cs="Arial"/>
-          <w:noProof/>
-          <w:sz w:val="22"/>
-          <w:szCs w:val="22"/>
-        </w:rPr>
-        <w:t>(Medeiros et al., 2017)</w:t>
-      </w:r>
-      <w:r>
-        <w:rPr>
-          <w:rFonts w:ascii="Arial" w:eastAsia="Arial" w:hAnsi="Arial" w:cs="Arial"/>
-          <w:sz w:val="22"/>
-          <w:szCs w:val="22"/>
-        </w:rPr>
-        <w:fldChar w:fldCharType="end"/>
-      </w:r>
+      <w:hyperlink r:id="rId70">
+        <w:r>
+          <w:rPr>
+            <w:rFonts w:ascii="Arial" w:eastAsia="Arial" w:hAnsi="Arial" w:cs="Arial"/>
+            <w:noProof/>
+            <w:sz w:val="22"/>
+            <w:szCs w:val="22"/>
+          </w:rPr>
+          <w:t>(Chapra et al., 2012; Johnston and Brown, 2013)</w:t>
+        </w:r>
+      </w:hyperlink>
+      <w:r>
+        <w:rPr>
+          <w:rFonts w:ascii="Arial" w:eastAsia="Arial" w:hAnsi="Arial" w:cs="Arial"/>
+          <w:sz w:val="22"/>
+          <w:szCs w:val="22"/>
+        </w:rPr>
+        <w:t xml:space="preserve">. However, in this study, it is notable that salinity was poorly related to DOC and fluorescent DOM composition in </w:t>
+      </w:r>
+      <w:r>
+        <w:rPr>
+          <w:rFonts w:ascii="Arial" w:eastAsia="Arial" w:hAnsi="Arial" w:cs="Arial"/>
+          <w:sz w:val="22"/>
+          <w:szCs w:val="22"/>
+        </w:rPr>
+        <w:lastRenderedPageBreak/>
+        <w:t xml:space="preserve">both regions (Figure 3). This result was somewhat surprising as fluorescent DOM has been reported to behave more conservatively than DOC, driven by the biological production of non-fluorescent DOM at higher salinities </w:t>
+      </w:r>
+      <w:hyperlink r:id="rId71">
+        <w:r>
+          <w:rPr>
+            <w:rFonts w:ascii="Arial" w:eastAsia="Arial" w:hAnsi="Arial" w:cs="Arial"/>
+            <w:noProof/>
+            <w:sz w:val="22"/>
+            <w:szCs w:val="22"/>
+          </w:rPr>
+          <w:t>(Chen et al., 2002)</w:t>
+        </w:r>
+      </w:hyperlink>
+      <w:r>
+        <w:rPr>
+          <w:rFonts w:ascii="Arial" w:eastAsia="Arial" w:hAnsi="Arial" w:cs="Arial"/>
+          <w:sz w:val="22"/>
+          <w:szCs w:val="22"/>
+        </w:rPr>
+        <w:t xml:space="preserve">. At the molecular level, correlations with salinity were also relatively weak in the mid-Atlantic (Figure 3a), but slightly positive relationships with N and S were consistent with with the notion of increased heteroatom signatures from primary production and transformations of DOM at higher salinities </w:t>
+      </w:r>
+      <w:hyperlink r:id="rId72">
+        <w:r>
+          <w:rPr>
+            <w:rFonts w:ascii="Arial" w:eastAsia="Arial" w:hAnsi="Arial" w:cs="Arial"/>
+            <w:noProof/>
+            <w:sz w:val="22"/>
+            <w:szCs w:val="22"/>
+          </w:rPr>
+          <w:t>(Medeiros et al., 2017)</w:t>
+        </w:r>
+      </w:hyperlink>
       <w:r>
         <w:rPr>
           <w:rFonts w:ascii="Arial" w:eastAsia="Arial" w:hAnsi="Arial" w:cs="Arial"/>
@@ -9971,47 +7373,17 @@
         </w:rPr>
         <w:t xml:space="preserve"> </w:t>
       </w:r>
-      <w:r>
-        <w:rPr>
-          <w:rFonts w:ascii="Arial" w:eastAsia="Arial" w:hAnsi="Arial" w:cs="Arial"/>
-          <w:sz w:val="22"/>
-          <w:szCs w:val="22"/>
-        </w:rPr>
-        <w:fldChar w:fldCharType="begin" w:fldLock="1"/>
-      </w:r>
-      <w:r>
-        <w:rPr>
-          <w:rFonts w:ascii="Arial" w:eastAsia="Arial" w:hAnsi="Arial" w:cs="Arial"/>
-          <w:sz w:val="22"/>
-          <w:szCs w:val="22"/>
-        </w:rPr>
-        <w:instrText>ADDIN paperpile_citation &lt;clusterId&gt;G113U499Q751N574&lt;/clusterId&gt;&lt;metadata&gt;&lt;citation&gt;&lt;id&gt;10d0dc80-a514-40a0-a0d2-dff69060daf2&lt;/id&gt;&lt;/citation&gt;&lt;citation&gt;&lt;id&gt;8803f199-0611-4785-97fa-fd2d993cdcb9&lt;/id&gt;&lt;/citation&gt;&lt;citation&gt;&lt;id&gt;b9643bfb-cc7c-4c60-91ff-b089cf6fceb1&lt;/id&gt;&lt;/citation&gt;&lt;/metadata&gt;&lt;data&gt;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&lt;/data&gt; \* MERGEFORMAT</w:instrText>
-      </w:r>
-      <w:r>
-        <w:rPr>
-          <w:rFonts w:ascii="Arial" w:eastAsia="Arial" w:hAnsi="Arial" w:cs="Arial"/>
-          <w:sz w:val="22"/>
-          <w:szCs w:val="22"/>
-        </w:rPr>
-        <w:fldChar w:fldCharType="separate"/>
-      </w:r>
-      <w:r>
-        <w:rPr>
-          <w:rFonts w:ascii="Arial" w:eastAsia="Arial" w:hAnsi="Arial" w:cs="Arial"/>
-          <w:noProof/>
-          <w:sz w:val="22"/>
-          <w:szCs w:val="22"/>
-        </w:rPr>
-        <w:t>(Bouchard, 2007; Tzortziou et al., 2008; Sager et al., 2018)</w:t>
-      </w:r>
-      <w:r>
-        <w:rPr>
-          <w:rFonts w:ascii="Arial" w:eastAsia="Arial" w:hAnsi="Arial" w:cs="Arial"/>
-          <w:sz w:val="22"/>
-          <w:szCs w:val="22"/>
-        </w:rPr>
-        <w:fldChar w:fldCharType="end"/>
-      </w:r>
+      <w:hyperlink r:id="rId73">
+        <w:r>
+          <w:rPr>
+            <w:rFonts w:ascii="Arial" w:eastAsia="Arial" w:hAnsi="Arial" w:cs="Arial"/>
+            <w:noProof/>
+            <w:sz w:val="22"/>
+            <w:szCs w:val="22"/>
+          </w:rPr>
+          <w:t>(Bouchard, 2007; Tzortziou et al., 2008; Sager et al., 2018)</w:t>
+        </w:r>
+      </w:hyperlink>
       <w:r>
         <w:rPr>
           <w:rFonts w:ascii="Arial" w:eastAsia="Arial" w:hAnsi="Arial" w:cs="Arial"/>
@@ -10099,7 +7471,16 @@
           <w:sz w:val="22"/>
           <w:szCs w:val="22"/>
         </w:rPr>
-        <w:t xml:space="preserve"> across both regions highlight a tight coupling in biogeochemical processes driving losses of DOM light absorption potential (e.g., photodegradation, production of non-chromophoric compounds) from riverine to estuarine endmembers and those driving shifts in pH that remain consistent across the regions. The transferability in this trend across freshwater and saltwater systems is further exemplified as the strong relationship observed between SUVA</w:t>
+        <w:t xml:space="preserve"> across both regions highlight a tight coupling in biogeochemical processes driving losses of DOM light absorption potential (e.g., photodegradation, production of non-chromophoric compounds) from riverine to estuarine </w:t>
+      </w:r>
+      <w:r>
+        <w:rPr>
+          <w:rFonts w:ascii="Arial" w:eastAsia="Arial" w:hAnsi="Arial" w:cs="Arial"/>
+          <w:sz w:val="22"/>
+          <w:szCs w:val="22"/>
+        </w:rPr>
+        <w:lastRenderedPageBreak/>
+        <w:t>endmembers and those driving shifts in pH that remain consistent across the regions. The transferability in this trend across freshwater and saltwater systems is further exemplified as the strong relationship observed between SUVA</w:t>
       </w:r>
       <w:r>
         <w:rPr>
@@ -10167,7 +7548,16 @@
           <w:sz w:val="22"/>
           <w:szCs w:val="22"/>
         </w:rPr>
-        <w:t xml:space="preserve">In this study, we report results from a community-based effort to describe transferable trends in surface water DOM chemistry across saltwater mid-Atlantic and freshwater Great Lakes coastal TAIs. A snapshot of underlying optical and bulk scale DOM molecular properties during this short sampling period in the fall of 2021 highlighted a broad conservation of terrestrial-like signatures across both regions. However, the systematic evolution of molecular trends from riverine to estuarine endmembers at this scale followed similar trends as expected from studies that collect samples across more longitudinal estuarine gradients. Such trends were irrespective of weak relationships observed with conventional water quality indicators (e.g., salinity) but with notably stronger linkages with other indicators of chemical and biological activity (e.g., pH). Linkages between DOM composition and coastal biogeochemical fluxes remain a crucial knowledge gap in Earth system models, which need more systematic representation of downstream DOM sources and biogeochemical transformations across coastal gradients. Our study takes the first step in describing variability in surface water DOM composition across a scalable framework representative of small coastal streams and rivers along diverse coastal domains. This study highlights very clear linkages in DOM composition between riverine and estuarine endmembers that were broadly transferable between the fresh and saltwater systems, implying that biogeochemical processing of surface water DOM can likely be inferred across similarly representative tidal and large lake seiche-driven TAI domains. Future studies should expand across more unique spatial domains while incorporating more explicit hydrological conditions and temporal resolution.  </w:t>
+        <w:t xml:space="preserve">In this study, we report results from a community-based effort to describe transferable trends in surface water DOM chemistry across saltwater mid-Atlantic and freshwater Great Lakes coastal TAIs. A snapshot of underlying optical and bulk scale DOM molecular properties during this short sampling period in the fall of 2021 highlighted a broad conservation of terrestrial-like signatures across both regions. However, the systematic evolution of molecular trends from riverine to estuarine endmembers at this scale followed similar trends as expected from studies that collect samples across more longitudinal estuarine gradients. Such trends were irrespective of weak relationships observed with conventional water quality indicators (e.g., salinity) but with notably stronger linkages with other indicators of chemical and biological activity (e.g., pH). Linkages between DOM composition and coastal biogeochemical fluxes remain a crucial knowledge gap in Earth system models, which need more systematic representation of downstream DOM sources and biogeochemical transformations across coastal gradients. Our study takes the first step in describing variability in surface water DOM composition across a scalable framework representative of small coastal streams and rivers along diverse coastal domains. This study </w:t>
+      </w:r>
+      <w:r>
+        <w:rPr>
+          <w:rFonts w:ascii="Arial" w:eastAsia="Arial" w:hAnsi="Arial" w:cs="Arial"/>
+          <w:sz w:val="22"/>
+          <w:szCs w:val="22"/>
+        </w:rPr>
+        <w:lastRenderedPageBreak/>
+        <w:t xml:space="preserve">highlights very clear linkages in DOM composition between riverine and estuarine endmembers that were broadly transferable between the fresh and saltwater systems, implying that biogeochemical processing of surface water DOM can likely be inferred across similarly representative tidal and large lake seiche-driven TAI domains. Future studies should expand across more unique spatial domains while incorporating more explicit hydrological conditions and temporal resolution.  </w:t>
       </w:r>
     </w:p>
     <w:p>
@@ -10244,25 +7634,7 @@
           <w:sz w:val="22"/>
           <w:szCs w:val="22"/>
         </w:rPr>
-        <w:t xml:space="preserve">data, surface water chemistry data, and processed fluorescence and </w:t>
-      </w:r>
-      <w:proofErr w:type="gramStart"/>
-      <w:r>
-        <w:rPr>
-          <w:rFonts w:ascii="Arial" w:eastAsia="Arial" w:hAnsi="Arial" w:cs="Arial"/>
-          <w:sz w:val="22"/>
-          <w:szCs w:val="22"/>
-        </w:rPr>
-        <w:t>high resolution</w:t>
-      </w:r>
-      <w:proofErr w:type="gramEnd"/>
-      <w:r>
-        <w:rPr>
-          <w:rFonts w:ascii="Arial" w:eastAsia="Arial" w:hAnsi="Arial" w:cs="Arial"/>
-          <w:sz w:val="22"/>
-          <w:szCs w:val="22"/>
-        </w:rPr>
-        <w:t xml:space="preserve"> mass spectrometry data. </w:t>
+        <w:t xml:space="preserve">data, surface water chemistry data, and processed fluorescence and high resolution mass spectrometry data. </w:t>
       </w:r>
       <w:r>
         <w:rPr>
@@ -10332,7 +7704,7 @@
         </w:rPr>
         <w:t xml:space="preserve"> </w:t>
       </w:r>
-      <w:hyperlink r:id="rId11" w:history="1">
+      <w:hyperlink r:id="rId74" w:history="1">
         <w:r>
           <w:rPr>
             <w:rStyle w:val="Hyperlink"/>
@@ -10359,47 +7731,17 @@
         </w:rPr>
         <w:t xml:space="preserve"> </w:t>
       </w:r>
-      <w:r>
-        <w:rPr>
-          <w:rFonts w:ascii="Arial" w:eastAsia="Arial" w:hAnsi="Arial" w:cs="Arial"/>
-          <w:sz w:val="22"/>
-          <w:szCs w:val="22"/>
-        </w:rPr>
-        <w:fldChar w:fldCharType="begin" w:fldLock="1"/>
-      </w:r>
-      <w:r>
-        <w:rPr>
-          <w:rFonts w:ascii="Arial" w:eastAsia="Arial" w:hAnsi="Arial" w:cs="Arial"/>
-          <w:sz w:val="22"/>
-          <w:szCs w:val="22"/>
-        </w:rPr>
-        <w:instrText>ADDIN paperpile_citation &lt;clusterId&gt;R591Y858U348S953&lt;/clusterId&gt;&lt;metadata&gt;&lt;citation&gt;&lt;id&gt;aa1bd26c-1c17-45ed-a22d-7affda2ce42d&lt;/id&gt;&lt;/citation&gt;&lt;/metadata&gt;&lt;data&gt;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&lt;/data&gt; \* MERGEFORMAT</w:instrText>
-      </w:r>
-      <w:r>
-        <w:rPr>
-          <w:rFonts w:ascii="Arial" w:eastAsia="Arial" w:hAnsi="Arial" w:cs="Arial"/>
-          <w:sz w:val="22"/>
-          <w:szCs w:val="22"/>
-        </w:rPr>
-        <w:fldChar w:fldCharType="separate"/>
-      </w:r>
-      <w:r>
-        <w:rPr>
-          <w:rFonts w:ascii="Arial" w:eastAsia="Arial" w:hAnsi="Arial" w:cs="Arial"/>
-          <w:noProof/>
-          <w:sz w:val="22"/>
-          <w:szCs w:val="22"/>
-        </w:rPr>
-        <w:t>(Pennington et al., 2023)</w:t>
-      </w:r>
-      <w:r>
-        <w:rPr>
-          <w:rFonts w:ascii="Arial" w:eastAsia="Arial" w:hAnsi="Arial" w:cs="Arial"/>
-          <w:sz w:val="22"/>
-          <w:szCs w:val="22"/>
-        </w:rPr>
-        <w:fldChar w:fldCharType="end"/>
-      </w:r>
+      <w:hyperlink r:id="rId75">
+        <w:r>
+          <w:rPr>
+            <w:rFonts w:ascii="Arial" w:eastAsia="Arial" w:hAnsi="Arial" w:cs="Arial"/>
+            <w:noProof/>
+            <w:sz w:val="22"/>
+            <w:szCs w:val="22"/>
+          </w:rPr>
+          <w:t>(Pennington et al., 2023)</w:t>
+        </w:r>
+      </w:hyperlink>
       <w:r>
         <w:rPr>
           <w:rFonts w:ascii="Arial" w:eastAsia="Arial" w:hAnsi="Arial" w:cs="Arial"/>
@@ -10506,6 +7848,7 @@
           <w:szCs w:val="22"/>
           <w:highlight w:val="white"/>
         </w:rPr>
+        <w:lastRenderedPageBreak/>
         <w:t>(BER)</w:t>
       </w:r>
       <w:r>
@@ -11194,27 +8537,7 @@
           <w:sz w:val="22"/>
           <w:szCs w:val="22"/>
         </w:rPr>
-        <w:t xml:space="preserve">, </w:t>
-      </w:r>
-      <w:proofErr w:type="spellStart"/>
-      <w:r>
-        <w:rPr>
-          <w:rFonts w:ascii="Arial" w:eastAsia="Arial" w:hAnsi="Arial" w:cs="Arial"/>
-          <w:color w:val="282828"/>
-          <w:sz w:val="22"/>
-          <w:szCs w:val="22"/>
-        </w:rPr>
-        <w:t>Sairah</w:t>
-      </w:r>
-      <w:proofErr w:type="spellEnd"/>
-      <w:r>
-        <w:rPr>
-          <w:rFonts w:ascii="Arial" w:eastAsia="Arial" w:hAnsi="Arial" w:cs="Arial"/>
-          <w:color w:val="282828"/>
-          <w:sz w:val="22"/>
-          <w:szCs w:val="22"/>
-        </w:rPr>
-        <w:t xml:space="preserve"> Malkin</w:t>
+        <w:t>, Sairah Malkin</w:t>
       </w:r>
       <w:r>
         <w:rPr>
@@ -12435,47 +9758,7 @@
           <w:sz w:val="22"/>
           <w:szCs w:val="22"/>
         </w:rPr>
-        <w:t xml:space="preserve">Bryn </w:t>
-      </w:r>
-      <w:proofErr w:type="spellStart"/>
-      <w:r>
-        <w:rPr>
-          <w:rFonts w:ascii="Arial" w:eastAsia="Arial" w:hAnsi="Arial" w:cs="Arial"/>
-          <w:color w:val="282828"/>
-          <w:sz w:val="22"/>
-          <w:szCs w:val="22"/>
-        </w:rPr>
-        <w:t>Mawr</w:t>
-      </w:r>
-      <w:proofErr w:type="spellEnd"/>
-      <w:r>
-        <w:rPr>
-          <w:rFonts w:ascii="Arial" w:eastAsia="Arial" w:hAnsi="Arial" w:cs="Arial"/>
-          <w:color w:val="282828"/>
-          <w:sz w:val="22"/>
-          <w:szCs w:val="22"/>
-        </w:rPr>
-        <w:t xml:space="preserve"> College, Bryn </w:t>
-      </w:r>
-      <w:proofErr w:type="spellStart"/>
-      <w:r>
-        <w:rPr>
-          <w:rFonts w:ascii="Arial" w:eastAsia="Arial" w:hAnsi="Arial" w:cs="Arial"/>
-          <w:color w:val="282828"/>
-          <w:sz w:val="22"/>
-          <w:szCs w:val="22"/>
-        </w:rPr>
-        <w:t>Mawr</w:t>
-      </w:r>
-      <w:proofErr w:type="spellEnd"/>
-      <w:r>
-        <w:rPr>
-          <w:rFonts w:ascii="Arial" w:eastAsia="Arial" w:hAnsi="Arial" w:cs="Arial"/>
-          <w:color w:val="282828"/>
-          <w:sz w:val="22"/>
-          <w:szCs w:val="22"/>
-        </w:rPr>
-        <w:t xml:space="preserve">, PA. </w:t>
+        <w:t xml:space="preserve">Bryn Mawr College, Bryn Mawr, PA. </w:t>
       </w:r>
       <w:r>
         <w:rPr>
@@ -12551,7 +9834,17 @@
           <w:sz w:val="22"/>
           <w:szCs w:val="22"/>
         </w:rPr>
-        <w:t xml:space="preserve">Chesapeake Bay National Estuarine Research Reserve - Maryland, Annapolis, MD. </w:t>
+        <w:t xml:space="preserve">Chesapeake Bay National Estuarine Research Reserve - </w:t>
+      </w:r>
+      <w:r>
+        <w:rPr>
+          <w:rFonts w:ascii="Arial" w:eastAsia="Arial" w:hAnsi="Arial" w:cs="Arial"/>
+          <w:color w:val="282828"/>
+          <w:sz w:val="22"/>
+          <w:szCs w:val="22"/>
+        </w:rPr>
+        <w:lastRenderedPageBreak/>
+        <w:t xml:space="preserve">Maryland, Annapolis, MD. </w:t>
       </w:r>
       <w:r>
         <w:rPr>
@@ -12640,27 +9933,7 @@
           <w:sz w:val="22"/>
           <w:szCs w:val="22"/>
         </w:rPr>
-        <w:t>Author Contributions (</w:t>
-      </w:r>
-      <w:proofErr w:type="spellStart"/>
-      <w:r>
-        <w:rPr>
-          <w:rFonts w:ascii="Arial" w:eastAsia="Arial" w:hAnsi="Arial" w:cs="Arial"/>
-          <w:b/>
-          <w:sz w:val="22"/>
-          <w:szCs w:val="22"/>
-        </w:rPr>
-        <w:t>CRediT</w:t>
-      </w:r>
-      <w:proofErr w:type="spellEnd"/>
-      <w:r>
-        <w:rPr>
-          <w:rFonts w:ascii="Arial" w:eastAsia="Arial" w:hAnsi="Arial" w:cs="Arial"/>
-          <w:b/>
-          <w:sz w:val="22"/>
-          <w:szCs w:val="22"/>
-        </w:rPr>
-        <w:t>)</w:t>
+        <w:t>Author Contributions (CRediT)</w:t>
       </w:r>
     </w:p>
     <w:p>
@@ -12984,7 +10257,7 @@
           <w:sz w:val="22"/>
           <w:szCs w:val="22"/>
         </w:rPr>
-        <w:instrText>ADDIN paperpile_bibliography &lt;pp-bibliography&gt;&lt;first-reference-indices&gt;&lt;formatting&gt;1&lt;/formatting&gt;&lt;space-after&gt;1&lt;/space-after&gt;&lt;/first-reference-indices&gt;&lt;/pp-bibliography&gt; \* MERGEFORMAT</w:instrText>
+        <w:instrText>HYPERLINK "https://paperpile.com/b/HmjSOD/gKr7" \h</w:instrText>
       </w:r>
       <w:r>
         <w:rPr>
@@ -13001,45 +10274,7 @@
           <w:sz w:val="22"/>
           <w:szCs w:val="22"/>
         </w:rPr>
-        <w:t xml:space="preserve">Asmala E., Autio R., Kaartokallio H., Stedmon C. A. and Thomas D. N. (2014) Processing of humic-rich riverine dissolved organic matter by estuarine bacteria: effects of predegradation and inorganic nutrients. </w:t>
-      </w:r>
-      <w:r>
-        <w:rPr>
-          <w:rFonts w:ascii="Arial" w:eastAsia="Arial" w:hAnsi="Arial" w:cs="Arial"/>
-          <w:i/>
-          <w:noProof/>
-          <w:sz w:val="22"/>
-          <w:szCs w:val="22"/>
-        </w:rPr>
-        <w:t>Aquat. Sci.</w:t>
-      </w:r>
-      <w:r>
-        <w:rPr>
-          <w:rFonts w:ascii="Arial" w:eastAsia="Arial" w:hAnsi="Arial" w:cs="Arial"/>
-          <w:noProof/>
-          <w:sz w:val="22"/>
-          <w:szCs w:val="22"/>
-        </w:rPr>
-        <w:t xml:space="preserve"> </w:t>
-      </w:r>
-      <w:r>
-        <w:rPr>
-          <w:rFonts w:ascii="Arial" w:eastAsia="Arial" w:hAnsi="Arial" w:cs="Arial"/>
-          <w:b/>
-          <w:noProof/>
-          <w:sz w:val="22"/>
-          <w:szCs w:val="22"/>
-        </w:rPr>
-        <w:t>76</w:t>
-      </w:r>
-      <w:r>
-        <w:rPr>
-          <w:rFonts w:ascii="Arial" w:eastAsia="Arial" w:hAnsi="Arial" w:cs="Arial"/>
-          <w:noProof/>
-          <w:sz w:val="22"/>
-          <w:szCs w:val="22"/>
-        </w:rPr>
-        <w:t>, 451–463.</w:t>
+        <w:t>Asmala E., Autio R., Kaartokallio H., Stedmon C. A. and Thomas D. N. (2014) Processing of humic-rich riverine dissolved organic matter by estuarine bacteria: effects of predegradation and inorganic nutrients. Aquat. Sci. 76, 451–463.</w:t>
       </w:r>
     </w:p>
     <w:p>
@@ -13061,45 +10296,7 @@
           <w:sz w:val="22"/>
           <w:szCs w:val="22"/>
         </w:rPr>
-        <w:t xml:space="preserve">Bahureksa W., Tfaily M. M., Boiteau R. M., Young R. B., Logan M. N., McKenna A. M. and Borch T. (2021) Soil organic matter characterization by Fourier transform ion cyclotron resonance mass spectrometry (FTICR MS): A critical review of sample preparation, analysis, and data interpretation. </w:t>
-      </w:r>
-      <w:r>
-        <w:rPr>
-          <w:rFonts w:ascii="Arial" w:eastAsia="Arial" w:hAnsi="Arial" w:cs="Arial"/>
-          <w:i/>
-          <w:noProof/>
-          <w:sz w:val="22"/>
-          <w:szCs w:val="22"/>
-        </w:rPr>
-        <w:t>Environ. Sci. Technol.</w:t>
-      </w:r>
-      <w:r>
-        <w:rPr>
-          <w:rFonts w:ascii="Arial" w:eastAsia="Arial" w:hAnsi="Arial" w:cs="Arial"/>
-          <w:noProof/>
-          <w:sz w:val="22"/>
-          <w:szCs w:val="22"/>
-        </w:rPr>
-        <w:t xml:space="preserve"> </w:t>
-      </w:r>
-      <w:r>
-        <w:rPr>
-          <w:rFonts w:ascii="Arial" w:eastAsia="Arial" w:hAnsi="Arial" w:cs="Arial"/>
-          <w:b/>
-          <w:noProof/>
-          <w:sz w:val="22"/>
-          <w:szCs w:val="22"/>
-        </w:rPr>
-        <w:t>55</w:t>
-      </w:r>
-      <w:r>
-        <w:rPr>
-          <w:rFonts w:ascii="Arial" w:eastAsia="Arial" w:hAnsi="Arial" w:cs="Arial"/>
-          <w:noProof/>
-          <w:sz w:val="22"/>
-          <w:szCs w:val="22"/>
-        </w:rPr>
-        <w:t>, 9637–9656.</w:t>
+        <w:t>Bahureksa W., Tfaily M. M., Boiteau R. M., Young R. B., Logan M. N., McKenna A. M. and Borch T. (2021) Soil organic matter characterization by Fourier transform ion cyclotron resonance mass spectrometry (FTICR MS): A critical review of sample preparation, analysis, and data interpretation. Environ. Sci. Technol. 55, 9637–9656.</w:t>
       </w:r>
     </w:p>
     <w:p>
@@ -13143,45 +10340,7 @@
           <w:sz w:val="22"/>
           <w:szCs w:val="22"/>
         </w:rPr>
-        <w:t xml:space="preserve">Bartoli M., Nizzoli D., Zilius M., Bresciani M., Pusceddu A., Bianchelli S., Sundbäck K., Razinkovas-Baziukas A. and Viaroli P. (2020) Denitrification, Nitrogen Uptake, and Organic Matter Quality Undergo Different Seasonality in Sandy and Muddy Sediments of a Turbid Estuary. </w:t>
-      </w:r>
-      <w:r>
-        <w:rPr>
-          <w:rFonts w:ascii="Arial" w:eastAsia="Arial" w:hAnsi="Arial" w:cs="Arial"/>
-          <w:i/>
-          <w:noProof/>
-          <w:sz w:val="22"/>
-          <w:szCs w:val="22"/>
-        </w:rPr>
-        <w:t>Front. Microbiol.</w:t>
-      </w:r>
-      <w:r>
-        <w:rPr>
-          <w:rFonts w:ascii="Arial" w:eastAsia="Arial" w:hAnsi="Arial" w:cs="Arial"/>
-          <w:noProof/>
-          <w:sz w:val="22"/>
-          <w:szCs w:val="22"/>
-        </w:rPr>
-        <w:t xml:space="preserve"> </w:t>
-      </w:r>
-      <w:r>
-        <w:rPr>
-          <w:rFonts w:ascii="Arial" w:eastAsia="Arial" w:hAnsi="Arial" w:cs="Arial"/>
-          <w:b/>
-          <w:noProof/>
-          <w:sz w:val="22"/>
-          <w:szCs w:val="22"/>
-        </w:rPr>
-        <w:t>11</w:t>
-      </w:r>
-      <w:r>
-        <w:rPr>
-          <w:rFonts w:ascii="Arial" w:eastAsia="Arial" w:hAnsi="Arial" w:cs="Arial"/>
-          <w:noProof/>
-          <w:sz w:val="22"/>
-          <w:szCs w:val="22"/>
-        </w:rPr>
-        <w:t>, 612700.</w:t>
+        <w:t>Bartoli M., Nizzoli D., Zilius M., Bresciani M., Pusceddu A., Bianchelli S., Sundbäck K., Razinkovas-Baziukas A. and Viaroli P. (2020) Denitrification, Nitrogen Uptake, and Organic Matter Quality Undergo Different Seasonality in Sandy and Muddy Sediments of a Turbid Estuary. Front. Microbiol. 11, 612700.</w:t>
       </w:r>
     </w:p>
     <w:p>
@@ -13203,45 +10362,7 @@
           <w:sz w:val="22"/>
           <w:szCs w:val="22"/>
         </w:rPr>
-        <w:t xml:space="preserve">Bauer J. E., Cai W.-J., Raymond P. A., Bianchi T. S., Hopkinson C. S. and Regnier P. A. G. (2013) The changing carbon cycle of the coastal ocean. </w:t>
-      </w:r>
-      <w:r>
-        <w:rPr>
-          <w:rFonts w:ascii="Arial" w:eastAsia="Arial" w:hAnsi="Arial" w:cs="Arial"/>
-          <w:i/>
-          <w:noProof/>
-          <w:sz w:val="22"/>
-          <w:szCs w:val="22"/>
-        </w:rPr>
-        <w:t>Nature</w:t>
-      </w:r>
-      <w:r>
-        <w:rPr>
-          <w:rFonts w:ascii="Arial" w:eastAsia="Arial" w:hAnsi="Arial" w:cs="Arial"/>
-          <w:noProof/>
-          <w:sz w:val="22"/>
-          <w:szCs w:val="22"/>
-        </w:rPr>
-        <w:t xml:space="preserve"> </w:t>
-      </w:r>
-      <w:r>
-        <w:rPr>
-          <w:rFonts w:ascii="Arial" w:eastAsia="Arial" w:hAnsi="Arial" w:cs="Arial"/>
-          <w:b/>
-          <w:noProof/>
-          <w:sz w:val="22"/>
-          <w:szCs w:val="22"/>
-        </w:rPr>
-        <w:t>504</w:t>
-      </w:r>
-      <w:r>
-        <w:rPr>
-          <w:rFonts w:ascii="Arial" w:eastAsia="Arial" w:hAnsi="Arial" w:cs="Arial"/>
-          <w:noProof/>
-          <w:sz w:val="22"/>
-          <w:szCs w:val="22"/>
-        </w:rPr>
-        <w:t>, 61–70.</w:t>
+        <w:t>Bauer J. E., Cai W.-J., Raymond P. A., Bianchi T. S., Hopkinson C. S. and Regnier P. A. G. (2013) The changing carbon cycle of the coastal ocean. Nature 504, 61–70.</w:t>
       </w:r>
     </w:p>
     <w:p>
@@ -13263,45 +10384,7 @@
           <w:sz w:val="22"/>
           <w:szCs w:val="22"/>
         </w:rPr>
-        <w:t xml:space="preserve">Bellinger B. J., Hoffman J. C., Angradi T. R., Bolgrien D. W., Starry M., Elonen C., Jicha T. M., Lehto L. P., Seifert-Monson L. R., Pearson M. S., Anderson L. and Hill B. H. (2016) Water quality in the St. Louis River Area of Concern, Lake Superior: Historical and current conditions and delisting implications. </w:t>
-      </w:r>
-      <w:r>
-        <w:rPr>
-          <w:rFonts w:ascii="Arial" w:eastAsia="Arial" w:hAnsi="Arial" w:cs="Arial"/>
-          <w:i/>
-          <w:noProof/>
-          <w:sz w:val="22"/>
-          <w:szCs w:val="22"/>
-        </w:rPr>
-        <w:t>J. Great Lakes Res.</w:t>
-      </w:r>
-      <w:r>
-        <w:rPr>
-          <w:rFonts w:ascii="Arial" w:eastAsia="Arial" w:hAnsi="Arial" w:cs="Arial"/>
-          <w:noProof/>
-          <w:sz w:val="22"/>
-          <w:szCs w:val="22"/>
-        </w:rPr>
-        <w:t xml:space="preserve"> </w:t>
-      </w:r>
-      <w:r>
-        <w:rPr>
-          <w:rFonts w:ascii="Arial" w:eastAsia="Arial" w:hAnsi="Arial" w:cs="Arial"/>
-          <w:b/>
-          <w:noProof/>
-          <w:sz w:val="22"/>
-          <w:szCs w:val="22"/>
-        </w:rPr>
-        <w:t>42</w:t>
-      </w:r>
-      <w:r>
-        <w:rPr>
-          <w:rFonts w:ascii="Arial" w:eastAsia="Arial" w:hAnsi="Arial" w:cs="Arial"/>
-          <w:noProof/>
-          <w:sz w:val="22"/>
-          <w:szCs w:val="22"/>
-        </w:rPr>
-        <w:t>, 28–38.</w:t>
+        <w:t>Bellinger B. J., Hoffman J. C., Angradi T. R., Bolgrien D. W., Starry M., Elonen C., Jicha T. M., Lehto L. P., Seifert-Monson L. R., Pearson M. S., Anderson L. and Hill B. H. (2016) Water quality in the St. Louis River Area of Concern, Lake Superior: Historical and current conditions and delisting implications. J. Great Lakes Res. 42, 28–38.</w:t>
       </w:r>
     </w:p>
     <w:p>
@@ -13323,45 +10406,7 @@
           <w:sz w:val="22"/>
           <w:szCs w:val="22"/>
         </w:rPr>
-        <w:t xml:space="preserve">Benavides M., Martias C., Elifantz H., Berman-Frank I., Dupouy C. and Bonnet S. (2018) Dissolved organic matter influences N2 fixation in the new Caledonian lagoon (western tropical south pacific). </w:t>
-      </w:r>
-      <w:r>
-        <w:rPr>
-          <w:rFonts w:ascii="Arial" w:eastAsia="Arial" w:hAnsi="Arial" w:cs="Arial"/>
-          <w:i/>
-          <w:noProof/>
-          <w:sz w:val="22"/>
-          <w:szCs w:val="22"/>
-        </w:rPr>
-        <w:t>Front. Mar. Sci.</w:t>
-      </w:r>
-      <w:r>
-        <w:rPr>
-          <w:rFonts w:ascii="Arial" w:eastAsia="Arial" w:hAnsi="Arial" w:cs="Arial"/>
-          <w:noProof/>
-          <w:sz w:val="22"/>
-          <w:szCs w:val="22"/>
-        </w:rPr>
-        <w:t xml:space="preserve"> </w:t>
-      </w:r>
-      <w:r>
-        <w:rPr>
-          <w:rFonts w:ascii="Arial" w:eastAsia="Arial" w:hAnsi="Arial" w:cs="Arial"/>
-          <w:b/>
-          <w:noProof/>
-          <w:sz w:val="22"/>
-          <w:szCs w:val="22"/>
-        </w:rPr>
-        <w:t>5</w:t>
-      </w:r>
-      <w:r>
-        <w:rPr>
-          <w:rFonts w:ascii="Arial" w:eastAsia="Arial" w:hAnsi="Arial" w:cs="Arial"/>
-          <w:noProof/>
-          <w:sz w:val="22"/>
-          <w:szCs w:val="22"/>
-        </w:rPr>
-        <w:t>.</w:t>
+        <w:t>Benavides M., Martias C., Elifantz H., Berman-Frank I., Dupouy C. and Bonnet S. (2018) Dissolved organic matter influences N2 fixation in the new Caledonian lagoon (western tropical south pacific). Front. Mar. Sci. 5.</w:t>
       </w:r>
     </w:p>
     <w:p>
@@ -13383,26 +10428,7 @@
           <w:sz w:val="22"/>
           <w:szCs w:val="22"/>
         </w:rPr>
-        <w:t xml:space="preserve">Benner R. (2003) Molecular indicators of the bioavailability of dissolved organic matter. In </w:t>
-      </w:r>
-      <w:r>
-        <w:rPr>
-          <w:rFonts w:ascii="Arial" w:eastAsia="Arial" w:hAnsi="Arial" w:cs="Arial"/>
-          <w:i/>
-          <w:noProof/>
-          <w:sz w:val="22"/>
-          <w:szCs w:val="22"/>
-        </w:rPr>
-        <w:t>Aquatic Ecosystems</w:t>
-      </w:r>
-      <w:r>
-        <w:rPr>
-          <w:rFonts w:ascii="Arial" w:eastAsia="Arial" w:hAnsi="Arial" w:cs="Arial"/>
-          <w:noProof/>
-          <w:sz w:val="22"/>
-          <w:szCs w:val="22"/>
-        </w:rPr>
-        <w:t xml:space="preserve"> (eds. S. E. G. Findlay and R. L. Sinsabaugh). Elsevier. pp. 121–137.</w:t>
+        <w:t>Benner R. (2003) Molecular indicators of the bioavailability of dissolved organic matter. In Aquatic Ecosystems (eds. S. E. G. Findlay and R. L. Sinsabaugh). Elsevier. pp. 121–137.</w:t>
       </w:r>
     </w:p>
     <w:p>
@@ -13424,45 +10450,7 @@
           <w:sz w:val="22"/>
           <w:szCs w:val="22"/>
         </w:rPr>
-        <w:t xml:space="preserve">Bouchard V. (2007) Export of Organic Matter from a Coastal Freshwater Wetland to Lake Erie: an Extension of the Outwelling Hypothesis. </w:t>
-      </w:r>
-      <w:r>
-        <w:rPr>
-          <w:rFonts w:ascii="Arial" w:eastAsia="Arial" w:hAnsi="Arial" w:cs="Arial"/>
-          <w:i/>
-          <w:noProof/>
-          <w:sz w:val="22"/>
-          <w:szCs w:val="22"/>
-        </w:rPr>
-        <w:t>Aquat. Ecol.</w:t>
-      </w:r>
-      <w:r>
-        <w:rPr>
-          <w:rFonts w:ascii="Arial" w:eastAsia="Arial" w:hAnsi="Arial" w:cs="Arial"/>
-          <w:noProof/>
-          <w:sz w:val="22"/>
-          <w:szCs w:val="22"/>
-        </w:rPr>
-        <w:t xml:space="preserve"> </w:t>
-      </w:r>
-      <w:r>
-        <w:rPr>
-          <w:rFonts w:ascii="Arial" w:eastAsia="Arial" w:hAnsi="Arial" w:cs="Arial"/>
-          <w:b/>
-          <w:noProof/>
-          <w:sz w:val="22"/>
-          <w:szCs w:val="22"/>
-        </w:rPr>
-        <w:t>41</w:t>
-      </w:r>
-      <w:r>
-        <w:rPr>
-          <w:rFonts w:ascii="Arial" w:eastAsia="Arial" w:hAnsi="Arial" w:cs="Arial"/>
-          <w:noProof/>
-          <w:sz w:val="22"/>
-          <w:szCs w:val="22"/>
-        </w:rPr>
-        <w:t>, 1–7.</w:t>
+        <w:t>Bouchard V. (2007) Export of Organic Matter from a Coastal Freshwater Wetland to Lake Erie: an Extension of the Outwelling Hypothesis. Aquat. Ecol. 41, 1–7.</w:t>
       </w:r>
     </w:p>
     <w:p>
@@ -13484,45 +10472,7 @@
           <w:sz w:val="22"/>
           <w:szCs w:val="22"/>
         </w:rPr>
-        <w:t xml:space="preserve">Bouillon S., Middelburg J. J., Dehairs F., Borges A. V., Abril G., Flindt M. R., Ulomi S. and Kristensen E. (2007) Importance of intertidal sediment processes and porewater exchange on the water column biogeochemistry in a pristine mangrove creek (Ras Dege, Tanzania). </w:t>
-      </w:r>
-      <w:r>
-        <w:rPr>
-          <w:rFonts w:ascii="Arial" w:eastAsia="Arial" w:hAnsi="Arial" w:cs="Arial"/>
-          <w:i/>
-          <w:noProof/>
-          <w:sz w:val="22"/>
-          <w:szCs w:val="22"/>
-        </w:rPr>
-        <w:t>Biogeosciences</w:t>
-      </w:r>
-      <w:r>
-        <w:rPr>
-          <w:rFonts w:ascii="Arial" w:eastAsia="Arial" w:hAnsi="Arial" w:cs="Arial"/>
-          <w:noProof/>
-          <w:sz w:val="22"/>
-          <w:szCs w:val="22"/>
-        </w:rPr>
-        <w:t xml:space="preserve"> </w:t>
-      </w:r>
-      <w:r>
-        <w:rPr>
-          <w:rFonts w:ascii="Arial" w:eastAsia="Arial" w:hAnsi="Arial" w:cs="Arial"/>
-          <w:b/>
-          <w:noProof/>
-          <w:sz w:val="22"/>
-          <w:szCs w:val="22"/>
-        </w:rPr>
-        <w:t>4</w:t>
-      </w:r>
-      <w:r>
-        <w:rPr>
-          <w:rFonts w:ascii="Arial" w:eastAsia="Arial" w:hAnsi="Arial" w:cs="Arial"/>
-          <w:noProof/>
-          <w:sz w:val="22"/>
-          <w:szCs w:val="22"/>
-        </w:rPr>
-        <w:t>, 311–322.</w:t>
+        <w:t>Bouillon S., Middelburg J. J., Dehairs F., Borges A. V., Abril G., Flindt M. R., Ulomi S. and Kristensen E. (2007) Importance of intertidal sediment processes and porewater exchange on the water column biogeochemistry in a pristine mangrove creek (Ras Dege, Tanzania). Biogeosciences 4, 311–322.</w:t>
       </w:r>
     </w:p>
     <w:p>
@@ -13544,45 +10494,7 @@
           <w:sz w:val="22"/>
           <w:szCs w:val="22"/>
         </w:rPr>
-        <w:t xml:space="preserve">Bronk D. A., Glibert P. M. and Ward B. B. (1994) Nitrogen uptake, dissolved organic nitrogen release, and new production. </w:t>
-      </w:r>
-      <w:r>
-        <w:rPr>
-          <w:rFonts w:ascii="Arial" w:eastAsia="Arial" w:hAnsi="Arial" w:cs="Arial"/>
-          <w:i/>
-          <w:noProof/>
-          <w:sz w:val="22"/>
-          <w:szCs w:val="22"/>
-        </w:rPr>
-        <w:t>Science</w:t>
-      </w:r>
-      <w:r>
-        <w:rPr>
-          <w:rFonts w:ascii="Arial" w:eastAsia="Arial" w:hAnsi="Arial" w:cs="Arial"/>
-          <w:noProof/>
-          <w:sz w:val="22"/>
-          <w:szCs w:val="22"/>
-        </w:rPr>
-        <w:t xml:space="preserve"> </w:t>
-      </w:r>
-      <w:r>
-        <w:rPr>
-          <w:rFonts w:ascii="Arial" w:eastAsia="Arial" w:hAnsi="Arial" w:cs="Arial"/>
-          <w:b/>
-          <w:noProof/>
-          <w:sz w:val="22"/>
-          <w:szCs w:val="22"/>
-        </w:rPr>
-        <w:t>265</w:t>
-      </w:r>
-      <w:r>
-        <w:rPr>
-          <w:rFonts w:ascii="Arial" w:eastAsia="Arial" w:hAnsi="Arial" w:cs="Arial"/>
-          <w:noProof/>
-          <w:sz w:val="22"/>
-          <w:szCs w:val="22"/>
-        </w:rPr>
-        <w:t>, 1843–1846.</w:t>
+        <w:t>Bronk D. A., Glibert P. M. and Ward B. B. (1994) Nitrogen uptake, dissolved organic nitrogen release, and new production. Science 265, 1843–1846.</w:t>
       </w:r>
     </w:p>
     <w:p>
@@ -13604,45 +10516,7 @@
           <w:sz w:val="22"/>
           <w:szCs w:val="22"/>
         </w:rPr>
-        <w:t xml:space="preserve">Canuel E. A. and Hardison A. K. (2016) Sources, Ages, and Alteration of Organic Matter in Estuaries. </w:t>
-      </w:r>
-      <w:r>
-        <w:rPr>
-          <w:rFonts w:ascii="Arial" w:eastAsia="Arial" w:hAnsi="Arial" w:cs="Arial"/>
-          <w:i/>
-          <w:noProof/>
-          <w:sz w:val="22"/>
-          <w:szCs w:val="22"/>
-        </w:rPr>
-        <w:t>Ann. Rev. Mar. Sci.</w:t>
-      </w:r>
-      <w:r>
-        <w:rPr>
-          <w:rFonts w:ascii="Arial" w:eastAsia="Arial" w:hAnsi="Arial" w:cs="Arial"/>
-          <w:noProof/>
-          <w:sz w:val="22"/>
-          <w:szCs w:val="22"/>
-        </w:rPr>
-        <w:t xml:space="preserve"> </w:t>
-      </w:r>
-      <w:r>
-        <w:rPr>
-          <w:rFonts w:ascii="Arial" w:eastAsia="Arial" w:hAnsi="Arial" w:cs="Arial"/>
-          <w:b/>
-          <w:noProof/>
-          <w:sz w:val="22"/>
-          <w:szCs w:val="22"/>
-        </w:rPr>
-        <w:t>8</w:t>
-      </w:r>
-      <w:r>
-        <w:rPr>
-          <w:rFonts w:ascii="Arial" w:eastAsia="Arial" w:hAnsi="Arial" w:cs="Arial"/>
-          <w:noProof/>
-          <w:sz w:val="22"/>
-          <w:szCs w:val="22"/>
-        </w:rPr>
-        <w:t>, 409–434.</w:t>
+        <w:t>Canuel E. A. and Hardison A. K. (2016) Sources, Ages, and Alteration of Organic Matter in Estuaries. Ann. Rev. Mar. Sci. 8, 409–434.</w:t>
       </w:r>
     </w:p>
     <w:p>
@@ -13664,45 +10538,7 @@
           <w:sz w:val="22"/>
           <w:szCs w:val="22"/>
         </w:rPr>
-        <w:t xml:space="preserve">Cawley K. M., Yamashita Y., Maie N. and Jaffé R. (2014) Using Optical Properties to Quantify Fringe Mangrove Inputs to the Dissolved Organic Matter (DOM) Pool in a Subtropical Estuary. </w:t>
-      </w:r>
-      <w:r>
-        <w:rPr>
-          <w:rFonts w:ascii="Arial" w:eastAsia="Arial" w:hAnsi="Arial" w:cs="Arial"/>
-          <w:i/>
-          <w:noProof/>
-          <w:sz w:val="22"/>
-          <w:szCs w:val="22"/>
-        </w:rPr>
-        <w:t>Estuaries Coasts</w:t>
-      </w:r>
-      <w:r>
-        <w:rPr>
-          <w:rFonts w:ascii="Arial" w:eastAsia="Arial" w:hAnsi="Arial" w:cs="Arial"/>
-          <w:noProof/>
-          <w:sz w:val="22"/>
-          <w:szCs w:val="22"/>
-        </w:rPr>
-        <w:t xml:space="preserve"> </w:t>
-      </w:r>
-      <w:r>
-        <w:rPr>
-          <w:rFonts w:ascii="Arial" w:eastAsia="Arial" w:hAnsi="Arial" w:cs="Arial"/>
-          <w:b/>
-          <w:noProof/>
-          <w:sz w:val="22"/>
-          <w:szCs w:val="22"/>
-        </w:rPr>
-        <w:t>37</w:t>
-      </w:r>
-      <w:r>
-        <w:rPr>
-          <w:rFonts w:ascii="Arial" w:eastAsia="Arial" w:hAnsi="Arial" w:cs="Arial"/>
-          <w:noProof/>
-          <w:sz w:val="22"/>
-          <w:szCs w:val="22"/>
-        </w:rPr>
-        <w:t>, 399–410.</w:t>
+        <w:t>Cawley K. M., Yamashita Y., Maie N. and Jaffé R. (2014) Using Optical Properties to Quantify Fringe Mangrove Inputs to the Dissolved Organic Matter (DOM) Pool in a Subtropical Estuary. Estuaries Coasts 37, 399–410.</w:t>
       </w:r>
     </w:p>
     <w:p>
@@ -13724,45 +10560,7 @@
           <w:sz w:val="22"/>
           <w:szCs w:val="22"/>
         </w:rPr>
-        <w:t xml:space="preserve">Chapra S. C., Dove A. and Warren G. J. (2012) Long-term trends of Great Lakes major ion chemistry. </w:t>
-      </w:r>
-      <w:r>
-        <w:rPr>
-          <w:rFonts w:ascii="Arial" w:eastAsia="Arial" w:hAnsi="Arial" w:cs="Arial"/>
-          <w:i/>
-          <w:noProof/>
-          <w:sz w:val="22"/>
-          <w:szCs w:val="22"/>
-        </w:rPr>
-        <w:t>J. Great Lakes Res.</w:t>
-      </w:r>
-      <w:r>
-        <w:rPr>
-          <w:rFonts w:ascii="Arial" w:eastAsia="Arial" w:hAnsi="Arial" w:cs="Arial"/>
-          <w:noProof/>
-          <w:sz w:val="22"/>
-          <w:szCs w:val="22"/>
-        </w:rPr>
-        <w:t xml:space="preserve"> </w:t>
-      </w:r>
-      <w:r>
-        <w:rPr>
-          <w:rFonts w:ascii="Arial" w:eastAsia="Arial" w:hAnsi="Arial" w:cs="Arial"/>
-          <w:b/>
-          <w:noProof/>
-          <w:sz w:val="22"/>
-          <w:szCs w:val="22"/>
-        </w:rPr>
-        <w:t>38</w:t>
-      </w:r>
-      <w:r>
-        <w:rPr>
-          <w:rFonts w:ascii="Arial" w:eastAsia="Arial" w:hAnsi="Arial" w:cs="Arial"/>
-          <w:noProof/>
-          <w:sz w:val="22"/>
-          <w:szCs w:val="22"/>
-        </w:rPr>
-        <w:t>, 550–560.</w:t>
+        <w:t>Chapra S. C., Dove A. and Warren G. J. (2012) Long-term trends of Great Lakes major ion chemistry. J. Great Lakes Res. 38, 550–560.</w:t>
       </w:r>
     </w:p>
     <w:p>
@@ -13784,45 +10582,7 @@
           <w:sz w:val="22"/>
           <w:szCs w:val="22"/>
         </w:rPr>
-        <w:t xml:space="preserve">Chen R. F., Zhang Y., Vlahos P. and Rudnick S. M. (2002) The fluorescence of dissolved organic matter in the Mid-Atlantic Bight. </w:t>
-      </w:r>
-      <w:r>
-        <w:rPr>
-          <w:rFonts w:ascii="Arial" w:eastAsia="Arial" w:hAnsi="Arial" w:cs="Arial"/>
-          <w:i/>
-          <w:noProof/>
-          <w:sz w:val="22"/>
-          <w:szCs w:val="22"/>
-        </w:rPr>
-        <w:t>Deep Sea Res. Part 2 Top. Stud. Oceanogr.</w:t>
-      </w:r>
-      <w:r>
-        <w:rPr>
-          <w:rFonts w:ascii="Arial" w:eastAsia="Arial" w:hAnsi="Arial" w:cs="Arial"/>
-          <w:noProof/>
-          <w:sz w:val="22"/>
-          <w:szCs w:val="22"/>
-        </w:rPr>
-        <w:t xml:space="preserve"> </w:t>
-      </w:r>
-      <w:r>
-        <w:rPr>
-          <w:rFonts w:ascii="Arial" w:eastAsia="Arial" w:hAnsi="Arial" w:cs="Arial"/>
-          <w:b/>
-          <w:noProof/>
-          <w:sz w:val="22"/>
-          <w:szCs w:val="22"/>
-        </w:rPr>
-        <w:t>49</w:t>
-      </w:r>
-      <w:r>
-        <w:rPr>
-          <w:rFonts w:ascii="Arial" w:eastAsia="Arial" w:hAnsi="Arial" w:cs="Arial"/>
-          <w:noProof/>
-          <w:sz w:val="22"/>
-          <w:szCs w:val="22"/>
-        </w:rPr>
-        <w:t>, 4439–4459.</w:t>
+        <w:t>Chen R. F., Zhang Y., Vlahos P. and Rudnick S. M. (2002) The fluorescence of dissolved organic matter in the Mid-Atlantic Bight. Deep Sea Res. Part 2 Top. Stud. Oceanogr. 49, 4439–4459.</w:t>
       </w:r>
     </w:p>
     <w:p>
@@ -13844,26 +10604,7 @@
           <w:sz w:val="22"/>
           <w:szCs w:val="22"/>
         </w:rPr>
-        <w:t xml:space="preserve">Cory R. M., Harrold K. H., Neilson B. T. and Kling G. W. (2015) Controls on dissolved organic matter (DOM) degradation in a headwater stream: the influence of photochemical and hydrological conditions in determining light …. </w:t>
-      </w:r>
-      <w:r>
-        <w:rPr>
-          <w:rFonts w:ascii="Arial" w:eastAsia="Arial" w:hAnsi="Arial" w:cs="Arial"/>
-          <w:i/>
-          <w:noProof/>
-          <w:sz w:val="22"/>
-          <w:szCs w:val="22"/>
-        </w:rPr>
-        <w:t>Biogeosciences</w:t>
-      </w:r>
-      <w:r>
-        <w:rPr>
-          <w:rFonts w:ascii="Arial" w:eastAsia="Arial" w:hAnsi="Arial" w:cs="Arial"/>
-          <w:noProof/>
-          <w:sz w:val="22"/>
-          <w:szCs w:val="22"/>
-        </w:rPr>
-        <w:t>.</w:t>
+        <w:t>Cory R. M., Harrold K. H., Neilson B. T. and Kling G. W. (2015) Controls on dissolved organic matter (DOM) degradation in a headwater stream: the influence of photochemical and hydrological conditions in determining light …. Biogeosciences.</w:t>
       </w:r>
     </w:p>
     <w:p>
@@ -13885,45 +10626,7 @@
           <w:sz w:val="22"/>
           <w:szCs w:val="22"/>
         </w:rPr>
-        <w:t xml:space="preserve">Cotner J., Biddanda B., Makino W. and Stets E. (2004) Organic carbon biogeochemistry of Lake Superior. </w:t>
-      </w:r>
-      <w:r>
-        <w:rPr>
-          <w:rFonts w:ascii="Arial" w:eastAsia="Arial" w:hAnsi="Arial" w:cs="Arial"/>
-          <w:i/>
-          <w:noProof/>
-          <w:sz w:val="22"/>
-          <w:szCs w:val="22"/>
-        </w:rPr>
-        <w:t>Aquat. Ecosyst. Health Manag.</w:t>
-      </w:r>
-      <w:r>
-        <w:rPr>
-          <w:rFonts w:ascii="Arial" w:eastAsia="Arial" w:hAnsi="Arial" w:cs="Arial"/>
-          <w:noProof/>
-          <w:sz w:val="22"/>
-          <w:szCs w:val="22"/>
-        </w:rPr>
-        <w:t xml:space="preserve"> </w:t>
-      </w:r>
-      <w:r>
-        <w:rPr>
-          <w:rFonts w:ascii="Arial" w:eastAsia="Arial" w:hAnsi="Arial" w:cs="Arial"/>
-          <w:b/>
-          <w:noProof/>
-          <w:sz w:val="22"/>
-          <w:szCs w:val="22"/>
-        </w:rPr>
-        <w:t>7</w:t>
-      </w:r>
-      <w:r>
-        <w:rPr>
-          <w:rFonts w:ascii="Arial" w:eastAsia="Arial" w:hAnsi="Arial" w:cs="Arial"/>
-          <w:noProof/>
-          <w:sz w:val="22"/>
-          <w:szCs w:val="22"/>
-        </w:rPr>
-        <w:t>, 451–464.</w:t>
+        <w:t>Cotner J., Biddanda B., Makino W. and Stets E. (2004) Organic carbon biogeochemistry of Lake Superior. Aquat. Ecosyst. Health Manag. 7, 451–464.</w:t>
       </w:r>
     </w:p>
     <w:p>
@@ -13945,45 +10648,7 @@
           <w:sz w:val="22"/>
           <w:szCs w:val="22"/>
         </w:rPr>
-        <w:t xml:space="preserve">Creed I. F., Bergström A.-K., Trick C. G., Grimm N. B., Hessen D. O., Karlsson J., Kidd K. A., Kritzberg E., McKnight D. M., Freeman E. C., Senar O. E., Andersson A., Ask J., Berggren M., Cherif M., Giesler R., Hotchkiss E. R., Kortelainen P., Palta M. M., Vrede T. and Weyhenmeyer G. A. (2018) Global change-driven effects on dissolved organic matter composition: Implications for food webs of northern lakes. </w:t>
-      </w:r>
-      <w:r>
-        <w:rPr>
-          <w:rFonts w:ascii="Arial" w:eastAsia="Arial" w:hAnsi="Arial" w:cs="Arial"/>
-          <w:i/>
-          <w:noProof/>
-          <w:sz w:val="22"/>
-          <w:szCs w:val="22"/>
-        </w:rPr>
-        <w:t>Glob. Chang. Biol.</w:t>
-      </w:r>
-      <w:r>
-        <w:rPr>
-          <w:rFonts w:ascii="Arial" w:eastAsia="Arial" w:hAnsi="Arial" w:cs="Arial"/>
-          <w:noProof/>
-          <w:sz w:val="22"/>
-          <w:szCs w:val="22"/>
-        </w:rPr>
-        <w:t xml:space="preserve"> </w:t>
-      </w:r>
-      <w:r>
-        <w:rPr>
-          <w:rFonts w:ascii="Arial" w:eastAsia="Arial" w:hAnsi="Arial" w:cs="Arial"/>
-          <w:b/>
-          <w:noProof/>
-          <w:sz w:val="22"/>
-          <w:szCs w:val="22"/>
-        </w:rPr>
-        <w:t>24</w:t>
-      </w:r>
-      <w:r>
-        <w:rPr>
-          <w:rFonts w:ascii="Arial" w:eastAsia="Arial" w:hAnsi="Arial" w:cs="Arial"/>
-          <w:noProof/>
-          <w:sz w:val="22"/>
-          <w:szCs w:val="22"/>
-        </w:rPr>
-        <w:t>, 3692–3714.</w:t>
+        <w:t>Creed I. F., Bergström A.-K., Trick C. G., Grimm N. B., Hessen D. O., Karlsson J., Kidd K. A., Kritzberg E., McKnight D. M., Freeman E. C., Senar O. E., Andersson A., Ask J., Berggren M., Cherif M., Giesler R., Hotchkiss E. R., Kortelainen P., Palta M. M., Vrede T. and Weyhenmeyer G. A. (2018) Global change-driven effects on dissolved organic matter composition: Implications for food webs of northern lakes. Glob. Chang. Biol. 24, 3692–3714.</w:t>
       </w:r>
     </w:p>
     <w:p>
@@ -14005,45 +10670,7 @@
           <w:sz w:val="22"/>
           <w:szCs w:val="22"/>
         </w:rPr>
-        <w:t xml:space="preserve">Del Vecchio R., Schendorf T. M. and Blough N. V. (2017) Contribution of Quinones and Ketones/Aldehydes to the Optical Properties of Humic Substances (HS) and Chromophoric Dissolved Organic Matter (CDOM). </w:t>
-      </w:r>
-      <w:r>
-        <w:rPr>
-          <w:rFonts w:ascii="Arial" w:eastAsia="Arial" w:hAnsi="Arial" w:cs="Arial"/>
-          <w:i/>
-          <w:noProof/>
-          <w:sz w:val="22"/>
-          <w:szCs w:val="22"/>
-        </w:rPr>
-        <w:t>Environ. Sci. Technol.</w:t>
-      </w:r>
-      <w:r>
-        <w:rPr>
-          <w:rFonts w:ascii="Arial" w:eastAsia="Arial" w:hAnsi="Arial" w:cs="Arial"/>
-          <w:noProof/>
-          <w:sz w:val="22"/>
-          <w:szCs w:val="22"/>
-        </w:rPr>
-        <w:t xml:space="preserve"> </w:t>
-      </w:r>
-      <w:r>
-        <w:rPr>
-          <w:rFonts w:ascii="Arial" w:eastAsia="Arial" w:hAnsi="Arial" w:cs="Arial"/>
-          <w:b/>
-          <w:noProof/>
-          <w:sz w:val="22"/>
-          <w:szCs w:val="22"/>
-        </w:rPr>
-        <w:t>51</w:t>
-      </w:r>
-      <w:r>
-        <w:rPr>
-          <w:rFonts w:ascii="Arial" w:eastAsia="Arial" w:hAnsi="Arial" w:cs="Arial"/>
-          <w:noProof/>
-          <w:sz w:val="22"/>
-          <w:szCs w:val="22"/>
-        </w:rPr>
-        <w:t>, 13624–13632.</w:t>
+        <w:t>Del Vecchio R., Schendorf T. M. and Blough N. V. (2017) Contribution of Quinones and Ketones/Aldehydes to the Optical Properties of Humic Substances (HS) and Chromophoric Dissolved Organic Matter (CDOM). Environ. Sci. Technol. 51, 13624–13632.</w:t>
       </w:r>
     </w:p>
     <w:p>
@@ -14065,45 +10692,7 @@
           <w:sz w:val="22"/>
           <w:szCs w:val="22"/>
         </w:rPr>
-        <w:t xml:space="preserve">Eberhard E. K., Kane E. S. and Marcarelli A. M. (2023) Heterogeneity in habitat and nutrient availability facilitate the co-occurrence of N2 fixation and denitrification across wetland–stream–lake ecotones of Lakes Superior and Huron. </w:t>
-      </w:r>
-      <w:r>
-        <w:rPr>
-          <w:rFonts w:ascii="Arial" w:eastAsia="Arial" w:hAnsi="Arial" w:cs="Arial"/>
-          <w:i/>
-          <w:noProof/>
-          <w:sz w:val="22"/>
-          <w:szCs w:val="22"/>
-        </w:rPr>
-        <w:t>Biogeochemistry</w:t>
-      </w:r>
-      <w:r>
-        <w:rPr>
-          <w:rFonts w:ascii="Arial" w:eastAsia="Arial" w:hAnsi="Arial" w:cs="Arial"/>
-          <w:noProof/>
-          <w:sz w:val="22"/>
-          <w:szCs w:val="22"/>
-        </w:rPr>
-        <w:t xml:space="preserve"> </w:t>
-      </w:r>
-      <w:r>
-        <w:rPr>
-          <w:rFonts w:ascii="Arial" w:eastAsia="Arial" w:hAnsi="Arial" w:cs="Arial"/>
-          <w:b/>
-          <w:noProof/>
-          <w:sz w:val="22"/>
-          <w:szCs w:val="22"/>
-        </w:rPr>
-        <w:t>166</w:t>
-      </w:r>
-      <w:r>
-        <w:rPr>
-          <w:rFonts w:ascii="Arial" w:eastAsia="Arial" w:hAnsi="Arial" w:cs="Arial"/>
-          <w:noProof/>
-          <w:sz w:val="22"/>
-          <w:szCs w:val="22"/>
-        </w:rPr>
-        <w:t>, 169–189.</w:t>
+        <w:t>Eberhard E. K., Kane E. S. and Marcarelli A. M. (2023) Heterogeneity in habitat and nutrient availability facilitate the co-occurrence of N2 fixation and denitrification across wetland–stream–lake ecotones of Lakes Superior and Huron. Biogeochemistry 166, 169–189.</w:t>
       </w:r>
     </w:p>
     <w:p>
@@ -14125,45 +10714,7 @@
           <w:sz w:val="22"/>
           <w:szCs w:val="22"/>
         </w:rPr>
-        <w:t xml:space="preserve">Eiler A., Langenheder S., Bertilsson S. and Tranvik L. J. (2003) Heterotrophic bacterial growth efficiency and community structure at different natural organic carbon concentrations. </w:t>
-      </w:r>
-      <w:r>
-        <w:rPr>
-          <w:rFonts w:ascii="Arial" w:eastAsia="Arial" w:hAnsi="Arial" w:cs="Arial"/>
-          <w:i/>
-          <w:noProof/>
-          <w:sz w:val="22"/>
-          <w:szCs w:val="22"/>
-        </w:rPr>
-        <w:t>Appl. Environ. Microbiol.</w:t>
-      </w:r>
-      <w:r>
-        <w:rPr>
-          <w:rFonts w:ascii="Arial" w:eastAsia="Arial" w:hAnsi="Arial" w:cs="Arial"/>
-          <w:noProof/>
-          <w:sz w:val="22"/>
-          <w:szCs w:val="22"/>
-        </w:rPr>
-        <w:t xml:space="preserve"> </w:t>
-      </w:r>
-      <w:r>
-        <w:rPr>
-          <w:rFonts w:ascii="Arial" w:eastAsia="Arial" w:hAnsi="Arial" w:cs="Arial"/>
-          <w:b/>
-          <w:noProof/>
-          <w:sz w:val="22"/>
-          <w:szCs w:val="22"/>
-        </w:rPr>
-        <w:t>69</w:t>
-      </w:r>
-      <w:r>
-        <w:rPr>
-          <w:rFonts w:ascii="Arial" w:eastAsia="Arial" w:hAnsi="Arial" w:cs="Arial"/>
-          <w:noProof/>
-          <w:sz w:val="22"/>
-          <w:szCs w:val="22"/>
-        </w:rPr>
-        <w:t>, 3701–3709.</w:t>
+        <w:t>Eiler A., Langenheder S., Bertilsson S. and Tranvik L. J. (2003) Heterotrophic bacterial growth efficiency and community structure at different natural organic carbon concentrations. Appl. Environ. Microbiol. 69, 3701–3709.</w:t>
       </w:r>
     </w:p>
     <w:p>
@@ -14185,45 +10736,7 @@
           <w:sz w:val="22"/>
           <w:szCs w:val="22"/>
         </w:rPr>
-        <w:t xml:space="preserve">Ferdelman T. G., Church T. M. and Luther G. W. (1991) Sulfur enrichment of humic substances in a Delaware salt marsh sediment core. </w:t>
-      </w:r>
-      <w:r>
-        <w:rPr>
-          <w:rFonts w:ascii="Arial" w:eastAsia="Arial" w:hAnsi="Arial" w:cs="Arial"/>
-          <w:i/>
-          <w:noProof/>
-          <w:sz w:val="22"/>
-          <w:szCs w:val="22"/>
-        </w:rPr>
-        <w:t>Geochim. Cosmochim. Acta</w:t>
-      </w:r>
-      <w:r>
-        <w:rPr>
-          <w:rFonts w:ascii="Arial" w:eastAsia="Arial" w:hAnsi="Arial" w:cs="Arial"/>
-          <w:noProof/>
-          <w:sz w:val="22"/>
-          <w:szCs w:val="22"/>
-        </w:rPr>
-        <w:t xml:space="preserve"> </w:t>
-      </w:r>
-      <w:r>
-        <w:rPr>
-          <w:rFonts w:ascii="Arial" w:eastAsia="Arial" w:hAnsi="Arial" w:cs="Arial"/>
-          <w:b/>
-          <w:noProof/>
-          <w:sz w:val="22"/>
-          <w:szCs w:val="22"/>
-        </w:rPr>
-        <w:t>55</w:t>
-      </w:r>
-      <w:r>
-        <w:rPr>
-          <w:rFonts w:ascii="Arial" w:eastAsia="Arial" w:hAnsi="Arial" w:cs="Arial"/>
-          <w:noProof/>
-          <w:sz w:val="22"/>
-          <w:szCs w:val="22"/>
-        </w:rPr>
-        <w:t>, 979–988.</w:t>
+        <w:t>Ferdelman T. G., Church T. M. and Luther G. W. (1991) Sulfur enrichment of humic substances in a Delaware salt marsh sediment core. Geochim. Cosmochim. Acta 55, 979–988.</w:t>
       </w:r>
     </w:p>
     <w:p>
@@ -14245,45 +10758,7 @@
           <w:sz w:val="22"/>
           <w:szCs w:val="22"/>
         </w:rPr>
-        <w:t xml:space="preserve">Filippino K. C., Mulholland M. R. and Bernhardt P. W. (2011) Nitrogen uptake and primary productivity rates in the Mid-Atlantic Bight (MAB). </w:t>
-      </w:r>
-      <w:r>
-        <w:rPr>
-          <w:rFonts w:ascii="Arial" w:eastAsia="Arial" w:hAnsi="Arial" w:cs="Arial"/>
-          <w:i/>
-          <w:noProof/>
-          <w:sz w:val="22"/>
-          <w:szCs w:val="22"/>
-        </w:rPr>
-        <w:t>Estuar. Coast. Shelf Sci.</w:t>
-      </w:r>
-      <w:r>
-        <w:rPr>
-          <w:rFonts w:ascii="Arial" w:eastAsia="Arial" w:hAnsi="Arial" w:cs="Arial"/>
-          <w:noProof/>
-          <w:sz w:val="22"/>
-          <w:szCs w:val="22"/>
-        </w:rPr>
-        <w:t xml:space="preserve"> </w:t>
-      </w:r>
-      <w:r>
-        <w:rPr>
-          <w:rFonts w:ascii="Arial" w:eastAsia="Arial" w:hAnsi="Arial" w:cs="Arial"/>
-          <w:b/>
-          <w:noProof/>
-          <w:sz w:val="22"/>
-          <w:szCs w:val="22"/>
-        </w:rPr>
-        <w:t>91</w:t>
-      </w:r>
-      <w:r>
-        <w:rPr>
-          <w:rFonts w:ascii="Arial" w:eastAsia="Arial" w:hAnsi="Arial" w:cs="Arial"/>
-          <w:noProof/>
-          <w:sz w:val="22"/>
-          <w:szCs w:val="22"/>
-        </w:rPr>
-        <w:t>, 13–23.</w:t>
+        <w:t>Filippino K. C., Mulholland M. R. and Bernhardt P. W. (2011) Nitrogen uptake and primary productivity rates in the Mid-Atlantic Bight (MAB). Estuar. Coast. Shelf Sci. 91, 13–23.</w:t>
       </w:r>
     </w:p>
     <w:p>
@@ -14305,45 +10780,7 @@
           <w:sz w:val="22"/>
           <w:szCs w:val="22"/>
         </w:rPr>
-        <w:t xml:space="preserve">Francois R. (1987) A study of sulphur enrichment in the humic fraction of marine sediments during early diagenesis. </w:t>
-      </w:r>
-      <w:r>
-        <w:rPr>
-          <w:rFonts w:ascii="Arial" w:eastAsia="Arial" w:hAnsi="Arial" w:cs="Arial"/>
-          <w:i/>
-          <w:noProof/>
-          <w:sz w:val="22"/>
-          <w:szCs w:val="22"/>
-        </w:rPr>
-        <w:t>Geochim. Cosmochim. Acta</w:t>
-      </w:r>
-      <w:r>
-        <w:rPr>
-          <w:rFonts w:ascii="Arial" w:eastAsia="Arial" w:hAnsi="Arial" w:cs="Arial"/>
-          <w:noProof/>
-          <w:sz w:val="22"/>
-          <w:szCs w:val="22"/>
-        </w:rPr>
-        <w:t xml:space="preserve"> </w:t>
-      </w:r>
-      <w:r>
-        <w:rPr>
-          <w:rFonts w:ascii="Arial" w:eastAsia="Arial" w:hAnsi="Arial" w:cs="Arial"/>
-          <w:b/>
-          <w:noProof/>
-          <w:sz w:val="22"/>
-          <w:szCs w:val="22"/>
-        </w:rPr>
-        <w:t>51</w:t>
-      </w:r>
-      <w:r>
-        <w:rPr>
-          <w:rFonts w:ascii="Arial" w:eastAsia="Arial" w:hAnsi="Arial" w:cs="Arial"/>
-          <w:noProof/>
-          <w:sz w:val="22"/>
-          <w:szCs w:val="22"/>
-        </w:rPr>
-        <w:t>, 17–27.</w:t>
+        <w:t>Francois R. (1987) A study of sulphur enrichment in the humic fraction of marine sediments during early diagenesis. Geochim. Cosmochim. Acta 51, 17–27.</w:t>
       </w:r>
     </w:p>
     <w:p>
@@ -14365,45 +10802,7 @@
           <w:sz w:val="22"/>
           <w:szCs w:val="22"/>
         </w:rPr>
-        <w:t xml:space="preserve">Gao J., Liu G., Li X., Tang M., Cao X., Zhou Y. and Song C. (2022) Organic carbon quantity and composition jointly modulate the differentiation of nitrate reduction pathways in sediments of the Chinese eutrophic lake, Lake Chaohu. </w:t>
-      </w:r>
-      <w:r>
-        <w:rPr>
-          <w:rFonts w:ascii="Arial" w:eastAsia="Arial" w:hAnsi="Arial" w:cs="Arial"/>
-          <w:i/>
-          <w:noProof/>
-          <w:sz w:val="22"/>
-          <w:szCs w:val="22"/>
-        </w:rPr>
-        <w:t>Water Res.</w:t>
-      </w:r>
-      <w:r>
-        <w:rPr>
-          <w:rFonts w:ascii="Arial" w:eastAsia="Arial" w:hAnsi="Arial" w:cs="Arial"/>
-          <w:noProof/>
-          <w:sz w:val="22"/>
-          <w:szCs w:val="22"/>
-        </w:rPr>
-        <w:t xml:space="preserve"> </w:t>
-      </w:r>
-      <w:r>
-        <w:rPr>
-          <w:rFonts w:ascii="Arial" w:eastAsia="Arial" w:hAnsi="Arial" w:cs="Arial"/>
-          <w:b/>
-          <w:noProof/>
-          <w:sz w:val="22"/>
-          <w:szCs w:val="22"/>
-        </w:rPr>
-        <w:t>220</w:t>
-      </w:r>
-      <w:r>
-        <w:rPr>
-          <w:rFonts w:ascii="Arial" w:eastAsia="Arial" w:hAnsi="Arial" w:cs="Arial"/>
-          <w:noProof/>
-          <w:sz w:val="22"/>
-          <w:szCs w:val="22"/>
-        </w:rPr>
-        <w:t>, 118720.</w:t>
+        <w:t>Gao J., Liu G., Li X., Tang M., Cao X., Zhou Y. and Song C. (2022) Organic carbon quantity and composition jointly modulate the differentiation of nitrate reduction pathways in sediments of the Chinese eutrophic lake, Lake Chaohu. Water Res. 220, 118720.</w:t>
       </w:r>
     </w:p>
     <w:p>
@@ -14425,45 +10824,7 @@
           <w:sz w:val="22"/>
           <w:szCs w:val="22"/>
         </w:rPr>
-        <w:t xml:space="preserve">Grunert B. K., Tzortziou M., Neale P., Menendez A. and Hernes P. (2021) DOM degradation by light and microbes along the Yukon River-coastal ocean continuum. </w:t>
-      </w:r>
-      <w:r>
-        <w:rPr>
-          <w:rFonts w:ascii="Arial" w:eastAsia="Arial" w:hAnsi="Arial" w:cs="Arial"/>
-          <w:i/>
-          <w:noProof/>
-          <w:sz w:val="22"/>
-          <w:szCs w:val="22"/>
-        </w:rPr>
-        <w:t>Sci. Rep.</w:t>
-      </w:r>
-      <w:r>
-        <w:rPr>
-          <w:rFonts w:ascii="Arial" w:eastAsia="Arial" w:hAnsi="Arial" w:cs="Arial"/>
-          <w:noProof/>
-          <w:sz w:val="22"/>
-          <w:szCs w:val="22"/>
-        </w:rPr>
-        <w:t xml:space="preserve"> </w:t>
-      </w:r>
-      <w:r>
-        <w:rPr>
-          <w:rFonts w:ascii="Arial" w:eastAsia="Arial" w:hAnsi="Arial" w:cs="Arial"/>
-          <w:b/>
-          <w:noProof/>
-          <w:sz w:val="22"/>
-          <w:szCs w:val="22"/>
-        </w:rPr>
-        <w:t>11</w:t>
-      </w:r>
-      <w:r>
-        <w:rPr>
-          <w:rFonts w:ascii="Arial" w:eastAsia="Arial" w:hAnsi="Arial" w:cs="Arial"/>
-          <w:noProof/>
-          <w:sz w:val="22"/>
-          <w:szCs w:val="22"/>
-        </w:rPr>
-        <w:t>, 10236.</w:t>
+        <w:t>Grunert B. K., Tzortziou M., Neale P., Menendez A. and Hernes P. (2021) DOM degradation by light and microbes along the Yukon River-coastal ocean continuum. Sci. Rep. 11, 10236.</w:t>
       </w:r>
     </w:p>
     <w:p>
@@ -14485,45 +10846,7 @@
           <w:sz w:val="22"/>
           <w:szCs w:val="22"/>
         </w:rPr>
-        <w:t xml:space="preserve">Hiriart-Baer V. P., Diep N. and Smith R. E. H. (2008) Dissolved Organic Matter in the Great Lakes: Role and Nature of Allochthonous Material. </w:t>
-      </w:r>
-      <w:r>
-        <w:rPr>
-          <w:rFonts w:ascii="Arial" w:eastAsia="Arial" w:hAnsi="Arial" w:cs="Arial"/>
-          <w:i/>
-          <w:noProof/>
-          <w:sz w:val="22"/>
-          <w:szCs w:val="22"/>
-        </w:rPr>
-        <w:t>J. Great Lakes Res.</w:t>
-      </w:r>
-      <w:r>
-        <w:rPr>
-          <w:rFonts w:ascii="Arial" w:eastAsia="Arial" w:hAnsi="Arial" w:cs="Arial"/>
-          <w:noProof/>
-          <w:sz w:val="22"/>
-          <w:szCs w:val="22"/>
-        </w:rPr>
-        <w:t xml:space="preserve"> </w:t>
-      </w:r>
-      <w:r>
-        <w:rPr>
-          <w:rFonts w:ascii="Arial" w:eastAsia="Arial" w:hAnsi="Arial" w:cs="Arial"/>
-          <w:b/>
-          <w:noProof/>
-          <w:sz w:val="22"/>
-          <w:szCs w:val="22"/>
-        </w:rPr>
-        <w:t>34</w:t>
-      </w:r>
-      <w:r>
-        <w:rPr>
-          <w:rFonts w:ascii="Arial" w:eastAsia="Arial" w:hAnsi="Arial" w:cs="Arial"/>
-          <w:noProof/>
-          <w:sz w:val="22"/>
-          <w:szCs w:val="22"/>
-        </w:rPr>
-        <w:t>, 383–394.</w:t>
+        <w:t>Hiriart-Baer V. P., Diep N. and Smith R. E. H. (2008) Dissolved Organic Matter in the Great Lakes: Role and Nature of Allochthonous Material. J. Great Lakes Res. 34, 383–394.</w:t>
       </w:r>
     </w:p>
     <w:p>
@@ -14545,45 +10868,7 @@
           <w:sz w:val="22"/>
           <w:szCs w:val="22"/>
         </w:rPr>
-        <w:t xml:space="preserve">Howarth R. W. and Teal J. M. (1979) Sulfate reduction in a New England salt marsh1. </w:t>
-      </w:r>
-      <w:r>
-        <w:rPr>
-          <w:rFonts w:ascii="Arial" w:eastAsia="Arial" w:hAnsi="Arial" w:cs="Arial"/>
-          <w:i/>
-          <w:noProof/>
-          <w:sz w:val="22"/>
-          <w:szCs w:val="22"/>
-        </w:rPr>
-        <w:t>Limnol. Oceanogr.</w:t>
-      </w:r>
-      <w:r>
-        <w:rPr>
-          <w:rFonts w:ascii="Arial" w:eastAsia="Arial" w:hAnsi="Arial" w:cs="Arial"/>
-          <w:noProof/>
-          <w:sz w:val="22"/>
-          <w:szCs w:val="22"/>
-        </w:rPr>
-        <w:t xml:space="preserve"> </w:t>
-      </w:r>
-      <w:r>
-        <w:rPr>
-          <w:rFonts w:ascii="Arial" w:eastAsia="Arial" w:hAnsi="Arial" w:cs="Arial"/>
-          <w:b/>
-          <w:noProof/>
-          <w:sz w:val="22"/>
-          <w:szCs w:val="22"/>
-        </w:rPr>
-        <w:t>24</w:t>
-      </w:r>
-      <w:r>
-        <w:rPr>
-          <w:rFonts w:ascii="Arial" w:eastAsia="Arial" w:hAnsi="Arial" w:cs="Arial"/>
-          <w:noProof/>
-          <w:sz w:val="22"/>
-          <w:szCs w:val="22"/>
-        </w:rPr>
-        <w:t>, 999–1013.</w:t>
+        <w:t>Howarth R. W. and Teal J. M. (1979) Sulfate reduction in a New England salt marsh1. Limnol. Oceanogr. 24, 999–1013.</w:t>
       </w:r>
     </w:p>
     <w:p>
@@ -14605,45 +10890,7 @@
           <w:sz w:val="22"/>
           <w:szCs w:val="22"/>
         </w:rPr>
-        <w:t xml:space="preserve">Johnston C. A. and Brown T. N. (2013) Water chemistry distinguishes wetland plant communities of the Great Lakes coast. </w:t>
-      </w:r>
-      <w:r>
-        <w:rPr>
-          <w:rFonts w:ascii="Arial" w:eastAsia="Arial" w:hAnsi="Arial" w:cs="Arial"/>
-          <w:i/>
-          <w:noProof/>
-          <w:sz w:val="22"/>
-          <w:szCs w:val="22"/>
-        </w:rPr>
-        <w:t>Aquat. Bot.</w:t>
-      </w:r>
-      <w:r>
-        <w:rPr>
-          <w:rFonts w:ascii="Arial" w:eastAsia="Arial" w:hAnsi="Arial" w:cs="Arial"/>
-          <w:noProof/>
-          <w:sz w:val="22"/>
-          <w:szCs w:val="22"/>
-        </w:rPr>
-        <w:t xml:space="preserve"> </w:t>
-      </w:r>
-      <w:r>
-        <w:rPr>
-          <w:rFonts w:ascii="Arial" w:eastAsia="Arial" w:hAnsi="Arial" w:cs="Arial"/>
-          <w:b/>
-          <w:noProof/>
-          <w:sz w:val="22"/>
-          <w:szCs w:val="22"/>
-        </w:rPr>
-        <w:t>104</w:t>
-      </w:r>
-      <w:r>
-        <w:rPr>
-          <w:rFonts w:ascii="Arial" w:eastAsia="Arial" w:hAnsi="Arial" w:cs="Arial"/>
-          <w:noProof/>
-          <w:sz w:val="22"/>
-          <w:szCs w:val="22"/>
-        </w:rPr>
-        <w:t>, 111–120.</w:t>
+        <w:t>Johnston C. A. and Brown T. N. (2013) Water chemistry distinguishes wetland plant communities of the Great Lakes coast. Aquat. Bot. 104, 111–120.</w:t>
       </w:r>
     </w:p>
     <w:p>
@@ -14665,45 +10912,7 @@
           <w:sz w:val="22"/>
           <w:szCs w:val="22"/>
         </w:rPr>
-        <w:t xml:space="preserve">Kerr D. E., Brown P. J., Grey A. and Kelleher B. P. (2021) The influence of organic alkalinity on the carbonate system in coastal waters. </w:t>
-      </w:r>
-      <w:r>
-        <w:rPr>
-          <w:rFonts w:ascii="Arial" w:eastAsia="Arial" w:hAnsi="Arial" w:cs="Arial"/>
-          <w:i/>
-          <w:noProof/>
-          <w:sz w:val="22"/>
-          <w:szCs w:val="22"/>
-        </w:rPr>
-        <w:t>Mar. Chem.</w:t>
-      </w:r>
-      <w:r>
-        <w:rPr>
-          <w:rFonts w:ascii="Arial" w:eastAsia="Arial" w:hAnsi="Arial" w:cs="Arial"/>
-          <w:noProof/>
-          <w:sz w:val="22"/>
-          <w:szCs w:val="22"/>
-        </w:rPr>
-        <w:t xml:space="preserve"> </w:t>
-      </w:r>
-      <w:r>
-        <w:rPr>
-          <w:rFonts w:ascii="Arial" w:eastAsia="Arial" w:hAnsi="Arial" w:cs="Arial"/>
-          <w:b/>
-          <w:noProof/>
-          <w:sz w:val="22"/>
-          <w:szCs w:val="22"/>
-        </w:rPr>
-        <w:t>237</w:t>
-      </w:r>
-      <w:r>
-        <w:rPr>
-          <w:rFonts w:ascii="Arial" w:eastAsia="Arial" w:hAnsi="Arial" w:cs="Arial"/>
-          <w:noProof/>
-          <w:sz w:val="22"/>
-          <w:szCs w:val="22"/>
-        </w:rPr>
-        <w:t>, 104050.</w:t>
+        <w:t>Kerr D. E., Brown P. J., Grey A. and Kelleher B. P. (2021) The influence of organic alkalinity on the carbonate system in coastal waters. Mar. Chem. 237, 104050.</w:t>
       </w:r>
     </w:p>
     <w:p>
@@ -14743,45 +10952,7 @@
           <w:sz w:val="22"/>
           <w:szCs w:val="22"/>
         </w:rPr>
-        <w:t xml:space="preserve">resolution mass data of natural organic matter. </w:t>
-      </w:r>
-      <w:r>
-        <w:rPr>
-          <w:rFonts w:ascii="Arial" w:eastAsia="Arial" w:hAnsi="Arial" w:cs="Arial"/>
-          <w:i/>
-          <w:noProof/>
-          <w:sz w:val="22"/>
-          <w:szCs w:val="22"/>
-        </w:rPr>
-        <w:t>Rapid Commun. Mass Spectrom.</w:t>
-      </w:r>
-      <w:r>
-        <w:rPr>
-          <w:rFonts w:ascii="Arial" w:eastAsia="Arial" w:hAnsi="Arial" w:cs="Arial"/>
-          <w:noProof/>
-          <w:sz w:val="22"/>
-          <w:szCs w:val="22"/>
-        </w:rPr>
-        <w:t xml:space="preserve"> </w:t>
-      </w:r>
-      <w:r>
-        <w:rPr>
-          <w:rFonts w:ascii="Arial" w:eastAsia="Arial" w:hAnsi="Arial" w:cs="Arial"/>
-          <w:b/>
-          <w:noProof/>
-          <w:sz w:val="22"/>
-          <w:szCs w:val="22"/>
-        </w:rPr>
-        <w:t>30</w:t>
-      </w:r>
-      <w:r>
-        <w:rPr>
-          <w:rFonts w:ascii="Arial" w:eastAsia="Arial" w:hAnsi="Arial" w:cs="Arial"/>
-          <w:noProof/>
-          <w:sz w:val="22"/>
-          <w:szCs w:val="22"/>
-        </w:rPr>
-        <w:t>, 250–250.</w:t>
+        <w:t>resolution mass data of natural organic matter. Rapid Commun. Mass Spectrom. 30, 250–250.</w:t>
       </w:r>
     </w:p>
     <w:p>
@@ -14821,45 +10992,7 @@
           <w:sz w:val="22"/>
           <w:szCs w:val="22"/>
         </w:rPr>
-        <w:t xml:space="preserve">resolution mass data of natural organic matter. </w:t>
-      </w:r>
-      <w:r>
-        <w:rPr>
-          <w:rFonts w:ascii="Arial" w:eastAsia="Arial" w:hAnsi="Arial" w:cs="Arial"/>
-          <w:i/>
-          <w:noProof/>
-          <w:sz w:val="22"/>
-          <w:szCs w:val="22"/>
-        </w:rPr>
-        <w:t>Rapid Commun. Mass Spectrom.</w:t>
-      </w:r>
-      <w:r>
-        <w:rPr>
-          <w:rFonts w:ascii="Arial" w:eastAsia="Arial" w:hAnsi="Arial" w:cs="Arial"/>
-          <w:noProof/>
-          <w:sz w:val="22"/>
-          <w:szCs w:val="22"/>
-        </w:rPr>
-        <w:t xml:space="preserve"> </w:t>
-      </w:r>
-      <w:r>
-        <w:rPr>
-          <w:rFonts w:ascii="Arial" w:eastAsia="Arial" w:hAnsi="Arial" w:cs="Arial"/>
-          <w:b/>
-          <w:noProof/>
-          <w:sz w:val="22"/>
-          <w:szCs w:val="22"/>
-        </w:rPr>
-        <w:t>20</w:t>
-      </w:r>
-      <w:r>
-        <w:rPr>
-          <w:rFonts w:ascii="Arial" w:eastAsia="Arial" w:hAnsi="Arial" w:cs="Arial"/>
-          <w:noProof/>
-          <w:sz w:val="22"/>
-          <w:szCs w:val="22"/>
-        </w:rPr>
-        <w:t>, 926–932.</w:t>
+        <w:t>resolution mass data of natural organic matter. Rapid Commun. Mass Spectrom. 20, 926–932.</w:t>
       </w:r>
     </w:p>
     <w:p>
@@ -14881,45 +11014,7 @@
           <w:sz w:val="22"/>
           <w:szCs w:val="22"/>
         </w:rPr>
-        <w:t xml:space="preserve">Kujawinski E. B. and Behn M. D. (2006) Automated analysis of electrospray ionization fourier transform ion cyclotron resonance mass spectra of natural organic matter. </w:t>
-      </w:r>
-      <w:r>
-        <w:rPr>
-          <w:rFonts w:ascii="Arial" w:eastAsia="Arial" w:hAnsi="Arial" w:cs="Arial"/>
-          <w:i/>
-          <w:noProof/>
-          <w:sz w:val="22"/>
-          <w:szCs w:val="22"/>
-        </w:rPr>
-        <w:t>Anal. Chem.</w:t>
-      </w:r>
-      <w:r>
-        <w:rPr>
-          <w:rFonts w:ascii="Arial" w:eastAsia="Arial" w:hAnsi="Arial" w:cs="Arial"/>
-          <w:noProof/>
-          <w:sz w:val="22"/>
-          <w:szCs w:val="22"/>
-        </w:rPr>
-        <w:t xml:space="preserve"> </w:t>
-      </w:r>
-      <w:r>
-        <w:rPr>
-          <w:rFonts w:ascii="Arial" w:eastAsia="Arial" w:hAnsi="Arial" w:cs="Arial"/>
-          <w:b/>
-          <w:noProof/>
-          <w:sz w:val="22"/>
-          <w:szCs w:val="22"/>
-        </w:rPr>
-        <w:t>78</w:t>
-      </w:r>
-      <w:r>
-        <w:rPr>
-          <w:rFonts w:ascii="Arial" w:eastAsia="Arial" w:hAnsi="Arial" w:cs="Arial"/>
-          <w:noProof/>
-          <w:sz w:val="22"/>
-          <w:szCs w:val="22"/>
-        </w:rPr>
-        <w:t>, 4363–4373.</w:t>
+        <w:t>Kujawinski E. B. and Behn M. D. (2006) Automated analysis of electrospray ionization fourier transform ion cyclotron resonance mass spectra of natural organic matter. Anal. Chem. 78, 4363–4373.</w:t>
       </w:r>
     </w:p>
     <w:p>
@@ -14941,45 +11036,7 @@
           <w:sz w:val="22"/>
           <w:szCs w:val="22"/>
         </w:rPr>
-        <w:t xml:space="preserve">Landa M., Cottrell M. T., Kirchman D. L., Kaiser K., Medeiros P. M., Tremblay L., Batailler N., Caparros J., Catala P., Escoubeyrou K., Oriol L., Blain S. and Obernosterer I. (2014) Phylogenetic and structural response of heterotrophic bacteria to dissolved organic matter of different chemical composition in a continuous culture study: Bacterial diversity and dissolved organic matter. </w:t>
-      </w:r>
-      <w:r>
-        <w:rPr>
-          <w:rFonts w:ascii="Arial" w:eastAsia="Arial" w:hAnsi="Arial" w:cs="Arial"/>
-          <w:i/>
-          <w:noProof/>
-          <w:sz w:val="22"/>
-          <w:szCs w:val="22"/>
-        </w:rPr>
-        <w:t>Environ. Microbiol.</w:t>
-      </w:r>
-      <w:r>
-        <w:rPr>
-          <w:rFonts w:ascii="Arial" w:eastAsia="Arial" w:hAnsi="Arial" w:cs="Arial"/>
-          <w:noProof/>
-          <w:sz w:val="22"/>
-          <w:szCs w:val="22"/>
-        </w:rPr>
-        <w:t xml:space="preserve"> </w:t>
-      </w:r>
-      <w:r>
-        <w:rPr>
-          <w:rFonts w:ascii="Arial" w:eastAsia="Arial" w:hAnsi="Arial" w:cs="Arial"/>
-          <w:b/>
-          <w:noProof/>
-          <w:sz w:val="22"/>
-          <w:szCs w:val="22"/>
-        </w:rPr>
-        <w:t>16</w:t>
-      </w:r>
-      <w:r>
-        <w:rPr>
-          <w:rFonts w:ascii="Arial" w:eastAsia="Arial" w:hAnsi="Arial" w:cs="Arial"/>
-          <w:noProof/>
-          <w:sz w:val="22"/>
-          <w:szCs w:val="22"/>
-        </w:rPr>
-        <w:t>, 1668–1681.</w:t>
+        <w:t>Landa M., Cottrell M. T., Kirchman D. L., Kaiser K., Medeiros P. M., Tremblay L., Batailler N., Caparros J., Catala P., Escoubeyrou K., Oriol L., Blain S. and Obernosterer I. (2014) Phylogenetic and structural response of heterotrophic bacteria to dissolved organic matter of different chemical composition in a continuous culture study: Bacterial diversity and dissolved organic matter. Environ. Microbiol. 16, 1668–1681.</w:t>
       </w:r>
     </w:p>
     <w:p>
@@ -15001,45 +11058,7 @@
           <w:sz w:val="22"/>
           <w:szCs w:val="22"/>
         </w:rPr>
-        <w:t xml:space="preserve">Li Y., Harir M., Uhl J., Kanawati B., Lucio M., Smirnov K. S., Koch B. P., Schmitt-Kopplin P. and Hertkorn N. (2017) How representative are dissolved organic matter (DOM) extracts? A comprehensive study of sorbent selectivity for DOM isolation. </w:t>
-      </w:r>
-      <w:r>
-        <w:rPr>
-          <w:rFonts w:ascii="Arial" w:eastAsia="Arial" w:hAnsi="Arial" w:cs="Arial"/>
-          <w:i/>
-          <w:noProof/>
-          <w:sz w:val="22"/>
-          <w:szCs w:val="22"/>
-        </w:rPr>
-        <w:t>Water Res.</w:t>
-      </w:r>
-      <w:r>
-        <w:rPr>
-          <w:rFonts w:ascii="Arial" w:eastAsia="Arial" w:hAnsi="Arial" w:cs="Arial"/>
-          <w:noProof/>
-          <w:sz w:val="22"/>
-          <w:szCs w:val="22"/>
-        </w:rPr>
-        <w:t xml:space="preserve"> </w:t>
-      </w:r>
-      <w:r>
-        <w:rPr>
-          <w:rFonts w:ascii="Arial" w:eastAsia="Arial" w:hAnsi="Arial" w:cs="Arial"/>
-          <w:b/>
-          <w:noProof/>
-          <w:sz w:val="22"/>
-          <w:szCs w:val="22"/>
-        </w:rPr>
-        <w:t>116</w:t>
-      </w:r>
-      <w:r>
-        <w:rPr>
-          <w:rFonts w:ascii="Arial" w:eastAsia="Arial" w:hAnsi="Arial" w:cs="Arial"/>
-          <w:noProof/>
-          <w:sz w:val="22"/>
-          <w:szCs w:val="22"/>
-        </w:rPr>
-        <w:t>, 316–323.</w:t>
+        <w:t>Li Y., Harir M., Uhl J., Kanawati B., Lucio M., Smirnov K. S., Koch B. P., Schmitt-Kopplin P. and Hertkorn N. (2017) How representative are dissolved organic matter (DOM) extracts? A comprehensive study of sorbent selectivity for DOM isolation. Water Res. 116, 316–323.</w:t>
       </w:r>
     </w:p>
     <w:p>
@@ -15061,45 +11080,7 @@
           <w:sz w:val="22"/>
           <w:szCs w:val="22"/>
         </w:rPr>
-        <w:t xml:space="preserve">Lin Zhang Y., Lou Zhang E., Liang Liu M., Wang X. and Qiang Qin B. (2007) Variation of chromophoric dissolved organic matter and possible attenuation depth of ultraviolet radiation in Yunnan Plateau lakes. </w:t>
-      </w:r>
-      <w:r>
-        <w:rPr>
-          <w:rFonts w:ascii="Arial" w:eastAsia="Arial" w:hAnsi="Arial" w:cs="Arial"/>
-          <w:i/>
-          <w:noProof/>
-          <w:sz w:val="22"/>
-          <w:szCs w:val="22"/>
-        </w:rPr>
-        <w:t xml:space="preserve">Limnology </w:t>
-      </w:r>
-      <w:r>
-        <w:rPr>
-          <w:rFonts w:ascii="Arial" w:eastAsia="Arial" w:hAnsi="Arial" w:cs="Arial"/>
-          <w:noProof/>
-          <w:sz w:val="22"/>
-          <w:szCs w:val="22"/>
-        </w:rPr>
-        <w:t xml:space="preserve"> </w:t>
-      </w:r>
-      <w:r>
-        <w:rPr>
-          <w:rFonts w:ascii="Arial" w:eastAsia="Arial" w:hAnsi="Arial" w:cs="Arial"/>
-          <w:b/>
-          <w:noProof/>
-          <w:sz w:val="22"/>
-          <w:szCs w:val="22"/>
-        </w:rPr>
-        <w:t>8</w:t>
-      </w:r>
-      <w:r>
-        <w:rPr>
-          <w:rFonts w:ascii="Arial" w:eastAsia="Arial" w:hAnsi="Arial" w:cs="Arial"/>
-          <w:noProof/>
-          <w:sz w:val="22"/>
-          <w:szCs w:val="22"/>
-        </w:rPr>
-        <w:t>, 311–319.</w:t>
+        <w:t>Lin Zhang Y., Lou Zhang E., Liang Liu M., Wang X. and Qiang Qin B. (2007) Variation of chromophoric dissolved organic matter and possible attenuation depth of ultraviolet radiation in Yunnan Plateau lakes. Limnology  8, 311–319.</w:t>
       </w:r>
     </w:p>
     <w:p>
@@ -15121,45 +11102,7 @@
           <w:sz w:val="22"/>
           <w:szCs w:val="22"/>
         </w:rPr>
-        <w:t xml:space="preserve">Logozzo L., Tzortziou M., Neale P. and Clark J. B. (2021) Photochemical and microbial degradation of chromophoric dissolved organic matter exported from tidal marshes. </w:t>
-      </w:r>
-      <w:r>
-        <w:rPr>
-          <w:rFonts w:ascii="Arial" w:eastAsia="Arial" w:hAnsi="Arial" w:cs="Arial"/>
-          <w:i/>
-          <w:noProof/>
-          <w:sz w:val="22"/>
-          <w:szCs w:val="22"/>
-        </w:rPr>
-        <w:t>J. Geophys. Res. Biogeosci.</w:t>
-      </w:r>
-      <w:r>
-        <w:rPr>
-          <w:rFonts w:ascii="Arial" w:eastAsia="Arial" w:hAnsi="Arial" w:cs="Arial"/>
-          <w:noProof/>
-          <w:sz w:val="22"/>
-          <w:szCs w:val="22"/>
-        </w:rPr>
-        <w:t xml:space="preserve"> </w:t>
-      </w:r>
-      <w:r>
-        <w:rPr>
-          <w:rFonts w:ascii="Arial" w:eastAsia="Arial" w:hAnsi="Arial" w:cs="Arial"/>
-          <w:b/>
-          <w:noProof/>
-          <w:sz w:val="22"/>
-          <w:szCs w:val="22"/>
-        </w:rPr>
-        <w:t>126</w:t>
-      </w:r>
-      <w:r>
-        <w:rPr>
-          <w:rFonts w:ascii="Arial" w:eastAsia="Arial" w:hAnsi="Arial" w:cs="Arial"/>
-          <w:noProof/>
-          <w:sz w:val="22"/>
-          <w:szCs w:val="22"/>
-        </w:rPr>
-        <w:t>.</w:t>
+        <w:t>Logozzo L., Tzortziou M., Neale P. and Clark J. B. (2021) Photochemical and microbial degradation of chromophoric dissolved organic matter exported from tidal marshes. J. Geophys. Res. Biogeosci. 126.</w:t>
       </w:r>
     </w:p>
     <w:p>
@@ -15181,45 +11124,7 @@
           <w:sz w:val="22"/>
           <w:szCs w:val="22"/>
         </w:rPr>
-        <w:t xml:space="preserve">Lønborg C., Carreira C., Abril G., Agustí S., Amaral V., Andersson A., Arístegui J., Bhadury P., Bif M. B., Borges A. V., Bouillon S., Calleja M. L., Cotovicz L. C. Jr, Cozzi S., Doval M., Duarte C. M., Eyre B., Fichot C. G., García-Martín E. E., Garzon-Garcia A., Giani M., Gonçalves-Araujo R., Gruber R., Hansell D. A., Hashihama F., He D., Holding J. M., Hunter W. R., Ibánhez J. S. P., Ibello V., Jiang S., Kim G., Klun K., Kowalczuk P., Kubo A., Lee C.-W., Lopes C. B., Maggioni F., Magni P., Marrase C., Martin P., McCallister S. L., McCallum R., Medeiros P. M., Morán X. A. G., Muller-Karger F. E., Myers-Pigg A., Norli M., Oakes J. M., Osterholz H., Park H., Lund Paulsen M., Rosentreter J. A., Ross J. D., Rueda-Roa D., Santinelli C., Shen Y., Teira E., Tinta T., Uher G., Wakita M., Ward N., Watanabe K., Xin Y., Yamashita Y., Yang L., Yeo J., Yuan H., Zheng Q. and Álvarez-Salgado X. A. (2024) A global database of dissolved organic matter (DOM) concentration measurements in coastal waters (CoastDOM v1). </w:t>
-      </w:r>
-      <w:r>
-        <w:rPr>
-          <w:rFonts w:ascii="Arial" w:eastAsia="Arial" w:hAnsi="Arial" w:cs="Arial"/>
-          <w:i/>
-          <w:noProof/>
-          <w:sz w:val="22"/>
-          <w:szCs w:val="22"/>
-        </w:rPr>
-        <w:t>Earth Syst. Sci. Data</w:t>
-      </w:r>
-      <w:r>
-        <w:rPr>
-          <w:rFonts w:ascii="Arial" w:eastAsia="Arial" w:hAnsi="Arial" w:cs="Arial"/>
-          <w:noProof/>
-          <w:sz w:val="22"/>
-          <w:szCs w:val="22"/>
-        </w:rPr>
-        <w:t xml:space="preserve"> </w:t>
-      </w:r>
-      <w:r>
-        <w:rPr>
-          <w:rFonts w:ascii="Arial" w:eastAsia="Arial" w:hAnsi="Arial" w:cs="Arial"/>
-          <w:b/>
-          <w:noProof/>
-          <w:sz w:val="22"/>
-          <w:szCs w:val="22"/>
-        </w:rPr>
-        <w:t>16</w:t>
-      </w:r>
-      <w:r>
-        <w:rPr>
-          <w:rFonts w:ascii="Arial" w:eastAsia="Arial" w:hAnsi="Arial" w:cs="Arial"/>
-          <w:noProof/>
-          <w:sz w:val="22"/>
-          <w:szCs w:val="22"/>
-        </w:rPr>
-        <w:t>, 1107–1119.</w:t>
+        <w:t>Lønborg C., Carreira C., Abril G., Agustí S., Amaral V., Andersson A., Arístegui J., Bhadury P., Bif M. B., Borges A. V., Bouillon S., Calleja M. L., Cotovicz L. C. Jr, Cozzi S., Doval M., Duarte C. M., Eyre B., Fichot C. G., García-Martín E. E., Garzon-Garcia A., Giani M., Gonçalves-Araujo R., Gruber R., Hansell D. A., Hashihama F., He D., Holding J. M., Hunter W. R., Ibánhez J. S. P., Ibello V., Jiang S., Kim G., Klun K., Kowalczuk P., Kubo A., Lee C.-W., Lopes C. B., Maggioni F., Magni P., Marrase C., Martin P., McCallister S. L., McCallum R., Medeiros P. M., Morán X. A. G., Muller-Karger F. E., Myers-Pigg A., Norli M., Oakes J. M., Osterholz H., Park H., Lund Paulsen M., Rosentreter J. A., Ross J. D., Rueda-Roa D., Santinelli C., Shen Y., Teira E., Tinta T., Uher G., Wakita M., Ward N., Watanabe K., Xin Y., Yamashita Y., Yang L., Yeo J., Yuan H., Zheng Q. and Álvarez-Salgado X. A. (2024) A global database of dissolved organic matter (DOM) concentration measurements in coastal waters (CoastDOM v1). Earth Syst. Sci. Data 16, 1107–1119.</w:t>
       </w:r>
     </w:p>
     <w:p>
@@ -15241,26 +11146,7 @@
           <w:sz w:val="22"/>
           <w:szCs w:val="22"/>
         </w:rPr>
-        <w:t xml:space="preserve">Martinez A. P. (2017) </w:t>
-      </w:r>
-      <w:r>
-        <w:rPr>
-          <w:rFonts w:ascii="Arial" w:eastAsia="Arial" w:hAnsi="Arial" w:cs="Arial"/>
-          <w:i/>
-          <w:noProof/>
-          <w:sz w:val="22"/>
-          <w:szCs w:val="22"/>
-        </w:rPr>
-        <w:t>pairwiseAdonis: Pairwise Multilevel Comparison using Adonis</w:t>
-      </w:r>
-      <w:r>
-        <w:rPr>
-          <w:rFonts w:ascii="Arial" w:eastAsia="Arial" w:hAnsi="Arial" w:cs="Arial"/>
-          <w:noProof/>
-          <w:sz w:val="22"/>
-          <w:szCs w:val="22"/>
-        </w:rPr>
-        <w:t>.,</w:t>
+        <w:t>Martinez A. P. (2017) pairwiseAdonis: Pairwise Multilevel Comparison using Adonis.,</w:t>
       </w:r>
     </w:p>
     <w:p>
@@ -15282,45 +11168,7 @@
           <w:sz w:val="22"/>
           <w:szCs w:val="22"/>
         </w:rPr>
-        <w:t xml:space="preserve">Massicotte P., Asmala E., Stedmon C. and Markager S. (2017) Global distribution of dissolved organic matter along the aquatic continuum: Across rivers, lakes and oceans. </w:t>
-      </w:r>
-      <w:r>
-        <w:rPr>
-          <w:rFonts w:ascii="Arial" w:eastAsia="Arial" w:hAnsi="Arial" w:cs="Arial"/>
-          <w:i/>
-          <w:noProof/>
-          <w:sz w:val="22"/>
-          <w:szCs w:val="22"/>
-        </w:rPr>
-        <w:t>Sci. Total Environ.</w:t>
-      </w:r>
-      <w:r>
-        <w:rPr>
-          <w:rFonts w:ascii="Arial" w:eastAsia="Arial" w:hAnsi="Arial" w:cs="Arial"/>
-          <w:noProof/>
-          <w:sz w:val="22"/>
-          <w:szCs w:val="22"/>
-        </w:rPr>
-        <w:t xml:space="preserve"> </w:t>
-      </w:r>
-      <w:r>
-        <w:rPr>
-          <w:rFonts w:ascii="Arial" w:eastAsia="Arial" w:hAnsi="Arial" w:cs="Arial"/>
-          <w:b/>
-          <w:noProof/>
-          <w:sz w:val="22"/>
-          <w:szCs w:val="22"/>
-        </w:rPr>
-        <w:t>609</w:t>
-      </w:r>
-      <w:r>
-        <w:rPr>
-          <w:rFonts w:ascii="Arial" w:eastAsia="Arial" w:hAnsi="Arial" w:cs="Arial"/>
-          <w:noProof/>
-          <w:sz w:val="22"/>
-          <w:szCs w:val="22"/>
-        </w:rPr>
-        <w:t>, 180–191.</w:t>
+        <w:t>Massicotte P., Asmala E., Stedmon C. and Markager S. (2017) Global distribution of dissolved organic matter along the aquatic continuum: Across rivers, lakes and oceans. Sci. Total Environ. 609, 180–191.</w:t>
       </w:r>
     </w:p>
     <w:p>
@@ -15342,45 +11190,7 @@
           <w:sz w:val="22"/>
           <w:szCs w:val="22"/>
         </w:rPr>
-        <w:t xml:space="preserve">McIntyre A. M. and Guéguen C. (2013) Binding interactions of algal-derived dissolved organic matter with metal ions. </w:t>
-      </w:r>
-      <w:r>
-        <w:rPr>
-          <w:rFonts w:ascii="Arial" w:eastAsia="Arial" w:hAnsi="Arial" w:cs="Arial"/>
-          <w:i/>
-          <w:noProof/>
-          <w:sz w:val="22"/>
-          <w:szCs w:val="22"/>
-        </w:rPr>
-        <w:t>Chemosphere</w:t>
-      </w:r>
-      <w:r>
-        <w:rPr>
-          <w:rFonts w:ascii="Arial" w:eastAsia="Arial" w:hAnsi="Arial" w:cs="Arial"/>
-          <w:noProof/>
-          <w:sz w:val="22"/>
-          <w:szCs w:val="22"/>
-        </w:rPr>
-        <w:t xml:space="preserve"> </w:t>
-      </w:r>
-      <w:r>
-        <w:rPr>
-          <w:rFonts w:ascii="Arial" w:eastAsia="Arial" w:hAnsi="Arial" w:cs="Arial"/>
-          <w:b/>
-          <w:noProof/>
-          <w:sz w:val="22"/>
-          <w:szCs w:val="22"/>
-        </w:rPr>
-        <w:t>90</w:t>
-      </w:r>
-      <w:r>
-        <w:rPr>
-          <w:rFonts w:ascii="Arial" w:eastAsia="Arial" w:hAnsi="Arial" w:cs="Arial"/>
-          <w:noProof/>
-          <w:sz w:val="22"/>
-          <w:szCs w:val="22"/>
-        </w:rPr>
-        <w:t>, 620–626.</w:t>
+        <w:t>McIntyre A. M. and Guéguen C. (2013) Binding interactions of algal-derived dissolved organic matter with metal ions. Chemosphere 90, 620–626.</w:t>
       </w:r>
     </w:p>
     <w:p>
@@ -15402,45 +11212,7 @@
           <w:sz w:val="22"/>
           <w:szCs w:val="22"/>
         </w:rPr>
-        <w:t xml:space="preserve">Medeiros P. M., Seidel M., Gifford S. M., Ballantyne F., Dittmar T., Whitman W. B. and Moran M. A. (2017) Microbially-mediated transformations of estuarine dissolved organic matter. </w:t>
-      </w:r>
-      <w:r>
-        <w:rPr>
-          <w:rFonts w:ascii="Arial" w:eastAsia="Arial" w:hAnsi="Arial" w:cs="Arial"/>
-          <w:i/>
-          <w:noProof/>
-          <w:sz w:val="22"/>
-          <w:szCs w:val="22"/>
-        </w:rPr>
-        <w:t>Front. Mar. Sci.</w:t>
-      </w:r>
-      <w:r>
-        <w:rPr>
-          <w:rFonts w:ascii="Arial" w:eastAsia="Arial" w:hAnsi="Arial" w:cs="Arial"/>
-          <w:noProof/>
-          <w:sz w:val="22"/>
-          <w:szCs w:val="22"/>
-        </w:rPr>
-        <w:t xml:space="preserve"> </w:t>
-      </w:r>
-      <w:r>
-        <w:rPr>
-          <w:rFonts w:ascii="Arial" w:eastAsia="Arial" w:hAnsi="Arial" w:cs="Arial"/>
-          <w:b/>
-          <w:noProof/>
-          <w:sz w:val="22"/>
-          <w:szCs w:val="22"/>
-        </w:rPr>
-        <w:t>4</w:t>
-      </w:r>
-      <w:r>
-        <w:rPr>
-          <w:rFonts w:ascii="Arial" w:eastAsia="Arial" w:hAnsi="Arial" w:cs="Arial"/>
-          <w:noProof/>
-          <w:sz w:val="22"/>
-          <w:szCs w:val="22"/>
-        </w:rPr>
-        <w:t>.</w:t>
+        <w:t>Medeiros P. M., Seidel M., Gifford S. M., Ballantyne F., Dittmar T., Whitman W. B. and Moran M. A. (2017) Microbially-mediated transformations of estuarine dissolved organic matter. Front. Mar. Sci. 4.</w:t>
       </w:r>
     </w:p>
     <w:p>
@@ -15462,45 +11234,7 @@
           <w:sz w:val="22"/>
           <w:szCs w:val="22"/>
         </w:rPr>
-        <w:t xml:space="preserve">Medeiros P. M., Seidel M., Ward N. D., Carpenter E. J., Gomes H. R., Niggemann J., Krusche A. V., Richey J. E., Yager P. L. and Dittmar T. (2015) Fate of the Amazon River dissolved organic matter in the tropical Atlantic Ocean. </w:t>
-      </w:r>
-      <w:r>
-        <w:rPr>
-          <w:rFonts w:ascii="Arial" w:eastAsia="Arial" w:hAnsi="Arial" w:cs="Arial"/>
-          <w:i/>
-          <w:noProof/>
-          <w:sz w:val="22"/>
-          <w:szCs w:val="22"/>
-        </w:rPr>
-        <w:t>Global Biogeochem. Cycles</w:t>
-      </w:r>
-      <w:r>
-        <w:rPr>
-          <w:rFonts w:ascii="Arial" w:eastAsia="Arial" w:hAnsi="Arial" w:cs="Arial"/>
-          <w:noProof/>
-          <w:sz w:val="22"/>
-          <w:szCs w:val="22"/>
-        </w:rPr>
-        <w:t xml:space="preserve"> </w:t>
-      </w:r>
-      <w:r>
-        <w:rPr>
-          <w:rFonts w:ascii="Arial" w:eastAsia="Arial" w:hAnsi="Arial" w:cs="Arial"/>
-          <w:b/>
-          <w:noProof/>
-          <w:sz w:val="22"/>
-          <w:szCs w:val="22"/>
-        </w:rPr>
-        <w:t>29</w:t>
-      </w:r>
-      <w:r>
-        <w:rPr>
-          <w:rFonts w:ascii="Arial" w:eastAsia="Arial" w:hAnsi="Arial" w:cs="Arial"/>
-          <w:noProof/>
-          <w:sz w:val="22"/>
-          <w:szCs w:val="22"/>
-        </w:rPr>
-        <w:t>, 677–690.</w:t>
+        <w:t>Medeiros P. M., Seidel M., Ward N. D., Carpenter E. J., Gomes H. R., Niggemann J., Krusche A. V., Richey J. E., Yager P. L. and Dittmar T. (2015) Fate of the Amazon River dissolved organic matter in the tropical Atlantic Ocean. Global Biogeochem. Cycles 29, 677–690.</w:t>
       </w:r>
     </w:p>
     <w:p>
@@ -15544,45 +11278,7 @@
           <w:sz w:val="22"/>
           <w:szCs w:val="22"/>
         </w:rPr>
-        <w:t xml:space="preserve">Minor E. C., Steinbring C. J., Longnecker K. and Kujawinski E. B. (2012) Characterization of dissolved organic matter in Lake Superior and its watershed using ultrahigh resolution mass spectrometry. </w:t>
-      </w:r>
-      <w:r>
-        <w:rPr>
-          <w:rFonts w:ascii="Arial" w:eastAsia="Arial" w:hAnsi="Arial" w:cs="Arial"/>
-          <w:i/>
-          <w:noProof/>
-          <w:sz w:val="22"/>
-          <w:szCs w:val="22"/>
-        </w:rPr>
-        <w:t>Org. Geochem.</w:t>
-      </w:r>
-      <w:r>
-        <w:rPr>
-          <w:rFonts w:ascii="Arial" w:eastAsia="Arial" w:hAnsi="Arial" w:cs="Arial"/>
-          <w:noProof/>
-          <w:sz w:val="22"/>
-          <w:szCs w:val="22"/>
-        </w:rPr>
-        <w:t xml:space="preserve"> </w:t>
-      </w:r>
-      <w:r>
-        <w:rPr>
-          <w:rFonts w:ascii="Arial" w:eastAsia="Arial" w:hAnsi="Arial" w:cs="Arial"/>
-          <w:b/>
-          <w:noProof/>
-          <w:sz w:val="22"/>
-          <w:szCs w:val="22"/>
-        </w:rPr>
-        <w:t>43</w:t>
-      </w:r>
-      <w:r>
-        <w:rPr>
-          <w:rFonts w:ascii="Arial" w:eastAsia="Arial" w:hAnsi="Arial" w:cs="Arial"/>
-          <w:noProof/>
-          <w:sz w:val="22"/>
-          <w:szCs w:val="22"/>
-        </w:rPr>
-        <w:t>, 1–11.</w:t>
+        <w:t>Minor E. C., Steinbring C. J., Longnecker K. and Kujawinski E. B. (2012) Characterization of dissolved organic matter in Lake Superior and its watershed using ultrahigh resolution mass spectrometry. Org. Geochem. 43, 1–11.</w:t>
       </w:r>
     </w:p>
     <w:p>
@@ -15604,45 +11300,7 @@
           <w:sz w:val="22"/>
           <w:szCs w:val="22"/>
         </w:rPr>
-        <w:t xml:space="preserve">Minor E. and Stephens B. (2008) Dissolved organic matter characteristics within the Lake Superior watershed. </w:t>
-      </w:r>
-      <w:r>
-        <w:rPr>
-          <w:rFonts w:ascii="Arial" w:eastAsia="Arial" w:hAnsi="Arial" w:cs="Arial"/>
-          <w:i/>
-          <w:noProof/>
-          <w:sz w:val="22"/>
-          <w:szCs w:val="22"/>
-        </w:rPr>
-        <w:t>Org. Geochem.</w:t>
-      </w:r>
-      <w:r>
-        <w:rPr>
-          <w:rFonts w:ascii="Arial" w:eastAsia="Arial" w:hAnsi="Arial" w:cs="Arial"/>
-          <w:noProof/>
-          <w:sz w:val="22"/>
-          <w:szCs w:val="22"/>
-        </w:rPr>
-        <w:t xml:space="preserve"> </w:t>
-      </w:r>
-      <w:r>
-        <w:rPr>
-          <w:rFonts w:ascii="Arial" w:eastAsia="Arial" w:hAnsi="Arial" w:cs="Arial"/>
-          <w:b/>
-          <w:noProof/>
-          <w:sz w:val="22"/>
-          <w:szCs w:val="22"/>
-        </w:rPr>
-        <w:t>39</w:t>
-      </w:r>
-      <w:r>
-        <w:rPr>
-          <w:rFonts w:ascii="Arial" w:eastAsia="Arial" w:hAnsi="Arial" w:cs="Arial"/>
-          <w:noProof/>
-          <w:sz w:val="22"/>
-          <w:szCs w:val="22"/>
-        </w:rPr>
-        <w:t>, 1489–1501.</w:t>
+        <w:t>Minor E. and Stephens B. (2008) Dissolved organic matter characteristics within the Lake Superior watershed. Org. Geochem. 39, 1489–1501.</w:t>
       </w:r>
     </w:p>
     <w:p>
@@ -15664,45 +11322,7 @@
           <w:sz w:val="22"/>
           <w:szCs w:val="22"/>
         </w:rPr>
-        <w:t xml:space="preserve">Mooney R. J., Stanley E. H., Rosenthal W. C., Esselman P. C., Kendall A. D. and McIntyre P. B. (2020) Outsized nutrient contributions from small tributaries to a Great Lake. </w:t>
-      </w:r>
-      <w:r>
-        <w:rPr>
-          <w:rFonts w:ascii="Arial" w:eastAsia="Arial" w:hAnsi="Arial" w:cs="Arial"/>
-          <w:i/>
-          <w:noProof/>
-          <w:sz w:val="22"/>
-          <w:szCs w:val="22"/>
-        </w:rPr>
-        <w:t>Proc. Natl. Acad. Sci. U. S. A.</w:t>
-      </w:r>
-      <w:r>
-        <w:rPr>
-          <w:rFonts w:ascii="Arial" w:eastAsia="Arial" w:hAnsi="Arial" w:cs="Arial"/>
-          <w:noProof/>
-          <w:sz w:val="22"/>
-          <w:szCs w:val="22"/>
-        </w:rPr>
-        <w:t xml:space="preserve"> </w:t>
-      </w:r>
-      <w:r>
-        <w:rPr>
-          <w:rFonts w:ascii="Arial" w:eastAsia="Arial" w:hAnsi="Arial" w:cs="Arial"/>
-          <w:b/>
-          <w:noProof/>
-          <w:sz w:val="22"/>
-          <w:szCs w:val="22"/>
-        </w:rPr>
-        <w:t>117</w:t>
-      </w:r>
-      <w:r>
-        <w:rPr>
-          <w:rFonts w:ascii="Arial" w:eastAsia="Arial" w:hAnsi="Arial" w:cs="Arial"/>
-          <w:noProof/>
-          <w:sz w:val="22"/>
-          <w:szCs w:val="22"/>
-        </w:rPr>
-        <w:t>, 28175–28182.</w:t>
+        <w:t>Mooney R. J., Stanley E. H., Rosenthal W. C., Esselman P. C., Kendall A. D. and McIntyre P. B. (2020) Outsized nutrient contributions from small tributaries to a Great Lake. Proc. Natl. Acad. Sci. U. S. A. 117, 28175–28182.</w:t>
       </w:r>
     </w:p>
     <w:p>
@@ -15724,45 +11344,7 @@
           <w:sz w:val="22"/>
           <w:szCs w:val="22"/>
         </w:rPr>
-        <w:t xml:space="preserve">Moore R. B., Johnston C. M., Smith R. A. and Milstead B. (2011) Source and delivery of nutrients to receiving waters in the Northeastern and Mid-Atlantic regions of the United States. </w:t>
-      </w:r>
-      <w:r>
-        <w:rPr>
-          <w:rFonts w:ascii="Arial" w:eastAsia="Arial" w:hAnsi="Arial" w:cs="Arial"/>
-          <w:i/>
-          <w:noProof/>
-          <w:sz w:val="22"/>
-          <w:szCs w:val="22"/>
-        </w:rPr>
-        <w:t>J. Am. Water Resour. Assoc.</w:t>
-      </w:r>
-      <w:r>
-        <w:rPr>
-          <w:rFonts w:ascii="Arial" w:eastAsia="Arial" w:hAnsi="Arial" w:cs="Arial"/>
-          <w:noProof/>
-          <w:sz w:val="22"/>
-          <w:szCs w:val="22"/>
-        </w:rPr>
-        <w:t xml:space="preserve"> </w:t>
-      </w:r>
-      <w:r>
-        <w:rPr>
-          <w:rFonts w:ascii="Arial" w:eastAsia="Arial" w:hAnsi="Arial" w:cs="Arial"/>
-          <w:b/>
-          <w:noProof/>
-          <w:sz w:val="22"/>
-          <w:szCs w:val="22"/>
-        </w:rPr>
-        <w:t>47</w:t>
-      </w:r>
-      <w:r>
-        <w:rPr>
-          <w:rFonts w:ascii="Arial" w:eastAsia="Arial" w:hAnsi="Arial" w:cs="Arial"/>
-          <w:noProof/>
-          <w:sz w:val="22"/>
-          <w:szCs w:val="22"/>
-        </w:rPr>
-        <w:t>, 965–990.</w:t>
+        <w:t>Moore R. B., Johnston C. M., Smith R. A. and Milstead B. (2011) Source and delivery of nutrients to receiving waters in the Northeastern and Mid-Atlantic regions of the United States. J. Am. Water Resour. Assoc. 47, 965–990.</w:t>
       </w:r>
     </w:p>
     <w:p>
@@ -15784,45 +11366,7 @@
           <w:sz w:val="22"/>
           <w:szCs w:val="22"/>
         </w:rPr>
-        <w:t xml:space="preserve">Moran M., Wicks R. and Hodson R. (1991) Export of dissolved organic matter from a mangrove swamp ecosystem: evidence from natural fluorescence, dissolved lignir phenols, and bacterial secondary production. </w:t>
-      </w:r>
-      <w:r>
-        <w:rPr>
-          <w:rFonts w:ascii="Arial" w:eastAsia="Arial" w:hAnsi="Arial" w:cs="Arial"/>
-          <w:i/>
-          <w:noProof/>
-          <w:sz w:val="22"/>
-          <w:szCs w:val="22"/>
-        </w:rPr>
-        <w:t>Mar. Ecol. Prog. Ser.</w:t>
-      </w:r>
-      <w:r>
-        <w:rPr>
-          <w:rFonts w:ascii="Arial" w:eastAsia="Arial" w:hAnsi="Arial" w:cs="Arial"/>
-          <w:noProof/>
-          <w:sz w:val="22"/>
-          <w:szCs w:val="22"/>
-        </w:rPr>
-        <w:t xml:space="preserve"> </w:t>
-      </w:r>
-      <w:r>
-        <w:rPr>
-          <w:rFonts w:ascii="Arial" w:eastAsia="Arial" w:hAnsi="Arial" w:cs="Arial"/>
-          <w:b/>
-          <w:noProof/>
-          <w:sz w:val="22"/>
-          <w:szCs w:val="22"/>
-        </w:rPr>
-        <w:t>76</w:t>
-      </w:r>
-      <w:r>
-        <w:rPr>
-          <w:rFonts w:ascii="Arial" w:eastAsia="Arial" w:hAnsi="Arial" w:cs="Arial"/>
-          <w:noProof/>
-          <w:sz w:val="22"/>
-          <w:szCs w:val="22"/>
-        </w:rPr>
-        <w:t>, 175–184.</w:t>
+        <w:t>Moran M., Wicks R. and Hodson R. (1991) Export of dissolved organic matter from a mangrove swamp ecosystem: evidence from natural fluorescence, dissolved lignir phenols, and bacterial secondary production. Mar. Ecol. Prog. Ser. 76, 175–184.</w:t>
       </w:r>
     </w:p>
     <w:p>
@@ -15844,45 +11388,7 @@
           <w:sz w:val="22"/>
           <w:szCs w:val="22"/>
         </w:rPr>
-        <w:t xml:space="preserve">Murphy K. R., Stedmon C. A., Graeber D. and Bro R. (2013) Fluorescence spectroscopy and multi-way techniques. PARAFAC. </w:t>
-      </w:r>
-      <w:r>
-        <w:rPr>
-          <w:rFonts w:ascii="Arial" w:eastAsia="Arial" w:hAnsi="Arial" w:cs="Arial"/>
-          <w:i/>
-          <w:noProof/>
-          <w:sz w:val="22"/>
-          <w:szCs w:val="22"/>
-        </w:rPr>
-        <w:t>Anal. Methods</w:t>
-      </w:r>
-      <w:r>
-        <w:rPr>
-          <w:rFonts w:ascii="Arial" w:eastAsia="Arial" w:hAnsi="Arial" w:cs="Arial"/>
-          <w:noProof/>
-          <w:sz w:val="22"/>
-          <w:szCs w:val="22"/>
-        </w:rPr>
-        <w:t xml:space="preserve"> </w:t>
-      </w:r>
-      <w:r>
-        <w:rPr>
-          <w:rFonts w:ascii="Arial" w:eastAsia="Arial" w:hAnsi="Arial" w:cs="Arial"/>
-          <w:b/>
-          <w:noProof/>
-          <w:sz w:val="22"/>
-          <w:szCs w:val="22"/>
-        </w:rPr>
-        <w:t>5</w:t>
-      </w:r>
-      <w:r>
-        <w:rPr>
-          <w:rFonts w:ascii="Arial" w:eastAsia="Arial" w:hAnsi="Arial" w:cs="Arial"/>
-          <w:noProof/>
-          <w:sz w:val="22"/>
-          <w:szCs w:val="22"/>
-        </w:rPr>
-        <w:t>, 6557–6566.</w:t>
+        <w:t>Murphy K. R., Stedmon C. A., Graeber D. and Bro R. (2013) Fluorescence spectroscopy and multi-way techniques. PARAFAC. Anal. Methods 5, 6557–6566.</w:t>
       </w:r>
     </w:p>
     <w:p>
@@ -15904,45 +11410,7 @@
           <w:sz w:val="22"/>
           <w:szCs w:val="22"/>
         </w:rPr>
-        <w:t xml:space="preserve">Myers-Pigg A. N., Pennington S. C., Homolka K. K., Lewis A. M., Otenburg O., Patel K. F., Regier P., Bowe M., Boyanov M. I., Conroy N. A., Day D. J., Norris C. G., O’Loughlin E. J., Roebuck J. A. Jr, Stetten L., Bailey V. L., Kemner K. M., Ward N. D. and EXCHANGE Consortium (2023) Biogeochemistry of upland to wetland soils, sediments, and surface waters across Mid-Atlantic and Great Lakes coastal interfaces. </w:t>
-      </w:r>
-      <w:r>
-        <w:rPr>
-          <w:rFonts w:ascii="Arial" w:eastAsia="Arial" w:hAnsi="Arial" w:cs="Arial"/>
-          <w:i/>
-          <w:noProof/>
-          <w:sz w:val="22"/>
-          <w:szCs w:val="22"/>
-        </w:rPr>
-        <w:t>Sci Data</w:t>
-      </w:r>
-      <w:r>
-        <w:rPr>
-          <w:rFonts w:ascii="Arial" w:eastAsia="Arial" w:hAnsi="Arial" w:cs="Arial"/>
-          <w:noProof/>
-          <w:sz w:val="22"/>
-          <w:szCs w:val="22"/>
-        </w:rPr>
-        <w:t xml:space="preserve"> </w:t>
-      </w:r>
-      <w:r>
-        <w:rPr>
-          <w:rFonts w:ascii="Arial" w:eastAsia="Arial" w:hAnsi="Arial" w:cs="Arial"/>
-          <w:b/>
-          <w:noProof/>
-          <w:sz w:val="22"/>
-          <w:szCs w:val="22"/>
-        </w:rPr>
-        <w:t>10</w:t>
-      </w:r>
-      <w:r>
-        <w:rPr>
-          <w:rFonts w:ascii="Arial" w:eastAsia="Arial" w:hAnsi="Arial" w:cs="Arial"/>
-          <w:noProof/>
-          <w:sz w:val="22"/>
-          <w:szCs w:val="22"/>
-        </w:rPr>
-        <w:t>, 822.</w:t>
+        <w:t>Myers-Pigg A. N., Pennington S. C., Homolka K. K., Lewis A. M., Otenburg O., Patel K. F., Regier P., Bowe M., Boyanov M. I., Conroy N. A., Day D. J., Norris C. G., O’Loughlin E. J., Roebuck J. A. Jr, Stetten L., Bailey V. L., Kemner K. M., Ward N. D. and EXCHANGE Consortium (2023) Biogeochemistry of upland to wetland soils, sediments, and surface waters across Mid-Atlantic and Great Lakes coastal interfaces. Sci Data 10, 822.</w:t>
       </w:r>
     </w:p>
     <w:p>
@@ -15964,45 +11432,7 @@
           <w:sz w:val="22"/>
           <w:szCs w:val="22"/>
         </w:rPr>
-        <w:t xml:space="preserve">Nelson A. R., Toyoda J., Chu R. K., Tolić N., Garayburu-Caruso V. A., Saup C. M., Renteria L., Wells J. R., Stegen J. C., Wilkins M. J. and Danczak R. E. (2022) Implications of sample treatment on characterization of riverine dissolved organic matter. </w:t>
-      </w:r>
-      <w:r>
-        <w:rPr>
-          <w:rFonts w:ascii="Arial" w:eastAsia="Arial" w:hAnsi="Arial" w:cs="Arial"/>
-          <w:i/>
-          <w:noProof/>
-          <w:sz w:val="22"/>
-          <w:szCs w:val="22"/>
-        </w:rPr>
-        <w:t>Environ. Sci. Process. Impacts</w:t>
-      </w:r>
-      <w:r>
-        <w:rPr>
-          <w:rFonts w:ascii="Arial" w:eastAsia="Arial" w:hAnsi="Arial" w:cs="Arial"/>
-          <w:noProof/>
-          <w:sz w:val="22"/>
-          <w:szCs w:val="22"/>
-        </w:rPr>
-        <w:t xml:space="preserve"> </w:t>
-      </w:r>
-      <w:r>
-        <w:rPr>
-          <w:rFonts w:ascii="Arial" w:eastAsia="Arial" w:hAnsi="Arial" w:cs="Arial"/>
-          <w:b/>
-          <w:noProof/>
-          <w:sz w:val="22"/>
-          <w:szCs w:val="22"/>
-        </w:rPr>
-        <w:t>24</w:t>
-      </w:r>
-      <w:r>
-        <w:rPr>
-          <w:rFonts w:ascii="Arial" w:eastAsia="Arial" w:hAnsi="Arial" w:cs="Arial"/>
-          <w:noProof/>
-          <w:sz w:val="22"/>
-          <w:szCs w:val="22"/>
-        </w:rPr>
-        <w:t>, 773–782.</w:t>
+        <w:t>Nelson A. R., Toyoda J., Chu R. K., Tolić N., Garayburu-Caruso V. A., Saup C. M., Renteria L., Wells J. R., Stegen J. C., Wilkins M. J. and Danczak R. E. (2022) Implications of sample treatment on characterization of riverine dissolved organic matter. Environ. Sci. Process. Impacts 24, 773–782.</w:t>
       </w:r>
     </w:p>
     <w:p>
@@ -16024,26 +11454,7 @@
           <w:sz w:val="22"/>
           <w:szCs w:val="22"/>
         </w:rPr>
-        <w:t xml:space="preserve">Oksanen J., Simpson G., Blanchet F., Kindt R., Legendre P., Minchin P., O’hara R., Solymos P., Stevens M., Szoecs E., Wagner H., Barbour M., Bedward M., Bolker B., Borcard D., Carvalho G., Chirico M., De Caceres M., Durand S., Evangelista H., Fitzjohn R., Friendly M., Furneaux B., Hannigan G., Hill M., Lahti L., Mcglinn D., Ouellette M., Ribeiro C. E., Smith T., Stier A., Ter Braak C. and Weedon J. (2022) </w:t>
-      </w:r>
-      <w:r>
-        <w:rPr>
-          <w:rFonts w:ascii="Arial" w:eastAsia="Arial" w:hAnsi="Arial" w:cs="Arial"/>
-          <w:i/>
-          <w:noProof/>
-          <w:sz w:val="22"/>
-          <w:szCs w:val="22"/>
-        </w:rPr>
-        <w:t>Vegan: Community Ecology Package</w:t>
-      </w:r>
-      <w:r>
-        <w:rPr>
-          <w:rFonts w:ascii="Arial" w:eastAsia="Arial" w:hAnsi="Arial" w:cs="Arial"/>
-          <w:noProof/>
-          <w:sz w:val="22"/>
-          <w:szCs w:val="22"/>
-        </w:rPr>
-        <w:t>.,</w:t>
+        <w:t>Oksanen J., Simpson G., Blanchet F., Kindt R., Legendre P., Minchin P., O’hara R., Solymos P., Stevens M., Szoecs E., Wagner H., Barbour M., Bedward M., Bolker B., Borcard D., Carvalho G., Chirico M., De Caceres M., Durand S., Evangelista H., Fitzjohn R., Friendly M., Furneaux B., Hannigan G., Hill M., Lahti L., Mcglinn D., Ouellette M., Ribeiro C. E., Smith T., Stier A., Ter Braak C. and Weedon J. (2022) Vegan: Community Ecology Package.,</w:t>
       </w:r>
     </w:p>
     <w:p>
@@ -16065,45 +11476,7 @@
           <w:sz w:val="22"/>
           <w:szCs w:val="22"/>
         </w:rPr>
-        <w:t xml:space="preserve">Osterholz H., Kirchman D. L., Niggemann J. and Dittmar T. (2016) Environmental Drivers of Dissolved Organic Matter Molecular Composition in the Delaware Estuary. </w:t>
-      </w:r>
-      <w:r>
-        <w:rPr>
-          <w:rFonts w:ascii="Arial" w:eastAsia="Arial" w:hAnsi="Arial" w:cs="Arial"/>
-          <w:i/>
-          <w:noProof/>
-          <w:sz w:val="22"/>
-          <w:szCs w:val="22"/>
-        </w:rPr>
-        <w:t>Front Earth Sci. Chin.</w:t>
-      </w:r>
-      <w:r>
-        <w:rPr>
-          <w:rFonts w:ascii="Arial" w:eastAsia="Arial" w:hAnsi="Arial" w:cs="Arial"/>
-          <w:noProof/>
-          <w:sz w:val="22"/>
-          <w:szCs w:val="22"/>
-        </w:rPr>
-        <w:t xml:space="preserve"> </w:t>
-      </w:r>
-      <w:r>
-        <w:rPr>
-          <w:rFonts w:ascii="Arial" w:eastAsia="Arial" w:hAnsi="Arial" w:cs="Arial"/>
-          <w:b/>
-          <w:noProof/>
-          <w:sz w:val="22"/>
-          <w:szCs w:val="22"/>
-        </w:rPr>
-        <w:t>4</w:t>
-      </w:r>
-      <w:r>
-        <w:rPr>
-          <w:rFonts w:ascii="Arial" w:eastAsia="Arial" w:hAnsi="Arial" w:cs="Arial"/>
-          <w:noProof/>
-          <w:sz w:val="22"/>
-          <w:szCs w:val="22"/>
-        </w:rPr>
-        <w:t>.</w:t>
+        <w:t>Osterholz H., Kirchman D. L., Niggemann J. and Dittmar T. (2016) Environmental Drivers of Dissolved Organic Matter Molecular Composition in the Delaware Estuary. Front Earth Sci. Chin. 4.</w:t>
       </w:r>
     </w:p>
     <w:p>
@@ -16143,45 +11516,7 @@
           <w:sz w:val="22"/>
           <w:szCs w:val="22"/>
         </w:rPr>
-        <w:t xml:space="preserve">term nitrogen loading from the Chesapeake bay watershed. </w:t>
-      </w:r>
-      <w:r>
-        <w:rPr>
-          <w:rFonts w:ascii="Arial" w:eastAsia="Arial" w:hAnsi="Arial" w:cs="Arial"/>
-          <w:i/>
-          <w:noProof/>
-          <w:sz w:val="22"/>
-          <w:szCs w:val="22"/>
-        </w:rPr>
-        <w:t>J. Geophys. Res. Biogeosci.</w:t>
-      </w:r>
-      <w:r>
-        <w:rPr>
-          <w:rFonts w:ascii="Arial" w:eastAsia="Arial" w:hAnsi="Arial" w:cs="Arial"/>
-          <w:noProof/>
-          <w:sz w:val="22"/>
-          <w:szCs w:val="22"/>
-        </w:rPr>
-        <w:t xml:space="preserve"> </w:t>
-      </w:r>
-      <w:r>
-        <w:rPr>
-          <w:rFonts w:ascii="Arial" w:eastAsia="Arial" w:hAnsi="Arial" w:cs="Arial"/>
-          <w:b/>
-          <w:noProof/>
-          <w:sz w:val="22"/>
-          <w:szCs w:val="22"/>
-        </w:rPr>
-        <w:t>126</w:t>
-      </w:r>
-      <w:r>
-        <w:rPr>
-          <w:rFonts w:ascii="Arial" w:eastAsia="Arial" w:hAnsi="Arial" w:cs="Arial"/>
-          <w:noProof/>
-          <w:sz w:val="22"/>
-          <w:szCs w:val="22"/>
-        </w:rPr>
-        <w:t>.</w:t>
+        <w:t>term nitrogen loading from the Chesapeake bay watershed. J. Geophys. Res. Biogeosci. 126.</w:t>
       </w:r>
     </w:p>
     <w:p>
@@ -16203,26 +11538,7 @@
           <w:sz w:val="22"/>
           <w:szCs w:val="22"/>
         </w:rPr>
-        <w:t xml:space="preserve">Patel K. F. (2020) </w:t>
-      </w:r>
-      <w:r>
-        <w:rPr>
-          <w:rFonts w:ascii="Arial" w:eastAsia="Arial" w:hAnsi="Arial" w:cs="Arial"/>
-          <w:i/>
-          <w:noProof/>
-          <w:sz w:val="22"/>
-          <w:szCs w:val="22"/>
-        </w:rPr>
-        <w:t>kaizadp/fticrrr: FTICR-results-in-R</w:t>
-      </w:r>
-      <w:r>
-        <w:rPr>
-          <w:rFonts w:ascii="Arial" w:eastAsia="Arial" w:hAnsi="Arial" w:cs="Arial"/>
-          <w:noProof/>
-          <w:sz w:val="22"/>
-          <w:szCs w:val="22"/>
-        </w:rPr>
-        <w:t>.,</w:t>
+        <w:t>Patel K. F. (2020) kaizadp/fticrrr: FTICR-results-in-R.,</w:t>
       </w:r>
     </w:p>
     <w:p>
@@ -16266,45 +11582,7 @@
           <w:sz w:val="22"/>
           <w:szCs w:val="22"/>
         </w:rPr>
-        <w:t xml:space="preserve">Powers L. C., Luek J. L., Schmitt-Kopplin P., Campbell B. J., Magen C., Cooper L. W. and Gonsior M. (2018) Seasonal changes in dissolved organic matter composition in Delaware Bay, USA in March and August 2014. </w:t>
-      </w:r>
-      <w:r>
-        <w:rPr>
-          <w:rFonts w:ascii="Arial" w:eastAsia="Arial" w:hAnsi="Arial" w:cs="Arial"/>
-          <w:i/>
-          <w:noProof/>
-          <w:sz w:val="22"/>
-          <w:szCs w:val="22"/>
-        </w:rPr>
-        <w:t>Org. Geochem.</w:t>
-      </w:r>
-      <w:r>
-        <w:rPr>
-          <w:rFonts w:ascii="Arial" w:eastAsia="Arial" w:hAnsi="Arial" w:cs="Arial"/>
-          <w:noProof/>
-          <w:sz w:val="22"/>
-          <w:szCs w:val="22"/>
-        </w:rPr>
-        <w:t xml:space="preserve"> </w:t>
-      </w:r>
-      <w:r>
-        <w:rPr>
-          <w:rFonts w:ascii="Arial" w:eastAsia="Arial" w:hAnsi="Arial" w:cs="Arial"/>
-          <w:b/>
-          <w:noProof/>
-          <w:sz w:val="22"/>
-          <w:szCs w:val="22"/>
-        </w:rPr>
-        <w:t>122</w:t>
-      </w:r>
-      <w:r>
-        <w:rPr>
-          <w:rFonts w:ascii="Arial" w:eastAsia="Arial" w:hAnsi="Arial" w:cs="Arial"/>
-          <w:noProof/>
-          <w:sz w:val="22"/>
-          <w:szCs w:val="22"/>
-        </w:rPr>
-        <w:t>, 87–97.</w:t>
+        <w:t>Powers L. C., Luek J. L., Schmitt-Kopplin P., Campbell B. J., Magen C., Cooper L. W. and Gonsior M. (2018) Seasonal changes in dissolved organic matter composition in Delaware Bay, USA in March and August 2014. Org. Geochem. 122, 87–97.</w:t>
       </w:r>
     </w:p>
     <w:p>
@@ -16326,45 +11604,7 @@
           <w:sz w:val="22"/>
           <w:szCs w:val="22"/>
         </w:rPr>
-        <w:t xml:space="preserve">Pujo-Pay M., Conan P. and Raimbault P. (1997) Excretion of dissolved organic nitrogen by phytoplankton assessed by wet oxidation and 15N tracer procedures. </w:t>
-      </w:r>
-      <w:r>
-        <w:rPr>
-          <w:rFonts w:ascii="Arial" w:eastAsia="Arial" w:hAnsi="Arial" w:cs="Arial"/>
-          <w:i/>
-          <w:noProof/>
-          <w:sz w:val="22"/>
-          <w:szCs w:val="22"/>
-        </w:rPr>
-        <w:t>Mar. Ecol. Prog. Ser.</w:t>
-      </w:r>
-      <w:r>
-        <w:rPr>
-          <w:rFonts w:ascii="Arial" w:eastAsia="Arial" w:hAnsi="Arial" w:cs="Arial"/>
-          <w:noProof/>
-          <w:sz w:val="22"/>
-          <w:szCs w:val="22"/>
-        </w:rPr>
-        <w:t xml:space="preserve"> </w:t>
-      </w:r>
-      <w:r>
-        <w:rPr>
-          <w:rFonts w:ascii="Arial" w:eastAsia="Arial" w:hAnsi="Arial" w:cs="Arial"/>
-          <w:b/>
-          <w:noProof/>
-          <w:sz w:val="22"/>
-          <w:szCs w:val="22"/>
-        </w:rPr>
-        <w:t>153</w:t>
-      </w:r>
-      <w:r>
-        <w:rPr>
-          <w:rFonts w:ascii="Arial" w:eastAsia="Arial" w:hAnsi="Arial" w:cs="Arial"/>
-          <w:noProof/>
-          <w:sz w:val="22"/>
-          <w:szCs w:val="22"/>
-        </w:rPr>
-        <w:t>, 99–111.</w:t>
+        <w:t>Pujo-Pay M., Conan P. and Raimbault P. (1997) Excretion of dissolved organic nitrogen by phytoplankton assessed by wet oxidation and 15N tracer procedures. Mar. Ecol. Prog. Ser. 153, 99–111.</w:t>
       </w:r>
     </w:p>
     <w:p>
@@ -16386,26 +11626,7 @@
           <w:sz w:val="22"/>
           <w:szCs w:val="22"/>
         </w:rPr>
-        <w:t xml:space="preserve">R Core Team (2023) </w:t>
-      </w:r>
-      <w:r>
-        <w:rPr>
-          <w:rFonts w:ascii="Arial" w:eastAsia="Arial" w:hAnsi="Arial" w:cs="Arial"/>
-          <w:i/>
-          <w:noProof/>
-          <w:sz w:val="22"/>
-          <w:szCs w:val="22"/>
-        </w:rPr>
-        <w:t>R: A language and environment for statistical computing. R Foundation for statistical Computing, Vienna, Austria</w:t>
-      </w:r>
-      <w:r>
-        <w:rPr>
-          <w:rFonts w:ascii="Arial" w:eastAsia="Arial" w:hAnsi="Arial" w:cs="Arial"/>
-          <w:noProof/>
-          <w:sz w:val="22"/>
-          <w:szCs w:val="22"/>
-        </w:rPr>
-        <w:t>.,</w:t>
+        <w:t>R Core Team (2023) R: A language and environment for statistical computing. R Foundation for statistical Computing, Vienna, Austria.,</w:t>
       </w:r>
     </w:p>
     <w:p>
@@ -16427,45 +11648,7 @@
           <w:sz w:val="22"/>
           <w:szCs w:val="22"/>
         </w:rPr>
-        <w:t xml:space="preserve">Regier P. and Jaffé R. (2016) Short-Term Dissolved Organic Carbon Dynamics Reflect Tidal, Water Management, and Precipitation Patterns in a Subtropical Estuary. </w:t>
-      </w:r>
-      <w:r>
-        <w:rPr>
-          <w:rFonts w:ascii="Arial" w:eastAsia="Arial" w:hAnsi="Arial" w:cs="Arial"/>
-          <w:i/>
-          <w:noProof/>
-          <w:sz w:val="22"/>
-          <w:szCs w:val="22"/>
-        </w:rPr>
-        <w:t>Frontiers in Marine Science</w:t>
-      </w:r>
-      <w:r>
-        <w:rPr>
-          <w:rFonts w:ascii="Arial" w:eastAsia="Arial" w:hAnsi="Arial" w:cs="Arial"/>
-          <w:noProof/>
-          <w:sz w:val="22"/>
-          <w:szCs w:val="22"/>
-        </w:rPr>
-        <w:t xml:space="preserve"> </w:t>
-      </w:r>
-      <w:r>
-        <w:rPr>
-          <w:rFonts w:ascii="Arial" w:eastAsia="Arial" w:hAnsi="Arial" w:cs="Arial"/>
-          <w:b/>
-          <w:noProof/>
-          <w:sz w:val="22"/>
-          <w:szCs w:val="22"/>
-        </w:rPr>
-        <w:t>3</w:t>
-      </w:r>
-      <w:r>
-        <w:rPr>
-          <w:rFonts w:ascii="Arial" w:eastAsia="Arial" w:hAnsi="Arial" w:cs="Arial"/>
-          <w:noProof/>
-          <w:sz w:val="22"/>
-          <w:szCs w:val="22"/>
-        </w:rPr>
-        <w:t>.</w:t>
+        <w:t>Regier P. and Jaffé R. (2016) Short-Term Dissolved Organic Carbon Dynamics Reflect Tidal, Water Management, and Precipitation Patterns in a Subtropical Estuary. Frontiers in Marine Science 3.</w:t>
       </w:r>
     </w:p>
     <w:p>
@@ -16487,45 +11670,7 @@
           <w:sz w:val="22"/>
           <w:szCs w:val="22"/>
         </w:rPr>
-        <w:t xml:space="preserve">Rochelle-Newall E. J. and Fisher T. R. (2002) Chromophoric dissolved organic matter and dissolved organic carbon in Chesapeake Bay. </w:t>
-      </w:r>
-      <w:r>
-        <w:rPr>
-          <w:rFonts w:ascii="Arial" w:eastAsia="Arial" w:hAnsi="Arial" w:cs="Arial"/>
-          <w:i/>
-          <w:noProof/>
-          <w:sz w:val="22"/>
-          <w:szCs w:val="22"/>
-        </w:rPr>
-        <w:t>Mar. Chem.</w:t>
-      </w:r>
-      <w:r>
-        <w:rPr>
-          <w:rFonts w:ascii="Arial" w:eastAsia="Arial" w:hAnsi="Arial" w:cs="Arial"/>
-          <w:noProof/>
-          <w:sz w:val="22"/>
-          <w:szCs w:val="22"/>
-        </w:rPr>
-        <w:t xml:space="preserve"> </w:t>
-      </w:r>
-      <w:r>
-        <w:rPr>
-          <w:rFonts w:ascii="Arial" w:eastAsia="Arial" w:hAnsi="Arial" w:cs="Arial"/>
-          <w:b/>
-          <w:noProof/>
-          <w:sz w:val="22"/>
-          <w:szCs w:val="22"/>
-        </w:rPr>
-        <w:t>77</w:t>
-      </w:r>
-      <w:r>
-        <w:rPr>
-          <w:rFonts w:ascii="Arial" w:eastAsia="Arial" w:hAnsi="Arial" w:cs="Arial"/>
-          <w:noProof/>
-          <w:sz w:val="22"/>
-          <w:szCs w:val="22"/>
-        </w:rPr>
-        <w:t>, 23–41.</w:t>
+        <w:t>Rochelle-Newall E. J. and Fisher T. R. (2002) Chromophoric dissolved organic matter and dissolved organic carbon in Chesapeake Bay. Mar. Chem. 77, 23–41.</w:t>
       </w:r>
     </w:p>
     <w:p>
@@ -16547,26 +11692,7 @@
           <w:sz w:val="22"/>
           <w:szCs w:val="22"/>
         </w:rPr>
-        <w:t xml:space="preserve">Rounds S. A. and Wilde F. D. (2012) </w:t>
-      </w:r>
-      <w:r>
-        <w:rPr>
-          <w:rFonts w:ascii="Arial" w:eastAsia="Arial" w:hAnsi="Arial" w:cs="Arial"/>
-          <w:i/>
-          <w:noProof/>
-          <w:sz w:val="22"/>
-          <w:szCs w:val="22"/>
-        </w:rPr>
-        <w:t>Chapter A6 Section 6.6 Alkalinity and acid neutralizing capacity</w:t>
-      </w:r>
-      <w:r>
-        <w:rPr>
-          <w:rFonts w:ascii="Arial" w:eastAsia="Arial" w:hAnsi="Arial" w:cs="Arial"/>
-          <w:noProof/>
-          <w:sz w:val="22"/>
-          <w:szCs w:val="22"/>
-        </w:rPr>
-        <w:t>. Version 3, Revised Jul 2006. eds. F. D. Wilde and D. B. Radtke, United States Geological Survey, Reston, VA.</w:t>
+        <w:t>Rounds S. A. and Wilde F. D. (2012) Chapter A6 Section 6.6 Alkalinity and acid neutralizing capacity. Version 3, Revised Jul 2006. eds. F. D. Wilde and D. B. Radtke, United States Geological Survey, Reston, VA.</w:t>
       </w:r>
     </w:p>
     <w:p>
@@ -16588,26 +11714,7 @@
           <w:sz w:val="22"/>
           <w:szCs w:val="22"/>
         </w:rPr>
-        <w:t xml:space="preserve">Sager P., Richman S., Harris H. J. and Fewless G. (2018) Preliminary observations on the seiche-induced flux of carbon, nitrogen and phosphorus in a great lakes coastal marsh. </w:t>
-      </w:r>
-      <w:r>
-        <w:rPr>
-          <w:rFonts w:ascii="Arial" w:eastAsia="Arial" w:hAnsi="Arial" w:cs="Arial"/>
-          <w:i/>
-          <w:noProof/>
-          <w:sz w:val="22"/>
-          <w:szCs w:val="22"/>
-        </w:rPr>
-        <w:t>Coastal Wetlands</w:t>
-      </w:r>
-      <w:r>
-        <w:rPr>
-          <w:rFonts w:ascii="Arial" w:eastAsia="Arial" w:hAnsi="Arial" w:cs="Arial"/>
-          <w:noProof/>
-          <w:sz w:val="22"/>
-          <w:szCs w:val="22"/>
-        </w:rPr>
-        <w:t>, 59–68.</w:t>
+        <w:t>Sager P., Richman S., Harris H. J. and Fewless G. (2018) Preliminary observations on the seiche-induced flux of carbon, nitrogen and phosphorus in a great lakes coastal marsh. Coastal Wetlands, 59–68.</w:t>
       </w:r>
     </w:p>
     <w:p>
@@ -16629,45 +11736,7 @@
           <w:sz w:val="22"/>
           <w:szCs w:val="22"/>
         </w:rPr>
-        <w:t xml:space="preserve">Santos I. R., Burdige D. J., Jennerjahn T. C., Bouillon S., Cabral A., Serrano O., Wernberg T., Filbee-Dexter K., Guimond J. A. and Tamborski J. J. (2021) The renaissance of Odum’s outwelling hypothesis in “Blue Carbon” science. </w:t>
-      </w:r>
-      <w:r>
-        <w:rPr>
-          <w:rFonts w:ascii="Arial" w:eastAsia="Arial" w:hAnsi="Arial" w:cs="Arial"/>
-          <w:i/>
-          <w:noProof/>
-          <w:sz w:val="22"/>
-          <w:szCs w:val="22"/>
-        </w:rPr>
-        <w:t>Estuar. Coast. Shelf Sci.</w:t>
-      </w:r>
-      <w:r>
-        <w:rPr>
-          <w:rFonts w:ascii="Arial" w:eastAsia="Arial" w:hAnsi="Arial" w:cs="Arial"/>
-          <w:noProof/>
-          <w:sz w:val="22"/>
-          <w:szCs w:val="22"/>
-        </w:rPr>
-        <w:t xml:space="preserve"> </w:t>
-      </w:r>
-      <w:r>
-        <w:rPr>
-          <w:rFonts w:ascii="Arial" w:eastAsia="Arial" w:hAnsi="Arial" w:cs="Arial"/>
-          <w:b/>
-          <w:noProof/>
-          <w:sz w:val="22"/>
-          <w:szCs w:val="22"/>
-        </w:rPr>
-        <w:t>255</w:t>
-      </w:r>
-      <w:r>
-        <w:rPr>
-          <w:rFonts w:ascii="Arial" w:eastAsia="Arial" w:hAnsi="Arial" w:cs="Arial"/>
-          <w:noProof/>
-          <w:sz w:val="22"/>
-          <w:szCs w:val="22"/>
-        </w:rPr>
-        <w:t>, 107361.</w:t>
+        <w:t>Santos I. R., Burdige D. J., Jennerjahn T. C., Bouillon S., Cabral A., Serrano O., Wernberg T., Filbee-Dexter K., Guimond J. A. and Tamborski J. J. (2021) The renaissance of Odum’s outwelling hypothesis in “Blue Carbon” science. Estuar. Coast. Shelf Sci. 255, 107361.</w:t>
       </w:r>
     </w:p>
     <w:p>
@@ -16689,45 +11758,7 @@
           <w:sz w:val="22"/>
           <w:szCs w:val="22"/>
         </w:rPr>
-        <w:t xml:space="preserve">Sleighter R. L. and Hatcher P. G. (2008) Molecular characterization of dissolved organic matter (DOM) along a river to ocean transect of the lower Chesapeake Bay by ultrahigh resolution electrospray ionization Fourier transform ion cyclotron resonance mass spectrometry. </w:t>
-      </w:r>
-      <w:r>
-        <w:rPr>
-          <w:rFonts w:ascii="Arial" w:eastAsia="Arial" w:hAnsi="Arial" w:cs="Arial"/>
-          <w:i/>
-          <w:noProof/>
-          <w:sz w:val="22"/>
-          <w:szCs w:val="22"/>
-        </w:rPr>
-        <w:t>Mar. Chem.</w:t>
-      </w:r>
-      <w:r>
-        <w:rPr>
-          <w:rFonts w:ascii="Arial" w:eastAsia="Arial" w:hAnsi="Arial" w:cs="Arial"/>
-          <w:noProof/>
-          <w:sz w:val="22"/>
-          <w:szCs w:val="22"/>
-        </w:rPr>
-        <w:t xml:space="preserve"> </w:t>
-      </w:r>
-      <w:r>
-        <w:rPr>
-          <w:rFonts w:ascii="Arial" w:eastAsia="Arial" w:hAnsi="Arial" w:cs="Arial"/>
-          <w:b/>
-          <w:noProof/>
-          <w:sz w:val="22"/>
-          <w:szCs w:val="22"/>
-        </w:rPr>
-        <w:t>110</w:t>
-      </w:r>
-      <w:r>
-        <w:rPr>
-          <w:rFonts w:ascii="Arial" w:eastAsia="Arial" w:hAnsi="Arial" w:cs="Arial"/>
-          <w:noProof/>
-          <w:sz w:val="22"/>
-          <w:szCs w:val="22"/>
-        </w:rPr>
-        <w:t>, 140–152.</w:t>
+        <w:t>Sleighter R. L. and Hatcher P. G. (2008) Molecular characterization of dissolved organic matter (DOM) along a river to ocean transect of the lower Chesapeake Bay by ultrahigh resolution electrospray ionization Fourier transform ion cyclotron resonance mass spectrometry. Mar. Chem. 110, 140–152.</w:t>
       </w:r>
     </w:p>
     <w:p>
@@ -16749,45 +11780,7 @@
           <w:sz w:val="22"/>
           <w:szCs w:val="22"/>
         </w:rPr>
-        <w:t xml:space="preserve">Stedmon C. A. and Markager S. (2003) Behaviour of the optical properties of coloured dissolved organic matter under conservative mixing. </w:t>
-      </w:r>
-      <w:r>
-        <w:rPr>
-          <w:rFonts w:ascii="Arial" w:eastAsia="Arial" w:hAnsi="Arial" w:cs="Arial"/>
-          <w:i/>
-          <w:noProof/>
-          <w:sz w:val="22"/>
-          <w:szCs w:val="22"/>
-        </w:rPr>
-        <w:t>Estuar. Coast. Shelf Sci.</w:t>
-      </w:r>
-      <w:r>
-        <w:rPr>
-          <w:rFonts w:ascii="Arial" w:eastAsia="Arial" w:hAnsi="Arial" w:cs="Arial"/>
-          <w:noProof/>
-          <w:sz w:val="22"/>
-          <w:szCs w:val="22"/>
-        </w:rPr>
-        <w:t xml:space="preserve"> </w:t>
-      </w:r>
-      <w:r>
-        <w:rPr>
-          <w:rFonts w:ascii="Arial" w:eastAsia="Arial" w:hAnsi="Arial" w:cs="Arial"/>
-          <w:b/>
-          <w:noProof/>
-          <w:sz w:val="22"/>
-          <w:szCs w:val="22"/>
-        </w:rPr>
-        <w:t>57</w:t>
-      </w:r>
-      <w:r>
-        <w:rPr>
-          <w:rFonts w:ascii="Arial" w:eastAsia="Arial" w:hAnsi="Arial" w:cs="Arial"/>
-          <w:noProof/>
-          <w:sz w:val="22"/>
-          <w:szCs w:val="22"/>
-        </w:rPr>
-        <w:t>, 973–979.</w:t>
+        <w:t>Stedmon C. A. and Markager S. (2003) Behaviour of the optical properties of coloured dissolved organic matter under conservative mixing. Estuar. Coast. Shelf Sci. 57, 973–979.</w:t>
       </w:r>
     </w:p>
     <w:p>
@@ -16809,45 +11802,7 @@
           <w:sz w:val="22"/>
           <w:szCs w:val="22"/>
         </w:rPr>
-        <w:t xml:space="preserve">Stephens B. M. and Minor E. C. (2010) DOM characteristics along the continuum from river to receiving basin: a comparison of freshwater and saline transects. </w:t>
-      </w:r>
-      <w:r>
-        <w:rPr>
-          <w:rFonts w:ascii="Arial" w:eastAsia="Arial" w:hAnsi="Arial" w:cs="Arial"/>
-          <w:i/>
-          <w:noProof/>
-          <w:sz w:val="22"/>
-          <w:szCs w:val="22"/>
-        </w:rPr>
-        <w:t>Aquat. Sci.</w:t>
-      </w:r>
-      <w:r>
-        <w:rPr>
-          <w:rFonts w:ascii="Arial" w:eastAsia="Arial" w:hAnsi="Arial" w:cs="Arial"/>
-          <w:noProof/>
-          <w:sz w:val="22"/>
-          <w:szCs w:val="22"/>
-        </w:rPr>
-        <w:t xml:space="preserve"> </w:t>
-      </w:r>
-      <w:r>
-        <w:rPr>
-          <w:rFonts w:ascii="Arial" w:eastAsia="Arial" w:hAnsi="Arial" w:cs="Arial"/>
-          <w:b/>
-          <w:noProof/>
-          <w:sz w:val="22"/>
-          <w:szCs w:val="22"/>
-        </w:rPr>
-        <w:t>72</w:t>
-      </w:r>
-      <w:r>
-        <w:rPr>
-          <w:rFonts w:ascii="Arial" w:eastAsia="Arial" w:hAnsi="Arial" w:cs="Arial"/>
-          <w:noProof/>
-          <w:sz w:val="22"/>
-          <w:szCs w:val="22"/>
-        </w:rPr>
-        <w:t>, 403–417.</w:t>
+        <w:t>Stephens B. M. and Minor E. C. (2010) DOM characteristics along the continuum from river to receiving basin: a comparison of freshwater and saline transects. Aquat. Sci. 72, 403–417.</w:t>
       </w:r>
     </w:p>
     <w:p>
@@ -16869,45 +11824,7 @@
           <w:sz w:val="22"/>
           <w:szCs w:val="22"/>
         </w:rPr>
-        <w:t xml:space="preserve">Stubbins A., Spencer R. G. M., Chen H., Hatcher P. G., Mopper K., Hernes P. J., Mwamba V. L., Mangangu A. M., Wabakanghanzi J. N. and Six J. (2010) Illuminated darkness: Molecular signatures of Congo River dissolved organic matter and its photochemical alteration as revealed by ultrahigh precision mass spectrometry. </w:t>
-      </w:r>
-      <w:r>
-        <w:rPr>
-          <w:rFonts w:ascii="Arial" w:eastAsia="Arial" w:hAnsi="Arial" w:cs="Arial"/>
-          <w:i/>
-          <w:noProof/>
-          <w:sz w:val="22"/>
-          <w:szCs w:val="22"/>
-        </w:rPr>
-        <w:t>Limnol. Oceanogr.</w:t>
-      </w:r>
-      <w:r>
-        <w:rPr>
-          <w:rFonts w:ascii="Arial" w:eastAsia="Arial" w:hAnsi="Arial" w:cs="Arial"/>
-          <w:noProof/>
-          <w:sz w:val="22"/>
-          <w:szCs w:val="22"/>
-        </w:rPr>
-        <w:t xml:space="preserve"> </w:t>
-      </w:r>
-      <w:r>
-        <w:rPr>
-          <w:rFonts w:ascii="Arial" w:eastAsia="Arial" w:hAnsi="Arial" w:cs="Arial"/>
-          <w:b/>
-          <w:noProof/>
-          <w:sz w:val="22"/>
-          <w:szCs w:val="22"/>
-        </w:rPr>
-        <w:t>55</w:t>
-      </w:r>
-      <w:r>
-        <w:rPr>
-          <w:rFonts w:ascii="Arial" w:eastAsia="Arial" w:hAnsi="Arial" w:cs="Arial"/>
-          <w:noProof/>
-          <w:sz w:val="22"/>
-          <w:szCs w:val="22"/>
-        </w:rPr>
-        <w:t>, 1467–1477.</w:t>
+        <w:t>Stubbins A., Spencer R. G. M., Chen H., Hatcher P. G., Mopper K., Hernes P. J., Mwamba V. L., Mangangu A. M., Wabakanghanzi J. N. and Six J. (2010) Illuminated darkness: Molecular signatures of Congo River dissolved organic matter and its photochemical alteration as revealed by ultrahigh precision mass spectrometry. Limnol. Oceanogr. 55, 1467–1477.</w:t>
       </w:r>
     </w:p>
     <w:p>
@@ -16929,45 +11846,7 @@
           <w:sz w:val="22"/>
           <w:szCs w:val="22"/>
         </w:rPr>
-        <w:t xml:space="preserve">Stücheli P. E., Niggemann J. and Schubert C. J. (2018) Comparison of different solid phase extraction sorbents for the qualitative assessment of dissolved organic nitrogen in freshwater samples using FT-ICR-MS. </w:t>
-      </w:r>
-      <w:r>
-        <w:rPr>
-          <w:rFonts w:ascii="Arial" w:eastAsia="Arial" w:hAnsi="Arial" w:cs="Arial"/>
-          <w:i/>
-          <w:noProof/>
-          <w:sz w:val="22"/>
-          <w:szCs w:val="22"/>
-        </w:rPr>
-        <w:t>J. Limnol.</w:t>
-      </w:r>
-      <w:r>
-        <w:rPr>
-          <w:rFonts w:ascii="Arial" w:eastAsia="Arial" w:hAnsi="Arial" w:cs="Arial"/>
-          <w:noProof/>
-          <w:sz w:val="22"/>
-          <w:szCs w:val="22"/>
-        </w:rPr>
-        <w:t xml:space="preserve"> </w:t>
-      </w:r>
-      <w:r>
-        <w:rPr>
-          <w:rFonts w:ascii="Arial" w:eastAsia="Arial" w:hAnsi="Arial" w:cs="Arial"/>
-          <w:b/>
-          <w:noProof/>
-          <w:sz w:val="22"/>
-          <w:szCs w:val="22"/>
-        </w:rPr>
-        <w:t>77</w:t>
-      </w:r>
-      <w:r>
-        <w:rPr>
-          <w:rFonts w:ascii="Arial" w:eastAsia="Arial" w:hAnsi="Arial" w:cs="Arial"/>
-          <w:noProof/>
-          <w:sz w:val="22"/>
-          <w:szCs w:val="22"/>
-        </w:rPr>
-        <w:t>, 400–411.</w:t>
+        <w:t>Stücheli P. E., Niggemann J. and Schubert C. J. (2018) Comparison of different solid phase extraction sorbents for the qualitative assessment of dissolved organic nitrogen in freshwater samples using FT-ICR-MS. J. Limnol. 77, 400–411.</w:t>
       </w:r>
     </w:p>
     <w:p>
@@ -16989,45 +11868,7 @@
           <w:sz w:val="22"/>
           <w:szCs w:val="22"/>
         </w:rPr>
-        <w:t xml:space="preserve">Tagestad J., Ward N. D., Butman D. and Stegen J. (2021) Small streams dominate US tidal reaches and will be disproportionately impacted by sea-level rise. </w:t>
-      </w:r>
-      <w:r>
-        <w:rPr>
-          <w:rFonts w:ascii="Arial" w:eastAsia="Arial" w:hAnsi="Arial" w:cs="Arial"/>
-          <w:i/>
-          <w:noProof/>
-          <w:sz w:val="22"/>
-          <w:szCs w:val="22"/>
-        </w:rPr>
-        <w:t>Sci. Total Environ.</w:t>
-      </w:r>
-      <w:r>
-        <w:rPr>
-          <w:rFonts w:ascii="Arial" w:eastAsia="Arial" w:hAnsi="Arial" w:cs="Arial"/>
-          <w:noProof/>
-          <w:sz w:val="22"/>
-          <w:szCs w:val="22"/>
-        </w:rPr>
-        <w:t xml:space="preserve"> </w:t>
-      </w:r>
-      <w:r>
-        <w:rPr>
-          <w:rFonts w:ascii="Arial" w:eastAsia="Arial" w:hAnsi="Arial" w:cs="Arial"/>
-          <w:b/>
-          <w:noProof/>
-          <w:sz w:val="22"/>
-          <w:szCs w:val="22"/>
-        </w:rPr>
-        <w:t>753</w:t>
-      </w:r>
-      <w:r>
-        <w:rPr>
-          <w:rFonts w:ascii="Arial" w:eastAsia="Arial" w:hAnsi="Arial" w:cs="Arial"/>
-          <w:noProof/>
-          <w:sz w:val="22"/>
-          <w:szCs w:val="22"/>
-        </w:rPr>
-        <w:t>, 141944.</w:t>
+        <w:t>Tagestad J., Ward N. D., Butman D. and Stegen J. (2021) Small streams dominate US tidal reaches and will be disproportionately impacted by sea-level rise. Sci. Total Environ. 753, 141944.</w:t>
       </w:r>
     </w:p>
     <w:p>
@@ -17049,45 +11890,7 @@
           <w:sz w:val="22"/>
           <w:szCs w:val="22"/>
         </w:rPr>
-        <w:t xml:space="preserve">Tolić N., Liu Y., Liyu A., Shen Y., Tfaily M. M., Kujawinski E. B., Longnecker K., Kuo L.-J., Robinson E. W., Paša-Tolić L. and Hess N. J. (2017) Formularity: Software for automated formula assignment of natural and other organic matter from ultrahigh-resolution mass spectra. </w:t>
-      </w:r>
-      <w:r>
-        <w:rPr>
-          <w:rFonts w:ascii="Arial" w:eastAsia="Arial" w:hAnsi="Arial" w:cs="Arial"/>
-          <w:i/>
-          <w:noProof/>
-          <w:sz w:val="22"/>
-          <w:szCs w:val="22"/>
-        </w:rPr>
-        <w:t>Anal. Chem.</w:t>
-      </w:r>
-      <w:r>
-        <w:rPr>
-          <w:rFonts w:ascii="Arial" w:eastAsia="Arial" w:hAnsi="Arial" w:cs="Arial"/>
-          <w:noProof/>
-          <w:sz w:val="22"/>
-          <w:szCs w:val="22"/>
-        </w:rPr>
-        <w:t xml:space="preserve"> </w:t>
-      </w:r>
-      <w:r>
-        <w:rPr>
-          <w:rFonts w:ascii="Arial" w:eastAsia="Arial" w:hAnsi="Arial" w:cs="Arial"/>
-          <w:b/>
-          <w:noProof/>
-          <w:sz w:val="22"/>
-          <w:szCs w:val="22"/>
-        </w:rPr>
-        <w:t>89</w:t>
-      </w:r>
-      <w:r>
-        <w:rPr>
-          <w:rFonts w:ascii="Arial" w:eastAsia="Arial" w:hAnsi="Arial" w:cs="Arial"/>
-          <w:noProof/>
-          <w:sz w:val="22"/>
-          <w:szCs w:val="22"/>
-        </w:rPr>
-        <w:t>, 12659–12665.</w:t>
+        <w:t>Tolić N., Liu Y., Liyu A., Shen Y., Tfaily M. M., Kujawinski E. B., Longnecker K., Kuo L.-J., Robinson E. W., Paša-Tolić L. and Hess N. J. (2017) Formularity: Software for automated formula assignment of natural and other organic matter from ultrahigh-resolution mass spectra. Anal. Chem. 89, 12659–12665.</w:t>
       </w:r>
     </w:p>
     <w:p>
@@ -17109,45 +11912,7 @@
           <w:sz w:val="22"/>
           <w:szCs w:val="22"/>
         </w:rPr>
-        <w:t xml:space="preserve">Tzortziou M., Neale P. J., Megonigal J. P., Pow C. L. and Butterworth M. (2011) Spatial gradients in dissolved carbon due to tidal marsh outwelling into a Chesapeake Bay estuary. </w:t>
-      </w:r>
-      <w:r>
-        <w:rPr>
-          <w:rFonts w:ascii="Arial" w:eastAsia="Arial" w:hAnsi="Arial" w:cs="Arial"/>
-          <w:i/>
-          <w:noProof/>
-          <w:sz w:val="22"/>
-          <w:szCs w:val="22"/>
-        </w:rPr>
-        <w:t>Mar. Ecol. Prog. Ser.</w:t>
-      </w:r>
-      <w:r>
-        <w:rPr>
-          <w:rFonts w:ascii="Arial" w:eastAsia="Arial" w:hAnsi="Arial" w:cs="Arial"/>
-          <w:noProof/>
-          <w:sz w:val="22"/>
-          <w:szCs w:val="22"/>
-        </w:rPr>
-        <w:t xml:space="preserve"> </w:t>
-      </w:r>
-      <w:r>
-        <w:rPr>
-          <w:rFonts w:ascii="Arial" w:eastAsia="Arial" w:hAnsi="Arial" w:cs="Arial"/>
-          <w:b/>
-          <w:noProof/>
-          <w:sz w:val="22"/>
-          <w:szCs w:val="22"/>
-        </w:rPr>
-        <w:t>426</w:t>
-      </w:r>
-      <w:r>
-        <w:rPr>
-          <w:rFonts w:ascii="Arial" w:eastAsia="Arial" w:hAnsi="Arial" w:cs="Arial"/>
-          <w:noProof/>
-          <w:sz w:val="22"/>
-          <w:szCs w:val="22"/>
-        </w:rPr>
-        <w:t>, 41–56.</w:t>
+        <w:t>Tzortziou M., Neale P. J., Megonigal J. P., Pow C. L. and Butterworth M. (2011) Spatial gradients in dissolved carbon due to tidal marsh outwelling into a Chesapeake Bay estuary. Mar. Ecol. Prog. Ser. 426, 41–56.</w:t>
       </w:r>
     </w:p>
     <w:p>
@@ -17169,45 +11934,7 @@
           <w:sz w:val="22"/>
           <w:szCs w:val="22"/>
         </w:rPr>
-        <w:t xml:space="preserve">Tzortziou M., Neale P. J., Osburn C. L., Megonigal J. P., Maie N. and Jaffé R. (2008) Tidal marshes as a source of optically and chemically distinctive colored dissolved organic matter in the Chesapeake Bay. </w:t>
-      </w:r>
-      <w:r>
-        <w:rPr>
-          <w:rFonts w:ascii="Arial" w:eastAsia="Arial" w:hAnsi="Arial" w:cs="Arial"/>
-          <w:i/>
-          <w:noProof/>
-          <w:sz w:val="22"/>
-          <w:szCs w:val="22"/>
-        </w:rPr>
-        <w:t>Limnol. Oceanogr.</w:t>
-      </w:r>
-      <w:r>
-        <w:rPr>
-          <w:rFonts w:ascii="Arial" w:eastAsia="Arial" w:hAnsi="Arial" w:cs="Arial"/>
-          <w:noProof/>
-          <w:sz w:val="22"/>
-          <w:szCs w:val="22"/>
-        </w:rPr>
-        <w:t xml:space="preserve"> </w:t>
-      </w:r>
-      <w:r>
-        <w:rPr>
-          <w:rFonts w:ascii="Arial" w:eastAsia="Arial" w:hAnsi="Arial" w:cs="Arial"/>
-          <w:b/>
-          <w:noProof/>
-          <w:sz w:val="22"/>
-          <w:szCs w:val="22"/>
-        </w:rPr>
-        <w:t>53</w:t>
-      </w:r>
-      <w:r>
-        <w:rPr>
-          <w:rFonts w:ascii="Arial" w:eastAsia="Arial" w:hAnsi="Arial" w:cs="Arial"/>
-          <w:noProof/>
-          <w:sz w:val="22"/>
-          <w:szCs w:val="22"/>
-        </w:rPr>
-        <w:t>, 148–159.</w:t>
+        <w:t>Tzortziou M., Neale P. J., Osburn C. L., Megonigal J. P., Maie N. and Jaffé R. (2008) Tidal marshes as a source of optically and chemically distinctive colored dissolved organic matter in the Chesapeake Bay. Limnol. Oceanogr. 53, 148–159.</w:t>
       </w:r>
     </w:p>
     <w:p>
@@ -17229,45 +11956,7 @@
           <w:sz w:val="22"/>
           <w:szCs w:val="22"/>
         </w:rPr>
-        <w:t xml:space="preserve">Urban N. R., Apul D. S. and Auer M. T. (2004) Community respiration rates in lake superior. </w:t>
-      </w:r>
-      <w:r>
-        <w:rPr>
-          <w:rFonts w:ascii="Arial" w:eastAsia="Arial" w:hAnsi="Arial" w:cs="Arial"/>
-          <w:i/>
-          <w:noProof/>
-          <w:sz w:val="22"/>
-          <w:szCs w:val="22"/>
-        </w:rPr>
-        <w:t>J. Great Lakes Res.</w:t>
-      </w:r>
-      <w:r>
-        <w:rPr>
-          <w:rFonts w:ascii="Arial" w:eastAsia="Arial" w:hAnsi="Arial" w:cs="Arial"/>
-          <w:noProof/>
-          <w:sz w:val="22"/>
-          <w:szCs w:val="22"/>
-        </w:rPr>
-        <w:t xml:space="preserve"> </w:t>
-      </w:r>
-      <w:r>
-        <w:rPr>
-          <w:rFonts w:ascii="Arial" w:eastAsia="Arial" w:hAnsi="Arial" w:cs="Arial"/>
-          <w:b/>
-          <w:noProof/>
-          <w:sz w:val="22"/>
-          <w:szCs w:val="22"/>
-        </w:rPr>
-        <w:t>30</w:t>
-      </w:r>
-      <w:r>
-        <w:rPr>
-          <w:rFonts w:ascii="Arial" w:eastAsia="Arial" w:hAnsi="Arial" w:cs="Arial"/>
-          <w:noProof/>
-          <w:sz w:val="22"/>
-          <w:szCs w:val="22"/>
-        </w:rPr>
-        <w:t>, 230–244.</w:t>
+        <w:t>Urban N. R., Apul D. S. and Auer M. T. (2004) Community respiration rates in lake superior. J. Great Lakes Res. 30, 230–244.</w:t>
       </w:r>
     </w:p>
     <w:p>
@@ -17289,45 +11978,7 @@
           <w:sz w:val="22"/>
           <w:szCs w:val="22"/>
         </w:rPr>
-        <w:t xml:space="preserve">Wang F., Sanders C. J., Santos I. R., Tang J., Schuerch M., Kirwan M. L., Kopp R. E., Zhu K., Li X., Yuan J., Liu W. and Li Z. (2021) Global blue carbon accumulation in tidal wetlands increases with climate change. </w:t>
-      </w:r>
-      <w:r>
-        <w:rPr>
-          <w:rFonts w:ascii="Arial" w:eastAsia="Arial" w:hAnsi="Arial" w:cs="Arial"/>
-          <w:i/>
-          <w:noProof/>
-          <w:sz w:val="22"/>
-          <w:szCs w:val="22"/>
-        </w:rPr>
-        <w:t>Natl Sci Rev</w:t>
-      </w:r>
-      <w:r>
-        <w:rPr>
-          <w:rFonts w:ascii="Arial" w:eastAsia="Arial" w:hAnsi="Arial" w:cs="Arial"/>
-          <w:noProof/>
-          <w:sz w:val="22"/>
-          <w:szCs w:val="22"/>
-        </w:rPr>
-        <w:t xml:space="preserve"> </w:t>
-      </w:r>
-      <w:r>
-        <w:rPr>
-          <w:rFonts w:ascii="Arial" w:eastAsia="Arial" w:hAnsi="Arial" w:cs="Arial"/>
-          <w:b/>
-          <w:noProof/>
-          <w:sz w:val="22"/>
-          <w:szCs w:val="22"/>
-        </w:rPr>
-        <w:t>8</w:t>
-      </w:r>
-      <w:r>
-        <w:rPr>
-          <w:rFonts w:ascii="Arial" w:eastAsia="Arial" w:hAnsi="Arial" w:cs="Arial"/>
-          <w:noProof/>
-          <w:sz w:val="22"/>
-          <w:szCs w:val="22"/>
-        </w:rPr>
-        <w:t>, nwaa296.</w:t>
+        <w:t>Wang F., Sanders C. J., Santos I. R., Tang J., Schuerch M., Kirwan M. L., Kopp R. E., Zhu K., Li X., Yuan J., Liu W. and Li Z. (2021) Global blue carbon accumulation in tidal wetlands increases with climate change. Natl Sci Rev 8, nwaa296.</w:t>
       </w:r>
     </w:p>
     <w:p>
@@ -17349,26 +12000,7 @@
           <w:sz w:val="22"/>
           <w:szCs w:val="22"/>
         </w:rPr>
-        <w:t xml:space="preserve">Ward N. D., Bianchi T. S. and Medeiros P. M. (2017) Where carbon goes when water flows: carbon cycling across the aquatic continuum. </w:t>
-      </w:r>
-      <w:r>
-        <w:rPr>
-          <w:rFonts w:ascii="Arial" w:eastAsia="Arial" w:hAnsi="Arial" w:cs="Arial"/>
-          <w:i/>
-          <w:noProof/>
-          <w:sz w:val="22"/>
-          <w:szCs w:val="22"/>
-        </w:rPr>
-        <w:t>Frontiers in Marine</w:t>
-      </w:r>
-      <w:r>
-        <w:rPr>
-          <w:rFonts w:ascii="Arial" w:eastAsia="Arial" w:hAnsi="Arial" w:cs="Arial"/>
-          <w:noProof/>
-          <w:sz w:val="22"/>
-          <w:szCs w:val="22"/>
-        </w:rPr>
-        <w:t>.</w:t>
+        <w:t>Ward N. D., Bianchi T. S. and Medeiros P. M. (2017) Where carbon goes when water flows: carbon cycling across the aquatic continuum. Frontiers in Marine.</w:t>
       </w:r>
     </w:p>
     <w:p>
@@ -17390,26 +12022,7 @@
           <w:sz w:val="22"/>
           <w:szCs w:val="22"/>
         </w:rPr>
-        <w:t xml:space="preserve">Ward N. D., Bianchi T. S., Osburn C. L. and Myers-Pigg A. (2023) Biogeochemical changes in estuaries. In </w:t>
-      </w:r>
-      <w:r>
-        <w:rPr>
-          <w:rFonts w:ascii="Arial" w:eastAsia="Arial" w:hAnsi="Arial" w:cs="Arial"/>
-          <w:i/>
-          <w:noProof/>
-          <w:sz w:val="22"/>
-          <w:szCs w:val="22"/>
-        </w:rPr>
-        <w:t>Climate Change and Estuaries</w:t>
-      </w:r>
-      <w:r>
-        <w:rPr>
-          <w:rFonts w:ascii="Arial" w:eastAsia="Arial" w:hAnsi="Arial" w:cs="Arial"/>
-          <w:noProof/>
-          <w:sz w:val="22"/>
-          <w:szCs w:val="22"/>
-        </w:rPr>
-        <w:t xml:space="preserve"> CRC Press, Boca Raton. pp. 113–142.</w:t>
+        <w:t>Ward N. D., Bianchi T. S., Osburn C. L. and Myers-Pigg A. (2023) Biogeochemical changes in estuaries. In Climate Change and Estuaries CRC Press, Boca Raton. pp. 113–142.</w:t>
       </w:r>
     </w:p>
     <w:p>
@@ -17431,45 +12044,7 @@
           <w:sz w:val="22"/>
           <w:szCs w:val="22"/>
         </w:rPr>
-        <w:t xml:space="preserve">Ward N. D., Megonigal J. P., Bond-Lamberty B., Bailey V. L., Butman D., Canuel E. A., Diefenderfer H., Ganju N. K., Goñi M. A., Graham E. B., Hopkinson C. S., Khangaonkar T., Langley J. A., McDowell N. G., Myers-Pigg A. N., Neumann R. B., Osburn C. L., Price R. M., Rowland J., Sengupta A., Simard M., Thornton P. E., Tzortziou M., Vargas R., Weisenhorn P. B. and Windham-Myers L. (2020) Representing the function and sensitivity of coastal interfaces in Earth system models. </w:t>
-      </w:r>
-      <w:r>
-        <w:rPr>
-          <w:rFonts w:ascii="Arial" w:eastAsia="Arial" w:hAnsi="Arial" w:cs="Arial"/>
-          <w:i/>
-          <w:noProof/>
-          <w:sz w:val="22"/>
-          <w:szCs w:val="22"/>
-        </w:rPr>
-        <w:t>Nat. Commun.</w:t>
-      </w:r>
-      <w:r>
-        <w:rPr>
-          <w:rFonts w:ascii="Arial" w:eastAsia="Arial" w:hAnsi="Arial" w:cs="Arial"/>
-          <w:noProof/>
-          <w:sz w:val="22"/>
-          <w:szCs w:val="22"/>
-        </w:rPr>
-        <w:t xml:space="preserve"> </w:t>
-      </w:r>
-      <w:r>
-        <w:rPr>
-          <w:rFonts w:ascii="Arial" w:eastAsia="Arial" w:hAnsi="Arial" w:cs="Arial"/>
-          <w:b/>
-          <w:noProof/>
-          <w:sz w:val="22"/>
-          <w:szCs w:val="22"/>
-        </w:rPr>
-        <w:t>11</w:t>
-      </w:r>
-      <w:r>
-        <w:rPr>
-          <w:rFonts w:ascii="Arial" w:eastAsia="Arial" w:hAnsi="Arial" w:cs="Arial"/>
-          <w:noProof/>
-          <w:sz w:val="22"/>
-          <w:szCs w:val="22"/>
-        </w:rPr>
-        <w:t>, 2458.</w:t>
+        <w:t>Ward N. D., Megonigal J. P., Bond-Lamberty B., Bailey V. L., Butman D., Canuel E. A., Diefenderfer H., Ganju N. K., Goñi M. A., Graham E. B., Hopkinson C. S., Khangaonkar T., Langley J. A., McDowell N. G., Myers-Pigg A. N., Neumann R. B., Osburn C. L., Price R. M., Rowland J., Sengupta A., Simard M., Thornton P. E., Tzortziou M., Vargas R., Weisenhorn P. B. and Windham-Myers L. (2020) Representing the function and sensitivity of coastal interfaces in Earth system models. Nat. Commun. 11, 2458.</w:t>
       </w:r>
     </w:p>
     <w:p>
@@ -17491,45 +12066,7 @@
           <w:sz w:val="22"/>
           <w:szCs w:val="22"/>
         </w:rPr>
-        <w:t xml:space="preserve">Weishaar J. L., Aiken G. R., Bergamaschi B. A., Fram M. S., Fujii R. and Mopper K. (2003) Evaluation of specific ultraviolet absorbance as an indicator of the chemical composition and reactivity of dissolved organic carbon. </w:t>
-      </w:r>
-      <w:r>
-        <w:rPr>
-          <w:rFonts w:ascii="Arial" w:eastAsia="Arial" w:hAnsi="Arial" w:cs="Arial"/>
-          <w:i/>
-          <w:noProof/>
-          <w:sz w:val="22"/>
-          <w:szCs w:val="22"/>
-        </w:rPr>
-        <w:t>Environ. Sci. Technol.</w:t>
-      </w:r>
-      <w:r>
-        <w:rPr>
-          <w:rFonts w:ascii="Arial" w:eastAsia="Arial" w:hAnsi="Arial" w:cs="Arial"/>
-          <w:noProof/>
-          <w:sz w:val="22"/>
-          <w:szCs w:val="22"/>
-        </w:rPr>
-        <w:t xml:space="preserve"> </w:t>
-      </w:r>
-      <w:r>
-        <w:rPr>
-          <w:rFonts w:ascii="Arial" w:eastAsia="Arial" w:hAnsi="Arial" w:cs="Arial"/>
-          <w:b/>
-          <w:noProof/>
-          <w:sz w:val="22"/>
-          <w:szCs w:val="22"/>
-        </w:rPr>
-        <w:t>37</w:t>
-      </w:r>
-      <w:r>
-        <w:rPr>
-          <w:rFonts w:ascii="Arial" w:eastAsia="Arial" w:hAnsi="Arial" w:cs="Arial"/>
-          <w:noProof/>
-          <w:sz w:val="22"/>
-          <w:szCs w:val="22"/>
-        </w:rPr>
-        <w:t>, 4702–4708.</w:t>
+        <w:t>Weishaar J. L., Aiken G. R., Bergamaschi B. A., Fram M. S., Fujii R. and Mopper K. (2003) Evaluation of specific ultraviolet absorbance as an indicator of the chemical composition and reactivity of dissolved organic carbon. Environ. Sci. Technol. 37, 4702–4708.</w:t>
       </w:r>
     </w:p>
     <w:p>
@@ -17551,45 +12088,7 @@
           <w:sz w:val="22"/>
           <w:szCs w:val="22"/>
         </w:rPr>
-        <w:t xml:space="preserve">Wünsch U. J., Bro R., Stedmon C. A., Wenig P. and Murphy K. R. (2019) Emerging patterns in the global distribution of dissolved organic matter fluorescence. </w:t>
-      </w:r>
-      <w:r>
-        <w:rPr>
-          <w:rFonts w:ascii="Arial" w:eastAsia="Arial" w:hAnsi="Arial" w:cs="Arial"/>
-          <w:i/>
-          <w:noProof/>
-          <w:sz w:val="22"/>
-          <w:szCs w:val="22"/>
-        </w:rPr>
-        <w:t>Anal. Methods</w:t>
-      </w:r>
-      <w:r>
-        <w:rPr>
-          <w:rFonts w:ascii="Arial" w:eastAsia="Arial" w:hAnsi="Arial" w:cs="Arial"/>
-          <w:noProof/>
-          <w:sz w:val="22"/>
-          <w:szCs w:val="22"/>
-        </w:rPr>
-        <w:t xml:space="preserve"> </w:t>
-      </w:r>
-      <w:r>
-        <w:rPr>
-          <w:rFonts w:ascii="Arial" w:eastAsia="Arial" w:hAnsi="Arial" w:cs="Arial"/>
-          <w:b/>
-          <w:noProof/>
-          <w:sz w:val="22"/>
-          <w:szCs w:val="22"/>
-        </w:rPr>
-        <w:t>11</w:t>
-      </w:r>
-      <w:r>
-        <w:rPr>
-          <w:rFonts w:ascii="Arial" w:eastAsia="Arial" w:hAnsi="Arial" w:cs="Arial"/>
-          <w:noProof/>
-          <w:sz w:val="22"/>
-          <w:szCs w:val="22"/>
-        </w:rPr>
-        <w:t>, 888–893.</w:t>
+        <w:t>Wünsch U. J., Bro R., Stedmon C. A., Wenig P. and Murphy K. R. (2019) Emerging patterns in the global distribution of dissolved organic matter fluorescence. Anal. Methods 11, 888–893.</w:t>
       </w:r>
     </w:p>
     <w:p>
@@ -17611,45 +12110,7 @@
           <w:sz w:val="22"/>
           <w:szCs w:val="22"/>
         </w:rPr>
-        <w:t xml:space="preserve">Yamashita Y. and Jaffé R. (2008) Characterizing the interactions between trace metals and dissolved organic matter using excitation-emission matrix and parallel factor analysis. </w:t>
-      </w:r>
-      <w:r>
-        <w:rPr>
-          <w:rFonts w:ascii="Arial" w:eastAsia="Arial" w:hAnsi="Arial" w:cs="Arial"/>
-          <w:i/>
-          <w:noProof/>
-          <w:sz w:val="22"/>
-          <w:szCs w:val="22"/>
-        </w:rPr>
-        <w:t>Environ. Sci. Technol.</w:t>
-      </w:r>
-      <w:r>
-        <w:rPr>
-          <w:rFonts w:ascii="Arial" w:eastAsia="Arial" w:hAnsi="Arial" w:cs="Arial"/>
-          <w:noProof/>
-          <w:sz w:val="22"/>
-          <w:szCs w:val="22"/>
-        </w:rPr>
-        <w:t xml:space="preserve"> </w:t>
-      </w:r>
-      <w:r>
-        <w:rPr>
-          <w:rFonts w:ascii="Arial" w:eastAsia="Arial" w:hAnsi="Arial" w:cs="Arial"/>
-          <w:b/>
-          <w:noProof/>
-          <w:sz w:val="22"/>
-          <w:szCs w:val="22"/>
-        </w:rPr>
-        <w:t>42</w:t>
-      </w:r>
-      <w:r>
-        <w:rPr>
-          <w:rFonts w:ascii="Arial" w:eastAsia="Arial" w:hAnsi="Arial" w:cs="Arial"/>
-          <w:noProof/>
-          <w:sz w:val="22"/>
-          <w:szCs w:val="22"/>
-        </w:rPr>
-        <w:t>, 7374–7379.</w:t>
+        <w:t>Yamashita Y. and Jaffé R. (2008) Characterizing the interactions between trace metals and dissolved organic matter using excitation-emission matrix and parallel factor analysis. Environ. Sci. Technol. 42, 7374–7379.</w:t>
       </w:r>
     </w:p>
     <w:p>
@@ -17671,45 +12132,7 @@
           <w:sz w:val="22"/>
           <w:szCs w:val="22"/>
         </w:rPr>
-        <w:t xml:space="preserve">Yurista P. M., Kelly J. R. and Scharold J. V. (2016) Great Lakes nearshore–offshore: Distinct water quality regions. </w:t>
-      </w:r>
-      <w:r>
-        <w:rPr>
-          <w:rFonts w:ascii="Arial" w:eastAsia="Arial" w:hAnsi="Arial" w:cs="Arial"/>
-          <w:i/>
-          <w:noProof/>
-          <w:sz w:val="22"/>
-          <w:szCs w:val="22"/>
-        </w:rPr>
-        <w:t>J. Great Lakes Res.</w:t>
-      </w:r>
-      <w:r>
-        <w:rPr>
-          <w:rFonts w:ascii="Arial" w:eastAsia="Arial" w:hAnsi="Arial" w:cs="Arial"/>
-          <w:noProof/>
-          <w:sz w:val="22"/>
-          <w:szCs w:val="22"/>
-        </w:rPr>
-        <w:t xml:space="preserve"> </w:t>
-      </w:r>
-      <w:r>
-        <w:rPr>
-          <w:rFonts w:ascii="Arial" w:eastAsia="Arial" w:hAnsi="Arial" w:cs="Arial"/>
-          <w:b/>
-          <w:noProof/>
-          <w:sz w:val="22"/>
-          <w:szCs w:val="22"/>
-        </w:rPr>
-        <w:t>42</w:t>
-      </w:r>
-      <w:r>
-        <w:rPr>
-          <w:rFonts w:ascii="Arial" w:eastAsia="Arial" w:hAnsi="Arial" w:cs="Arial"/>
-          <w:noProof/>
-          <w:sz w:val="22"/>
-          <w:szCs w:val="22"/>
-        </w:rPr>
-        <w:t>, 375–385.</w:t>
+        <w:t>Yurista P. M., Kelly J. R. and Scharold J. V. (2016) Great Lakes nearshore–offshore: Distinct water quality regions. J. Great Lakes Res. 42, 375–385.</w:t>
       </w:r>
     </w:p>
     <w:p>
@@ -17731,17 +12154,7 @@
           <w:sz w:val="22"/>
           <w:szCs w:val="22"/>
         </w:rPr>
-        <w:t xml:space="preserve">Zhang H., Lauerwald R., Régnier P., Ciais P., Van Oost K., Naipal V., Guenet B. and Yuan W. (2022) Estimating the lateral transfer of organic carbon through the European river network using a land surface model. </w:t>
-      </w:r>
-      <w:r>
-        <w:rPr>
-          <w:rFonts w:ascii="Arial" w:eastAsia="Arial" w:hAnsi="Arial" w:cs="Arial"/>
-          <w:i/>
-          <w:noProof/>
-          <w:sz w:val="22"/>
-          <w:szCs w:val="22"/>
-        </w:rPr>
-        <w:t>Earth Syst. Dyn.</w:t>
+        <w:t>Zhang H., Lauerwald R., Régnier P., Ciais P., Van Oost K., Naipal V., Guenet B. and Yuan W. (2022) Estimating the lateral transfer of organic carbon through the European river network using a land surface model. Earth Syst. Dyn.</w:t>
       </w:r>
     </w:p>
     <w:p>
@@ -17762,45 +12175,7 @@
           <w:sz w:val="22"/>
           <w:szCs w:val="22"/>
         </w:rPr>
-        <w:t xml:space="preserve">Zhou Z., Guo L. and Minor E. C. (2016) Characterization of bulk and chromophoric dissolved organic matter in the Laurentian Great Lakes during summer 2013. </w:t>
-      </w:r>
-      <w:r>
-        <w:rPr>
-          <w:rFonts w:ascii="Arial" w:eastAsia="Arial" w:hAnsi="Arial" w:cs="Arial"/>
-          <w:i/>
-          <w:noProof/>
-          <w:sz w:val="22"/>
-          <w:szCs w:val="22"/>
-        </w:rPr>
-        <w:t>J. Great Lakes Res.</w:t>
-      </w:r>
-      <w:r>
-        <w:rPr>
-          <w:rFonts w:ascii="Arial" w:eastAsia="Arial" w:hAnsi="Arial" w:cs="Arial"/>
-          <w:noProof/>
-          <w:sz w:val="22"/>
-          <w:szCs w:val="22"/>
-        </w:rPr>
-        <w:t xml:space="preserve"> </w:t>
-      </w:r>
-      <w:r>
-        <w:rPr>
-          <w:rFonts w:ascii="Arial" w:eastAsia="Arial" w:hAnsi="Arial" w:cs="Arial"/>
-          <w:b/>
-          <w:noProof/>
-          <w:sz w:val="22"/>
-          <w:szCs w:val="22"/>
-        </w:rPr>
-        <w:t>42</w:t>
-      </w:r>
-      <w:r>
-        <w:rPr>
-          <w:rFonts w:ascii="Arial" w:eastAsia="Arial" w:hAnsi="Arial" w:cs="Arial"/>
-          <w:noProof/>
-          <w:sz w:val="22"/>
-          <w:szCs w:val="22"/>
-        </w:rPr>
-        <w:t>, 789–801.</w:t>
+        <w:t>Zhou Z., Guo L. and Minor E. C. (2016) Characterization of bulk and chromophoric dissolved organic matter in the Laurentian Great Lakes during summer 2013. J. Great Lakes Res. 42, 789–801.</w:t>
       </w:r>
       <w:r>
         <w:rPr>
@@ -17822,12 +12197,8 @@
 </w:document>
 </file>
 
-<file path=word/numbering.xml><?xml version="1.0" encoding="utf-8"?>
-<w:numbering xmlns:wpc="http://schemas.microsoft.com/office/word/2010/wordprocessingCanvas" xmlns:cx="http://schemas.microsoft.com/office/drawing/2014/chartex" xmlns:cx1="http://schemas.microsoft.com/office/drawing/2015/9/8/chartex" xmlns:cx2="http://schemas.microsoft.com/office/drawing/2015/10/21/chartex" xmlns:cx3="http://schemas.microsoft.com/office/drawing/2016/5/9/chartex" xmlns:cx4="http://schemas.microsoft.com/office/drawing/2016/5/10/chartex" xmlns:cx5="http://schemas.microsoft.com/office/drawing/2016/5/11/chartex" xmlns:cx6="http://schemas.microsoft.com/office/drawing/2016/5/12/chartex" xmlns:cx7="http://schemas.microsoft.com/office/drawing/2016/5/13/chartex" xmlns:cx8="http://schemas.microsoft.com/office/drawing/2016/5/14/chartex" xmlns:mc="http://schemas.openxmlformats.org/markup-compatibility/2006" xmlns:aink="http://schemas.microsoft.com/office/drawing/2016/ink" xmlns:am3d="http://schemas.microsoft.com/office/drawing/2017/model3d" xmlns:o="urn:schemas-microsoft-com:office:office" xmlns:oel="http://schemas.microsoft.com/office/2019/extlst" xmlns:r="http://schemas.openxmlformats.org/officeDocument/2006/relationships" xmlns:m="http://schemas.openxmlformats.org/officeDocument/2006/math" xmlns:v="urn:schemas-microsoft-com:vml" xmlns:wp14="http://schemas.microsoft.com/office/word/2010/wordprocessingDrawing" xmlns:wp="http://schemas.openxmlformats.org/drawingml/2006/wordprocessingDrawing" xmlns:w10="urn:schemas-microsoft-com:office:word" xmlns:w="http://schemas.openxmlformats.org/wordprocessingml/2006/main" xmlns:w14="http://schemas.microsoft.com/office/word/2010/wordml" xmlns:w15="http://schemas.microsoft.com/office/word/2012/wordml" xmlns:w16cex="http://schemas.microsoft.com/office/word/2018/wordml/cex" xmlns:w16cid="http://schemas.microsoft.com/office/word/2016/wordml/cid" xmlns:w16="http://schemas.microsoft.com/office/word/2018/wordml" xmlns:w16du="http://schemas.microsoft.com/office/word/2023/wordml/word16du" xmlns:w16sdtdh="http://schemas.microsoft.com/office/word/2020/wordml/sdtdatahash" xmlns:w16se="http://schemas.microsoft.com/office/word/2015/wordml/symex" xmlns:wpg="http://schemas.microsoft.com/office/word/2010/wordprocessingGroup" xmlns:wpi="http://schemas.microsoft.com/office/word/2010/wordprocessingInk" xmlns:wne="http://schemas.microsoft.com/office/word/2006/wordml" xmlns:wps="http://schemas.microsoft.com/office/word/2010/wordprocessingShape" mc:Ignorable="w14 w15 w16se w16cid w16 w16cex w16sdtdh w16du wp14"/>
-</file>
-
 <file path=word/styles.xml><?xml version="1.0" encoding="utf-8"?>
-<w:styles xmlns:mc="http://schemas.openxmlformats.org/markup-compatibility/2006" xmlns:r="http://schemas.openxmlformats.org/officeDocument/2006/relationships" xmlns:w="http://schemas.openxmlformats.org/wordprocessingml/2006/main" xmlns:w14="http://schemas.microsoft.com/office/word/2010/wordml" xmlns:w15="http://schemas.microsoft.com/office/word/2012/wordml" xmlns:w16cex="http://schemas.microsoft.com/office/word/2018/wordml/cex" xmlns:w16cid="http://schemas.microsoft.com/office/word/2016/wordml/cid" xmlns:w16="http://schemas.microsoft.com/office/word/2018/wordml" xmlns:w16du="http://schemas.microsoft.com/office/word/2023/wordml/word16du" xmlns:w16sdtdh="http://schemas.microsoft.com/office/word/2020/wordml/sdtdatahash" xmlns:w16se="http://schemas.microsoft.com/office/word/2015/wordml/symex" mc:Ignorable="w14 w15 w16se w16cid w16 w16cex w16sdtdh w16du">
+<w:styles xmlns:mc="http://schemas.openxmlformats.org/markup-compatibility/2006" xmlns:r="http://schemas.openxmlformats.org/officeDocument/2006/relationships" xmlns:w="http://schemas.openxmlformats.org/wordprocessingml/2006/main" xmlns:w14="http://schemas.microsoft.com/office/word/2010/wordml" xmlns:w15="http://schemas.microsoft.com/office/word/2012/wordml" xmlns:w16cex="http://schemas.microsoft.com/office/word/2018/wordml/cex" xmlns:w16cid="http://schemas.microsoft.com/office/word/2016/wordml/cid" xmlns:w16="http://schemas.microsoft.com/office/word/2018/wordml" xmlns:w16du="http://schemas.microsoft.com/office/word/2023/wordml/word16du" xmlns:w16sdtdh="http://schemas.microsoft.com/office/word/2020/wordml/sdtdatahash" xmlns:w16sdtfl="http://schemas.microsoft.com/office/word/2024/wordml/sdtformatlock" xmlns:w16se="http://schemas.microsoft.com/office/word/2015/wordml/symex" mc:Ignorable="w14 w15 w16se w16cid w16 w16cex w16sdtdh w16sdtfl w16du">
   <w:docDefaults>
     <w:rPrDefault>
       <w:rPr>
@@ -18350,6 +12721,8 @@
   <w:style w:type="table" w:default="1" w:styleId="TableNormal">
     <w:name w:val="Normal Table"/>
     <w:uiPriority w:val="99"/>
+    <w:semiHidden/>
+    <w:unhideWhenUsed/>
     <w:tblPr>
       <w:tblInd w:w="0" w:type="dxa"/>
       <w:tblCellMar>
